--- a/public/forms/JOFOC_MASTER.docx
+++ b/public/forms/JOFOC_MASTER.docx
@@ -1,751 +1,5075 @@
 
 <file path=word/document.xml><?xml version="1.0" encoding="utf-8"?>
-<w:document xmlns:w="http://schemas.openxmlformats.org/wordprocessingml/2006/main" xmlns:r="http://schemas.openxmlformats.org/officeDocument/2006/relationships" xmlns:w14="http://schemas.microsoft.com/office/word/2010/wordml">
+<w:document xmlns:ns1="http://schemas.openxmlformats.org/markup-compatibility/2006" xmlns:ns2="http://schemas.microsoft.com/office/word/2010/wordml" xmlns:w="http://schemas.openxmlformats.org/wordprocessingml/2006/main" ns1:Ignorable="w14 w15 w16se w16cid w16 w16cex w16sdtdh w16sdtfl w16du wp14">
   <w:body>
+    <w:p ns2:paraId="07D25575" ns2:textId="77777777">
+      <w:pPr>
+        <w:jc w:val="center"/>
+        <w:rPr>
+          <w:bCs/>
+          <w:sz w:val="28"/>
+          <w:szCs w:val="28"/>
+        </w:rPr>
+      </w:pPr>
+      <w:r>
+        <w:rPr>
+          <w:bCs/>
+          <w:sz w:val="28"/>
+          <w:szCs w:val="28"/>
+        </w:rPr>
+        <w:t>NATIONAL AERONAUTICS</w:t>
+      </w:r>
+      <w:r>
+        <w:rPr>
+          <w:bCs/>
+          <w:sz w:val="28"/>
+          <w:szCs w:val="28"/>
+        </w:rPr>
+        <w:t xml:space="preserve"> AND SPACE ADMINISTRATION</w:t>
+      </w:r>
+    </w:p>
+    <w:p ns2:paraId="2B250D2C" ns2:textId="0835A3EF">
+      <w:pPr>
+        <w:pStyle w:val="ListParagraph"/>
+        <w:spacing w:after="0" w:line="240" w:lineRule="auto"/>
+        <w:ind w:left="360"/>
+        <w:jc w:val="center"/>
+        <w:rPr>
+          <w:sz w:val="28"/>
+          <w:szCs w:val="28"/>
+        </w:rPr>
+      </w:pPr>
+      <w:r>
+        <w:t>[[CENTER_NAME_ACRONYM]]</w:t>
+      </w:r>
+    </w:p>
+    <w:p ns2:paraId="47771625" ns2:textId="77777777">
+      <w:pPr>
+        <w:jc w:val="center"/>
+        <w:rPr>
+          <w:bCs/>
+          <w:sz w:val="28"/>
+          <w:szCs w:val="28"/>
+        </w:rPr>
+      </w:pPr>
+      <w:r>
+        <w:rPr>
+          <w:bCs/>
+          <w:sz w:val="28"/>
+          <w:szCs w:val="28"/>
+        </w:rPr>
+        <w:t>JUSTIFICATION FOR OTHER THAN FULL AND OPEN COMPETITION (JOFOC)</w:t>
+      </w:r>
+    </w:p>
+    <w:p ns2:paraId="3E995605" ns2:textId="77777777">
+      <w:pPr>
+        <w:jc w:val="center"/>
+        <w:rPr>
+          <w:i/>
+          <w:color w:val="002060"/>
+          <w:sz w:val="28"/>
+          <w:szCs w:val="28"/>
+        </w:rPr>
+      </w:pPr>
+      <w:r>
+        <w:t>[[FOR_SOLICITATION_CONTRACT]]</w:t>
+      </w:r>
+    </w:p>
+    <w:p ns2:paraId="1B85C9B9" ns2:textId="77777777">
+      <w:pPr>
+        <w:jc w:val="center"/>
+        <w:rPr>
+          <w:b/>
+          <w:bCs/>
+          <w:caps/>
+          <w:u w:val="single"/>
+        </w:rPr>
+      </w:pPr>
+    </w:p>
+    <w:p ns2:paraId="5150F81E" ns2:textId="77777777">
+      <w:pPr>
+        <w:rPr>
+          <w:color w:val="002060"/>
+        </w:rPr>
+      </w:pPr>
+    </w:p>
+    <w:p ns2:paraId="2A4B6C3E" ns2:textId="2E94C812">
+      <w:pPr>
+        <w:pStyle w:val="ListParagraph"/>
+        <w:numPr>
+          <w:ilvl w:val="0"/>
+          <w:numId w:val="17"/>
+        </w:numPr>
+        <w:spacing w:after="0" w:line="240" w:lineRule="auto"/>
+        <w:ind w:left="360"/>
+        <w:rPr>
+          <w:rFonts w:ascii="Times New Roman" w:hAnsi="Times New Roman"/>
+          <w:b/>
+          <w:sz w:val="24"/>
+          <w:szCs w:val="24"/>
+          <w:u w:val="thick"/>
+        </w:rPr>
+      </w:pPr>
+      <w:r>
+        <w:rPr>
+          <w:rFonts w:ascii="Times New Roman" w:hAnsi="Times New Roman"/>
+          <w:b/>
+          <w:sz w:val="24"/>
+          <w:szCs w:val="24"/>
+          <w:u w:val="thick"/>
+        </w:rPr>
+        <w:t>Federal Acquisition Regulation (</w:t>
+      </w:r>
+      <w:r>
+        <w:rPr>
+          <w:rFonts w:ascii="Times New Roman" w:hAnsi="Times New Roman"/>
+          <w:b/>
+          <w:sz w:val="24"/>
+          <w:szCs w:val="24"/>
+          <w:u w:val="thick"/>
+        </w:rPr>
+        <w:t>FAR</w:t>
+      </w:r>
+      <w:r>
+        <w:rPr>
+          <w:rFonts w:ascii="Times New Roman" w:hAnsi="Times New Roman"/>
+          <w:b/>
+          <w:sz w:val="24"/>
+          <w:szCs w:val="24"/>
+          <w:u w:val="thick"/>
+        </w:rPr>
+        <w:t>)</w:t>
+      </w:r>
+      <w:r>
+        <w:rPr>
+          <w:rFonts w:ascii="Times New Roman" w:hAnsi="Times New Roman"/>
+          <w:b/>
+          <w:sz w:val="24"/>
+          <w:szCs w:val="24"/>
+          <w:u w:val="thick"/>
+        </w:rPr>
+        <w:t xml:space="preserve"> 6.</w:t>
+      </w:r>
+      <w:r>
+        <w:rPr>
+          <w:rFonts w:ascii="Times New Roman" w:hAnsi="Times New Roman"/>
+          <w:b/>
+          <w:sz w:val="24"/>
+          <w:szCs w:val="24"/>
+          <w:u w:val="thick"/>
+        </w:rPr>
+        <w:t>1</w:t>
+      </w:r>
+      <w:r>
+        <w:rPr>
+          <w:rFonts w:ascii="Times New Roman" w:hAnsi="Times New Roman"/>
+          <w:b/>
+          <w:sz w:val="24"/>
+          <w:szCs w:val="24"/>
+          <w:u w:val="thick"/>
+        </w:rPr>
+        <w:t>0</w:t>
+      </w:r>
+      <w:r>
+        <w:rPr>
+          <w:rFonts w:ascii="Times New Roman" w:hAnsi="Times New Roman"/>
+          <w:b/>
+          <w:sz w:val="24"/>
+          <w:szCs w:val="24"/>
+          <w:u w:val="thick"/>
+        </w:rPr>
+        <w:t>4</w:t>
+      </w:r>
+      <w:r>
+        <w:rPr>
+          <w:rFonts w:ascii="Times New Roman" w:hAnsi="Times New Roman"/>
+          <w:b/>
+          <w:sz w:val="24"/>
+          <w:szCs w:val="24"/>
+          <w:u w:val="thick"/>
+        </w:rPr>
+        <w:t>-</w:t>
+      </w:r>
+      <w:r>
+        <w:rPr>
+          <w:rFonts w:ascii="Times New Roman" w:hAnsi="Times New Roman"/>
+          <w:b/>
+          <w:sz w:val="24"/>
+          <w:szCs w:val="24"/>
+          <w:u w:val="thick"/>
+        </w:rPr>
+        <w:t>1</w:t>
+      </w:r>
+      <w:r>
+        <w:rPr>
+          <w:rFonts w:ascii="Times New Roman" w:hAnsi="Times New Roman"/>
+          <w:b/>
+          <w:sz w:val="24"/>
+          <w:szCs w:val="24"/>
+          <w:u w:val="thick"/>
+        </w:rPr>
+        <w:t>(</w:t>
+      </w:r>
+      <w:r>
+        <w:rPr>
+          <w:rFonts w:ascii="Times New Roman" w:hAnsi="Times New Roman"/>
+          <w:b/>
+          <w:sz w:val="24"/>
+          <w:szCs w:val="24"/>
+          <w:u w:val="thick"/>
+        </w:rPr>
+        <w:t>a</w:t>
+      </w:r>
+      <w:r>
+        <w:rPr>
+          <w:rFonts w:ascii="Times New Roman" w:hAnsi="Times New Roman"/>
+          <w:b/>
+          <w:sz w:val="24"/>
+          <w:szCs w:val="24"/>
+          <w:u w:val="thick"/>
+        </w:rPr>
+        <w:t>)(1) – Identification of the agency and the contracting activity, and specific identification of the document as a “Justification for other than full and open competition.”</w:t>
+      </w:r>
+    </w:p>
+    <w:p ns2:paraId="2A845C18" ns2:textId="77777777">
+      <w:pPr>
+        <w:pStyle w:val="ListParagraph"/>
+        <w:spacing w:after="0" w:line="240" w:lineRule="auto"/>
+        <w:rPr>
+          <w:rFonts w:ascii="Times New Roman" w:hAnsi="Times New Roman"/>
+          <w:b/>
+          <w:sz w:val="24"/>
+          <w:szCs w:val="24"/>
+        </w:rPr>
+      </w:pPr>
+    </w:p>
+    <w:p ns2:paraId="32CDC8D4" ns2:textId="2EB28D54">
+      <w:pPr>
+        <w:tabs>
+          <w:tab w:val="left" w:pos="360"/>
+        </w:tabs>
+        <w:autoSpaceDE w:val="0"/>
+        <w:autoSpaceDN w:val="0"/>
+        <w:ind w:left="360" w:hanging="360"/>
+      </w:pPr>
+      <w:r>
+        <w:rPr>
+          <w:b/>
+          <w:bCs/>
+        </w:rPr>
+        <w:t xml:space="preserve">This document is a justification for other than full and open competition prepared by National Aeronautics and Space Administration (NASA) </w:t>
+      </w:r>
+      <w:r>
+        <w:t>[[BUYING_LOCATION]]</w:t>
+      </w:r>
+      <w:r>
+        <w:rPr>
+          <w:b/>
+          <w:bCs/>
+        </w:rPr>
+        <w:t xml:space="preserve">. </w:t>
+      </w:r>
+    </w:p>
+    <w:p ns2:paraId="1B9E4B21" ns2:textId="77777777">
+      <w:pPr>
+        <w:tabs>
+          <w:tab w:val="left" w:pos="360"/>
+        </w:tabs>
+      </w:pPr>
+      <w:r>
+        <w:tab/>
+      </w:r>
+    </w:p>
+    <w:p ns2:paraId="22B4E9DC" ns2:textId="11F9B034">
+      <w:pPr>
+        <w:tabs>
+          <w:tab w:val="left" w:pos="360"/>
+        </w:tabs>
+        <w:ind w:left="360"/>
+      </w:pPr>
+      <w:r>
+        <w:t xml:space="preserve">The procuring agency is NASA, and the contracting activity is </w:t>
+      </w:r>
+      <w:r>
+        <w:t>[[BUYING_LOCATION]]</w:t>
+      </w:r>
+      <w:r>
+        <w:t>.</w:t>
+      </w:r>
+    </w:p>
+    <w:p ns2:paraId="117C7198" ns2:textId="77777777">
+      <w:pPr>
+        <w:pStyle w:val="ListParagraph"/>
+        <w:spacing w:after="0" w:line="240" w:lineRule="auto"/>
+        <w:ind w:left="360"/>
+        <w:rPr>
+          <w:rFonts w:ascii="Times New Roman" w:hAnsi="Times New Roman"/>
+          <w:b/>
+          <w:sz w:val="24"/>
+          <w:szCs w:val="24"/>
+        </w:rPr>
+      </w:pPr>
+    </w:p>
+    <w:p ns2:paraId="6E1E916F" ns2:textId="6F2BE6E7">
+      <w:pPr>
+        <w:pStyle w:val="ListParagraph"/>
+        <w:numPr>
+          <w:ilvl w:val="0"/>
+          <w:numId w:val="17"/>
+        </w:numPr>
+        <w:spacing w:after="0" w:line="240" w:lineRule="auto"/>
+        <w:ind w:left="360"/>
+        <w:rPr>
+          <w:rFonts w:ascii="Times New Roman" w:hAnsi="Times New Roman"/>
+          <w:b/>
+          <w:sz w:val="24"/>
+          <w:szCs w:val="24"/>
+        </w:rPr>
+      </w:pPr>
+      <w:r>
+        <w:rPr>
+          <w:rFonts w:ascii="Times New Roman" w:hAnsi="Times New Roman"/>
+          <w:b/>
+          <w:sz w:val="24"/>
+          <w:szCs w:val="24"/>
+          <w:u w:val="single"/>
+        </w:rPr>
+        <w:t>FAR 6.</w:t>
+      </w:r>
+      <w:r>
+        <w:rPr>
+          <w:rFonts w:ascii="Times New Roman" w:hAnsi="Times New Roman"/>
+          <w:b/>
+          <w:sz w:val="24"/>
+          <w:szCs w:val="24"/>
+          <w:u w:val="single"/>
+        </w:rPr>
+        <w:t>104</w:t>
+      </w:r>
+      <w:r>
+        <w:rPr>
+          <w:rFonts w:ascii="Times New Roman" w:hAnsi="Times New Roman"/>
+          <w:b/>
+          <w:sz w:val="24"/>
+          <w:szCs w:val="24"/>
+          <w:u w:val="single"/>
+        </w:rPr>
+        <w:t>-</w:t>
+      </w:r>
+      <w:r>
+        <w:rPr>
+          <w:rFonts w:ascii="Times New Roman" w:hAnsi="Times New Roman"/>
+          <w:b/>
+          <w:sz w:val="24"/>
+          <w:szCs w:val="24"/>
+          <w:u w:val="single"/>
+        </w:rPr>
+        <w:t>1</w:t>
+      </w:r>
+      <w:r>
+        <w:rPr>
+          <w:rFonts w:ascii="Times New Roman" w:hAnsi="Times New Roman"/>
+          <w:b/>
+          <w:sz w:val="24"/>
+          <w:szCs w:val="24"/>
+          <w:u w:val="single"/>
+        </w:rPr>
+        <w:t>(</w:t>
+      </w:r>
+      <w:r>
+        <w:rPr>
+          <w:rFonts w:ascii="Times New Roman" w:hAnsi="Times New Roman"/>
+          <w:b/>
+          <w:sz w:val="24"/>
+          <w:szCs w:val="24"/>
+          <w:u w:val="single"/>
+        </w:rPr>
+        <w:t>a</w:t>
+      </w:r>
+      <w:r>
+        <w:rPr>
+          <w:rFonts w:ascii="Times New Roman" w:hAnsi="Times New Roman"/>
+          <w:b/>
+          <w:sz w:val="24"/>
+          <w:szCs w:val="24"/>
+          <w:u w:val="single"/>
+        </w:rPr>
+        <w:t>)(2) – The nature and/or description of the action being approved:</w:t>
+      </w:r>
+    </w:p>
+    <w:p ns2:paraId="25BE3887" ns2:textId="77777777">
+      <w:pPr>
+        <w:tabs>
+          <w:tab w:val="left" w:pos="360"/>
+        </w:tabs>
+        <w:autoSpaceDE w:val="0"/>
+        <w:autoSpaceDN w:val="0"/>
+        <w:ind w:left="360"/>
+      </w:pPr>
+    </w:p>
+    <w:p ns2:paraId="0D8B476C" ns2:textId="4864F5D0">
+      <w:pPr>
+        <w:tabs>
+          <w:tab w:val="left" w:pos="360"/>
+        </w:tabs>
+        <w:autoSpaceDE w:val="0"/>
+        <w:autoSpaceDN w:val="0"/>
+        <w:ind w:left="360"/>
+        <w:rPr>
+          <w:b/>
+          <w:bCs/>
+        </w:rPr>
+      </w:pPr>
+      <w:r>
+        <w:t>[[ACTION_NATURE_PROSE]]</w:t>
+      </w:r>
+    </w:p>
     <w:p>
       <w:pPr>
-        <w:spacing w:after="0" w:line="276" w:lineRule="auto"/>
+        <w:tabs>
+          <w:tab w:val="left" w:pos="360"/>
+        </w:tabs>
+        <w:autoSpaceDE w:val="0"/>
+        <w:autoSpaceDN w:val="0"/>
+        <w:ind w:left="360"/>
+        <w:rPr>
+          <w:b/>
+          <w:bCs/>
+        </w:rPr>
+      </w:pPr>
+      <w:r>
+        <w:t>[[ACTION_ALT_MOD]]</w:t>
+      </w:r>
+    </w:p>
+    <w:p>
+      <w:pPr>
+        <w:tabs>
+          <w:tab w:val="left" w:pos="360"/>
+        </w:tabs>
+        <w:autoSpaceDE w:val="0"/>
+        <w:autoSpaceDN w:val="0"/>
+        <w:ind w:left="360"/>
+        <w:rPr>
+          <w:b/>
+          <w:bCs/>
+        </w:rPr>
+      </w:pPr>
+      <w:r>
+        <w:t>[[ACTION_ALT_EXTENSION]]</w:t>
+      </w:r>
+    </w:p>
+    <w:p ns2:paraId="333FAC70" ns2:textId="77777777">
+      <w:pPr>
+        <w:autoSpaceDE w:val="0"/>
+        <w:autoSpaceDN w:val="0"/>
+      </w:pPr>
+      <w:r>
+        <w:rPr>
+          <w:b/>
+          <w:bCs/>
+        </w:rPr>
+        <w:t xml:space="preserve">      </w:t>
+      </w:r>
+    </w:p>
+    <w:p ns2:paraId="2CC712FD" ns2:textId="5531FFCF">
+      <w:pPr>
+        <w:pStyle w:val="ListParagraph"/>
+        <w:numPr>
+          <w:ilvl w:val="0"/>
+          <w:numId w:val="17"/>
+        </w:numPr>
+        <w:spacing w:after="0" w:line="240" w:lineRule="auto"/>
+        <w:ind w:left="360"/>
+        <w:rPr>
+          <w:rFonts w:ascii="Times New Roman" w:hAnsi="Times New Roman"/>
+          <w:b/>
+          <w:sz w:val="24"/>
+          <w:szCs w:val="24"/>
+        </w:rPr>
+      </w:pPr>
+      <w:r>
+        <w:rPr>
+          <w:rFonts w:ascii="Times New Roman" w:hAnsi="Times New Roman"/>
+          <w:b/>
+          <w:sz w:val="24"/>
+          <w:szCs w:val="24"/>
+          <w:u w:val="single"/>
+        </w:rPr>
+        <w:t>FAR 6.</w:t>
+      </w:r>
+      <w:r>
+        <w:rPr>
+          <w:rFonts w:ascii="Times New Roman" w:hAnsi="Times New Roman"/>
+          <w:b/>
+          <w:sz w:val="24"/>
+          <w:szCs w:val="24"/>
+          <w:u w:val="single"/>
+        </w:rPr>
+        <w:t>1</w:t>
+      </w:r>
+      <w:r>
+        <w:rPr>
+          <w:rFonts w:ascii="Times New Roman" w:hAnsi="Times New Roman"/>
+          <w:b/>
+          <w:sz w:val="24"/>
+          <w:szCs w:val="24"/>
+          <w:u w:val="single"/>
+        </w:rPr>
+        <w:t>0</w:t>
+      </w:r>
+      <w:r>
+        <w:rPr>
+          <w:rFonts w:ascii="Times New Roman" w:hAnsi="Times New Roman"/>
+          <w:b/>
+          <w:sz w:val="24"/>
+          <w:szCs w:val="24"/>
+          <w:u w:val="single"/>
+        </w:rPr>
+        <w:t>4</w:t>
+      </w:r>
+      <w:r>
+        <w:rPr>
+          <w:rFonts w:ascii="Times New Roman" w:hAnsi="Times New Roman"/>
+          <w:b/>
+          <w:sz w:val="24"/>
+          <w:szCs w:val="24"/>
+          <w:u w:val="single"/>
+        </w:rPr>
+        <w:t>-</w:t>
+      </w:r>
+      <w:r>
+        <w:rPr>
+          <w:rFonts w:ascii="Times New Roman" w:hAnsi="Times New Roman"/>
+          <w:b/>
+          <w:sz w:val="24"/>
+          <w:szCs w:val="24"/>
+          <w:u w:val="single"/>
+        </w:rPr>
+        <w:t>1</w:t>
+      </w:r>
+      <w:r>
+        <w:rPr>
+          <w:rFonts w:ascii="Times New Roman" w:hAnsi="Times New Roman"/>
+          <w:b/>
+          <w:sz w:val="24"/>
+          <w:szCs w:val="24"/>
+          <w:u w:val="single"/>
+        </w:rPr>
+        <w:t>(</w:t>
+      </w:r>
+      <w:r>
+        <w:rPr>
+          <w:rFonts w:ascii="Times New Roman" w:hAnsi="Times New Roman"/>
+          <w:b/>
+          <w:sz w:val="24"/>
+          <w:szCs w:val="24"/>
+          <w:u w:val="single"/>
+        </w:rPr>
+        <w:t>a</w:t>
+      </w:r>
+      <w:r>
+        <w:rPr>
+          <w:rFonts w:ascii="Times New Roman" w:hAnsi="Times New Roman"/>
+          <w:b/>
+          <w:sz w:val="24"/>
+          <w:szCs w:val="24"/>
+          <w:u w:val="single"/>
+        </w:rPr>
+        <w:t>)(3) – A description of the supplies or services required, to meet the Agency’s needs (including the estimated value):</w:t>
+      </w:r>
+      <w:r>
+        <w:rPr>
+          <w:rFonts w:ascii="Times New Roman" w:hAnsi="Times New Roman"/>
+          <w:b/>
+          <w:sz w:val="24"/>
+          <w:szCs w:val="24"/>
+        </w:rPr>
+        <w:t xml:space="preserve">  </w:t>
+      </w:r>
+    </w:p>
+    <w:p ns2:paraId="6C3046A1" ns2:textId="77777777">
+      <w:pPr>
+        <w:pStyle w:val="ListParagraph"/>
+        <w:spacing w:after="0" w:line="240" w:lineRule="auto"/>
+        <w:ind w:left="360"/>
+        <w:rPr>
+          <w:rFonts w:ascii="Times New Roman" w:hAnsi="Times New Roman"/>
+          <w:b/>
+          <w:i/>
+          <w:color w:val="002060"/>
+          <w:sz w:val="24"/>
+          <w:szCs w:val="24"/>
+        </w:rPr>
+      </w:pPr>
+    </w:p>
+    <w:p ns2:paraId="13127CB6" ns2:textId="77777777">
+      <w:pPr>
+        <w:pStyle w:val="ListParagraph"/>
+        <w:spacing w:after="0" w:line="240" w:lineRule="auto"/>
+        <w:ind w:left="360"/>
+        <w:rPr>
+          <w:rFonts w:ascii="Times New Roman" w:hAnsi="Times New Roman"/>
+          <w:b/>
+          <w:sz w:val="24"/>
+          <w:szCs w:val="24"/>
+        </w:rPr>
+      </w:pPr>
+      <w:r>
+        <w:t>[[REQUIREMENT_DESCRIPTION]]</w:t>
+      </w:r>
+    </w:p>
+    <w:p>
+      <w:pPr>
+        <w:pStyle w:val="ListParagraph"/>
+        <w:spacing w:after="0" w:line="240" w:lineRule="auto"/>
+        <w:ind w:left="360"/>
+        <w:rPr>
+          <w:rFonts w:ascii="Times New Roman" w:hAnsi="Times New Roman"/>
+          <w:b/>
+          <w:sz w:val="24"/>
+          <w:szCs w:val="24"/>
+        </w:rPr>
+      </w:pPr>
+      <w:r>
+        <w:t>[[MISSION_SUPPORTED]]</w:t>
+      </w:r>
+    </w:p>
+    <w:p>
+      <w:pPr>
+        <w:pStyle w:val="ListParagraph"/>
+        <w:spacing w:after="0" w:line="240" w:lineRule="auto"/>
+        <w:ind w:left="360"/>
+        <w:rPr>
+          <w:rFonts w:ascii="Times New Roman" w:hAnsi="Times New Roman"/>
+          <w:b/>
+          <w:sz w:val="24"/>
+          <w:szCs w:val="24"/>
+        </w:rPr>
+      </w:pPr>
+      <w:r>
+        <w:t>[[POP_RANGE]]</w:t>
+      </w:r>
+    </w:p>
+    <w:p>
+      <w:pPr>
+        <w:pStyle w:val="ListParagraph"/>
+        <w:spacing w:after="0" w:line="240" w:lineRule="auto"/>
+        <w:ind w:left="360"/>
+        <w:rPr>
+          <w:rFonts w:ascii="Times New Roman" w:hAnsi="Times New Roman"/>
+          <w:b/>
+          <w:sz w:val="24"/>
+          <w:szCs w:val="24"/>
+        </w:rPr>
+      </w:pPr>
+      <w:r>
+        <w:t>[[ESTIMATED_VALUE_PROSE]]</w:t>
+      </w:r>
+    </w:p>
+    <w:p ns2:paraId="47470D16" ns2:textId="77777777">
+      <w:pPr>
+        <w:pStyle w:val="ListParagraph"/>
+        <w:spacing w:after="0" w:line="240" w:lineRule="auto"/>
+        <w:ind w:left="360"/>
+        <w:rPr>
+          <w:rFonts w:ascii="Times New Roman" w:hAnsi="Times New Roman"/>
+          <w:sz w:val="24"/>
+          <w:szCs w:val="24"/>
+        </w:rPr>
+      </w:pPr>
+    </w:p>
+    <w:p ns2:paraId="0BCDDCF6" ns2:textId="0D20B0DA">
+      <w:pPr>
+        <w:pStyle w:val="ListParagraph"/>
+        <w:numPr>
+          <w:ilvl w:val="0"/>
+          <w:numId w:val="17"/>
+        </w:numPr>
+        <w:spacing w:after="0" w:line="240" w:lineRule="auto"/>
+        <w:ind w:left="360"/>
+        <w:rPr>
+          <w:rFonts w:ascii="Times New Roman" w:hAnsi="Times New Roman"/>
+          <w:b/>
+          <w:sz w:val="24"/>
+          <w:szCs w:val="24"/>
+        </w:rPr>
+      </w:pPr>
+      <w:r>
+        <w:rPr>
+          <w:rFonts w:ascii="Times New Roman" w:hAnsi="Times New Roman"/>
+          <w:b/>
+          <w:sz w:val="24"/>
+          <w:szCs w:val="24"/>
+          <w:u w:val="single"/>
+        </w:rPr>
+        <w:t>FAR 6.</w:t>
+      </w:r>
+      <w:r>
+        <w:rPr>
+          <w:rFonts w:ascii="Times New Roman" w:hAnsi="Times New Roman"/>
+          <w:b/>
+          <w:sz w:val="24"/>
+          <w:szCs w:val="24"/>
+          <w:u w:val="single"/>
+        </w:rPr>
+        <w:t>1</w:t>
+      </w:r>
+      <w:r>
+        <w:rPr>
+          <w:rFonts w:ascii="Times New Roman" w:hAnsi="Times New Roman"/>
+          <w:b/>
+          <w:sz w:val="24"/>
+          <w:szCs w:val="24"/>
+          <w:u w:val="single"/>
+        </w:rPr>
+        <w:t>0</w:t>
+      </w:r>
+      <w:r>
+        <w:rPr>
+          <w:rFonts w:ascii="Times New Roman" w:hAnsi="Times New Roman"/>
+          <w:b/>
+          <w:sz w:val="24"/>
+          <w:szCs w:val="24"/>
+          <w:u w:val="single"/>
+        </w:rPr>
+        <w:t>4</w:t>
+      </w:r>
+      <w:r>
+        <w:rPr>
+          <w:rFonts w:ascii="Times New Roman" w:hAnsi="Times New Roman"/>
+          <w:b/>
+          <w:sz w:val="24"/>
+          <w:szCs w:val="24"/>
+          <w:u w:val="single"/>
+        </w:rPr>
+        <w:t>-</w:t>
+      </w:r>
+      <w:r>
+        <w:rPr>
+          <w:rFonts w:ascii="Times New Roman" w:hAnsi="Times New Roman"/>
+          <w:b/>
+          <w:sz w:val="24"/>
+          <w:szCs w:val="24"/>
+          <w:u w:val="single"/>
+        </w:rPr>
+        <w:t>1</w:t>
+      </w:r>
+      <w:r>
+        <w:rPr>
+          <w:rFonts w:ascii="Times New Roman" w:hAnsi="Times New Roman"/>
+          <w:b/>
+          <w:sz w:val="24"/>
+          <w:szCs w:val="24"/>
+          <w:u w:val="single"/>
+        </w:rPr>
+        <w:t>(</w:t>
+      </w:r>
+      <w:r>
+        <w:rPr>
+          <w:rFonts w:ascii="Times New Roman" w:hAnsi="Times New Roman"/>
+          <w:b/>
+          <w:sz w:val="24"/>
+          <w:szCs w:val="24"/>
+          <w:u w:val="single"/>
+        </w:rPr>
+        <w:t>a</w:t>
+      </w:r>
+      <w:r>
+        <w:rPr>
+          <w:rFonts w:ascii="Times New Roman" w:hAnsi="Times New Roman"/>
+          <w:b/>
+          <w:sz w:val="24"/>
+          <w:szCs w:val="24"/>
+          <w:u w:val="single"/>
+        </w:rPr>
+        <w:t>)(4) – An identification of the statutory authority permitting other than full and open competition:</w:t>
+      </w:r>
+    </w:p>
+    <w:p ns2:paraId="73A28648" ns2:textId="77777777">
+      <w:pPr>
+        <w:pStyle w:val="ListParagraph"/>
+        <w:spacing w:after="0" w:line="240" w:lineRule="auto"/>
+        <w:ind w:left="360"/>
+        <w:rPr>
+          <w:rFonts w:ascii="Times New Roman" w:hAnsi="Times New Roman"/>
+          <w:sz w:val="24"/>
+          <w:szCs w:val="24"/>
+        </w:rPr>
+      </w:pPr>
+    </w:p>
+    <w:p ns2:paraId="3D066BD9" ns2:textId="6EDC06C0">
+      <w:pPr>
+        <w:pStyle w:val="ListParagraph"/>
+        <w:spacing w:after="0" w:line="240" w:lineRule="auto"/>
+        <w:ind w:left="360"/>
+        <w:rPr>
+          <w:rFonts w:ascii="Times New Roman" w:hAnsi="Times New Roman"/>
+          <w:sz w:val="24"/>
+          <w:szCs w:val="24"/>
+        </w:rPr>
+      </w:pPr>
+      <w:r>
+        <w:rPr>
+          <w:rFonts w:ascii="Times New Roman" w:hAnsi="Times New Roman"/>
+          <w:sz w:val="24"/>
+          <w:szCs w:val="24"/>
+        </w:rPr>
+        <w:t xml:space="preserve">[[AUTHORITY_10USC_STEM]]</w:t>
+      </w:r>
+      <w:r>
+        <w:rPr>
+          <w:rFonts w:ascii="Times New Roman" w:hAnsi="Times New Roman"/>
+          <w:sz w:val="24"/>
+          <w:szCs w:val="24"/>
+        </w:rPr>
+        <w:t/>
+      </w:r>
+      <w:r>
+        <w:rPr>
+          <w:rFonts w:ascii="Times New Roman" w:hAnsi="Times New Roman"/>
+          <w:sz w:val="24"/>
+          <w:szCs w:val="24"/>
+        </w:rPr>
+        <w:t/>
+      </w:r>
+      <w:r>
+        <w:rPr>
+          <w:rFonts w:ascii="Times New Roman" w:hAnsi="Times New Roman"/>
+          <w:sz w:val="24"/>
+          <w:szCs w:val="24"/>
+        </w:rPr>
+        <w:t/>
+      </w:r>
+      <w:r>
+        <w:rPr>
+          <w:rFonts w:ascii="Times New Roman" w:hAnsi="Times New Roman"/>
+          <w:sz w:val="24"/>
+          <w:szCs w:val="24"/>
+        </w:rPr>
+        <w:t/>
+      </w:r>
+    </w:p>
+    <w:p ns2:paraId="3A6428B1" ns2:textId="046A8E3D">
+      <w:pPr>
+        <w:pStyle w:val="ListParagraph"/>
+        <w:spacing w:after="0" w:line="240" w:lineRule="auto"/>
+        <w:ind w:left="360"/>
+        <w:rPr>
+          <w:rFonts w:ascii="Times New Roman" w:hAnsi="Times New Roman"/>
+          <w:i/>
+          <w:color w:val="002060"/>
+          <w:sz w:val="24"/>
+          <w:szCs w:val="24"/>
+        </w:rPr>
+      </w:pPr>
+      <w:r>
+        <w:t>[[AUTHORITY_10USC_LINE]]</w:t>
+      </w:r>
+    </w:p>
+    <w:p ns2:paraId="2F79E55E" ns2:textId="77777777">
+      <w:pPr>
+        <w:pStyle w:val="ListParagraph"/>
+        <w:spacing w:after="0" w:line="240" w:lineRule="auto"/>
+        <w:ind w:left="360"/>
+        <w:rPr>
+          <w:rFonts w:ascii="Times New Roman" w:hAnsi="Times New Roman"/>
+          <w:i/>
+          <w:color w:val="002060"/>
+          <w:sz w:val="24"/>
+          <w:szCs w:val="24"/>
+        </w:rPr>
+      </w:pPr>
+    </w:p>
+    <w:p ns2:paraId="72612388" ns2:textId="77777777">
+      <w:pPr>
+        <w:pStyle w:val="ListParagraph"/>
+        <w:spacing w:after="0" w:line="240" w:lineRule="auto"/>
+        <w:ind w:left="360"/>
+        <w:rPr>
+          <w:rFonts w:ascii="Times New Roman" w:hAnsi="Times New Roman"/>
+          <w:color w:val="FF0000"/>
+          <w:sz w:val="24"/>
+          <w:szCs w:val="24"/>
+          <w:u w:val="double"/>
+        </w:rPr>
+      </w:pPr>
+      <w:r>
+        <w:t>[[AUTHORITY_OR_TOKEN]]</w:t>
+      </w:r>
+    </w:p>
+    <w:p ns2:paraId="139D1730" ns2:textId="77777777">
+      <w:pPr>
+        <w:pStyle w:val="ListParagraph"/>
+        <w:spacing w:after="0" w:line="240" w:lineRule="auto"/>
+        <w:ind w:left="360"/>
+        <w:rPr>
+          <w:rFonts w:ascii="Times New Roman" w:hAnsi="Times New Roman"/>
+          <w:i/>
+          <w:color w:val="FF0000"/>
+          <w:sz w:val="24"/>
+          <w:szCs w:val="24"/>
+          <w:u w:val="double"/>
+        </w:rPr>
+      </w:pPr>
+    </w:p>
+    <w:p ns2:paraId="0C8F4CCE" ns2:textId="4A3722BB">
+      <w:pPr>
+        <w:pStyle w:val="ListParagraph"/>
+        <w:spacing w:after="0" w:line="240" w:lineRule="auto"/>
+        <w:ind w:left="360"/>
+        <w:rPr>
+          <w:rFonts w:ascii="Times New Roman" w:hAnsi="Times New Roman"/>
+          <w:b/>
+          <w:sz w:val="24"/>
+          <w:szCs w:val="24"/>
+        </w:rPr>
+      </w:pPr>
+      <w:r>
+        <w:t>[[AUTHORITY_41USC_LINE]]</w:t>
+      </w:r>
+    </w:p>
+    <w:p ns2:paraId="70822F6F" ns2:textId="77777777">
+      <w:pPr>
+        <w:rPr>
+          <w:highlight w:val="yellow"/>
+        </w:rPr>
+      </w:pPr>
+    </w:p>
+    <w:p ns2:paraId="4D62A2CB" ns2:textId="0CE0CBAC">
+      <w:pPr>
+        <w:pStyle w:val="ListParagraph"/>
+        <w:numPr>
+          <w:ilvl w:val="0"/>
+          <w:numId w:val="17"/>
+        </w:numPr>
+        <w:spacing w:after="0" w:line="240" w:lineRule="auto"/>
+        <w:ind w:left="360"/>
+        <w:rPr>
+          <w:rFonts w:ascii="Times New Roman" w:hAnsi="Times New Roman"/>
+          <w:i/>
+          <w:color w:val="002060"/>
+          <w:sz w:val="24"/>
+          <w:szCs w:val="24"/>
+        </w:rPr>
+      </w:pPr>
+      <w:r>
+        <w:rPr>
+          <w:rFonts w:ascii="Times New Roman" w:hAnsi="Times New Roman"/>
+          <w:b/>
+          <w:sz w:val="24"/>
+          <w:szCs w:val="24"/>
+          <w:u w:val="single"/>
+        </w:rPr>
+        <w:t>FAR 6.</w:t>
+      </w:r>
+      <w:r>
+        <w:rPr>
+          <w:rFonts w:ascii="Times New Roman" w:hAnsi="Times New Roman"/>
+          <w:b/>
+          <w:sz w:val="24"/>
+          <w:szCs w:val="24"/>
+          <w:u w:val="single"/>
+        </w:rPr>
+        <w:t>104</w:t>
+      </w:r>
+      <w:r>
+        <w:rPr>
+          <w:rFonts w:ascii="Times New Roman" w:hAnsi="Times New Roman"/>
+          <w:b/>
+          <w:sz w:val="24"/>
+          <w:szCs w:val="24"/>
+          <w:u w:val="single"/>
+        </w:rPr>
+        <w:t>-</w:t>
+      </w:r>
+      <w:r>
+        <w:rPr>
+          <w:rFonts w:ascii="Times New Roman" w:hAnsi="Times New Roman"/>
+          <w:b/>
+          <w:sz w:val="24"/>
+          <w:szCs w:val="24"/>
+          <w:u w:val="single"/>
+        </w:rPr>
+        <w:t>1</w:t>
+      </w:r>
+      <w:r>
+        <w:rPr>
+          <w:rFonts w:ascii="Times New Roman" w:hAnsi="Times New Roman"/>
+          <w:b/>
+          <w:sz w:val="24"/>
+          <w:szCs w:val="24"/>
+          <w:u w:val="single"/>
+        </w:rPr>
+        <w:t>(</w:t>
+      </w:r>
+      <w:r>
+        <w:rPr>
+          <w:rFonts w:ascii="Times New Roman" w:hAnsi="Times New Roman"/>
+          <w:b/>
+          <w:sz w:val="24"/>
+          <w:szCs w:val="24"/>
+          <w:u w:val="single"/>
+        </w:rPr>
+        <w:t>a</w:t>
+      </w:r>
+      <w:r>
+        <w:rPr>
+          <w:rFonts w:ascii="Times New Roman" w:hAnsi="Times New Roman"/>
+          <w:b/>
+          <w:sz w:val="24"/>
+          <w:szCs w:val="24"/>
+          <w:u w:val="single"/>
+        </w:rPr>
+        <w:t>)(5) – A demonstration that the proposed contractor’s unique qualifications or the nature of the acquisition requires use of the authority cited:</w:t>
+      </w:r>
+      <w:r>
+        <w:rPr>
+          <w:rFonts w:ascii="Times New Roman" w:hAnsi="Times New Roman"/>
+          <w:b/>
+          <w:sz w:val="24"/>
+          <w:szCs w:val="24"/>
+          <w:u w:val="single"/>
+        </w:rPr>
+        <w:t xml:space="preserve"> </w:t>
+      </w:r>
+    </w:p>
+    <w:p ns2:paraId="5C0C2E1F" ns2:textId="77777777">
+      <w:pPr>
+        <w:pStyle w:val="ListParagraph"/>
+        <w:spacing w:after="0" w:line="240" w:lineRule="auto"/>
+        <w:ind w:left="360"/>
+        <w:rPr>
+          <w:rFonts w:ascii="Times New Roman" w:hAnsi="Times New Roman"/>
+          <w:b/>
+          <w:sz w:val="24"/>
+          <w:szCs w:val="24"/>
+          <w:u w:val="single"/>
+        </w:rPr>
+      </w:pPr>
+    </w:p>
+    <w:p ns2:paraId="1EF15670" ns2:textId="77777777">
+      <w:pPr>
+        <w:pStyle w:val="ListParagraph"/>
+        <w:spacing w:after="0" w:line="240" w:lineRule="auto"/>
+        <w:ind w:left="360"/>
+        <w:rPr>
+          <w:rFonts w:ascii="Times New Roman" w:hAnsi="Times New Roman"/>
+          <w:i/>
+          <w:color w:val="002060"/>
+          <w:sz w:val="24"/>
+          <w:szCs w:val="24"/>
+        </w:rPr>
+      </w:pPr>
+    </w:p>
+    <w:p ns2:paraId="2B8DD0DE" ns2:textId="184F562C">
+      <w:pPr>
+        <w:tabs>
+          <w:tab w:val="left" w:pos="360"/>
+        </w:tabs>
+        <w:autoSpaceDE w:val="0"/>
+        <w:autoSpaceDN w:val="0"/>
+        <w:ind w:left="360"/>
+        <w:rPr>
+          <w:bCs/>
+          <w:color w:val="FF0000"/>
+          <w:u w:val="double"/>
+        </w:rPr>
+      </w:pPr>
+      <w:r>
+        <w:t>[[AUTHORITY_RATIONALE]]</w:t>
+      </w:r>
+    </w:p>
+    <w:p>
+      <w:pPr>
+        <w:tabs>
+          <w:tab w:val="left" w:pos="360"/>
+        </w:tabs>
+        <w:autoSpaceDE w:val="0"/>
+        <w:autoSpaceDN w:val="0"/>
+        <w:ind w:left="360"/>
+        <w:rPr>
+          <w:bCs/>
+          <w:color w:val="FF0000"/>
+          <w:u w:val="double"/>
+        </w:rPr>
+      </w:pPr>
+      <w:r>
+        <w:t>[[URGENCY_HARM]]</w:t>
+      </w:r>
+    </w:p>
+    <w:p>
+      <w:pPr>
+        <w:tabs>
+          <w:tab w:val="left" w:pos="360"/>
+        </w:tabs>
+        <w:autoSpaceDE w:val="0"/>
+        <w:autoSpaceDN w:val="0"/>
+        <w:ind w:left="360"/>
+        <w:rPr>
+          <w:bCs/>
+          <w:color w:val="FF0000"/>
+          <w:u w:val="double"/>
+        </w:rPr>
+      </w:pPr>
+      <w:r>
+        <w:t>[[URGENCY_NOT_DELAY]]</w:t>
+      </w:r>
+    </w:p>
+    <w:p ns2:paraId="7A92A7BE" ns2:textId="77777777">
+      <w:pPr>
+        <w:tabs>
+          <w:tab w:val="left" w:pos="360"/>
+        </w:tabs>
+        <w:autoSpaceDE w:val="0"/>
+        <w:autoSpaceDN w:val="0"/>
+        <w:rPr>
+          <w:b/>
+          <w:i/>
+          <w:color w:val="002060"/>
+          <w:sz w:val="22"/>
+          <w:szCs w:val="22"/>
+        </w:rPr>
+      </w:pPr>
+    </w:p>
+    <w:p ns2:paraId="673A0EB8" ns2:textId="789FDD99">
+      <w:pPr>
+        <w:pStyle w:val="ListParagraph"/>
+        <w:numPr>
+          <w:ilvl w:val="0"/>
+          <w:numId w:val="25"/>
+        </w:numPr>
+        <w:tabs>
+          <w:tab w:val="left" w:pos="360"/>
+          <w:tab w:val="left" w:pos="450"/>
+        </w:tabs>
+        <w:autoSpaceDE w:val="0"/>
+        <w:autoSpaceDN w:val="0"/>
+        <w:rPr>
+          <w:rFonts w:ascii="Times" w:hAnsi="Times" w:cs="Times"/>
+          <w:b/>
+          <w:sz w:val="24"/>
+          <w:szCs w:val="24"/>
+        </w:rPr>
+      </w:pPr>
+      <w:r>
+        <w:rPr>
+          <w:rFonts w:ascii="Times" w:hAnsi="Times" w:cs="Times"/>
+          <w:b/>
+          <w:sz w:val="24"/>
+          <w:szCs w:val="24"/>
+          <w:u w:val="single"/>
+        </w:rPr>
+        <w:t>FAR 6.</w:t>
+      </w:r>
+      <w:r>
+        <w:rPr>
+          <w:rFonts w:ascii="Times" w:hAnsi="Times" w:cs="Times"/>
+          <w:b/>
+          <w:sz w:val="24"/>
+          <w:szCs w:val="24"/>
+          <w:u w:val="single"/>
+        </w:rPr>
+        <w:t>104</w:t>
+      </w:r>
+      <w:r>
+        <w:rPr>
+          <w:rFonts w:ascii="Times" w:hAnsi="Times" w:cs="Times"/>
+          <w:b/>
+          <w:sz w:val="24"/>
+          <w:szCs w:val="24"/>
+          <w:u w:val="single"/>
+        </w:rPr>
+        <w:t>-</w:t>
+      </w:r>
+      <w:r>
+        <w:rPr>
+          <w:rFonts w:ascii="Times" w:hAnsi="Times" w:cs="Times"/>
+          <w:b/>
+          <w:sz w:val="24"/>
+          <w:szCs w:val="24"/>
+          <w:u w:val="single"/>
+        </w:rPr>
+        <w:t>1</w:t>
+      </w:r>
+      <w:r>
+        <w:rPr>
+          <w:rFonts w:ascii="Times" w:hAnsi="Times" w:cs="Times"/>
+          <w:b/>
+          <w:sz w:val="24"/>
+          <w:szCs w:val="24"/>
+          <w:u w:val="single"/>
+        </w:rPr>
+        <w:t>(</w:t>
+      </w:r>
+      <w:r>
+        <w:rPr>
+          <w:rFonts w:ascii="Times" w:hAnsi="Times" w:cs="Times"/>
+          <w:b/>
+          <w:sz w:val="24"/>
+          <w:szCs w:val="24"/>
+          <w:u w:val="single"/>
+        </w:rPr>
+        <w:t>a</w:t>
+      </w:r>
+      <w:r>
+        <w:rPr>
+          <w:rFonts w:ascii="Times" w:hAnsi="Times" w:cs="Times"/>
+          <w:b/>
+          <w:sz w:val="24"/>
+          <w:szCs w:val="24"/>
+          <w:u w:val="single"/>
+        </w:rPr>
+        <w:t>)(6) – A description of the efforts made to e</w:t>
+      </w:r>
+      <w:r>
+        <w:rPr>
+          <w:rFonts w:ascii="Times" w:hAnsi="Times" w:cs="Times"/>
+          <w:b/>
+          <w:sz w:val="24"/>
+          <w:szCs w:val="24"/>
+          <w:u w:val="single"/>
+        </w:rPr>
+        <w:t>nsure that offers are solicited</w:t>
+      </w:r>
+      <w:r>
+        <w:rPr>
+          <w:rFonts w:ascii="Times" w:hAnsi="Times" w:cs="Times"/>
+          <w:b/>
+          <w:sz w:val="24"/>
+          <w:szCs w:val="24"/>
+          <w:u w:val="single"/>
+        </w:rPr>
+        <w:t xml:space="preserve"> </w:t>
+      </w:r>
+      <w:r>
+        <w:rPr>
+          <w:rFonts w:ascii="Times" w:hAnsi="Times" w:cs="Times"/>
+          <w:b/>
+          <w:sz w:val="24"/>
+          <w:szCs w:val="24"/>
+          <w:u w:val="single"/>
+        </w:rPr>
+        <w:t>from as</w:t>
+      </w:r>
+      <w:r>
+        <w:rPr>
+          <w:rFonts w:ascii="Times" w:hAnsi="Times" w:cs="Times"/>
+          <w:b/>
+          <w:sz w:val="24"/>
+          <w:szCs w:val="24"/>
+          <w:u w:val="single"/>
+        </w:rPr>
+        <w:t xml:space="preserve"> </w:t>
+      </w:r>
+      <w:r>
+        <w:rPr>
+          <w:rFonts w:ascii="Times" w:hAnsi="Times" w:cs="Times"/>
+          <w:b/>
+          <w:sz w:val="24"/>
+          <w:szCs w:val="24"/>
+          <w:u w:val="single"/>
+        </w:rPr>
+        <w:t>many potential sources as practicable, including whether a notice was or will be publicized as</w:t>
+      </w:r>
+      <w:r>
+        <w:rPr>
+          <w:rFonts w:ascii="Times" w:hAnsi="Times" w:cs="Times"/>
+          <w:b/>
+          <w:sz w:val="24"/>
+          <w:szCs w:val="24"/>
+          <w:u w:val="single"/>
+        </w:rPr>
+        <w:t xml:space="preserve"> </w:t>
+      </w:r>
+      <w:r>
+        <w:rPr>
+          <w:rFonts w:ascii="Times" w:hAnsi="Times" w:cs="Times"/>
+          <w:b/>
+          <w:sz w:val="24"/>
+          <w:szCs w:val="24"/>
+          <w:u w:val="single"/>
+        </w:rPr>
+        <w:t>required by Subpart 5.</w:t>
+      </w:r>
+      <w:r>
+        <w:rPr>
+          <w:rFonts w:ascii="Times" w:hAnsi="Times" w:cs="Times"/>
+          <w:b/>
+          <w:sz w:val="24"/>
+          <w:szCs w:val="24"/>
+          <w:u w:val="single"/>
+        </w:rPr>
+        <w:t>1</w:t>
+      </w:r>
+      <w:r>
+        <w:rPr>
+          <w:rFonts w:ascii="Times" w:hAnsi="Times" w:cs="Times"/>
+          <w:b/>
+          <w:sz w:val="24"/>
+          <w:szCs w:val="24"/>
+          <w:u w:val="single"/>
+        </w:rPr>
+        <w:t xml:space="preserve"> and, if not, which exception under 5.</w:t>
+      </w:r>
+      <w:r>
+        <w:rPr>
+          <w:rFonts w:ascii="Times" w:hAnsi="Times" w:cs="Times"/>
+          <w:b/>
+          <w:sz w:val="24"/>
+          <w:szCs w:val="24"/>
+          <w:u w:val="single"/>
+        </w:rPr>
+        <w:t>1</w:t>
+      </w:r>
+      <w:r>
+        <w:rPr>
+          <w:rFonts w:ascii="Times" w:hAnsi="Times" w:cs="Times"/>
+          <w:b/>
+          <w:sz w:val="24"/>
+          <w:szCs w:val="24"/>
+          <w:u w:val="single"/>
+        </w:rPr>
+        <w:t>0</w:t>
+      </w:r>
+      <w:r>
+        <w:rPr>
+          <w:rFonts w:ascii="Times" w:hAnsi="Times" w:cs="Times"/>
+          <w:b/>
+          <w:sz w:val="24"/>
+          <w:szCs w:val="24"/>
+          <w:u w:val="single"/>
+        </w:rPr>
+        <w:t>1</w:t>
+      </w:r>
+      <w:r>
+        <w:rPr>
+          <w:rFonts w:ascii="Times" w:hAnsi="Times" w:cs="Times"/>
+          <w:b/>
+          <w:sz w:val="24"/>
+          <w:szCs w:val="24"/>
+          <w:u w:val="single"/>
+        </w:rPr>
+        <w:t xml:space="preserve"> applies:</w:t>
+      </w:r>
+      <w:r>
+        <w:rPr>
+          <w:rFonts w:ascii="Times" w:hAnsi="Times" w:cs="Times"/>
+          <w:b/>
+          <w:sz w:val="24"/>
+          <w:szCs w:val="24"/>
+        </w:rPr>
+        <w:t xml:space="preserve"> </w:t>
+      </w:r>
+      <w:r>
+        <w:rPr>
+          <w:rFonts w:ascii="Times" w:hAnsi="Times" w:cs="Times"/>
+          <w:b/>
+          <w:sz w:val="24"/>
+          <w:szCs w:val="24"/>
+        </w:rPr>
+        <w:t xml:space="preserve"> </w:t>
+      </w:r>
+    </w:p>
+    <w:p ns2:paraId="578F19CB" ns2:textId="12B5C5B7">
+      <w:pPr>
+        <w:tabs>
+          <w:tab w:val="left" w:pos="450"/>
+        </w:tabs>
+        <w:autoSpaceDE w:val="0"/>
+        <w:autoSpaceDN w:val="0"/>
+        <w:ind w:left="450"/>
+      </w:pPr>
+      <w:r>
+        <w:t>[[NOTICE_PUBLISHED_PROSE]]</w:t>
+      </w:r>
+    </w:p>
+    <w:p ns2:paraId="27DD568A" ns2:textId="77777777">
+      <w:pPr>
+        <w:tabs>
+          <w:tab w:val="left" w:pos="360"/>
+        </w:tabs>
+        <w:autoSpaceDE w:val="0"/>
+        <w:autoSpaceDN w:val="0"/>
+        <w:ind w:left="270"/>
+        <w:rPr>
+          <w:color w:val="002060"/>
+        </w:rPr>
+      </w:pPr>
+    </w:p>
+    <w:p ns2:paraId="4F91148D" ns2:textId="77777777">
+      <w:pPr>
+        <w:tabs>
+          <w:tab w:val="left" w:pos="360"/>
+        </w:tabs>
+        <w:autoSpaceDE w:val="0"/>
+        <w:autoSpaceDN w:val="0"/>
+        <w:ind w:left="360"/>
+        <w:rPr>
+          <w:i/>
+          <w:color w:val="1F4E79"/>
+        </w:rPr>
+      </w:pPr>
+    </w:p>
+    <w:p ns2:paraId="0BCE45A9" ns2:textId="19EBE5CD">
+      <w:pPr>
+        <w:ind w:left="360"/>
+        <w:rPr>
+          <w:b/>
+          <w:i/>
+          <w:color w:val="002060"/>
+        </w:rPr>
+      </w:pPr>
+      <w:r>
+        <w:t>[[NOTICE_URGENCY_EXEMPTION]]</w:t>
+      </w:r>
+    </w:p>
+    <w:p ns2:paraId="03530F1C" ns2:textId="77777777">
+      <w:pPr>
+        <w:tabs>
+          <w:tab w:val="left" w:pos="360"/>
+        </w:tabs>
+        <w:autoSpaceDE w:val="0"/>
+        <w:autoSpaceDN w:val="0"/>
+        <w:ind w:left="360"/>
+      </w:pPr>
+    </w:p>
+    <w:p ns2:paraId="247746D1" ns2:textId="76463DB9">
+      <w:pPr>
+        <w:tabs>
+          <w:tab w:val="left" w:pos="450"/>
+        </w:tabs>
+        <w:autoSpaceDE w:val="0"/>
+        <w:autoSpaceDN w:val="0"/>
+        <w:ind w:left="360" w:hanging="360"/>
+        <w:rPr>
+          <w:color w:val="1F4E79"/>
+        </w:rPr>
+      </w:pPr>
+      <w:r>
+        <w:rPr>
+          <w:b/>
+          <w:bCs/>
+        </w:rPr>
+        <w:t xml:space="preserve">7.  </w:t>
+      </w:r>
+      <w:r>
+        <w:rPr>
+          <w:b/>
+          <w:u w:val="single"/>
+        </w:rPr>
+        <w:t>FAR 6.</w:t>
+      </w:r>
+      <w:r>
+        <w:rPr>
+          <w:b/>
+          <w:u w:val="single"/>
+        </w:rPr>
+        <w:t>104</w:t>
+      </w:r>
+      <w:r>
+        <w:rPr>
+          <w:b/>
+          <w:u w:val="single"/>
+        </w:rPr>
+        <w:t>-</w:t>
+      </w:r>
+      <w:r>
+        <w:rPr>
+          <w:b/>
+          <w:u w:val="single"/>
+        </w:rPr>
+        <w:t>1</w:t>
+      </w:r>
+      <w:r>
+        <w:rPr>
+          <w:b/>
+          <w:u w:val="single"/>
+        </w:rPr>
+        <w:t>(</w:t>
+      </w:r>
+      <w:r>
+        <w:rPr>
+          <w:b/>
+          <w:u w:val="single"/>
+        </w:rPr>
+        <w:t>a</w:t>
+      </w:r>
+      <w:r>
+        <w:rPr>
+          <w:b/>
+          <w:u w:val="single"/>
+        </w:rPr>
+        <w:t>)(7) – A determination by the contracting officer that the anticipated cost to the Government will be fair and reasonable:</w:t>
+      </w:r>
+      <w:r>
+        <w:rPr>
+          <w:b/>
+        </w:rPr>
+        <w:t xml:space="preserve"> </w:t>
+      </w:r>
+      <w:r>
+        <w:t xml:space="preserve"> </w:t>
+      </w:r>
+    </w:p>
+    <w:p ns2:paraId="0EE488C3" ns2:textId="77777777">
+      <w:pPr>
+        <w:tabs>
+          <w:tab w:val="left" w:pos="360"/>
+        </w:tabs>
+        <w:ind w:left="360"/>
+        <w:rPr>
+          <w:sz w:val="22"/>
+          <w:szCs w:val="22"/>
+        </w:rPr>
+      </w:pPr>
+    </w:p>
+    <w:p ns2:paraId="705F5A3B" ns2:textId="55E1A9B1">
+      <w:pPr>
+        <w:tabs>
+          <w:tab w:val="left" w:pos="360"/>
+        </w:tabs>
+        <w:ind w:left="360"/>
+        <w:rPr>
+          <w:color w:val="1F4E79"/>
+        </w:rPr>
+      </w:pPr>
+      <w:r>
+        <w:t xml:space="preserve">The Contracting Officer’s signature on this document indicates that the Contracting Officer has determined that the anticipated cost to the government will be fair and reasonable.  The Contractor must be required to submit a proposal to be evaluated and negotiated by the Government. Prior to execution of the contractual instrument, a proposal analysis will be performed.  The proposal analysis will ensure that the final agreed-to price for the contract action is fair and reasonable.</w:t>
+      </w:r>
+    </w:p>
+    <w:p>
+      <w:pPr>
+        <w:tabs>
+          <w:tab w:val="left" w:pos="360"/>
+        </w:tabs>
+        <w:ind w:left="360"/>
+        <w:rPr>
+          <w:color w:val="1F4E79"/>
+        </w:rPr>
+      </w:pPr>
+      <w:r>
+        <w:t>[[PRICE_ANALYSIS_PLAN]]</w:t>
+      </w:r>
+    </w:p>
+    <w:p ns2:paraId="15158EE2" ns2:textId="77777777">
+      <w:pPr>
+        <w:tabs>
+          <w:tab w:val="left" w:pos="360"/>
+        </w:tabs>
+        <w:ind w:left="360"/>
+        <w:rPr>
+          <w:color w:val="1F4E79"/>
+        </w:rPr>
+      </w:pPr>
+    </w:p>
+    <w:p ns2:paraId="77173AE8" ns2:textId="6C723EFC">
+      <w:pPr>
+        <w:numPr>
+          <w:ilvl w:val="0"/>
+          <w:numId w:val="22"/>
+        </w:numPr>
+        <w:tabs>
+          <w:tab w:val="left" w:pos="360"/>
+        </w:tabs>
+        <w:ind w:left="360" w:hanging="270"/>
+        <w:rPr>
+          <w:b/>
+          <w:i/>
+          <w:color w:val="002060"/>
+        </w:rPr>
+      </w:pPr>
+      <w:r>
+        <w:rPr>
+          <w:b/>
+          <w:u w:val="single"/>
+        </w:rPr>
+        <w:t>FAR 6.</w:t>
+      </w:r>
+      <w:r>
+        <w:rPr>
+          <w:b/>
+          <w:u w:val="single"/>
+        </w:rPr>
+        <w:t>1</w:t>
+      </w:r>
+      <w:r>
+        <w:rPr>
+          <w:b/>
+          <w:u w:val="single"/>
+        </w:rPr>
+        <w:t>0</w:t>
+      </w:r>
+      <w:r>
+        <w:rPr>
+          <w:b/>
+          <w:u w:val="single"/>
+        </w:rPr>
+        <w:t>4</w:t>
+      </w:r>
+      <w:r>
+        <w:rPr>
+          <w:b/>
+          <w:u w:val="single"/>
+        </w:rPr>
+        <w:t>-</w:t>
+      </w:r>
+      <w:r>
+        <w:rPr>
+          <w:b/>
+          <w:u w:val="single"/>
+        </w:rPr>
+        <w:t>1</w:t>
+      </w:r>
+      <w:r>
+        <w:rPr>
+          <w:b/>
+          <w:u w:val="single"/>
+        </w:rPr>
+        <w:t>(</w:t>
+      </w:r>
+      <w:r>
+        <w:rPr>
+          <w:b/>
+          <w:u w:val="single"/>
+        </w:rPr>
+        <w:t>a</w:t>
+      </w:r>
+      <w:r>
+        <w:rPr>
+          <w:b/>
+          <w:u w:val="single"/>
+        </w:rPr>
+        <w:t xml:space="preserve">)(8) – Description of the market </w:t>
+      </w:r>
+      <w:r>
+        <w:rPr>
+          <w:b/>
+          <w:u w:val="single"/>
+        </w:rPr>
+        <w:t>research</w:t>
+      </w:r>
+      <w:r>
+        <w:rPr>
+          <w:b/>
+          <w:u w:val="single"/>
+        </w:rPr>
+        <w:t xml:space="preserve"> </w:t>
+      </w:r>
+      <w:r>
+        <w:rPr>
+          <w:b/>
+          <w:u w:val="single"/>
+        </w:rPr>
+        <w:t xml:space="preserve">conducted, and the results, or a statement of the reasons market </w:t>
+      </w:r>
+      <w:r>
+        <w:rPr>
+          <w:b/>
+          <w:u w:val="single"/>
+        </w:rPr>
+        <w:t>research</w:t>
+      </w:r>
+      <w:r>
+        <w:rPr>
+          <w:b/>
+          <w:u w:val="single"/>
+        </w:rPr>
+        <w:t xml:space="preserve"> </w:t>
+      </w:r>
+      <w:r>
+        <w:rPr>
+          <w:b/>
+          <w:u w:val="single"/>
+        </w:rPr>
+        <w:t>was not conducted</w:t>
+      </w:r>
+      <w:r>
+        <w:rPr>
+          <w:b/>
+          <w:u w:val="single"/>
+        </w:rPr>
+        <w:t xml:space="preserve"> (e.g., urgent</w:t>
+      </w:r>
+      <w:r>
+        <w:rPr>
+          <w:b/>
+          <w:u w:val="single"/>
+        </w:rPr>
+        <w:t>,</w:t>
+      </w:r>
+      <w:r>
+        <w:rPr>
+          <w:b/>
+          <w:u w:val="single"/>
+        </w:rPr>
+        <w:t xml:space="preserve"> and compelling</w:t>
+      </w:r>
+      <w:r>
+        <w:rPr>
+          <w:b/>
+          <w:u w:val="single"/>
+        </w:rPr>
+        <w:t xml:space="preserve"> requirement</w:t>
+      </w:r>
+      <w:r>
+        <w:rPr>
+          <w:b/>
+          <w:u w:val="single"/>
+        </w:rPr>
+        <w:t>)</w:t>
+      </w:r>
+      <w:r>
+        <w:rPr>
+          <w:b/>
+          <w:color w:val="1F4E79"/>
+          <w:u w:val="single"/>
+        </w:rPr>
+        <w:t>:</w:t>
+      </w:r>
+      <w:r>
+        <w:rPr>
+          <w:b/>
+          <w:color w:val="1F4E79" w:themeColor="accent1" w:themeShade="80"/>
+        </w:rPr>
+        <w:t xml:space="preserve">  </w:t>
+      </w:r>
+    </w:p>
+    <w:p ns2:paraId="513BC912" ns2:textId="77777777">
+      <w:pPr>
+        <w:tabs>
+          <w:tab w:val="left" w:pos="360"/>
+        </w:tabs>
+        <w:ind w:left="360"/>
+        <w:rPr>
+          <w:b/>
+          <w:i/>
+          <w:color w:val="002060"/>
+        </w:rPr>
+      </w:pPr>
+    </w:p>
+    <w:p ns2:paraId="7D9D9BDD" ns2:textId="5E4B0819">
+      <w:pPr>
+        <w:tabs>
+          <w:tab w:val="left" w:pos="360"/>
+        </w:tabs>
+        <w:ind w:left="360"/>
+        <w:rPr>
+          <w:color w:val="FF0000"/>
+          <w:u w:val="double"/>
+        </w:rPr>
+      </w:pPr>
+      <w:r>
+        <w:t>[[MARKET_RESEARCH_PROSE]]</w:t>
+      </w:r>
+    </w:p>
+    <w:p ns2:paraId="227175CF" ns2:textId="77777777">
+      <w:pPr>
+        <w:tabs>
+          <w:tab w:val="left" w:pos="360"/>
+        </w:tabs>
+        <w:rPr>
+          <w:b/>
+          <w:i/>
+          <w:color w:val="002060"/>
+        </w:rPr>
+      </w:pPr>
+    </w:p>
+    <w:p ns2:paraId="75C137E0" ns2:textId="4563F827">
+      <w:pPr>
+        <w:numPr>
+          <w:ilvl w:val="0"/>
+          <w:numId w:val="22"/>
+        </w:numPr>
+        <w:tabs>
+          <w:tab w:val="left" w:pos="360"/>
+        </w:tabs>
+        <w:autoSpaceDE w:val="0"/>
+        <w:autoSpaceDN w:val="0"/>
+        <w:ind w:left="360" w:hanging="270"/>
+        <w:rPr>
+          <w:b/>
+          <w:bCs/>
+          <w:u w:val="single"/>
+        </w:rPr>
+      </w:pPr>
+      <w:r>
+        <w:rPr>
+          <w:b/>
+          <w:bCs/>
+          <w:u w:val="single"/>
+        </w:rPr>
+        <w:t>FAR 6.</w:t>
+      </w:r>
+      <w:r>
+        <w:rPr>
+          <w:b/>
+          <w:bCs/>
+          <w:u w:val="single"/>
+        </w:rPr>
+        <w:t>104</w:t>
+      </w:r>
+      <w:r>
+        <w:rPr>
+          <w:b/>
+          <w:bCs/>
+          <w:u w:val="single"/>
+        </w:rPr>
+        <w:t>-</w:t>
+      </w:r>
+      <w:r>
+        <w:rPr>
+          <w:b/>
+          <w:bCs/>
+          <w:u w:val="single"/>
+        </w:rPr>
+        <w:t>1</w:t>
+      </w:r>
+      <w:r>
+        <w:rPr>
+          <w:b/>
+          <w:bCs/>
+          <w:u w:val="single"/>
+        </w:rPr>
+        <w:t>(</w:t>
+      </w:r>
+      <w:r>
+        <w:rPr>
+          <w:b/>
+          <w:bCs/>
+          <w:u w:val="single"/>
+        </w:rPr>
+        <w:t>a</w:t>
+      </w:r>
+      <w:r>
+        <w:rPr>
+          <w:b/>
+          <w:bCs/>
+          <w:u w:val="single"/>
+        </w:rPr>
+        <w:t>)(9) – Any o</w:t>
+      </w:r>
+      <w:r>
+        <w:rPr>
+          <w:b/>
+          <w:bCs/>
+          <w:u w:val="single"/>
+        </w:rPr>
+        <w:t xml:space="preserve">ther facts supporting the </w:t>
+      </w:r>
+      <w:r>
+        <w:rPr>
+          <w:b/>
+          <w:bCs/>
+          <w:u w:val="single"/>
+        </w:rPr>
+        <w:t>use of other than full and open</w:t>
+      </w:r>
+    </w:p>
+    <w:p ns2:paraId="108976A0" ns2:textId="77777777">
+      <w:pPr>
+        <w:tabs>
+          <w:tab w:val="left" w:pos="360"/>
+        </w:tabs>
+        <w:autoSpaceDE w:val="0"/>
+        <w:autoSpaceDN w:val="0"/>
+        <w:rPr>
+          <w:b/>
+          <w:bCs/>
+        </w:rPr>
+      </w:pPr>
+      <w:r>
+        <w:rPr>
+          <w:rFonts w:ascii="Calibri" w:hAnsi="Calibri"/>
+          <w:b/>
+          <w:bCs/>
+          <w:sz w:val="22"/>
+          <w:szCs w:val="22"/>
+        </w:rPr>
+        <w:tab/>
+      </w:r>
+      <w:r>
+        <w:rPr>
+          <w:b/>
+          <w:bCs/>
+          <w:u w:val="single"/>
+        </w:rPr>
+        <w:t>competition</w:t>
+      </w:r>
+      <w:r>
+        <w:rPr>
+          <w:b/>
+          <w:bCs/>
+          <w:u w:val="single"/>
+        </w:rPr>
+        <w:t>:</w:t>
+      </w:r>
+    </w:p>
+    <w:p ns2:paraId="0498A17C" ns2:textId="77777777">
+      <w:pPr>
+        <w:tabs>
+          <w:tab w:val="left" w:pos="360"/>
+        </w:tabs>
+        <w:autoSpaceDE w:val="0"/>
+        <w:autoSpaceDN w:val="0"/>
+        <w:ind w:left="360"/>
+        <w:rPr>
+          <w:b/>
+          <w:bCs/>
+          <w:i/>
+          <w:color w:val="002060"/>
+        </w:rPr>
+      </w:pPr>
+    </w:p>
+    <w:p ns2:paraId="6E77BEDA" ns2:textId="3EA6F493">
+      <w:pPr>
+        <w:tabs>
+          <w:tab w:val="left" w:pos="360"/>
+        </w:tabs>
+        <w:autoSpaceDE w:val="0"/>
+        <w:autoSpaceDN w:val="0"/>
+        <w:ind w:left="360"/>
+        <w:rPr>
+          <w:bCs/>
+          <w:color w:val="002060"/>
+          <w:u w:val="double"/>
+        </w:rPr>
+      </w:pPr>
+      <w:r>
+        <w:t>[[OTHER_FACTS]]</w:t>
+      </w:r>
+    </w:p>
+    <w:p ns2:paraId="02E1A2DE" ns2:textId="77777777">
+      <w:pPr>
+        <w:tabs>
+          <w:tab w:val="left" w:pos="360"/>
+        </w:tabs>
+        <w:autoSpaceDE w:val="0"/>
+        <w:autoSpaceDN w:val="0"/>
+        <w:ind w:left="360"/>
+        <w:rPr>
+          <w:bCs/>
+          <w:i/>
+          <w:color w:val="002060"/>
+        </w:rPr>
+      </w:pPr>
+    </w:p>
+    <w:p ns2:paraId="00C1C50C" ns2:textId="179F2BDF">
+      <w:pPr>
+        <w:pStyle w:val="ListParagraph"/>
+        <w:widowControl w:val="0"/>
+        <w:spacing w:after="0" w:line="240" w:lineRule="auto"/>
+        <w:ind w:left="360"/>
+        <w:rPr>
+          <w:i/>
+          <w:color w:val="002060"/>
+        </w:rPr>
+      </w:pPr>
+      <w:r>
+        <w:t>[[FOLLOWON_DUPLICATED_COST]]</w:t>
+      </w:r>
+    </w:p>
+    <w:p>
+      <w:pPr>
+        <w:pStyle w:val="ListParagraph"/>
+        <w:widowControl w:val="0"/>
+        <w:spacing w:after="0" w:line="240" w:lineRule="auto"/>
+        <w:ind w:left="360"/>
+        <w:rPr>
+          <w:i/>
+          <w:color w:val="002060"/>
+        </w:rPr>
+      </w:pPr>
+      <w:r>
+        <w:t>[[NFS_CG_FOLLOWON_DUP_BLOCK]]</w:t>
+      </w:r>
+    </w:p>
+    <w:p ns2:paraId="24B11C27" ns2:textId="42500804">
+      <w:pPr>
+        <w:pStyle w:val="ListParagraph"/>
+        <w:widowControl w:val="0"/>
+        <w:spacing w:after="0" w:line="240" w:lineRule="auto"/>
+        <w:ind w:left="360"/>
+        <w:rPr>
+          <w:rFonts w:ascii="Times New Roman" w:hAnsi="Times New Roman"/>
+          <w:color w:val="FF0000"/>
+          <w:sz w:val="24"/>
+          <w:szCs w:val="24"/>
+          <w:u w:val="double"/>
+        </w:rPr>
+      </w:pPr>
+      <w:r>
+        <w:t>[[URGENCY_INJURY_CHRONOLOGY]]</w:t>
+      </w:r>
+    </w:p>
+    <w:p ns2:paraId="3991BFE3" ns2:textId="77777777">
+      <w:pPr>
+        <w:pStyle w:val="ListParagraph"/>
+        <w:widowControl w:val="0"/>
+        <w:spacing w:after="0" w:line="240" w:lineRule="auto"/>
+        <w:ind w:left="360"/>
+        <w:rPr>
+          <w:rFonts w:ascii="Times New Roman" w:hAnsi="Times New Roman"/>
+          <w:color w:val="FF0000"/>
+          <w:sz w:val="24"/>
+          <w:szCs w:val="24"/>
+          <w:u w:val="double"/>
+        </w:rPr>
+      </w:pPr>
+    </w:p>
+    <w:p ns2:paraId="277B43E4" ns2:textId="54F124D3">
+      <w:pPr>
+        <w:pStyle w:val="ListParagraph"/>
+        <w:widowControl w:val="0"/>
+        <w:spacing w:after="0" w:line="240" w:lineRule="auto"/>
+        <w:ind w:left="360"/>
+        <w:rPr>
+          <w:rFonts w:ascii="Times New Roman" w:hAnsi="Times New Roman"/>
+          <w:color w:val="FF0000"/>
+          <w:sz w:val="24"/>
+          <w:szCs w:val="24"/>
+          <w:u w:val="double"/>
+        </w:rPr>
+      </w:pPr>
+      <w:r>
+        <w:t>[[NFS_CG_1806_12A_BLOCK]]</w:t>
+      </w:r>
+    </w:p>
+    <w:p ns2:paraId="51953FF9" ns2:textId="77777777">
+      <w:pPr>
+        <w:pStyle w:val="ListParagraph"/>
+        <w:widowControl w:val="0"/>
+        <w:spacing w:after="0" w:line="240" w:lineRule="auto"/>
+        <w:ind w:left="360"/>
+        <w:rPr>
+          <w:rFonts w:ascii="Times New Roman" w:hAnsi="Times New Roman"/>
+          <w:color w:val="FF0000"/>
+          <w:sz w:val="24"/>
+          <w:szCs w:val="24"/>
+          <w:u w:val="double"/>
+        </w:rPr>
+      </w:pPr>
+    </w:p>
+    <w:p ns2:paraId="2D9D07F1" ns2:textId="77777777">
+      <w:pPr>
+        <w:widowControl w:val="0"/>
+        <w:ind w:left="360"/>
+        <w:rPr>
+          <w:color w:val="FF0000"/>
+          <w:u w:val="double"/>
+        </w:rPr>
+      </w:pPr>
+    </w:p>
+    <w:p ns2:paraId="209FB03F" ns2:textId="45A9FBCC">
+      <w:pPr>
+        <w:widowControl w:val="0"/>
+        <w:ind w:left="360"/>
+        <w:rPr>
+          <w:color w:val="FF0000"/>
+          <w:u w:val="double"/>
+        </w:rPr>
+      </w:pPr>
+      <w:r>
+        <w:t>[[NFS_CG_1806_12B_BLOCK]]</w:t>
+      </w:r>
+    </w:p>
+    <w:p ns2:paraId="1AC7F062" ns2:textId="77777777">
+      <w:pPr>
+        <w:widowControl w:val="0"/>
+        <w:ind w:left="360"/>
+        <w:rPr>
+          <w:color w:val="FF0000"/>
+          <w:u w:val="double"/>
+        </w:rPr>
+      </w:pPr>
+    </w:p>
+    <w:p ns2:paraId="707F3E68" ns2:textId="360B0C86">
+      <w:pPr>
+        <w:pStyle w:val="ListParagraph"/>
+        <w:widowControl w:val="0"/>
+        <w:numPr>
+          <w:ilvl w:val="0"/>
+          <w:numId w:val="20"/>
+        </w:numPr>
+        <w:spacing w:after="0" w:line="240" w:lineRule="auto"/>
+        <w:rPr>
+          <w:rFonts w:ascii="Times New Roman" w:hAnsi="Times New Roman"/>
+          <w:color w:val="FF0000"/>
+          <w:sz w:val="24"/>
+          <w:szCs w:val="24"/>
+          <w:u w:val="double"/>
+        </w:rPr>
+      </w:pPr>
+      <w:r>
+        <w:t>[[URGENCY_EXTENSION_STATEMENTS]]</w:t>
+      </w:r>
+    </w:p>
+    <w:p ns2:paraId="338A8CBD" ns2:textId="56A49E8E">
+      <w:pPr>
+        <w:numPr>
+          <w:ilvl w:val="0"/>
+          <w:numId w:val="22"/>
+        </w:numPr>
+        <w:tabs>
+          <w:tab w:val="left" w:pos="360"/>
+        </w:tabs>
+        <w:ind w:left="360" w:hanging="450"/>
+        <w:rPr>
+          <w:b/>
+          <w:szCs w:val="32"/>
+        </w:rPr>
+      </w:pPr>
+      <w:r>
+        <w:rPr>
+          <w:b/>
+          <w:szCs w:val="32"/>
+          <w:u w:val="single"/>
+        </w:rPr>
+        <w:t>FAR 6.</w:t>
+      </w:r>
+      <w:r>
+        <w:rPr>
+          <w:b/>
+          <w:szCs w:val="32"/>
+          <w:u w:val="single"/>
+        </w:rPr>
+        <w:t>104</w:t>
+      </w:r>
+      <w:r>
+        <w:rPr>
+          <w:b/>
+          <w:szCs w:val="32"/>
+          <w:u w:val="single"/>
+        </w:rPr>
+        <w:t>-</w:t>
+      </w:r>
+      <w:r>
+        <w:rPr>
+          <w:b/>
+          <w:szCs w:val="32"/>
+          <w:u w:val="single"/>
+        </w:rPr>
+        <w:t>1</w:t>
+      </w:r>
+      <w:r>
+        <w:rPr>
+          <w:b/>
+          <w:szCs w:val="32"/>
+          <w:u w:val="single"/>
+        </w:rPr>
+        <w:t>(</w:t>
+      </w:r>
+      <w:r>
+        <w:rPr>
+          <w:b/>
+          <w:szCs w:val="32"/>
+          <w:u w:val="single"/>
+        </w:rPr>
+        <w:t>a</w:t>
+      </w:r>
+      <w:r>
+        <w:rPr>
+          <w:b/>
+          <w:szCs w:val="32"/>
+          <w:u w:val="single"/>
+        </w:rPr>
+        <w:t xml:space="preserve">)(10) </w:t>
+      </w:r>
+      <w:r>
+        <w:rPr>
+          <w:b/>
+          <w:u w:val="single"/>
+        </w:rPr>
+        <w:t xml:space="preserve">– </w:t>
+      </w:r>
+      <w:r>
+        <w:rPr>
+          <w:b/>
+          <w:szCs w:val="32"/>
+          <w:u w:val="single"/>
+        </w:rPr>
+        <w:t>A listing of the sources, if any, that expressed an interest in the acquisition</w:t>
+      </w:r>
+      <w:r>
+        <w:rPr>
+          <w:b/>
+          <w:szCs w:val="32"/>
+          <w:u w:val="single"/>
+        </w:rPr>
+        <w:t xml:space="preserve"> in writing</w:t>
+      </w:r>
+      <w:r>
+        <w:rPr>
+          <w:b/>
+          <w:szCs w:val="32"/>
+          <w:u w:val="single"/>
+        </w:rPr>
+        <w:t>:</w:t>
+      </w:r>
+      <w:r>
+        <w:rPr>
+          <w:b/>
+          <w:szCs w:val="32"/>
+        </w:rPr>
+        <w:t xml:space="preserve">  </w:t>
+      </w:r>
+    </w:p>
+    <w:p ns2:paraId="65460892" ns2:textId="77777777">
+      <w:pPr>
+        <w:tabs>
+          <w:tab w:val="left" w:pos="360"/>
+        </w:tabs>
+        <w:ind w:left="360"/>
+      </w:pPr>
+    </w:p>
+    <w:p ns2:paraId="4AC3C80B" ns2:textId="56028571">
+      <w:pPr>
+        <w:tabs>
+          <w:tab w:val="left" w:pos="360"/>
+        </w:tabs>
+        <w:ind w:left="360"/>
+        <w:rPr>
+          <w:color w:val="FF0000"/>
+          <w:u w:val="double"/>
+        </w:rPr>
+      </w:pPr>
+      <w:r>
+        <w:t>[[INTERESTED_SOURCES_PROSE]]</w:t>
+      </w:r>
+    </w:p>
+    <w:p ns2:paraId="53DE2343" ns2:textId="77777777">
+      <w:pPr>
+        <w:tabs>
+          <w:tab w:val="left" w:pos="360"/>
+        </w:tabs>
+        <w:ind w:left="360"/>
+        <w:rPr>
+          <w:b/>
+        </w:rPr>
+      </w:pPr>
+    </w:p>
+    <w:p ns2:paraId="528D9691" ns2:textId="0B7D60EB">
+      <w:pPr>
+        <w:pStyle w:val="ListParagraph"/>
+        <w:numPr>
+          <w:ilvl w:val="0"/>
+          <w:numId w:val="22"/>
+        </w:numPr>
+        <w:spacing w:after="0" w:line="240" w:lineRule="auto"/>
+        <w:ind w:left="360" w:hanging="450"/>
+        <w:rPr>
+          <w:rFonts w:ascii="Times New Roman" w:hAnsi="Times New Roman"/>
+          <w:b/>
+          <w:sz w:val="24"/>
+          <w:szCs w:val="24"/>
+          <w:u w:val="single"/>
+        </w:rPr>
+      </w:pPr>
+      <w:r>
+        <w:rPr>
+          <w:rFonts w:ascii="Times New Roman" w:hAnsi="Times New Roman"/>
+          <w:b/>
+          <w:sz w:val="24"/>
+          <w:szCs w:val="24"/>
+          <w:u w:val="single"/>
+        </w:rPr>
+        <w:t>FAR 6.</w:t>
+      </w:r>
+      <w:r>
+        <w:rPr>
+          <w:rFonts w:ascii="Times New Roman" w:hAnsi="Times New Roman"/>
+          <w:b/>
+          <w:sz w:val="24"/>
+          <w:szCs w:val="24"/>
+          <w:u w:val="single"/>
+        </w:rPr>
+        <w:t>104</w:t>
+      </w:r>
+      <w:r>
+        <w:rPr>
+          <w:rFonts w:ascii="Times New Roman" w:hAnsi="Times New Roman"/>
+          <w:b/>
+          <w:sz w:val="24"/>
+          <w:szCs w:val="24"/>
+          <w:u w:val="single"/>
+        </w:rPr>
+        <w:t>-</w:t>
+      </w:r>
+      <w:r>
+        <w:rPr>
+          <w:rFonts w:ascii="Times New Roman" w:hAnsi="Times New Roman"/>
+          <w:b/>
+          <w:sz w:val="24"/>
+          <w:szCs w:val="24"/>
+          <w:u w:val="single"/>
+        </w:rPr>
+        <w:t>1</w:t>
+      </w:r>
+      <w:r>
+        <w:rPr>
+          <w:rFonts w:ascii="Times New Roman" w:hAnsi="Times New Roman"/>
+          <w:b/>
+          <w:sz w:val="24"/>
+          <w:szCs w:val="24"/>
+          <w:u w:val="single"/>
+        </w:rPr>
+        <w:t>(</w:t>
+      </w:r>
+      <w:r>
+        <w:rPr>
+          <w:rFonts w:ascii="Times New Roman" w:hAnsi="Times New Roman"/>
+          <w:b/>
+          <w:sz w:val="24"/>
+          <w:szCs w:val="24"/>
+          <w:u w:val="single"/>
+        </w:rPr>
+        <w:t>a</w:t>
+      </w:r>
+      <w:r>
+        <w:rPr>
+          <w:rFonts w:ascii="Times New Roman" w:hAnsi="Times New Roman"/>
+          <w:b/>
+          <w:sz w:val="24"/>
+          <w:szCs w:val="24"/>
+          <w:u w:val="single"/>
+        </w:rPr>
+        <w:t xml:space="preserve">)(11) – A statement of actions, if any, the agency may take to </w:t>
+      </w:r>
+      <w:r>
+        <w:rPr>
+          <w:rFonts w:ascii="Times New Roman" w:hAnsi="Times New Roman"/>
+          <w:b/>
+          <w:sz w:val="24"/>
+          <w:szCs w:val="24"/>
+          <w:u w:val="single"/>
+        </w:rPr>
+        <w:t>remove or</w:t>
+      </w:r>
+    </w:p>
+    <w:p ns2:paraId="1CD6166A" ns2:textId="29656DDD">
+      <w:pPr>
+        <w:pStyle w:val="ListParagraph"/>
+        <w:spacing w:after="0" w:line="240" w:lineRule="auto"/>
+        <w:ind w:left="360"/>
+      </w:pPr>
+      <w:r>
+        <w:rPr>
+          <w:rFonts w:ascii="Times New Roman" w:hAnsi="Times New Roman"/>
+          <w:b/>
+          <w:sz w:val="24"/>
+          <w:szCs w:val="24"/>
+          <w:u w:val="single"/>
+        </w:rPr>
+        <w:t>overcome</w:t>
+      </w:r>
+      <w:r>
+        <w:rPr>
+          <w:rFonts w:ascii="Times New Roman" w:hAnsi="Times New Roman"/>
+          <w:b/>
+          <w:sz w:val="24"/>
+          <w:szCs w:val="24"/>
+          <w:u w:val="single"/>
+        </w:rPr>
+        <w:t xml:space="preserve"> </w:t>
+      </w:r>
+      <w:r>
+        <w:rPr>
+          <w:rFonts w:ascii="Times New Roman" w:hAnsi="Times New Roman"/>
+          <w:b/>
+          <w:sz w:val="24"/>
+          <w:szCs w:val="24"/>
+          <w:u w:val="single"/>
+        </w:rPr>
+        <w:t>any barriers to competition before any subsequent acquisition for the supplies or services required:</w:t>
+      </w:r>
+      <w:r>
+        <w:t xml:space="preserve">  </w:t>
+      </w:r>
+    </w:p>
+    <w:p ns2:paraId="5C269CE6" ns2:textId="77777777">
+      <w:pPr>
+        <w:pStyle w:val="ListParagraph"/>
+        <w:spacing w:after="0" w:line="240" w:lineRule="auto"/>
+        <w:ind w:left="360"/>
+        <w:rPr>
+          <w:b/>
+          <w:i/>
+          <w:color w:val="002060"/>
+        </w:rPr>
+      </w:pPr>
+    </w:p>
+    <w:p ns2:paraId="431F02B9" ns2:textId="77777777">
+      <w:pPr>
+        <w:pStyle w:val="ListParagraph"/>
+        <w:spacing w:after="0" w:line="240" w:lineRule="auto"/>
+        <w:ind w:left="360"/>
+        <w:rPr>
+          <w:b/>
+          <w:i/>
+          <w:color w:val="002060"/>
+        </w:rPr>
+      </w:pPr>
+    </w:p>
+    <w:p ns2:paraId="17B847A7" ns2:textId="77777777">
+      <w:pPr>
+        <w:ind w:left="360"/>
+        <w:rPr>
+          <w:b/>
+        </w:rPr>
+      </w:pPr>
+      <w:r>
+        <w:t>[[BARRIERS_ACTIONS]]</w:t>
+      </w:r>
+    </w:p>
+    <w:p ns2:paraId="13A1A059" ns2:textId="77777777">
+      <w:pPr>
+        <w:pStyle w:val="ListParagraph"/>
+        <w:spacing w:after="0" w:line="240" w:lineRule="auto"/>
+        <w:ind w:left="360"/>
+        <w:rPr>
+          <w:b/>
+          <w:i/>
+          <w:color w:val="002060"/>
+        </w:rPr>
+      </w:pPr>
+    </w:p>
+    <w:p ns2:paraId="3A911F2B" ns2:textId="77777777">
+      <w:pPr>
+        <w:pStyle w:val="ListParagraph"/>
+        <w:spacing w:after="0" w:line="240" w:lineRule="auto"/>
+        <w:ind w:left="360"/>
+        <w:rPr>
+          <w:rFonts w:ascii="Times New Roman" w:hAnsi="Times New Roman"/>
+          <w:b/>
+          <w:i/>
+          <w:color w:val="002060"/>
+          <w:sz w:val="24"/>
+        </w:rPr>
+        <w:sectPr>
+          <w:pgSz w:w="12240" w:h="15840"/>
+          <w:pgMar w:top="1440" w:right="1440" w:bottom="1440" w:left="1440" w:header="720" w:footer="720" w:gutter="0"/>
+          <w:pgNumType w:start="1"/>
+          <w:cols w:space="720"/>
+          <w:titlePg/>
+          <w:docGrid w:linePitch="360"/>
+        </w:sectPr>
+      </w:pPr>
+    </w:p>
+    <w:p ns2:paraId="38F547ED" ns2:textId="58A3EBB6">
+      <w:pPr>
         <w:jc w:val="center"/>
         <w:rPr>
-          <w:rFonts w:ascii="Times New Roman" w:hAnsi="Times New Roman"/>
-          <w:sz w:val="20"/>
-          <w:szCs w:val="20"/>
-        </w:rPr>
-      </w:pPr>
-      <w:r>
-        <w:rPr>
-          <w:rFonts w:ascii="Times New Roman" w:hAnsi="Times New Roman"/>
-          <w:b/>
-          <w:sz w:val="20"/>
-          <w:szCs w:val="20"/>
-        </w:rPr>
-        <w:t xml:space="preserve">[[AGENCY_LINE]]</w:t>
-      </w:r>
-    </w:p>
-    <w:p>
-      <w:pPr>
-        <w:spacing w:after="0" w:line="276" w:lineRule="auto"/>
+          <w:b/>
+          <w:i/>
+          <w:snapToGrid w:val="0"/>
+        </w:rPr>
+      </w:pPr>
+      <w:r>
+        <w:t>[[SIG_BAND_LE_900K]]</w:t>
+      </w:r>
+      <w:r>
+        <w:t>[[SIG_PROGRAM_ACQ_ID]]</w:t>
+      </w:r>
+    </w:p>
+    <w:p ns2:paraId="34D5232B" ns2:textId="77777777">
+      <w:pPr>
         <w:jc w:val="center"/>
         <w:rPr>
-          <w:rFonts w:ascii="Times New Roman" w:hAnsi="Times New Roman"/>
-          <w:sz w:val="20"/>
-          <w:szCs w:val="20"/>
-        </w:rPr>
-      </w:pPr>
-      <w:r>
-        <w:rPr>
-          <w:rFonts w:ascii="Times New Roman" w:hAnsi="Times New Roman"/>
-          <w:sz w:val="20"/>
-          <w:szCs w:val="20"/>
-        </w:rPr>
-        <w:t xml:space="preserve">[[CENTER_NAME]]</w:t>
-      </w:r>
-    </w:p>
-    <w:p>
-      <w:pPr>
-        <w:spacing w:after="0" w:line="276" w:lineRule="auto"/>
+          <w:b/>
+        </w:rPr>
+      </w:pPr>
+      <w:r>
+        <w:t>[[SIG_BAND_LE_900K]]</w:t>
+      </w:r>
+      <w:r>
+        <w:rPr>
+          <w:b/>
+        </w:rPr>
+        <w:t>JUSTIFICATION FOR OTHER THAN FULL AND OPEN COMPETITION</w:t>
+      </w:r>
+    </w:p>
+    <w:p ns2:paraId="6FB2FAD1" ns2:textId="77777777">
+      <w:pPr>
         <w:jc w:val="center"/>
         <w:rPr>
-          <w:rFonts w:ascii="Times New Roman" w:hAnsi="Times New Roman"/>
-          <w:sz w:val="20"/>
-          <w:szCs w:val="20"/>
-        </w:rPr>
-      </w:pPr>
-      <w:r>
-        <w:rPr>
-          <w:rFonts w:ascii="Times New Roman" w:hAnsi="Times New Roman"/>
-          <w:sz w:val="20"/>
-          <w:szCs w:val="20"/>
-        </w:rPr>
-        <w:t xml:space="preserve">[[CENTER_ADDRESS]]</w:t>
-      </w:r>
-    </w:p>
-    <w:p>
-      <w:pPr>
-        <w:spacing w:after="240" w:line="276" w:lineRule="auto"/>
+          <w:b/>
+          <w:u w:val="single"/>
+        </w:rPr>
+      </w:pPr>
+      <w:r>
+        <w:t>[[SIG_BAND_LE_900K]]</w:t>
+      </w:r>
+      <w:r>
+        <w:rPr>
+          <w:b/>
+          <w:u w:val="single"/>
+        </w:rPr>
+        <w:t>SIGNATURE PAGE</w:t>
+      </w:r>
+    </w:p>
+    <w:p ns2:paraId="2BB55B93" ns2:textId="77777777">
+      <w:pPr>
         <w:jc w:val="center"/>
         <w:rPr>
-          <w:rFonts w:ascii="Times New Roman" w:hAnsi="Times New Roman"/>
-          <w:sz w:val="20"/>
-          <w:szCs w:val="20"/>
-        </w:rPr>
-      </w:pPr>
-      <w:r>
-        <w:rPr>
-          <w:rFonts w:ascii="Times New Roman" w:hAnsi="Times New Roman"/>
-          <w:sz w:val="20"/>
-          <w:szCs w:val="20"/>
-        </w:rPr>
-        <w:t xml:space="preserve">[[LETTER_DATE]]</w:t>
-      </w:r>
-    </w:p>
-    <w:p>
-      <w:pPr>
-        <w:spacing w:after="240" w:line="276" w:lineRule="auto"/>
+          <w:b/>
+          <w:u w:val="single"/>
+        </w:rPr>
+      </w:pPr>
+      <w:r>
+        <w:t>[[SIG_BAND_LE_900K]]</w:t>
+      </w:r>
+    </w:p>
+    <w:p ns2:paraId="662E68AC" ns2:textId="77777777">
+      <w:pPr>
+        <w:jc w:val="both"/>
+        <w:rPr>
+          <w:color w:val="000000"/>
+        </w:rPr>
+      </w:pPr>
+      <w:r>
+        <w:t>[[SIG_BAND_LE_900K]]</w:t>
+      </w:r>
+    </w:p>
+    <w:p ns2:paraId="1D72833A" ns2:textId="77777777">
+      <w:pPr>
+        <w:rPr>
+          <w:color w:val="000000"/>
+        </w:rPr>
+      </w:pPr>
+      <w:r>
+        <w:t>[[SIG_BAND_LE_900K]]</w:t>
+      </w:r>
+    </w:p>
+    <w:p ns2:paraId="4D20FB65" ns2:textId="790B1427">
+      <w:r>
+        <w:t>[[SIG_BAND_LE_900K]]</w:t>
+      </w:r>
+      <w:r>
+        <w:rPr>
+          <w:color w:val="FF0000"/>
+          <w:u w:val="double"/>
+        </w:rPr>
+        <w:t>Technical Representative:</w:t>
+      </w:r>
+      <w:r>
+        <w:rPr>
+          <w:color w:val="FF0000"/>
+        </w:rPr>
+        <w:t xml:space="preserve"> </w:t>
+      </w:r>
+      <w:r>
+        <w:t>I certify that the facts presented in this justification are accurate and complete.</w:t>
+      </w:r>
+    </w:p>
+    <w:p ns2:paraId="05593BCB" ns2:textId="77777777">
+      <w:r>
+        <w:t>[[SIG_BAND_LE_900K]]</w:t>
+      </w:r>
+    </w:p>
+    <w:p ns2:paraId="4B579604" ns2:textId="77777777">
+      <w:pPr>
+        <w:rPr>
+          <w:color w:val="000000"/>
+        </w:rPr>
+      </w:pPr>
+      <w:r>
+        <w:t>[[SIG_BAND_LE_900K]]</w:t>
+      </w:r>
+    </w:p>
+    <w:p ns2:paraId="7A22E4ED" ns2:textId="7FE5E3B3">
+      <w:pPr>
+        <w:jc w:val="both"/>
+        <w:rPr>
+          <w:color w:val="000000"/>
+        </w:rPr>
+      </w:pPr>
+      <w:r>
+        <w:t>[[SIG_BAND_LE_900K]]</w:t>
+      </w:r>
+      <w:r>
+        <w:rPr>
+          <w:color w:val="000000"/>
+        </w:rPr>
+        <w:t>___</w:t>
+      </w:r>
+      <w:r>
+        <w:rPr>
+          <w:color w:val="000000"/>
+        </w:rPr>
+        <w:t>____________________</w:t>
+      </w:r>
+      <w:r>
+        <w:rPr>
+          <w:color w:val="000000"/>
+        </w:rPr>
+        <w:tab/>
+      </w:r>
+      <w:r>
+        <w:rPr>
+          <w:color w:val="000000"/>
+        </w:rPr>
+        <w:tab/>
+      </w:r>
+      <w:r>
+        <w:rPr>
+          <w:color w:val="000000"/>
+        </w:rPr>
+        <w:tab/>
+      </w:r>
+    </w:p>
+    <w:p ns2:paraId="27B55142" ns2:textId="23179C17">
+      <w:r>
+        <w:t>[[SIG_BAND_LE_900K]]</w:t>
+      </w:r>
+      <w:r>
+        <w:t>[[TECH_REP_NAME]]</w:t>
+      </w:r>
+    </w:p>
+    <w:p ns2:paraId="71FB1FE0" ns2:textId="77777777">
+      <w:pPr>
+        <w:rPr>
+          <w:color w:val="000000"/>
+        </w:rPr>
+      </w:pPr>
+      <w:r>
+        <w:t>[[SIG_BAND_LE_900K]]</w:t>
+      </w:r>
+      <w:r>
+        <w:rPr>
+          <w:color w:val="000000"/>
+        </w:rPr>
+        <w:t>Technical Representative</w:t>
+      </w:r>
+      <w:r>
+        <w:rPr>
+          <w:color w:val="000000"/>
+        </w:rPr>
+        <w:tab/>
+      </w:r>
+      <w:r>
+        <w:rPr>
+          <w:color w:val="000000"/>
+        </w:rPr>
+        <w:tab/>
+      </w:r>
+      <w:r>
+        <w:rPr>
+          <w:color w:val="000000"/>
+        </w:rPr>
+        <w:tab/>
+      </w:r>
+      <w:r>
+        <w:rPr>
+          <w:color w:val="000000"/>
+        </w:rPr>
+        <w:tab/>
+      </w:r>
+      <w:r>
+        <w:rPr>
+          <w:color w:val="000000"/>
+        </w:rPr>
+        <w:tab/>
+      </w:r>
+    </w:p>
+    <w:p ns2:paraId="4A02B87B" ns2:textId="77777777">
+      <w:pPr>
+        <w:rPr>
+          <w:color w:val="000000"/>
+        </w:rPr>
+      </w:pPr>
+      <w:r>
+        <w:t>[[SIG_BAND_LE_900K]]</w:t>
+      </w:r>
+    </w:p>
+    <w:p ns2:paraId="656C13EF" ns2:textId="77777777">
+      <w:pPr>
+        <w:rPr>
+          <w:color w:val="000000"/>
+        </w:rPr>
+      </w:pPr>
+      <w:r>
+        <w:t>[[SIG_BAND_LE_900K]]</w:t>
+      </w:r>
+    </w:p>
+    <w:p ns2:paraId="7E459C13" ns2:textId="2408C83D">
+      <w:pPr>
+        <w:jc w:val="both"/>
+        <w:rPr>
+          <w:color w:val="000000"/>
+        </w:rPr>
+      </w:pPr>
+      <w:r>
+        <w:t>[[SIG_BAND_LE_900K]]</w:t>
+      </w:r>
+      <w:r>
+        <w:rPr>
+          <w:color w:val="FF0000"/>
+          <w:u w:val="double"/>
+        </w:rPr>
+        <w:t xml:space="preserve">Contracting </w:t>
+      </w:r>
+      <w:r>
+        <w:rPr>
+          <w:color w:val="FF0000"/>
+          <w:u w:val="double"/>
+        </w:rPr>
+        <w:t>Officer</w:t>
+      </w:r>
+      <w:r>
+        <w:rPr>
+          <w:color w:val="FF0000"/>
+          <w:u w:val="double"/>
+        </w:rPr>
+        <w:t>:</w:t>
+      </w:r>
+      <w:r>
+        <w:rPr>
+          <w:color w:val="FF0000"/>
+        </w:rPr>
+        <w:t xml:space="preserve"> </w:t>
+      </w:r>
+      <w:r>
+        <w:rPr>
+          <w:color w:val="000000"/>
+        </w:rPr>
+        <w:t xml:space="preserve">I hereby certify that the above justification is </w:t>
+      </w:r>
+      <w:r>
+        <w:rPr>
+          <w:color w:val="000000"/>
+        </w:rPr>
+        <w:t>accurate</w:t>
+      </w:r>
+      <w:r>
+        <w:rPr>
+          <w:color w:val="000000"/>
+        </w:rPr>
+        <w:t xml:space="preserve"> and </w:t>
+      </w:r>
+      <w:r>
+        <w:rPr>
+          <w:color w:val="000000"/>
+        </w:rPr>
+        <w:t>complete</w:t>
+      </w:r>
+      <w:r>
+        <w:rPr>
+          <w:color w:val="000000"/>
+        </w:rPr>
+        <w:t xml:space="preserve"> to the best of my knowledge and belief.</w:t>
+      </w:r>
+    </w:p>
+    <w:p ns2:paraId="4F818674" ns2:textId="77777777">
+      <w:pPr>
+        <w:jc w:val="both"/>
+        <w:rPr>
+          <w:color w:val="000000"/>
+        </w:rPr>
+      </w:pPr>
+      <w:r>
+        <w:t>[[SIG_BAND_LE_900K]]</w:t>
+      </w:r>
+    </w:p>
+    <w:p ns2:paraId="370FEC3A" ns2:textId="77777777">
+      <w:pPr>
+        <w:jc w:val="both"/>
+        <w:rPr>
+          <w:color w:val="000000"/>
+        </w:rPr>
+      </w:pPr>
+      <w:r>
+        <w:t>[[SIG_BAND_LE_900K]]</w:t>
+      </w:r>
+    </w:p>
+    <w:p ns2:paraId="78E64FF9" ns2:textId="7B98BA33">
+      <w:pPr>
+        <w:jc w:val="both"/>
+        <w:rPr>
+          <w:color w:val="000000"/>
+        </w:rPr>
+      </w:pPr>
+      <w:r>
+        <w:t>[[SIG_BAND_LE_900K]]</w:t>
+      </w:r>
+      <w:r>
+        <w:rPr>
+          <w:color w:val="000000"/>
+        </w:rPr>
+        <w:t>___</w:t>
+      </w:r>
+      <w:r>
+        <w:rPr>
+          <w:color w:val="000000"/>
+        </w:rPr>
+        <w:t>____________________</w:t>
+      </w:r>
+      <w:r>
+        <w:rPr>
+          <w:color w:val="000000"/>
+        </w:rPr>
+        <w:tab/>
+      </w:r>
+      <w:r>
+        <w:rPr>
+          <w:color w:val="000000"/>
+        </w:rPr>
+        <w:tab/>
+      </w:r>
+      <w:r>
+        <w:rPr>
+          <w:color w:val="000000"/>
+        </w:rPr>
+        <w:tab/>
+      </w:r>
+    </w:p>
+    <w:p ns2:paraId="3696FAAB" ns2:textId="36433E48">
+      <w:r>
+        <w:t>[[SIG_BAND_LE_900K]]</w:t>
+      </w:r>
+      <w:r>
+        <w:t>[[CO_NAME]]</w:t>
+      </w:r>
+    </w:p>
+    <w:p ns2:paraId="591B4BA9" ns2:textId="77777777">
+      <w:pPr>
+        <w:rPr>
+          <w:color w:val="000000"/>
+        </w:rPr>
+      </w:pPr>
+      <w:r>
+        <w:t>[[SIG_BAND_LE_900K]]</w:t>
+      </w:r>
+      <w:r>
+        <w:rPr>
+          <w:color w:val="000000"/>
+        </w:rPr>
+        <w:t>Contracting Officer</w:t>
+      </w:r>
+      <w:r>
+        <w:rPr>
+          <w:color w:val="000000"/>
+        </w:rPr>
+        <w:tab/>
+      </w:r>
+      <w:r>
+        <w:rPr>
+          <w:color w:val="000000"/>
+        </w:rPr>
+        <w:tab/>
+      </w:r>
+      <w:r>
+        <w:rPr>
+          <w:color w:val="000000"/>
+        </w:rPr>
+        <w:tab/>
+      </w:r>
+      <w:r>
+        <w:rPr>
+          <w:color w:val="000000"/>
+        </w:rPr>
+        <w:tab/>
+      </w:r>
+      <w:r>
+        <w:rPr>
+          <w:color w:val="000000"/>
+        </w:rPr>
+        <w:tab/>
+      </w:r>
+    </w:p>
+    <w:p ns2:paraId="07326E8F" ns2:textId="77777777">
+      <w:pPr>
+        <w:rPr>
+          <w:color w:val="000000"/>
+        </w:rPr>
+      </w:pPr>
+      <w:r>
+        <w:t>[[SIG_BAND_LE_900K]]</w:t>
+      </w:r>
+    </w:p>
+    <w:p ns2:paraId="34C82776" ns2:textId="77777777">
+      <w:pPr>
         <w:jc w:val="center"/>
         <w:rPr>
-          <w:rFonts w:ascii="Times New Roman" w:hAnsi="Times New Roman"/>
-          <w:sz w:val="24"/>
-          <w:szCs w:val="24"/>
-        </w:rPr>
-      </w:pPr>
-      <w:r>
-        <w:rPr>
-          <w:rFonts w:ascii="Times New Roman" w:hAnsi="Times New Roman"/>
-          <w:b/>
-          <w:sz w:val="24"/>
-          <w:szCs w:val="24"/>
-        </w:rPr>
-        <w:t xml:space="preserve">JUSTIFICATION FOR OTHER THAN FULL AND OPEN COMPETITION</w:t>
-      </w:r>
-    </w:p>
-    <w:p>
-      <w:pPr>
-        <w:spacing w:after="0" w:line="276" w:lineRule="auto"/>
-        <w:rPr>
-          <w:rFonts w:ascii="Times New Roman" w:hAnsi="Times New Roman"/>
-          <w:sz w:val="24"/>
-          <w:szCs w:val="24"/>
-        </w:rPr>
-      </w:pPr>
-      <w:r>
-        <w:rPr>
-          <w:rFonts w:ascii="Times New Roman" w:hAnsi="Times New Roman"/>
-          <w:sz w:val="24"/>
-          <w:szCs w:val="24"/>
-        </w:rPr>
-        <w:t xml:space="preserve">[[HEADER_CENTER]]</w:t>
-      </w:r>
-    </w:p>
-    <w:p>
-      <w:pPr>
-        <w:spacing w:after="0" w:line="276" w:lineRule="auto"/>
-        <w:rPr>
-          <w:rFonts w:ascii="Times New Roman" w:hAnsi="Times New Roman"/>
-          <w:sz w:val="24"/>
-          <w:szCs w:val="24"/>
-        </w:rPr>
-      </w:pPr>
-      <w:r>
-        <w:rPr>
-          <w:rFonts w:ascii="Times New Roman" w:hAnsi="Times New Roman"/>
-          <w:sz w:val="24"/>
-          <w:szCs w:val="24"/>
-        </w:rPr>
-        <w:t xml:space="preserve">[[HEADER_SOLICITATION]]</w:t>
-      </w:r>
-    </w:p>
-    <w:p>
-      <w:pPr>
-        <w:spacing w:after="200" w:line="276" w:lineRule="auto"/>
-        <w:rPr>
-          <w:rFonts w:ascii="Times New Roman" w:hAnsi="Times New Roman"/>
-          <w:sz w:val="24"/>
-          <w:szCs w:val="24"/>
-        </w:rPr>
-      </w:pPr>
-      <w:r>
-        <w:rPr>
-          <w:rFonts w:ascii="Times New Roman" w:hAnsi="Times New Roman"/>
-          <w:sz w:val="24"/>
-          <w:szCs w:val="24"/>
-        </w:rPr>
-        <w:t xml:space="preserve">[[HEADER_PROGRAM]]</w:t>
-      </w:r>
-    </w:p>
-    <w:p>
-      <w:pPr>
-        <w:spacing w:after="80" w:line="276" w:lineRule="auto"/>
-        <w:rPr>
-          <w:rFonts w:ascii="Times New Roman" w:hAnsi="Times New Roman"/>
-          <w:sz w:val="24"/>
-          <w:szCs w:val="24"/>
-        </w:rPr>
-      </w:pPr>
-      <w:r>
-        <w:rPr>
-          <w:rFonts w:ascii="Times New Roman" w:hAnsi="Times New Roman"/>
-          <w:b/>
-          <w:sz w:val="24"/>
-          <w:szCs w:val="24"/>
-        </w:rPr>
-        <w:t xml:space="preserve">[[ITEM1_HEADING]]</w:t>
-      </w:r>
-    </w:p>
-    <w:p>
-      <w:pPr>
-        <w:spacing w:after="160" w:line="276" w:lineRule="auto"/>
-        <w:rPr>
-          <w:rFonts w:ascii="Times New Roman" w:hAnsi="Times New Roman"/>
-          <w:sz w:val="24"/>
-          <w:szCs w:val="24"/>
-        </w:rPr>
-      </w:pPr>
-      <w:r>
-        <w:rPr>
-          <w:rFonts w:ascii="Times New Roman" w:hAnsi="Times New Roman"/>
-          <w:sz w:val="24"/>
-          <w:szCs w:val="24"/>
-        </w:rPr>
-        <w:t xml:space="preserve">[[ITEM1]]</w:t>
-      </w:r>
-    </w:p>
-    <w:p>
-      <w:pPr>
-        <w:spacing w:after="80" w:line="276" w:lineRule="auto"/>
-        <w:rPr>
-          <w:rFonts w:ascii="Times New Roman" w:hAnsi="Times New Roman"/>
-          <w:sz w:val="24"/>
-          <w:szCs w:val="24"/>
-        </w:rPr>
-      </w:pPr>
-      <w:r>
-        <w:rPr>
-          <w:rFonts w:ascii="Times New Roman" w:hAnsi="Times New Roman"/>
-          <w:b/>
-          <w:sz w:val="24"/>
-          <w:szCs w:val="24"/>
-        </w:rPr>
-        <w:t xml:space="preserve">[[ITEM2_HEADING]]</w:t>
-      </w:r>
-    </w:p>
-    <w:p>
-      <w:pPr>
-        <w:spacing w:after="160" w:line="276" w:lineRule="auto"/>
-        <w:rPr>
-          <w:rFonts w:ascii="Times New Roman" w:hAnsi="Times New Roman"/>
-          <w:sz w:val="24"/>
-          <w:szCs w:val="24"/>
-        </w:rPr>
-      </w:pPr>
-      <w:r>
-        <w:rPr>
-          <w:rFonts w:ascii="Times New Roman" w:hAnsi="Times New Roman"/>
-          <w:sz w:val="24"/>
-          <w:szCs w:val="24"/>
-        </w:rPr>
-        <w:t xml:space="preserve">[[ITEM2]]</w:t>
-      </w:r>
-    </w:p>
-    <w:p>
-      <w:pPr>
-        <w:spacing w:after="80" w:line="276" w:lineRule="auto"/>
-        <w:rPr>
-          <w:rFonts w:ascii="Times New Roman" w:hAnsi="Times New Roman"/>
-          <w:sz w:val="24"/>
-          <w:szCs w:val="24"/>
-        </w:rPr>
-      </w:pPr>
-      <w:r>
-        <w:rPr>
-          <w:rFonts w:ascii="Times New Roman" w:hAnsi="Times New Roman"/>
-          <w:b/>
-          <w:sz w:val="24"/>
-          <w:szCs w:val="24"/>
-        </w:rPr>
-        <w:t xml:space="preserve">[[ITEM3_HEADING]]</w:t>
-      </w:r>
-    </w:p>
-    <w:p>
-      <w:pPr>
-        <w:spacing w:after="160" w:line="276" w:lineRule="auto"/>
-        <w:rPr>
-          <w:rFonts w:ascii="Times New Roman" w:hAnsi="Times New Roman"/>
-          <w:sz w:val="24"/>
-          <w:szCs w:val="24"/>
-        </w:rPr>
-      </w:pPr>
-      <w:r>
-        <w:rPr>
-          <w:rFonts w:ascii="Times New Roman" w:hAnsi="Times New Roman"/>
-          <w:sz w:val="24"/>
-          <w:szCs w:val="24"/>
-        </w:rPr>
-        <w:t xml:space="preserve">[[ITEM3]]</w:t>
-      </w:r>
-    </w:p>
-    <w:p>
-      <w:pPr>
-        <w:spacing w:after="80" w:line="276" w:lineRule="auto"/>
-        <w:rPr>
-          <w:rFonts w:ascii="Times New Roman" w:hAnsi="Times New Roman"/>
-          <w:sz w:val="24"/>
-          <w:szCs w:val="24"/>
-        </w:rPr>
-      </w:pPr>
-      <w:r>
-        <w:rPr>
-          <w:rFonts w:ascii="Times New Roman" w:hAnsi="Times New Roman"/>
-          <w:b/>
-          <w:sz w:val="24"/>
-          <w:szCs w:val="24"/>
-        </w:rPr>
-        <w:t xml:space="preserve">[[ITEM4_HEADING]]</w:t>
-      </w:r>
-    </w:p>
-    <w:p>
-      <w:pPr>
-        <w:spacing w:after="160" w:line="276" w:lineRule="auto"/>
-        <w:rPr>
-          <w:rFonts w:ascii="Times New Roman" w:hAnsi="Times New Roman"/>
-          <w:sz w:val="24"/>
-          <w:szCs w:val="24"/>
-        </w:rPr>
-      </w:pPr>
-      <w:r>
-        <w:rPr>
-          <w:rFonts w:ascii="Times New Roman" w:hAnsi="Times New Roman"/>
-          <w:sz w:val="24"/>
-          <w:szCs w:val="24"/>
-        </w:rPr>
-        <w:t xml:space="preserve">[[ITEM4]]</w:t>
-      </w:r>
-    </w:p>
-    <w:p>
-      <w:pPr>
-        <w:spacing w:after="80" w:line="276" w:lineRule="auto"/>
-        <w:rPr>
-          <w:rFonts w:ascii="Times New Roman" w:hAnsi="Times New Roman"/>
-          <w:sz w:val="24"/>
-          <w:szCs w:val="24"/>
-        </w:rPr>
-      </w:pPr>
-      <w:r>
-        <w:rPr>
-          <w:rFonts w:ascii="Times New Roman" w:hAnsi="Times New Roman"/>
-          <w:b/>
-          <w:sz w:val="24"/>
-          <w:szCs w:val="24"/>
-        </w:rPr>
-        <w:t xml:space="preserve">[[ITEM5_HEADING]]</w:t>
-      </w:r>
-    </w:p>
-    <w:p>
-      <w:pPr>
-        <w:spacing w:after="160" w:line="276" w:lineRule="auto"/>
-        <w:rPr>
-          <w:rFonts w:ascii="Times New Roman" w:hAnsi="Times New Roman"/>
-          <w:sz w:val="24"/>
-          <w:szCs w:val="24"/>
-        </w:rPr>
-      </w:pPr>
-      <w:r>
-        <w:rPr>
-          <w:rFonts w:ascii="Times New Roman" w:hAnsi="Times New Roman"/>
-          <w:sz w:val="24"/>
-          <w:szCs w:val="24"/>
-        </w:rPr>
-        <w:t xml:space="preserve">[[ITEM5]]</w:t>
-      </w:r>
-    </w:p>
-    <w:p>
-      <w:pPr>
-        <w:spacing w:after="80" w:line="276" w:lineRule="auto"/>
-        <w:rPr>
-          <w:rFonts w:ascii="Times New Roman" w:hAnsi="Times New Roman"/>
-          <w:sz w:val="24"/>
-          <w:szCs w:val="24"/>
-        </w:rPr>
-      </w:pPr>
-      <w:r>
-        <w:rPr>
-          <w:rFonts w:ascii="Times New Roman" w:hAnsi="Times New Roman"/>
-          <w:b/>
-          <w:sz w:val="24"/>
-          <w:szCs w:val="24"/>
-        </w:rPr>
-        <w:t xml:space="preserve">[[ITEM6_HEADING]]</w:t>
-      </w:r>
-    </w:p>
-    <w:p>
-      <w:pPr>
-        <w:spacing w:after="160" w:line="276" w:lineRule="auto"/>
-        <w:rPr>
-          <w:rFonts w:ascii="Times New Roman" w:hAnsi="Times New Roman"/>
-          <w:sz w:val="24"/>
-          <w:szCs w:val="24"/>
-        </w:rPr>
-      </w:pPr>
-      <w:r>
-        <w:rPr>
-          <w:rFonts w:ascii="Times New Roman" w:hAnsi="Times New Roman"/>
-          <w:sz w:val="24"/>
-          <w:szCs w:val="24"/>
-        </w:rPr>
-        <w:t xml:space="preserve">[[ITEM6]]</w:t>
-      </w:r>
-    </w:p>
-    <w:p>
-      <w:pPr>
-        <w:spacing w:after="80" w:line="276" w:lineRule="auto"/>
-        <w:rPr>
-          <w:rFonts w:ascii="Times New Roman" w:hAnsi="Times New Roman"/>
-          <w:sz w:val="24"/>
-          <w:szCs w:val="24"/>
-        </w:rPr>
-      </w:pPr>
-      <w:r>
-        <w:rPr>
-          <w:rFonts w:ascii="Times New Roman" w:hAnsi="Times New Roman"/>
-          <w:b/>
-          <w:sz w:val="24"/>
-          <w:szCs w:val="24"/>
-        </w:rPr>
-        <w:t xml:space="preserve">[[ITEM7_HEADING]]</w:t>
-      </w:r>
-    </w:p>
-    <w:p>
-      <w:pPr>
-        <w:spacing w:after="160" w:line="276" w:lineRule="auto"/>
-        <w:rPr>
-          <w:rFonts w:ascii="Times New Roman" w:hAnsi="Times New Roman"/>
-          <w:sz w:val="24"/>
-          <w:szCs w:val="24"/>
-        </w:rPr>
-      </w:pPr>
-      <w:r>
-        <w:rPr>
-          <w:rFonts w:ascii="Times New Roman" w:hAnsi="Times New Roman"/>
-          <w:sz w:val="24"/>
-          <w:szCs w:val="24"/>
-        </w:rPr>
-        <w:t xml:space="preserve">[[ITEM7]]</w:t>
-      </w:r>
-    </w:p>
-    <w:p>
-      <w:pPr>
-        <w:spacing w:after="80" w:line="276" w:lineRule="auto"/>
-        <w:rPr>
-          <w:rFonts w:ascii="Times New Roman" w:hAnsi="Times New Roman"/>
-          <w:sz w:val="24"/>
-          <w:szCs w:val="24"/>
-        </w:rPr>
-      </w:pPr>
-      <w:r>
-        <w:rPr>
-          <w:rFonts w:ascii="Times New Roman" w:hAnsi="Times New Roman"/>
-          <w:b/>
-          <w:sz w:val="24"/>
-          <w:szCs w:val="24"/>
-        </w:rPr>
-        <w:t xml:space="preserve">[[ITEM8_HEADING]]</w:t>
-      </w:r>
-    </w:p>
-    <w:p>
-      <w:pPr>
-        <w:spacing w:after="160" w:line="276" w:lineRule="auto"/>
-        <w:rPr>
-          <w:rFonts w:ascii="Times New Roman" w:hAnsi="Times New Roman"/>
-          <w:sz w:val="24"/>
-          <w:szCs w:val="24"/>
-        </w:rPr>
-      </w:pPr>
-      <w:r>
-        <w:rPr>
-          <w:rFonts w:ascii="Times New Roman" w:hAnsi="Times New Roman"/>
-          <w:sz w:val="24"/>
-          <w:szCs w:val="24"/>
-        </w:rPr>
-        <w:t xml:space="preserve">[[ITEM8]]</w:t>
-      </w:r>
-    </w:p>
-    <w:p>
-      <w:pPr>
-        <w:spacing w:after="80" w:line="276" w:lineRule="auto"/>
-        <w:rPr>
-          <w:rFonts w:ascii="Times New Roman" w:hAnsi="Times New Roman"/>
-          <w:sz w:val="24"/>
-          <w:szCs w:val="24"/>
-        </w:rPr>
-      </w:pPr>
-      <w:r>
-        <w:rPr>
-          <w:rFonts w:ascii="Times New Roman" w:hAnsi="Times New Roman"/>
-          <w:b/>
-          <w:sz w:val="24"/>
-          <w:szCs w:val="24"/>
-        </w:rPr>
-        <w:t xml:space="preserve">[[ITEM9_HEADING]]</w:t>
-      </w:r>
-    </w:p>
-    <w:p>
-      <w:pPr>
-        <w:spacing w:after="160" w:line="276" w:lineRule="auto"/>
-        <w:rPr>
-          <w:rFonts w:ascii="Times New Roman" w:hAnsi="Times New Roman"/>
-          <w:sz w:val="24"/>
-          <w:szCs w:val="24"/>
-        </w:rPr>
-      </w:pPr>
-      <w:r>
-        <w:rPr>
-          <w:rFonts w:ascii="Times New Roman" w:hAnsi="Times New Roman"/>
-          <w:sz w:val="24"/>
-          <w:szCs w:val="24"/>
-        </w:rPr>
-        <w:t xml:space="preserve">[[ITEM9]]</w:t>
-      </w:r>
-    </w:p>
-    <w:p>
-      <w:pPr>
-        <w:spacing w:after="80" w:line="276" w:lineRule="auto"/>
-        <w:rPr>
-          <w:rFonts w:ascii="Times New Roman" w:hAnsi="Times New Roman"/>
-          <w:sz w:val="24"/>
-          <w:szCs w:val="24"/>
-        </w:rPr>
-      </w:pPr>
-      <w:r>
-        <w:rPr>
-          <w:rFonts w:ascii="Times New Roman" w:hAnsi="Times New Roman"/>
-          <w:b/>
-          <w:sz w:val="24"/>
-          <w:szCs w:val="24"/>
-        </w:rPr>
-        <w:t xml:space="preserve">[[ITEM10_HEADING]]</w:t>
-      </w:r>
-    </w:p>
-    <w:p>
-      <w:pPr>
-        <w:spacing w:after="160" w:line="276" w:lineRule="auto"/>
-        <w:rPr>
-          <w:rFonts w:ascii="Times New Roman" w:hAnsi="Times New Roman"/>
-          <w:sz w:val="24"/>
-          <w:szCs w:val="24"/>
-        </w:rPr>
-      </w:pPr>
-      <w:r>
-        <w:rPr>
-          <w:rFonts w:ascii="Times New Roman" w:hAnsi="Times New Roman"/>
-          <w:sz w:val="24"/>
-          <w:szCs w:val="24"/>
-        </w:rPr>
-        <w:t xml:space="preserve">[[ITEM10]]</w:t>
-      </w:r>
-    </w:p>
-    <w:p>
-      <w:pPr>
-        <w:spacing w:after="80" w:line="276" w:lineRule="auto"/>
-        <w:rPr>
-          <w:rFonts w:ascii="Times New Roman" w:hAnsi="Times New Roman"/>
-          <w:sz w:val="24"/>
-          <w:szCs w:val="24"/>
-        </w:rPr>
-      </w:pPr>
-      <w:r>
-        <w:rPr>
-          <w:rFonts w:ascii="Times New Roman" w:hAnsi="Times New Roman"/>
-          <w:b/>
-          <w:sz w:val="24"/>
-          <w:szCs w:val="24"/>
-        </w:rPr>
-        <w:t xml:space="preserve">[[ITEM11_HEADING]]</w:t>
-      </w:r>
-    </w:p>
-    <w:p>
-      <w:pPr>
-        <w:spacing w:after="160" w:line="276" w:lineRule="auto"/>
-        <w:rPr>
-          <w:rFonts w:ascii="Times New Roman" w:hAnsi="Times New Roman"/>
-          <w:sz w:val="24"/>
-          <w:szCs w:val="24"/>
-        </w:rPr>
-      </w:pPr>
-      <w:r>
-        <w:rPr>
-          <w:rFonts w:ascii="Times New Roman" w:hAnsi="Times New Roman"/>
-          <w:sz w:val="24"/>
-          <w:szCs w:val="24"/>
-        </w:rPr>
-        <w:t xml:space="preserve">[[ITEM11]]</w:t>
-      </w:r>
-    </w:p>
-    <w:p>
-      <w:pPr>
-        <w:spacing w:after="120" w:line="276" w:lineRule="auto"/>
-        <w:rPr>
-          <w:rFonts w:ascii="Times New Roman" w:hAnsi="Times New Roman"/>
-          <w:sz w:val="24"/>
-          <w:szCs w:val="24"/>
-        </w:rPr>
-      </w:pPr>
-      <w:r>
-        <w:rPr>
-          <w:rFonts w:ascii="Times New Roman" w:hAnsi="Times New Roman"/>
-          <w:sz w:val="24"/>
-          <w:szCs w:val="24"/>
-        </w:rPr>
-        <w:t xml:space="preserve">[[ITEM5_URGENCY_HARM]]</w:t>
-      </w:r>
-    </w:p>
-    <w:p>
-      <w:pPr>
-        <w:spacing w:after="120" w:line="276" w:lineRule="auto"/>
-        <w:rPr>
-          <w:rFonts w:ascii="Times New Roman" w:hAnsi="Times New Roman"/>
-          <w:sz w:val="24"/>
-          <w:szCs w:val="24"/>
-        </w:rPr>
-      </w:pPr>
-      <w:r>
-        <w:rPr>
-          <w:rFonts w:ascii="Times New Roman" w:hAnsi="Times New Roman"/>
-          <w:sz w:val="24"/>
-          <w:szCs w:val="24"/>
-        </w:rPr>
-        <w:t xml:space="preserve">[[ITEM5_URGENCY_NOT_DELAY]]</w:t>
-      </w:r>
-    </w:p>
-    <w:p>
-      <w:pPr>
-        <w:spacing w:after="120" w:line="276" w:lineRule="auto"/>
-        <w:rPr>
-          <w:rFonts w:ascii="Times New Roman" w:hAnsi="Times New Roman"/>
-          <w:sz w:val="24"/>
-          <w:szCs w:val="24"/>
-        </w:rPr>
-      </w:pPr>
-      <w:r>
-        <w:rPr>
-          <w:rFonts w:ascii="Times New Roman" w:hAnsi="Times New Roman"/>
-          <w:sz w:val="24"/>
-          <w:szCs w:val="24"/>
-        </w:rPr>
-        <w:t xml:space="preserve">[[ITEM9_FOLLOWON]]</w:t>
-      </w:r>
-    </w:p>
-    <w:p>
-      <w:pPr>
-        <w:spacing w:after="120" w:line="276" w:lineRule="auto"/>
-        <w:rPr>
-          <w:rFonts w:ascii="Times New Roman" w:hAnsi="Times New Roman"/>
-          <w:sz w:val="24"/>
-          <w:szCs w:val="24"/>
-        </w:rPr>
-      </w:pPr>
-      <w:r>
-        <w:rPr>
-          <w:rFonts w:ascii="Times New Roman" w:hAnsi="Times New Roman"/>
-          <w:sz w:val="24"/>
-          <w:szCs w:val="24"/>
-        </w:rPr>
-        <w:t xml:space="preserve">[[ITEM9_URGENCY]]</w:t>
-      </w:r>
-    </w:p>
-    <w:p>
-      <w:pPr>
-        <w:spacing w:after="200" w:line="276" w:lineRule="auto"/>
-        <w:rPr>
-          <w:rFonts w:ascii="Times New Roman" w:hAnsi="Times New Roman"/>
-          <w:sz w:val="24"/>
-          <w:szCs w:val="24"/>
-        </w:rPr>
-      </w:pPr>
-      <w:r>
-        <w:rPr>
-          <w:rFonts w:ascii="Times New Roman" w:hAnsi="Times New Roman"/>
-          <w:b/>
-          <w:sz w:val="24"/>
-          <w:szCs w:val="24"/>
-        </w:rPr>
-        <w:t xml:space="preserve">[[CERT_HEADING]]</w:t>
-      </w:r>
-    </w:p>
-    <w:p>
-      <w:pPr>
-        <w:spacing w:after="200" w:line="276" w:lineRule="auto"/>
-        <w:rPr>
-          <w:rFonts w:ascii="Times New Roman" w:hAnsi="Times New Roman"/>
-          <w:sz w:val="24"/>
-          <w:szCs w:val="24"/>
-        </w:rPr>
-      </w:pPr>
-      <w:r>
-        <w:rPr>
-          <w:rFonts w:ascii="Times New Roman" w:hAnsi="Times New Roman"/>
-          <w:sz w:val="24"/>
-          <w:szCs w:val="24"/>
-        </w:rPr>
-        <w:t xml:space="preserve">[[CO_CERT_TEXT]]</w:t>
-      </w:r>
-    </w:p>
-    <w:p>
-      <w:pPr>
-        <w:spacing w:after="40" w:line="276" w:lineRule="auto"/>
-        <w:rPr>
-          <w:rFonts w:ascii="Times New Roman" w:hAnsi="Times New Roman"/>
-          <w:sz w:val="24"/>
-          <w:szCs w:val="24"/>
-        </w:rPr>
-      </w:pPr>
-      <w:r>
-        <w:rPr>
-          <w:rFonts w:ascii="Times New Roman" w:hAnsi="Times New Roman"/>
-          <w:sz w:val="24"/>
-          <w:szCs w:val="24"/>
-        </w:rPr>
-        <w:t xml:space="preserve">[[SIG_LINE]]</w:t>
-      </w:r>
-    </w:p>
-    <w:p>
-      <w:pPr>
-        <w:spacing w:after="0" w:line="276" w:lineRule="auto"/>
-        <w:rPr>
-          <w:rFonts w:ascii="Times New Roman" w:hAnsi="Times New Roman"/>
-          <w:sz w:val="24"/>
-          <w:szCs w:val="24"/>
-        </w:rPr>
-      </w:pPr>
-      <w:r>
-        <w:rPr>
-          <w:rFonts w:ascii="Times New Roman" w:hAnsi="Times New Roman"/>
-          <w:sz w:val="24"/>
-          <w:szCs w:val="24"/>
-        </w:rPr>
-        <w:t xml:space="preserve">[[CO_NAME]]</w:t>
-      </w:r>
-    </w:p>
-    <w:p>
-      <w:pPr>
-        <w:spacing w:after="200" w:line="276" w:lineRule="auto"/>
-        <w:rPr>
-          <w:rFonts w:ascii="Times New Roman" w:hAnsi="Times New Roman"/>
-          <w:sz w:val="24"/>
-          <w:szCs w:val="24"/>
-        </w:rPr>
-      </w:pPr>
-      <w:r>
-        <w:rPr>
-          <w:rFonts w:ascii="Times New Roman" w:hAnsi="Times New Roman"/>
-          <w:sz w:val="24"/>
-          <w:szCs w:val="24"/>
-        </w:rPr>
-        <w:t xml:space="preserve">[[CO_TITLE]]</w:t>
-      </w:r>
-    </w:p>
-    <w:p>
-      <w:pPr>
-        <w:spacing w:after="120" w:line="276" w:lineRule="auto"/>
-        <w:rPr>
-          <w:rFonts w:ascii="Times New Roman" w:hAnsi="Times New Roman"/>
-          <w:sz w:val="24"/>
-          <w:szCs w:val="24"/>
-        </w:rPr>
-      </w:pPr>
-      <w:r>
-        <w:rPr>
-          <w:rFonts w:ascii="Times New Roman" w:hAnsi="Times New Roman"/>
-          <w:sz w:val="24"/>
-          <w:szCs w:val="24"/>
-        </w:rPr>
-        <w:t xml:space="preserve">[[APPROVAL_NOTE]]</w:t>
+          <w:b/>
+          <w:i/>
+          <w:color w:val="1F4E79"/>
+        </w:rPr>
+        <w:sectPr>
+          <w:pgSz w:w="12240" w:h="15840"/>
+          <w:pgMar w:top="1440" w:right="1440" w:bottom="1440" w:left="1440" w:header="720" w:footer="720" w:gutter="0"/>
+          <w:pgNumType w:start="4"/>
+          <w:cols w:space="720"/>
+          <w:titlePg/>
+          <w:docGrid w:linePitch="360"/>
+        </w:sectPr>
+      </w:pPr>
+      <w:r>
+        <w:t>[[SIG_BAND_LE_900K]]</w:t>
+      </w:r>
+    </w:p>
+    <w:p ns2:paraId="7D9EA697" ns2:textId="615A5A1C">
+      <w:pPr>
+        <w:jc w:val="center"/>
+        <w:rPr>
+          <w:b/>
+          <w:i/>
+          <w:snapToGrid w:val="0"/>
+        </w:rPr>
+      </w:pPr>
+      <w:r>
+        <w:t>[[SIG_BAND_GT_900K_LE_20M]]</w:t>
+      </w:r>
+      <w:r>
+        <w:t>[[SIG_PROGRAM_ACQ_ID]]</w:t>
+      </w:r>
+    </w:p>
+    <w:p ns2:paraId="4A69EF0F" ns2:textId="77777777">
+      <w:pPr>
+        <w:jc w:val="center"/>
+        <w:rPr>
+          <w:b/>
+        </w:rPr>
+      </w:pPr>
+      <w:r>
+        <w:t>[[SIG_BAND_GT_900K_LE_20M]]</w:t>
+      </w:r>
+      <w:r>
+        <w:rPr>
+          <w:b/>
+        </w:rPr>
+        <w:t>JUSTIFICATION FOR OTHER THAN FULL AND OPEN COMPETITION</w:t>
+      </w:r>
+    </w:p>
+    <w:p ns2:paraId="5D04E432" ns2:textId="77777777">
+      <w:pPr>
+        <w:jc w:val="center"/>
+        <w:rPr>
+          <w:b/>
+          <w:u w:val="single"/>
+        </w:rPr>
+      </w:pPr>
+      <w:r>
+        <w:t>[[SIG_BAND_GT_900K_LE_20M]]</w:t>
+      </w:r>
+      <w:r>
+        <w:rPr>
+          <w:b/>
+          <w:u w:val="single"/>
+        </w:rPr>
+        <w:t>SIGNATURE PAGE</w:t>
+      </w:r>
+    </w:p>
+    <w:p ns2:paraId="459DBAD9" ns2:textId="77777777">
+      <w:pPr>
+        <w:jc w:val="center"/>
+        <w:rPr>
+          <w:b/>
+          <w:u w:val="single"/>
+        </w:rPr>
+      </w:pPr>
+      <w:r>
+        <w:t>[[SIG_BAND_GT_900K_LE_20M]]</w:t>
+      </w:r>
+    </w:p>
+    <w:p ns2:paraId="38A608C9" ns2:textId="77777777">
+      <w:pPr>
+        <w:rPr>
+          <w:color w:val="FF0000"/>
+        </w:rPr>
+      </w:pPr>
+      <w:r>
+        <w:t>[[SIG_BAND_GT_900K_LE_20M]]</w:t>
+      </w:r>
+    </w:p>
+    <w:p ns2:paraId="54ABD325" ns2:textId="204620C8">
+      <w:r>
+        <w:t>[[SIG_BAND_GT_900K_LE_20M]]</w:t>
+      </w:r>
+      <w:r>
+        <w:rPr>
+          <w:color w:val="FF0000"/>
+          <w:u w:val="double"/>
+        </w:rPr>
+        <w:t>Technical Representative:</w:t>
+      </w:r>
+      <w:r>
+        <w:rPr>
+          <w:color w:val="FF0000"/>
+        </w:rPr>
+        <w:t xml:space="preserve"> </w:t>
+      </w:r>
+      <w:r>
+        <w:t>I certify that the facts presented in this justification are accurate and complete.</w:t>
+      </w:r>
+    </w:p>
+    <w:p ns2:paraId="5ED02142" ns2:textId="77777777">
+      <w:pPr>
+        <w:jc w:val="both"/>
+        <w:rPr>
+          <w:color w:val="000000"/>
+        </w:rPr>
+      </w:pPr>
+      <w:r>
+        <w:t>[[SIG_BAND_GT_900K_LE_20M]]</w:t>
+      </w:r>
+    </w:p>
+    <w:p ns2:paraId="7198D39D" ns2:textId="77777777">
+      <w:pPr>
+        <w:jc w:val="both"/>
+        <w:rPr>
+          <w:color w:val="000000"/>
+        </w:rPr>
+      </w:pPr>
+      <w:r>
+        <w:t>[[SIG_BAND_GT_900K_LE_20M]]</w:t>
+      </w:r>
+    </w:p>
+    <w:p ns2:paraId="0EFB2ACB" ns2:textId="7124B861">
+      <w:pPr>
+        <w:jc w:val="both"/>
+        <w:rPr>
+          <w:color w:val="000000"/>
+        </w:rPr>
+      </w:pPr>
+      <w:r>
+        <w:t>[[SIG_BAND_GT_900K_LE_20M]]</w:t>
+      </w:r>
+      <w:r>
+        <w:rPr>
+          <w:color w:val="000000"/>
+        </w:rPr>
+        <w:t>___________________</w:t>
+      </w:r>
+      <w:r>
+        <w:rPr>
+          <w:color w:val="000000"/>
+        </w:rPr>
+        <w:t>____</w:t>
+      </w:r>
+      <w:r>
+        <w:rPr>
+          <w:color w:val="000000"/>
+        </w:rPr>
+        <w:tab/>
+      </w:r>
+      <w:r>
+        <w:rPr>
+          <w:color w:val="000000"/>
+        </w:rPr>
+        <w:tab/>
+      </w:r>
+      <w:r>
+        <w:rPr>
+          <w:color w:val="000000"/>
+        </w:rPr>
+        <w:tab/>
+      </w:r>
+      <w:r>
+        <w:rPr>
+          <w:color w:val="000000"/>
+        </w:rPr>
+        <w:tab/>
+      </w:r>
+      <w:r>
+        <w:rPr>
+          <w:color w:val="000000"/>
+        </w:rPr>
+        <w:tab/>
+      </w:r>
+    </w:p>
+    <w:p ns2:paraId="54A571DB" ns2:textId="4BDDE824">
+      <w:r>
+        <w:t>[[SIG_BAND_GT_900K_LE_20M]]</w:t>
+      </w:r>
+      <w:r>
+        <w:t>[[TECH_REP_NAME]]</w:t>
+      </w:r>
+    </w:p>
+    <w:p ns2:paraId="6A0DBCAB" ns2:textId="77777777">
+      <w:pPr>
+        <w:rPr>
+          <w:color w:val="000000"/>
+        </w:rPr>
+      </w:pPr>
+      <w:r>
+        <w:t>[[SIG_BAND_GT_900K_LE_20M]]</w:t>
+      </w:r>
+      <w:r>
+        <w:rPr>
+          <w:color w:val="000000"/>
+        </w:rPr>
+        <w:t>Technical Representative</w:t>
+      </w:r>
+      <w:r>
+        <w:rPr>
+          <w:color w:val="000000"/>
+        </w:rPr>
+        <w:tab/>
+      </w:r>
+      <w:r>
+        <w:rPr>
+          <w:color w:val="000000"/>
+        </w:rPr>
+        <w:tab/>
+      </w:r>
+      <w:r>
+        <w:rPr>
+          <w:color w:val="000000"/>
+        </w:rPr>
+        <w:tab/>
+      </w:r>
+      <w:r>
+        <w:rPr>
+          <w:color w:val="000000"/>
+        </w:rPr>
+        <w:tab/>
+      </w:r>
+      <w:r>
+        <w:rPr>
+          <w:color w:val="000000"/>
+        </w:rPr>
+        <w:tab/>
+      </w:r>
+    </w:p>
+    <w:p ns2:paraId="2C0BCB5B" ns2:textId="77777777">
+      <w:pPr>
+        <w:rPr>
+          <w:color w:val="000000"/>
+        </w:rPr>
+      </w:pPr>
+      <w:r>
+        <w:t>[[SIG_BAND_GT_900K_LE_20M]]</w:t>
+      </w:r>
+    </w:p>
+    <w:p ns2:paraId="5B8536BA" ns2:textId="64635B57">
+      <w:pPr>
+        <w:jc w:val="both"/>
+        <w:rPr>
+          <w:color w:val="000000"/>
+        </w:rPr>
+      </w:pPr>
+      <w:r>
+        <w:t>[[SIG_BAND_GT_900K_LE_20M]]</w:t>
+      </w:r>
+      <w:r>
+        <w:rPr>
+          <w:color w:val="FF0000"/>
+          <w:u w:val="double"/>
+        </w:rPr>
+        <w:t>Contracting Officer:</w:t>
+      </w:r>
+      <w:r>
+        <w:rPr>
+          <w:color w:val="FF0000"/>
+        </w:rPr>
+        <w:t xml:space="preserve">  </w:t>
+      </w:r>
+      <w:r>
+        <w:rPr>
+          <w:color w:val="000000" w:themeColor="text1"/>
+        </w:rPr>
+        <w:t>I hereby certify that the above justification is accurate</w:t>
+      </w:r>
+      <w:r>
+        <w:rPr>
+          <w:color w:val="000000" w:themeColor="text1"/>
+        </w:rPr>
+        <w:t xml:space="preserve"> and complete</w:t>
+      </w:r>
+      <w:r>
+        <w:rPr>
+          <w:color w:val="000000" w:themeColor="text1"/>
+        </w:rPr>
+        <w:t xml:space="preserve"> to the best of my knowledge and belief.</w:t>
+      </w:r>
+    </w:p>
+    <w:p ns2:paraId="20916127" ns2:textId="77777777">
+      <w:pPr>
+        <w:jc w:val="both"/>
+        <w:rPr>
+          <w:color w:val="000000"/>
+        </w:rPr>
+      </w:pPr>
+      <w:r>
+        <w:t>[[SIG_BAND_GT_900K_LE_20M]]</w:t>
+      </w:r>
+    </w:p>
+    <w:p ns2:paraId="0448D802" ns2:textId="77777777">
+      <w:pPr>
+        <w:jc w:val="both"/>
+        <w:rPr>
+          <w:color w:val="000000"/>
+        </w:rPr>
+      </w:pPr>
+      <w:r>
+        <w:t>[[SIG_BAND_GT_900K_LE_20M]]</w:t>
+      </w:r>
+    </w:p>
+    <w:p ns2:paraId="79937919" ns2:textId="45ABEC23">
+      <w:pPr>
+        <w:jc w:val="both"/>
+        <w:rPr>
+          <w:color w:val="000000"/>
+        </w:rPr>
+      </w:pPr>
+      <w:r>
+        <w:t>[[SIG_BAND_GT_900K_LE_20M]]</w:t>
+      </w:r>
+      <w:r>
+        <w:rPr>
+          <w:color w:val="000000"/>
+        </w:rPr>
+        <w:t>_______________________</w:t>
+      </w:r>
+      <w:r>
+        <w:rPr>
+          <w:color w:val="000000"/>
+        </w:rPr>
+        <w:tab/>
+      </w:r>
+      <w:r>
+        <w:rPr>
+          <w:color w:val="000000"/>
+        </w:rPr>
+        <w:tab/>
+      </w:r>
+      <w:r>
+        <w:rPr>
+          <w:color w:val="000000"/>
+        </w:rPr>
+        <w:tab/>
+      </w:r>
+    </w:p>
+    <w:p ns2:paraId="2999B303" ns2:textId="1892ECB8">
+      <w:r>
+        <w:t>[[SIG_BAND_GT_900K_LE_20M]]</w:t>
+      </w:r>
+      <w:r>
+        <w:t>[[CO_NAME]]</w:t>
+      </w:r>
+    </w:p>
+    <w:p ns2:paraId="0875488B" ns2:textId="77777777">
+      <w:pPr>
+        <w:rPr>
+          <w:color w:val="000000"/>
+        </w:rPr>
+      </w:pPr>
+      <w:r>
+        <w:t>[[SIG_BAND_GT_900K_LE_20M]]</w:t>
+      </w:r>
+      <w:r>
+        <w:rPr>
+          <w:color w:val="000000"/>
+        </w:rPr>
+        <w:t>Contracting Officer</w:t>
+      </w:r>
+      <w:r>
+        <w:rPr>
+          <w:color w:val="000000"/>
+        </w:rPr>
+        <w:tab/>
+      </w:r>
+    </w:p>
+    <w:p ns2:paraId="166CB6CB" ns2:textId="77777777">
+      <w:pPr>
+        <w:rPr>
+          <w:color w:val="FF0000"/>
+        </w:rPr>
+      </w:pPr>
+      <w:r>
+        <w:t>[[SIG_BAND_GT_900K_LE_20M]]</w:t>
+      </w:r>
+    </w:p>
+    <w:p ns2:paraId="63AD495C" ns2:textId="77777777">
+      <w:pPr>
+        <w:rPr>
+          <w:color w:val="FF0000"/>
+        </w:rPr>
+      </w:pPr>
+      <w:r>
+        <w:t>[[SIG_BAND_GT_900K_LE_20M]]</w:t>
+      </w:r>
+    </w:p>
+    <w:p ns2:paraId="3A764EA1" ns2:textId="77777777">
+      <w:r>
+        <w:t>[[SIG_BAND_GT_900K_LE_20M]]</w:t>
+      </w:r>
+    </w:p>
+    <w:p ns2:paraId="67B340D1" ns2:textId="77777777">
+      <w:r>
+        <w:t>[[SIG_BAND_GT_900K_LE_20M]]</w:t>
+      </w:r>
+    </w:p>
+    <w:p ns2:paraId="62CA72F5" ns2:textId="77777777">
+      <w:r>
+        <w:t>[[SIG_BAND_GT_900K_LE_20M]]</w:t>
+      </w:r>
+      <w:r>
+        <w:t>A</w:t>
+      </w:r>
+      <w:r>
+        <w:t>PPROVED</w:t>
+      </w:r>
+      <w:r>
+        <w:t>:</w:t>
+      </w:r>
+    </w:p>
+    <w:p ns2:paraId="0BA90377" ns2:textId="77777777">
+      <w:pPr>
+        <w:rPr>
+          <w:color w:val="FF0000"/>
+        </w:rPr>
+      </w:pPr>
+      <w:r>
+        <w:t>[[SIG_BAND_GT_900K_LE_20M]]</w:t>
+      </w:r>
+    </w:p>
+    <w:p ns2:paraId="6DF69344" ns2:textId="77777777">
+      <w:pPr>
+        <w:rPr>
+          <w:color w:val="FF0000"/>
+        </w:rPr>
+      </w:pPr>
+      <w:r>
+        <w:t>[[SIG_BAND_GT_900K_LE_20M]]</w:t>
+      </w:r>
+    </w:p>
+    <w:p ns2:paraId="0111511C" ns2:textId="2C604BE0">
+      <w:r>
+        <w:t>[[SIG_BAND_GT_900K_LE_20M]]</w:t>
+      </w:r>
+      <w:r>
+        <w:t>_______________________</w:t>
+      </w:r>
+    </w:p>
+    <w:p ns2:paraId="10614FCE" ns2:textId="7D8011C7">
+      <w:pPr>
+        <w:rPr>
+          <w:rFonts w:eastAsiaTheme="minorHAnsi"/>
+          <w:color w:val="FF0000"/>
+          <w:u w:val="double"/>
+        </w:rPr>
+      </w:pPr>
+      <w:r>
+        <w:t>[[SIG_BAND_GT_900K_LE_20M]]</w:t>
+      </w:r>
+      <w:r>
+        <w:t>[[ADVOCATE_NAME]]</w:t>
+      </w:r>
+    </w:p>
+    <w:p ns2:paraId="003F40E5" ns2:textId="2AF4BA98">
+      <w:pPr>
+        <w:rPr>
+          <w:rFonts w:eastAsiaTheme="minorHAnsi"/>
+          <w:color w:val="0563C1"/>
+          <w:u w:val="single"/>
+        </w:rPr>
+      </w:pPr>
+      <w:r>
+        <w:t>[[SIG_BAND_GT_900K_LE_20M]]</w:t>
+      </w:r>
+      <w:r>
+        <w:t xml:space="preserve">Competition Advocate                                  </w:t>
+      </w:r>
+      <w:r>
+        <w:rPr>
+          <w:i/>
+        </w:rPr>
+        <w:t xml:space="preserve"> </w:t>
+      </w:r>
+    </w:p>
+    <w:p ns2:paraId="1FF23F7C" ns2:textId="0336BBA6">
+      <w:pPr>
+        <w:rPr>
+          <w:i/>
+        </w:rPr>
+      </w:pPr>
+      <w:r>
+        <w:t>[[SIG_BAND_GT_900K_LE_20M]]</w:t>
+      </w:r>
+      <w:r>
+        <w:t>[[ADVOCATE_CENTER]]</w:t>
+      </w:r>
+    </w:p>
+    <w:p ns2:paraId="2376C07A" ns2:textId="7977B96C">
+      <w:r>
+        <w:t>[[SIG_BAND_GT_900K_LE_20M]]</w:t>
+      </w:r>
+    </w:p>
+    <w:p ns2:paraId="1DC2DD5E" ns2:textId="77777777">
+      <w:r>
+        <w:t>[[SIG_BAND_GT_900K_LE_20M]]</w:t>
+      </w:r>
+      <w:r>
+        <w:t xml:space="preserve">                                                    </w:t>
+      </w:r>
+    </w:p>
+    <w:p ns2:paraId="57B318D8" ns2:textId="77777777">
+      <w:pPr>
+        <w:rPr>
+          <w:color w:val="FF0000"/>
+        </w:rPr>
+      </w:pPr>
+      <w:r>
+        <w:t>[[SIG_BAND_GT_900K_LE_20M]]</w:t>
+      </w:r>
+    </w:p>
+    <w:p ns2:paraId="0CCCEB11" ns2:textId="77777777">
+      <w:pPr>
+        <w:rPr>
+          <w:color w:val="FF0000"/>
+        </w:rPr>
+      </w:pPr>
+      <w:r>
+        <w:t>[[SIG_BAND_GT_900K_LE_20M]]</w:t>
+      </w:r>
+    </w:p>
+    <w:p ns2:paraId="2C62A16D" ns2:textId="77777777">
+      <w:pPr>
+        <w:jc w:val="center"/>
+        <w:rPr>
+          <w:b/>
+          <w:i/>
+          <w:color w:val="1F4E79"/>
+        </w:rPr>
+      </w:pPr>
+      <w:r>
+        <w:t>[[SIG_BAND_GT_900K_LE_20M]]</w:t>
+      </w:r>
+      <w:r>
+        <w:rPr>
+          <w:b/>
+          <w:i/>
+          <w:color w:val="1F4E79"/>
+        </w:rPr>
+        <w:t xml:space="preserve"> </w:t>
+      </w:r>
+    </w:p>
+    <w:p ns2:paraId="5ED7998E" ns2:textId="77777777">
+      <w:pPr>
+        <w:jc w:val="center"/>
+        <w:rPr>
+          <w:b/>
+          <w:i/>
+          <w:color w:val="1F4E79"/>
+        </w:rPr>
+        <w:sectPr>
+          <w:pgSz w:w="12240" w:h="15840"/>
+          <w:pgMar w:top="1440" w:right="1440" w:bottom="1440" w:left="1440" w:header="720" w:footer="720" w:gutter="0"/>
+          <w:pgNumType w:start="4"/>
+          <w:cols w:space="720"/>
+          <w:titlePg/>
+          <w:docGrid w:linePitch="360"/>
+        </w:sectPr>
+      </w:pPr>
+      <w:r>
+        <w:t>[[SIG_BAND_GT_900K_LE_20M]]</w:t>
+      </w:r>
+    </w:p>
+    <w:p ns2:paraId="504C26B1" ns2:textId="68C6C9E5">
+      <w:pPr>
+        <w:jc w:val="center"/>
+        <w:rPr>
+          <w:b/>
+          <w:i/>
+          <w:snapToGrid w:val="0"/>
+        </w:rPr>
+      </w:pPr>
+      <w:r>
+        <w:t>[[SIG_BAND_GT_20M_LE_150M]]</w:t>
+      </w:r>
+      <w:r>
+        <w:t>[[SIG_PROGRAM_ACQ_ID]]</w:t>
+      </w:r>
+    </w:p>
+    <w:p ns2:paraId="14752527" ns2:textId="77777777">
+      <w:pPr>
+        <w:jc w:val="center"/>
+        <w:rPr>
+          <w:b/>
+        </w:rPr>
+      </w:pPr>
+      <w:r>
+        <w:t>[[SIG_BAND_GT_20M_LE_150M]]</w:t>
+      </w:r>
+      <w:r>
+        <w:rPr>
+          <w:b/>
+        </w:rPr>
+        <w:t>JUSTIFICATION FOR OTHER THAN FULL AND OPEN COMPETITION</w:t>
+      </w:r>
+    </w:p>
+    <w:p ns2:paraId="6D1EFC44" ns2:textId="77777777">
+      <w:pPr>
+        <w:jc w:val="center"/>
+        <w:rPr>
+          <w:b/>
+          <w:u w:val="single"/>
+        </w:rPr>
+      </w:pPr>
+      <w:r>
+        <w:t>[[SIG_BAND_GT_20M_LE_150M]]</w:t>
+      </w:r>
+      <w:r>
+        <w:rPr>
+          <w:b/>
+          <w:u w:val="single"/>
+        </w:rPr>
+        <w:t>SIGNATURE PAGE</w:t>
+      </w:r>
+    </w:p>
+    <w:p ns2:paraId="33AF61EC" ns2:textId="77777777">
+      <w:pPr>
+        <w:jc w:val="center"/>
+        <w:rPr>
+          <w:b/>
+          <w:u w:val="single"/>
+        </w:rPr>
+      </w:pPr>
+      <w:r>
+        <w:t>[[SIG_BAND_GT_20M_LE_150M]]</w:t>
+      </w:r>
+    </w:p>
+    <w:p ns2:paraId="7469AA0B" ns2:textId="77777777">
+      <w:r>
+        <w:t>[[SIG_BAND_GT_20M_LE_150M]]</w:t>
+      </w:r>
+    </w:p>
+    <w:p ns2:paraId="14AD61AF" ns2:textId="476B84DA">
+      <w:r>
+        <w:t>[[SIG_BAND_GT_20M_LE_150M]]</w:t>
+      </w:r>
+      <w:r>
+        <w:rPr>
+          <w:color w:val="FF0000"/>
+          <w:u w:val="double"/>
+        </w:rPr>
+        <w:t>Technical Representative:</w:t>
+      </w:r>
+      <w:r>
+        <w:rPr>
+          <w:color w:val="FF0000"/>
+        </w:rPr>
+        <w:t xml:space="preserve"> </w:t>
+      </w:r>
+      <w:r>
+        <w:t>I certify that the facts presented in this justification are accurate and complete.</w:t>
+      </w:r>
+    </w:p>
+    <w:p ns2:paraId="5A892973" ns2:textId="77777777">
+      <w:pPr>
+        <w:jc w:val="both"/>
+        <w:rPr>
+          <w:color w:val="000000"/>
+        </w:rPr>
+      </w:pPr>
+      <w:r>
+        <w:t>[[SIG_BAND_GT_20M_LE_150M]]</w:t>
+      </w:r>
+    </w:p>
+    <w:p ns2:paraId="5B08076E" ns2:textId="77777777">
+      <w:pPr>
+        <w:jc w:val="both"/>
+        <w:rPr>
+          <w:color w:val="000000"/>
+        </w:rPr>
+      </w:pPr>
+      <w:r>
+        <w:t>[[SIG_BAND_GT_20M_LE_150M]]</w:t>
+      </w:r>
+    </w:p>
+    <w:p ns2:paraId="5E11DAF4" ns2:textId="67373C36">
+      <w:pPr>
+        <w:jc w:val="both"/>
+        <w:rPr>
+          <w:color w:val="000000"/>
+        </w:rPr>
+      </w:pPr>
+      <w:r>
+        <w:t>[[SIG_BAND_GT_20M_LE_150M]]</w:t>
+      </w:r>
+      <w:r>
+        <w:rPr>
+          <w:color w:val="000000"/>
+        </w:rPr>
+        <w:t>___</w:t>
+      </w:r>
+      <w:r>
+        <w:rPr>
+          <w:color w:val="000000"/>
+        </w:rPr>
+        <w:t>____________________</w:t>
+      </w:r>
+      <w:r>
+        <w:rPr>
+          <w:color w:val="000000"/>
+        </w:rPr>
+        <w:tab/>
+      </w:r>
+      <w:r>
+        <w:rPr>
+          <w:color w:val="000000"/>
+        </w:rPr>
+        <w:tab/>
+      </w:r>
+      <w:r>
+        <w:rPr>
+          <w:color w:val="000000"/>
+        </w:rPr>
+        <w:tab/>
+      </w:r>
+    </w:p>
+    <w:p ns2:paraId="6E09B43B" ns2:textId="355CE5AB">
+      <w:r>
+        <w:t>[[SIG_BAND_GT_20M_LE_150M]]</w:t>
+      </w:r>
+      <w:r>
+        <w:t>[[TECH_REP_NAME]]</w:t>
+      </w:r>
+    </w:p>
+    <w:p ns2:paraId="0554235D" ns2:textId="77777777">
+      <w:pPr>
+        <w:rPr>
+          <w:color w:val="000000"/>
+        </w:rPr>
+      </w:pPr>
+      <w:r>
+        <w:t>[[SIG_BAND_GT_20M_LE_150M]]</w:t>
+      </w:r>
+      <w:r>
+        <w:rPr>
+          <w:color w:val="000000"/>
+        </w:rPr>
+        <w:t>Technical Representative</w:t>
+      </w:r>
+      <w:r>
+        <w:rPr>
+          <w:color w:val="000000"/>
+        </w:rPr>
+        <w:tab/>
+      </w:r>
+      <w:r>
+        <w:rPr>
+          <w:color w:val="000000"/>
+        </w:rPr>
+        <w:tab/>
+      </w:r>
+      <w:r>
+        <w:rPr>
+          <w:color w:val="000000"/>
+        </w:rPr>
+        <w:tab/>
+      </w:r>
+      <w:r>
+        <w:rPr>
+          <w:color w:val="000000"/>
+        </w:rPr>
+        <w:tab/>
+      </w:r>
+      <w:r>
+        <w:rPr>
+          <w:color w:val="000000"/>
+        </w:rPr>
+        <w:tab/>
+      </w:r>
+    </w:p>
+    <w:p ns2:paraId="07DD57DE" ns2:textId="77777777">
+      <w:pPr>
+        <w:rPr>
+          <w:color w:val="000000"/>
+        </w:rPr>
+      </w:pPr>
+      <w:r>
+        <w:t>[[SIG_BAND_GT_20M_LE_150M]]</w:t>
+      </w:r>
+    </w:p>
+    <w:p ns2:paraId="51809226" ns2:textId="41F7B392">
+      <w:pPr>
+        <w:jc w:val="both"/>
+        <w:rPr>
+          <w:color w:val="000000"/>
+        </w:rPr>
+      </w:pPr>
+      <w:r>
+        <w:t>[[SIG_BAND_GT_20M_LE_150M]]</w:t>
+      </w:r>
+      <w:r>
+        <w:rPr>
+          <w:color w:val="FF0000"/>
+          <w:u w:val="double"/>
+        </w:rPr>
+        <w:t xml:space="preserve">Contracting </w:t>
+      </w:r>
+      <w:r>
+        <w:rPr>
+          <w:color w:val="FF0000"/>
+          <w:u w:val="double"/>
+        </w:rPr>
+        <w:t>Officer</w:t>
+      </w:r>
+      <w:r>
+        <w:rPr>
+          <w:color w:val="FF0000"/>
+          <w:u w:val="double"/>
+        </w:rPr>
+        <w:t>:</w:t>
+      </w:r>
+      <w:r>
+        <w:rPr>
+          <w:color w:val="FF0000"/>
+        </w:rPr>
+        <w:t xml:space="preserve"> </w:t>
+      </w:r>
+      <w:r>
+        <w:rPr>
+          <w:color w:val="000000"/>
+        </w:rPr>
+        <w:t>I hereby certify that the above justification is accurate</w:t>
+      </w:r>
+      <w:r>
+        <w:rPr>
+          <w:color w:val="000000"/>
+        </w:rPr>
+        <w:t xml:space="preserve"> and complete</w:t>
+      </w:r>
+      <w:r>
+        <w:rPr>
+          <w:color w:val="000000"/>
+        </w:rPr>
+        <w:t xml:space="preserve"> to the best of my knowledge and belief.  </w:t>
+      </w:r>
+    </w:p>
+    <w:p ns2:paraId="4C73A5FA" ns2:textId="77777777">
+      <w:pPr>
+        <w:jc w:val="both"/>
+        <w:rPr>
+          <w:color w:val="000000"/>
+        </w:rPr>
+      </w:pPr>
+      <w:r>
+        <w:t>[[SIG_BAND_GT_20M_LE_150M]]</w:t>
+      </w:r>
+    </w:p>
+    <w:p ns2:paraId="0BB3506C" ns2:textId="77777777">
+      <w:pPr>
+        <w:jc w:val="both"/>
+        <w:rPr>
+          <w:color w:val="000000"/>
+        </w:rPr>
+      </w:pPr>
+      <w:r>
+        <w:t>[[SIG_BAND_GT_20M_LE_150M]]</w:t>
+      </w:r>
+    </w:p>
+    <w:p ns2:paraId="79210896" ns2:textId="30EF363F">
+      <w:pPr>
+        <w:jc w:val="both"/>
+        <w:rPr>
+          <w:color w:val="000000"/>
+        </w:rPr>
+      </w:pPr>
+      <w:r>
+        <w:t>[[SIG_BAND_GT_20M_LE_150M]]</w:t>
+      </w:r>
+      <w:r>
+        <w:rPr>
+          <w:color w:val="000000"/>
+        </w:rPr>
+        <w:t>___</w:t>
+      </w:r>
+      <w:r>
+        <w:rPr>
+          <w:color w:val="000000"/>
+        </w:rPr>
+        <w:t>____________________</w:t>
+      </w:r>
+      <w:r>
+        <w:rPr>
+          <w:color w:val="000000"/>
+        </w:rPr>
+        <w:tab/>
+      </w:r>
+      <w:r>
+        <w:rPr>
+          <w:color w:val="000000"/>
+        </w:rPr>
+        <w:tab/>
+      </w:r>
+      <w:r>
+        <w:rPr>
+          <w:color w:val="000000"/>
+        </w:rPr>
+        <w:tab/>
+      </w:r>
+    </w:p>
+    <w:p ns2:paraId="03535C08" ns2:textId="06EAE535">
+      <w:r>
+        <w:t>[[SIG_BAND_GT_20M_LE_150M]]</w:t>
+      </w:r>
+      <w:r>
+        <w:t>[[CO_NAME]]</w:t>
+      </w:r>
+    </w:p>
+    <w:p ns2:paraId="2FFE43FF" ns2:textId="77777777">
+      <w:pPr>
+        <w:rPr>
+          <w:color w:val="000000"/>
+        </w:rPr>
+      </w:pPr>
+      <w:r>
+        <w:t>[[SIG_BAND_GT_20M_LE_150M]]</w:t>
+      </w:r>
+      <w:r>
+        <w:rPr>
+          <w:color w:val="000000"/>
+        </w:rPr>
+        <w:t>Contracting Officer</w:t>
+      </w:r>
+      <w:r>
+        <w:rPr>
+          <w:color w:val="000000"/>
+        </w:rPr>
+        <w:tab/>
+      </w:r>
+    </w:p>
+    <w:p ns2:paraId="4883641B" ns2:textId="77777777">
+      <w:pPr>
+        <w:rPr>
+          <w:color w:val="FF0000"/>
+        </w:rPr>
+      </w:pPr>
+      <w:r>
+        <w:t>[[SIG_BAND_GT_20M_LE_150M]]</w:t>
+      </w:r>
+    </w:p>
+    <w:p ns2:paraId="73A441D0" ns2:textId="77777777">
+      <w:pPr>
+        <w:rPr>
+          <w:color w:val="FF0000"/>
+        </w:rPr>
+      </w:pPr>
+      <w:r>
+        <w:t>[[SIG_BAND_GT_20M_LE_150M]]</w:t>
+      </w:r>
+    </w:p>
+    <w:p ns2:paraId="7F7DB8E0" ns2:textId="77777777">
+      <w:pPr>
+        <w:rPr>
+          <w:color w:val="FF0000"/>
+        </w:rPr>
+      </w:pPr>
+      <w:r>
+        <w:t>[[SIG_BAND_GT_20M_LE_150M]]</w:t>
+      </w:r>
+      <w:r>
+        <w:t>C</w:t>
+      </w:r>
+      <w:r>
+        <w:t>ONCURRENCES</w:t>
+      </w:r>
+      <w:r>
+        <w:t>:</w:t>
+      </w:r>
+    </w:p>
+    <w:p ns2:paraId="152A745F" ns2:textId="77777777">
+      <w:pPr>
+        <w:rPr>
+          <w:color w:val="FF0000"/>
+        </w:rPr>
+      </w:pPr>
+      <w:r>
+        <w:t>[[SIG_BAND_GT_20M_LE_150M]]</w:t>
+      </w:r>
+    </w:p>
+    <w:p ns2:paraId="31E9BCCA" ns2:textId="77777777">
+      <w:pPr>
+        <w:rPr>
+          <w:color w:val="FF0000"/>
+        </w:rPr>
+      </w:pPr>
+      <w:r>
+        <w:t>[[SIG_BAND_GT_20M_LE_150M]]</w:t>
+      </w:r>
+    </w:p>
+    <w:p ns2:paraId="1E4D0AB8" ns2:textId="77777777">
+      <w:pPr>
+        <w:rPr>
+          <w:color w:val="FF0000"/>
+        </w:rPr>
+      </w:pPr>
+      <w:r>
+        <w:t>[[SIG_BAND_GT_20M_LE_150M]]</w:t>
+      </w:r>
+    </w:p>
+    <w:p ns2:paraId="0DF5753E" ns2:textId="4E643F8F">
+      <w:r>
+        <w:t>[[SIG_BAND_GT_20M_LE_150M]]</w:t>
+      </w:r>
+      <w:r>
+        <w:t>___</w:t>
+      </w:r>
+      <w:r>
+        <w:t>____________________</w:t>
+      </w:r>
+    </w:p>
+    <w:p ns2:paraId="7EF7777A" ns2:textId="703124C6">
+      <w:pPr>
+        <w:rPr>
+          <w:rFonts w:eastAsiaTheme="minorHAnsi"/>
+          <w:color w:val="FF0000"/>
+          <w:u w:val="double"/>
+        </w:rPr>
+      </w:pPr>
+      <w:r>
+        <w:t>[[SIG_BAND_GT_20M_LE_150M]]</w:t>
+      </w:r>
+      <w:r>
+        <w:t>[[ADVOCATE_NAME]]</w:t>
+      </w:r>
+    </w:p>
+    <w:p ns2:paraId="6B4BAED8" ns2:textId="280BB636">
+      <w:r>
+        <w:t>[[SIG_BAND_GT_20M_LE_150M]]</w:t>
+      </w:r>
+      <w:r>
+        <w:t>Competition Ad</w:t>
+      </w:r>
+      <w:r>
+        <w:t>vocate</w:t>
+      </w:r>
+      <w:r>
+        <w:tab/>
+      </w:r>
+      <w:r>
+        <w:tab/>
+      </w:r>
+      <w:r>
+        <w:tab/>
+      </w:r>
+      <w:r>
+        <w:rPr>
+          <w:i/>
+        </w:rPr>
+        <w:t xml:space="preserve"> </w:t>
+      </w:r>
+    </w:p>
+    <w:p ns2:paraId="517F85D6" ns2:textId="48C41C9C">
+      <w:r>
+        <w:t>[[SIG_BAND_GT_20M_LE_150M]]</w:t>
+      </w:r>
+      <w:r>
+        <w:t>[[ADVOCATE_CENTER]]</w:t>
+      </w:r>
+    </w:p>
+    <w:p ns2:paraId="243E35D7" ns2:textId="77777777">
+      <w:pPr>
+        <w:rPr>
+          <w:color w:val="FF0000"/>
+        </w:rPr>
+      </w:pPr>
+      <w:r>
+        <w:t>[[SIG_BAND_GT_20M_LE_150M]]</w:t>
+      </w:r>
+    </w:p>
+    <w:p ns2:paraId="6F42FAB1" ns2:textId="77984B76">
+      <w:pPr>
+        <w:rPr>
+          <w:color w:val="FF0000"/>
+        </w:rPr>
+      </w:pPr>
+      <w:r>
+        <w:t>[[SIG_BAND_GT_20M_LE_150M]]</w:t>
+      </w:r>
+    </w:p>
+    <w:p ns2:paraId="2893F51D" ns2:textId="77777777">
+      <w:pPr>
+        <w:rPr>
+          <w:color w:val="FF0000"/>
+        </w:rPr>
+      </w:pPr>
+      <w:r>
+        <w:t>[[SIG_BAND_GT_20M_LE_150M]]</w:t>
+      </w:r>
+    </w:p>
+    <w:p ns2:paraId="1BD61222" ns2:textId="6B1FE98C">
+      <w:r>
+        <w:t>[[SIG_BAND_GT_20M_LE_150M]]</w:t>
+      </w:r>
+      <w:r>
+        <w:t xml:space="preserve">                                                      </w:t>
+      </w:r>
+    </w:p>
+    <w:p ns2:paraId="4C3F0F75" ns2:textId="77777777">
+      <w:pPr>
+        <w:ind w:firstLine="720"/>
+        <w:rPr>
+          <w:color w:val="FF0000"/>
+        </w:rPr>
+      </w:pPr>
+      <w:r>
+        <w:t>[[SIG_BAND_GT_20M_LE_150M]]</w:t>
+      </w:r>
+    </w:p>
+    <w:p ns2:paraId="47AE28EA" ns2:textId="77777777">
+      <w:pPr>
+        <w:rPr>
+          <w:color w:val="FF0000"/>
+          <w:u w:val="single"/>
+        </w:rPr>
+      </w:pPr>
+      <w:r>
+        <w:t>[[SIG_BAND_GT_20M_LE_150M]]</w:t>
+      </w:r>
+    </w:p>
+    <w:p ns2:paraId="1B508DC4" ns2:textId="4CC3E699">
+      <w:pPr>
+        <w:rPr>
+          <w:highlight w:val="green"/>
+          <w:u w:val="single"/>
+        </w:rPr>
+      </w:pPr>
+      <w:r>
+        <w:t>[[SIG_BAND_GT_20M_LE_150M]]</w:t>
+      </w:r>
+      <w:r>
+        <w:rPr>
+          <w:u w:val="single"/>
+        </w:rPr>
+        <w:t>_______________________</w:t>
+      </w:r>
+    </w:p>
+    <w:p ns2:paraId="7C5B5D49" ns2:textId="1D0088EA">
+      <w:pPr>
+        <w:rPr>
+          <w:color w:val="FF0000"/>
+          <w:u w:val="single"/>
+        </w:rPr>
+      </w:pPr>
+      <w:r>
+        <w:t>[[SIG_BAND_GT_20M_LE_150M]]</w:t>
+      </w:r>
+      <w:r>
+        <w:t>[[HQ_OGC_NAME]]</w:t>
+      </w:r>
+    </w:p>
+    <w:p ns2:paraId="151184ED" ns2:textId="77777777">
+      <w:pPr>
+        <w:rPr>
+          <w:color w:val="FF0000"/>
+        </w:rPr>
+      </w:pPr>
+      <w:r>
+        <w:t>[[SIG_BAND_GT_20M_LE_150M]]</w:t>
+      </w:r>
+    </w:p>
+    <w:p ns2:paraId="445ACECD" ns2:textId="77777777">
+      <w:pPr>
+        <w:rPr>
+          <w:color w:val="FF0000"/>
+        </w:rPr>
+      </w:pPr>
+      <w:r>
+        <w:t>[[SIG_BAND_GT_20M_LE_150M]]</w:t>
+      </w:r>
+    </w:p>
+    <w:p ns2:paraId="56291732" ns2:textId="77777777">
+      <w:pPr>
+        <w:rPr>
+          <w:color w:val="FF0000"/>
+        </w:rPr>
+      </w:pPr>
+      <w:r>
+        <w:t>[[SIG_BAND_GT_20M_LE_150M]]</w:t>
+      </w:r>
+    </w:p>
+    <w:p ns2:paraId="1B772245" ns2:textId="77777777">
+      <w:pPr>
+        <w:rPr>
+          <w:color w:val="FF0000"/>
+        </w:rPr>
+      </w:pPr>
+      <w:r>
+        <w:t>[[SIG_BAND_GT_20M_LE_150M]]</w:t>
+      </w:r>
+    </w:p>
+    <w:p ns2:paraId="447FB90D" ns2:textId="77777777">
+      <w:pPr>
+        <w:rPr>
+          <w:color w:val="FF0000"/>
+        </w:rPr>
+      </w:pPr>
+      <w:r>
+        <w:t>[[SIG_BAND_GT_20M_LE_150M]]</w:t>
+      </w:r>
+    </w:p>
+    <w:p ns2:paraId="01A43D72" ns2:textId="77777777">
+      <w:pPr>
+        <w:rPr>
+          <w:color w:val="FF0000"/>
+        </w:rPr>
+      </w:pPr>
+      <w:r>
+        <w:t>[[SIG_BAND_GT_20M_LE_150M]]</w:t>
+      </w:r>
+    </w:p>
+    <w:p ns2:paraId="14D5E4B5" ns2:textId="77777777">
+      <w:r>
+        <w:t>[[SIG_BAND_GT_20M_LE_150M]]</w:t>
+      </w:r>
+      <w:r>
+        <w:t>APPROVAL</w:t>
+      </w:r>
+      <w:r>
+        <w:t>:</w:t>
+      </w:r>
+    </w:p>
+    <w:p ns2:paraId="6CB3A043" ns2:textId="77777777">
+      <w:r>
+        <w:t>[[SIG_BAND_GT_20M_LE_150M]]</w:t>
+      </w:r>
+    </w:p>
+    <w:p ns2:paraId="294532D5" ns2:textId="77777777">
+      <w:r>
+        <w:t>[[SIG_BAND_GT_20M_LE_150M]]</w:t>
+      </w:r>
+    </w:p>
+    <w:p ns2:paraId="42180BA2" ns2:textId="77777777">
+      <w:pPr>
+        <w:rPr>
+          <w:color w:val="FF0000"/>
+        </w:rPr>
+      </w:pPr>
+      <w:r>
+        <w:t>[[SIG_BAND_GT_20M_LE_150M]]</w:t>
+      </w:r>
+    </w:p>
+    <w:p ns2:paraId="2F832DA1" ns2:textId="631D6D3A">
+      <w:pPr>
+        <w:jc w:val="both"/>
+        <w:rPr>
+          <w:color w:val="000000"/>
+        </w:rPr>
+      </w:pPr>
+      <w:r>
+        <w:t>[[SIG_BAND_GT_20M_LE_150M]]</w:t>
+      </w:r>
+      <w:r>
+        <w:rPr>
+          <w:color w:val="000000"/>
+        </w:rPr>
+        <w:t>__</w:t>
+      </w:r>
+      <w:r>
+        <w:rPr>
+          <w:color w:val="000000"/>
+        </w:rPr>
+        <w:t>_____________________</w:t>
+      </w:r>
+      <w:r>
+        <w:rPr>
+          <w:color w:val="000000"/>
+        </w:rPr>
+        <w:tab/>
+      </w:r>
+      <w:r>
+        <w:rPr>
+          <w:color w:val="000000"/>
+        </w:rPr>
+        <w:tab/>
+      </w:r>
+      <w:r>
+        <w:rPr>
+          <w:color w:val="000000"/>
+        </w:rPr>
+        <w:tab/>
+      </w:r>
+    </w:p>
+    <w:p ns2:paraId="32DFA31E" ns2:textId="5F8C7A76">
+      <w:r>
+        <w:t>[[SIG_BAND_GT_20M_LE_150M]]</w:t>
+      </w:r>
+      <w:r>
+        <w:t>[[HCA_NAME]]</w:t>
+      </w:r>
+    </w:p>
+    <w:p ns2:paraId="2B660B83" ns2:textId="2B42E93E">
+      <w:r>
+        <w:t>[[SIG_BAND_GT_20M_LE_150M]]</w:t>
+      </w:r>
+      <w:r>
+        <w:t>[[HCA_ACTIVITY]]</w:t>
+      </w:r>
+    </w:p>
+    <w:p ns2:paraId="639DDFD5" ns2:textId="77777777">
+      <w:pPr>
+        <w:rPr>
+          <w:b/>
+          <w:i/>
+          <w:color w:val="000000"/>
+        </w:rPr>
+        <w:sectPr>
+          <w:pgSz w:w="12240" w:h="15840"/>
+          <w:pgMar w:top="1440" w:right="1440" w:bottom="1440" w:left="1440" w:header="720" w:footer="720" w:gutter="0"/>
+          <w:pgNumType w:start="4"/>
+          <w:cols w:space="720"/>
+          <w:titlePg/>
+          <w:docGrid w:linePitch="360"/>
+        </w:sectPr>
+      </w:pPr>
+      <w:r>
+        <w:t>[[SIG_BAND_GT_20M_LE_150M]]</w:t>
+      </w:r>
+    </w:p>
+    <w:p ns2:paraId="3AA0E477" ns2:textId="277D15E2">
+      <w:pPr>
+        <w:jc w:val="center"/>
+        <w:rPr>
+          <w:b/>
+          <w:i/>
+          <w:snapToGrid w:val="0"/>
+        </w:rPr>
+      </w:pPr>
+      <w:r>
+        <w:t>[[SIG_BAND_GT_150M]]</w:t>
+      </w:r>
+      <w:r>
+        <w:t>[[SIG_PROGRAM_ACQ_ID]]</w:t>
+      </w:r>
+    </w:p>
+    <w:p ns2:paraId="49698D42" ns2:textId="77777777">
+      <w:pPr>
+        <w:jc w:val="center"/>
+        <w:rPr>
+          <w:b/>
+        </w:rPr>
+      </w:pPr>
+      <w:r>
+        <w:t>[[SIG_BAND_GT_150M]]</w:t>
+      </w:r>
+      <w:r>
+        <w:rPr>
+          <w:b/>
+        </w:rPr>
+        <w:t>JUSTIFICATION FOR OTHER THAN FULL AND OPEN COMPETITION</w:t>
+      </w:r>
+    </w:p>
+    <w:p ns2:paraId="715D099F" ns2:textId="77777777">
+      <w:pPr>
+        <w:jc w:val="center"/>
+        <w:rPr>
+          <w:b/>
+          <w:u w:val="single"/>
+        </w:rPr>
+      </w:pPr>
+      <w:r>
+        <w:t>[[SIG_BAND_GT_150M]]</w:t>
+      </w:r>
+      <w:r>
+        <w:rPr>
+          <w:b/>
+          <w:u w:val="single"/>
+        </w:rPr>
+        <w:t>SIGNATURE PAGE</w:t>
+      </w:r>
+    </w:p>
+    <w:p ns2:paraId="5403769A" ns2:textId="77777777">
+      <w:pPr>
+        <w:ind w:firstLine="720"/>
+        <w:rPr>
+          <w:b/>
+          <w:i/>
+          <w:color w:val="FF0000"/>
+        </w:rPr>
+      </w:pPr>
+      <w:r>
+        <w:t>[[SIG_BAND_GT_150M]]</w:t>
+      </w:r>
+    </w:p>
+    <w:p ns2:paraId="23E9D873" ns2:textId="77777777">
+      <w:pPr>
+        <w:ind w:firstLine="720"/>
+        <w:rPr>
+          <w:color w:val="FF0000"/>
+        </w:rPr>
+      </w:pPr>
+      <w:r>
+        <w:t>[[SIG_BAND_GT_150M]]</w:t>
+      </w:r>
+    </w:p>
+    <w:p ns2:paraId="5D2179D5" ns2:textId="59D53724">
+      <w:r>
+        <w:t>[[SIG_BAND_GT_150M]]</w:t>
+      </w:r>
+      <w:r>
+        <w:rPr>
+          <w:color w:val="FF0000"/>
+          <w:u w:val="double"/>
+        </w:rPr>
+        <w:t>Technical Representative:</w:t>
+      </w:r>
+      <w:r>
+        <w:rPr>
+          <w:color w:val="FF0000"/>
+        </w:rPr>
+        <w:t xml:space="preserve"> </w:t>
+      </w:r>
+      <w:r>
+        <w:t>I certify that the facts presented in this justification are accurate and complete.</w:t>
+      </w:r>
+    </w:p>
+    <w:p ns2:paraId="684BDA36" ns2:textId="77777777">
+      <w:r>
+        <w:t>[[SIG_BAND_GT_150M]]</w:t>
+      </w:r>
+    </w:p>
+    <w:p ns2:paraId="40FF30CB" ns2:textId="77777777">
+      <w:r>
+        <w:t>[[SIG_BAND_GT_150M]]</w:t>
+      </w:r>
+    </w:p>
+    <w:p ns2:paraId="121F1EB2" ns2:textId="77777777">
+      <w:pPr>
+        <w:jc w:val="both"/>
+        <w:rPr>
+          <w:color w:val="000000"/>
+        </w:rPr>
+      </w:pPr>
+      <w:r>
+        <w:t>[[SIG_BAND_GT_150M]]</w:t>
+      </w:r>
+    </w:p>
+    <w:p ns2:paraId="18FFBA29" ns2:textId="0A2A417D">
+      <w:pPr>
+        <w:jc w:val="both"/>
+        <w:rPr>
+          <w:color w:val="000000"/>
+        </w:rPr>
+      </w:pPr>
+      <w:r>
+        <w:t>[[SIG_BAND_GT_150M]]</w:t>
+      </w:r>
+      <w:r>
+        <w:rPr>
+          <w:color w:val="000000"/>
+        </w:rPr>
+        <w:t>___</w:t>
+      </w:r>
+      <w:r>
+        <w:rPr>
+          <w:color w:val="000000"/>
+        </w:rPr>
+        <w:t>____________________</w:t>
+      </w:r>
+      <w:r>
+        <w:rPr>
+          <w:color w:val="000000"/>
+        </w:rPr>
+        <w:tab/>
+      </w:r>
+      <w:r>
+        <w:rPr>
+          <w:color w:val="000000"/>
+        </w:rPr>
+        <w:tab/>
+      </w:r>
+      <w:r>
+        <w:rPr>
+          <w:color w:val="000000"/>
+        </w:rPr>
+        <w:tab/>
+      </w:r>
+    </w:p>
+    <w:p ns2:paraId="25956547" ns2:textId="294EA173">
+      <w:r>
+        <w:t>[[SIG_BAND_GT_150M]]</w:t>
+      </w:r>
+      <w:r>
+        <w:t>[[TECH_REP_NAME]]</w:t>
+      </w:r>
+    </w:p>
+    <w:p ns2:paraId="6F5B18FA" ns2:textId="77777777">
+      <w:pPr>
+        <w:rPr>
+          <w:color w:val="000000"/>
+        </w:rPr>
+      </w:pPr>
+      <w:r>
+        <w:t>[[SIG_BAND_GT_150M]]</w:t>
+      </w:r>
+      <w:r>
+        <w:rPr>
+          <w:color w:val="000000"/>
+        </w:rPr>
+        <w:t>Technical Representative</w:t>
+      </w:r>
+      <w:r>
+        <w:rPr>
+          <w:color w:val="000000"/>
+        </w:rPr>
+        <w:tab/>
+      </w:r>
+      <w:r>
+        <w:rPr>
+          <w:color w:val="000000"/>
+        </w:rPr>
+        <w:tab/>
+      </w:r>
+      <w:r>
+        <w:rPr>
+          <w:color w:val="000000"/>
+        </w:rPr>
+        <w:tab/>
+      </w:r>
+      <w:r>
+        <w:rPr>
+          <w:color w:val="000000"/>
+        </w:rPr>
+        <w:tab/>
+      </w:r>
+      <w:r>
+        <w:rPr>
+          <w:color w:val="000000"/>
+        </w:rPr>
+        <w:tab/>
+      </w:r>
+    </w:p>
+    <w:p ns2:paraId="14DA13E7" ns2:textId="77777777">
+      <w:pPr>
+        <w:rPr>
+          <w:color w:val="000000"/>
+        </w:rPr>
+      </w:pPr>
+      <w:r>
+        <w:t>[[SIG_BAND_GT_150M]]</w:t>
+      </w:r>
+    </w:p>
+    <w:p ns2:paraId="0D3A39BF" ns2:textId="1EF456C4">
+      <w:pPr>
+        <w:jc w:val="both"/>
+        <w:rPr>
+          <w:color w:val="000000"/>
+        </w:rPr>
+      </w:pPr>
+      <w:r>
+        <w:t>[[SIG_BAND_GT_150M]]</w:t>
+      </w:r>
+      <w:r>
+        <w:rPr>
+          <w:color w:val="FF0000"/>
+          <w:u w:val="double"/>
+        </w:rPr>
+        <w:t xml:space="preserve">Contracting </w:t>
+      </w:r>
+      <w:r>
+        <w:rPr>
+          <w:color w:val="FF0000"/>
+          <w:u w:val="double"/>
+        </w:rPr>
+        <w:t>Officer</w:t>
+      </w:r>
+      <w:r>
+        <w:rPr>
+          <w:color w:val="FF0000"/>
+          <w:u w:val="double"/>
+        </w:rPr>
+        <w:t>:</w:t>
+      </w:r>
+      <w:r>
+        <w:rPr>
+          <w:color w:val="FF0000"/>
+        </w:rPr>
+        <w:t xml:space="preserve">  </w:t>
+      </w:r>
+      <w:r>
+        <w:rPr>
+          <w:color w:val="000000"/>
+        </w:rPr>
+        <w:t xml:space="preserve">I hereby certify that the above justification is </w:t>
+      </w:r>
+      <w:r>
+        <w:rPr>
+          <w:color w:val="000000"/>
+        </w:rPr>
+        <w:t xml:space="preserve">accurate and complete </w:t>
+      </w:r>
+      <w:r>
+        <w:rPr>
+          <w:color w:val="000000"/>
+        </w:rPr>
+        <w:t xml:space="preserve">to the best of my knowledge and belief.  </w:t>
+      </w:r>
+    </w:p>
+    <w:p ns2:paraId="0DC60A0A" ns2:textId="77777777">
+      <w:pPr>
+        <w:jc w:val="both"/>
+        <w:rPr>
+          <w:color w:val="000000"/>
+        </w:rPr>
+      </w:pPr>
+      <w:r>
+        <w:t>[[SIG_BAND_GT_150M]]</w:t>
+      </w:r>
+    </w:p>
+    <w:p ns2:paraId="017BD736" ns2:textId="77777777">
+      <w:pPr>
+        <w:jc w:val="both"/>
+        <w:rPr>
+          <w:color w:val="000000"/>
+        </w:rPr>
+      </w:pPr>
+      <w:r>
+        <w:t>[[SIG_BAND_GT_150M]]</w:t>
+      </w:r>
+    </w:p>
+    <w:p ns2:paraId="68624BA9" ns2:textId="77777777">
+      <w:pPr>
+        <w:jc w:val="both"/>
+        <w:rPr>
+          <w:color w:val="000000"/>
+        </w:rPr>
+      </w:pPr>
+      <w:r>
+        <w:t>[[SIG_BAND_GT_150M]]</w:t>
+      </w:r>
+    </w:p>
+    <w:p ns2:paraId="06FBE13A" ns2:textId="4EE954AD">
+      <w:pPr>
+        <w:jc w:val="both"/>
+        <w:rPr>
+          <w:color w:val="000000"/>
+        </w:rPr>
+      </w:pPr>
+      <w:r>
+        <w:t>[[SIG_BAND_GT_150M]]</w:t>
+      </w:r>
+      <w:r>
+        <w:rPr>
+          <w:color w:val="000000"/>
+        </w:rPr>
+        <w:t>___</w:t>
+      </w:r>
+      <w:r>
+        <w:rPr>
+          <w:color w:val="000000"/>
+        </w:rPr>
+        <w:t>____________________</w:t>
+      </w:r>
+      <w:r>
+        <w:rPr>
+          <w:color w:val="000000"/>
+        </w:rPr>
+        <w:tab/>
+      </w:r>
+      <w:r>
+        <w:rPr>
+          <w:color w:val="000000"/>
+        </w:rPr>
+        <w:tab/>
+      </w:r>
+      <w:r>
+        <w:rPr>
+          <w:color w:val="000000"/>
+        </w:rPr>
+        <w:tab/>
+      </w:r>
+    </w:p>
+    <w:p ns2:paraId="07FC20CD" ns2:textId="0445A60B">
+      <w:r>
+        <w:t>[[SIG_BAND_GT_150M]]</w:t>
+      </w:r>
+      <w:r>
+        <w:t>[[CO_NAME]]</w:t>
+      </w:r>
+    </w:p>
+    <w:p ns2:paraId="6E831653" ns2:textId="77777777">
+      <w:pPr>
+        <w:rPr>
+          <w:color w:val="000000"/>
+        </w:rPr>
+      </w:pPr>
+      <w:r>
+        <w:t>[[SIG_BAND_GT_150M]]</w:t>
+      </w:r>
+      <w:r>
+        <w:rPr>
+          <w:color w:val="000000"/>
+        </w:rPr>
+        <w:t>Contracting Officer</w:t>
+      </w:r>
+      <w:r>
+        <w:rPr>
+          <w:color w:val="000000"/>
+        </w:rPr>
+        <w:tab/>
+      </w:r>
+    </w:p>
+    <w:p ns2:paraId="35FC590A" ns2:textId="77777777">
+      <w:pPr>
+        <w:rPr>
+          <w:color w:val="FF0000"/>
+        </w:rPr>
+      </w:pPr>
+      <w:r>
+        <w:t>[[SIG_BAND_GT_150M]]</w:t>
+      </w:r>
+    </w:p>
+    <w:p ns2:paraId="2CF09FA3" ns2:textId="77777777">
+      <w:pPr>
+        <w:rPr>
+          <w:color w:val="FF0000"/>
+        </w:rPr>
+      </w:pPr>
+      <w:r>
+        <w:t>[[SIG_BAND_GT_150M]]</w:t>
+      </w:r>
+    </w:p>
+    <w:p ns2:paraId="2629033D" ns2:textId="77777777">
+      <w:r>
+        <w:t>[[SIG_BAND_GT_150M]]</w:t>
+      </w:r>
+      <w:r>
+        <w:t>CONCURRENCES</w:t>
+      </w:r>
+      <w:r>
+        <w:t>:</w:t>
+      </w:r>
+    </w:p>
+    <w:p ns2:paraId="0E6DF888" ns2:textId="77777777">
+      <w:r>
+        <w:t>[[SIG_BAND_GT_150M]]</w:t>
+      </w:r>
+    </w:p>
+    <w:p ns2:paraId="7283E11B" ns2:textId="77777777">
+      <w:r>
+        <w:t>[[SIG_BAND_GT_150M]]</w:t>
+      </w:r>
+    </w:p>
+    <w:p ns2:paraId="709FFCB1" ns2:textId="77777777">
+      <w:r>
+        <w:t>[[SIG_BAND_GT_150M]]</w:t>
+      </w:r>
+    </w:p>
+    <w:p ns2:paraId="4A2330FA" ns2:textId="12B97A92">
+      <w:r>
+        <w:t>[[SIG_BAND_GT_150M]]</w:t>
+      </w:r>
+      <w:r>
+        <w:t>___</w:t>
+      </w:r>
+      <w:r>
+        <w:t>____________________</w:t>
+      </w:r>
+    </w:p>
+    <w:p ns2:paraId="431AB7BE" ns2:textId="31135B45">
+      <w:pPr>
+        <w:rPr>
+          <w:rFonts w:eastAsiaTheme="minorHAnsi"/>
+          <w:color w:val="FF0000"/>
+          <w:u w:val="double"/>
+        </w:rPr>
+      </w:pPr>
+      <w:r>
+        <w:t>[[SIG_BAND_GT_150M]]</w:t>
+      </w:r>
+      <w:r>
+        <w:t>[[ADVOCATE_NAME]]</w:t>
+      </w:r>
+    </w:p>
+    <w:p ns2:paraId="7307D474" ns2:textId="0452ADDE">
+      <w:r>
+        <w:t>[[SIG_BAND_GT_150M]]</w:t>
+      </w:r>
+      <w:r>
+        <w:t>Competition Ad</w:t>
+      </w:r>
+      <w:r>
+        <w:t>vocate</w:t>
+      </w:r>
+      <w:r>
+        <w:tab/>
+      </w:r>
+      <w:r>
+        <w:tab/>
+      </w:r>
+      <w:r>
+        <w:tab/>
+      </w:r>
+      <w:r>
+        <w:rPr>
+          <w:i/>
+        </w:rPr>
+        <w:t xml:space="preserve"> </w:t>
+      </w:r>
+    </w:p>
+    <w:p ns2:paraId="684B739A" ns2:textId="167D2E3D">
+      <w:r>
+        <w:t>[[SIG_BAND_GT_150M]]</w:t>
+      </w:r>
+      <w:r>
+        <w:t>[[ADVOCATE_CENTER]]</w:t>
+      </w:r>
+    </w:p>
+    <w:p ns2:paraId="568FC6EF" ns2:textId="77777777">
+      <w:r>
+        <w:t>[[SIG_BAND_GT_150M]]</w:t>
+      </w:r>
+    </w:p>
+    <w:p ns2:paraId="08DF5023" ns2:textId="77777777">
+      <w:pPr>
+        <w:jc w:val="both"/>
+        <w:rPr>
+          <w:color w:val="000000"/>
+        </w:rPr>
+      </w:pPr>
+      <w:r>
+        <w:t>[[SIG_BAND_GT_150M]]</w:t>
+      </w:r>
+    </w:p>
+    <w:p ns2:paraId="30C24273" ns2:textId="77777777">
+      <w:pPr>
+        <w:jc w:val="both"/>
+        <w:rPr>
+          <w:color w:val="000000"/>
+        </w:rPr>
+      </w:pPr>
+      <w:r>
+        <w:t>[[SIG_BAND_GT_150M]]</w:t>
+      </w:r>
+    </w:p>
+    <w:p ns2:paraId="5BE903A8" ns2:textId="77777777">
+      <w:pPr>
+        <w:jc w:val="both"/>
+        <w:rPr>
+          <w:color w:val="000000"/>
+        </w:rPr>
+      </w:pPr>
+      <w:r>
+        <w:t>[[SIG_BAND_GT_150M]]</w:t>
+      </w:r>
+    </w:p>
+    <w:p ns2:paraId="26A6A550" ns2:textId="277C056E">
+      <w:pPr>
+        <w:jc w:val="both"/>
+        <w:rPr>
+          <w:color w:val="000000"/>
+        </w:rPr>
+      </w:pPr>
+      <w:r>
+        <w:t>[[SIG_BAND_GT_150M]]</w:t>
+      </w:r>
+      <w:r>
+        <w:rPr>
+          <w:color w:val="000000"/>
+          <w:u w:val="single"/>
+        </w:rPr>
+        <w:t>_____________________</w:t>
+      </w:r>
+      <w:r>
+        <w:rPr>
+          <w:color w:val="000000"/>
+        </w:rPr>
+        <w:t>__</w:t>
+      </w:r>
+      <w:r>
+        <w:rPr>
+          <w:color w:val="000000"/>
+        </w:rPr>
+        <w:tab/>
+      </w:r>
+      <w:r>
+        <w:rPr>
+          <w:color w:val="000000"/>
+        </w:rPr>
+        <w:tab/>
+      </w:r>
+      <w:r>
+        <w:rPr>
+          <w:color w:val="000000"/>
+        </w:rPr>
+        <w:tab/>
+      </w:r>
+    </w:p>
+    <w:p ns2:paraId="46215BE2" ns2:textId="16A7A798">
+      <w:r>
+        <w:t>[[SIG_BAND_GT_150M]]</w:t>
+      </w:r>
+      <w:r>
+        <w:t>[[HCA_NAME]]</w:t>
+      </w:r>
+    </w:p>
+    <w:p ns2:paraId="69948238" ns2:textId="38D53714">
+      <w:r>
+        <w:t>[[SIG_BAND_GT_150M]]</w:t>
+      </w:r>
+      <w:r>
+        <w:t>[[HCA_ACTIVITY]]</w:t>
+      </w:r>
+    </w:p>
+    <w:p ns2:paraId="439D71F9" ns2:textId="77777777">
+      <w:pPr>
+        <w:rPr>
+          <w:b/>
+          <w:i/>
+          <w:snapToGrid w:val="0"/>
+          <w:highlight w:val="yellow"/>
+        </w:rPr>
+      </w:pPr>
+      <w:r>
+        <w:t>[[SIG_BAND_GT_150M]]</w:t>
+      </w:r>
+      <w:r>
+        <w:rPr>
+          <w:b/>
+          <w:i/>
+          <w:snapToGrid w:val="0"/>
+          <w:highlight w:val="yellow"/>
+        </w:rPr>
+        <w:br w:type="page"/>
+      </w:r>
+    </w:p>
+    <w:p ns2:paraId="66A94777" ns2:textId="54355C66">
+      <w:pPr>
+        <w:jc w:val="center"/>
+        <w:rPr>
+          <w:b/>
+          <w:i/>
+          <w:snapToGrid w:val="0"/>
+        </w:rPr>
+      </w:pPr>
+      <w:r>
+        <w:t>[[SIG_BAND_GT_150M]]</w:t>
+      </w:r>
+      <w:r>
+        <w:t>[[SIG_PROGRAM_ACQ_ID]]</w:t>
+      </w:r>
+    </w:p>
+    <w:p ns2:paraId="07279978" ns2:textId="77777777">
+      <w:pPr>
+        <w:jc w:val="center"/>
+        <w:rPr>
+          <w:b/>
+        </w:rPr>
+      </w:pPr>
+      <w:r>
+        <w:t>[[SIG_BAND_GT_150M]]</w:t>
+      </w:r>
+      <w:r>
+        <w:rPr>
+          <w:b/>
+        </w:rPr>
+        <w:t>JUSTIFICATION FOR OTHER THAN FULL AND OPEN COMPETITION</w:t>
+      </w:r>
+    </w:p>
+    <w:p ns2:paraId="15374007" ns2:textId="77777777">
+      <w:pPr>
+        <w:jc w:val="center"/>
+        <w:rPr>
+          <w:b/>
+          <w:u w:val="single"/>
+        </w:rPr>
+      </w:pPr>
+      <w:r>
+        <w:t>[[SIG_BAND_GT_150M]]</w:t>
+      </w:r>
+      <w:r>
+        <w:rPr>
+          <w:b/>
+          <w:u w:val="single"/>
+        </w:rPr>
+        <w:t>SIGNATURE PAGE</w:t>
+      </w:r>
+    </w:p>
+    <w:p ns2:paraId="264036F7" ns2:textId="039FFF33">
+      <w:r>
+        <w:t>[[SIG_BAND_GT_150M]]</w:t>
+      </w:r>
+    </w:p>
+    <w:p ns2:paraId="2C0DF2EA" ns2:textId="77777777">
+      <w:r>
+        <w:t>[[SIG_BAND_GT_150M]]</w:t>
+      </w:r>
+    </w:p>
+    <w:p ns2:paraId="68EEE954" ns2:textId="77777777">
+      <w:r>
+        <w:t>[[SIG_BAND_GT_150M]]</w:t>
+      </w:r>
+    </w:p>
+    <w:p ns2:paraId="53230CCD" ns2:textId="77777777">
+      <w:r>
+        <w:t>[[SIG_BAND_GT_150M]]</w:t>
+      </w:r>
+    </w:p>
+    <w:p ns2:paraId="0EA565F5" ns2:textId="528D0C3C">
+      <w:pPr>
+        <w:rPr>
+          <w:u w:val="single"/>
+        </w:rPr>
+      </w:pPr>
+      <w:r>
+        <w:t>[[SIG_BAND_GT_150M]]</w:t>
+      </w:r>
+      <w:r>
+        <w:rPr>
+          <w:u w:val="single"/>
+        </w:rPr>
+        <w:t>_______________________</w:t>
+      </w:r>
+    </w:p>
+    <w:p ns2:paraId="4AA90A6C" ns2:textId="1FAD4302">
+      <w:r>
+        <w:t>[[SIG_BAND_GT_150M]]</w:t>
+      </w:r>
+      <w:r>
+        <w:t>[[HQ_OGC_NAME]]</w:t>
+      </w:r>
+    </w:p>
+    <w:p ns2:paraId="2522C27C" ns2:textId="77777777">
+      <w:r>
+        <w:t>[[SIG_BAND_GT_150M]]</w:t>
+      </w:r>
+    </w:p>
+    <w:p ns2:paraId="2837651B" ns2:textId="77777777">
+      <w:r>
+        <w:t>[[SIG_BAND_GT_150M]]</w:t>
+      </w:r>
+    </w:p>
+    <w:p ns2:paraId="4495C427" ns2:textId="77777777">
+      <w:r>
+        <w:t>[[SIG_BAND_GT_150M]]</w:t>
+      </w:r>
+    </w:p>
+    <w:p ns2:paraId="642446D1" ns2:textId="702E8AF5">
+      <w:r>
+        <w:t>[[SIG_BAND_GT_150M]]</w:t>
+      </w:r>
+      <w:r>
+        <w:t>_______________________</w:t>
+      </w:r>
+    </w:p>
+    <w:p ns2:paraId="5EBD9B6A" ns2:textId="5BA18644">
+      <w:r>
+        <w:t>[[SIG_BAND_GT_150M]]</w:t>
+      </w:r>
+      <w:r>
+        <w:t>[[AGENCY_CA_NAME]]</w:t>
+      </w:r>
+    </w:p>
+    <w:p ns2:paraId="4BDD3935" ns2:textId="73CA82E5">
+      <w:pPr>
+        <w:rPr>
+          <w:u w:val="single"/>
+        </w:rPr>
+      </w:pPr>
+      <w:r>
+        <w:t>[[SIG_BAND_GT_150M]]</w:t>
+      </w:r>
+      <w:r>
+        <w:t>[[HCA_ACTIVITY]]</w:t>
+      </w:r>
+    </w:p>
+    <w:p ns2:paraId="64A5D1E5" ns2:textId="55F77A74">
+      <w:pPr>
+        <w:rPr>
+          <w:color w:val="FF0000"/>
+          <w:u w:val="double"/>
+        </w:rPr>
+      </w:pPr>
+      <w:r>
+        <w:t>[[SIG_BAND_GT_150M]]</w:t>
+      </w:r>
+      <w:r>
+        <w:t>Agency Competition Advocate</w:t>
+      </w:r>
+      <w:r>
+        <w:t xml:space="preserve"> </w:t>
+      </w:r>
+    </w:p>
+    <w:p ns2:paraId="716117A4" ns2:textId="36885D14">
+      <w:r>
+        <w:t>[[SIG_BAND_GT_150M]]</w:t>
+      </w:r>
+      <w:r>
+        <w:t xml:space="preserve">  </w:t>
+      </w:r>
+    </w:p>
+    <w:p ns2:paraId="3C01613F" ns2:textId="77777777">
+      <w:r>
+        <w:t>[[SIG_BAND_GT_150M]]</w:t>
+      </w:r>
+    </w:p>
+    <w:p ns2:paraId="51CB2C6E" ns2:textId="00AF678D">
+      <w:r>
+        <w:t>[[SIG_BAND_GT_150M]]</w:t>
+      </w:r>
+      <w:r>
+        <w:t xml:space="preserve">                                                   </w:t>
+      </w:r>
+    </w:p>
+    <w:p ns2:paraId="7D14A794" ns2:textId="77777777">
+      <w:r>
+        <w:t>[[SIG_BAND_GT_150M]]</w:t>
+      </w:r>
+      <w:r>
+        <w:t>APPROVAL</w:t>
+      </w:r>
+      <w:r>
+        <w:t>:</w:t>
+      </w:r>
+    </w:p>
+    <w:p ns2:paraId="1C6DDF31" ns2:textId="77777777">
+      <w:r>
+        <w:t>[[SIG_BAND_GT_150M]]</w:t>
+      </w:r>
+    </w:p>
+    <w:p ns2:paraId="3E18092F" ns2:textId="77777777">
+      <w:r>
+        <w:t>[[SIG_BAND_GT_150M]]</w:t>
+      </w:r>
+    </w:p>
+    <w:p ns2:paraId="3B251442" ns2:textId="776527DE">
+      <w:pPr>
+        <w:jc w:val="both"/>
+        <w:rPr>
+          <w:u w:val="single"/>
+        </w:rPr>
+      </w:pPr>
+      <w:r>
+        <w:t>[[SIG_BAND_GT_150M]]</w:t>
+      </w:r>
+      <w:r>
+        <w:rPr>
+          <w:u w:val="single"/>
+        </w:rPr>
+        <w:t>___</w:t>
+      </w:r>
+      <w:r>
+        <w:rPr>
+          <w:u w:val="single"/>
+        </w:rPr>
+        <w:t>____________________</w:t>
+      </w:r>
+    </w:p>
+    <w:p ns2:paraId="18870D0F" ns2:textId="0985E0A1">
+      <w:r>
+        <w:t>[[SIG_BAND_GT_150M]]</w:t>
+      </w:r>
+      <w:r>
+        <w:t>[[SPE_NAME]]</w:t>
+      </w:r>
+    </w:p>
+    <w:p ns2:paraId="515D5292" ns2:textId="462FCA79">
+      <w:r>
+        <w:t>[[SIG_BAND_GT_150M]]</w:t>
+      </w:r>
+      <w:r>
+        <w:t>Senior Procurement Executive</w:t>
       </w:r>
     </w:p>
     <w:sectPr>
-      <w:footerReference w:type="default" r:id="rId16"/>
       <w:pgSz w:w="12240" w:h="15840"/>
-      <w:pgMar w:top="1440" w:right="1440" w:bottom="1440" w:left="1440" w:header="720" w:footer="720"/>
+      <w:pgMar w:top="1440" w:right="1440" w:bottom="1440" w:left="1440" w:header="720" w:footer="720" w:gutter="0"/>
       <w:cols w:space="720"/>
+      <w:titlePg/>
+      <w:docGrid w:linePitch="360"/>
     </w:sectPr>
   </w:body>
 </w:document>
@@ -774,43 +5098,167 @@
 </file>
 
 <file path=word/footer1.xml><?xml version="1.0" encoding="utf-8"?>
-<w:ftr xmlns:w="http://schemas.openxmlformats.org/wordprocessingml/2006/main" xmlns:w14="http://schemas.microsoft.com/office/word/2010/wordml">
-  <w:p>
-    <w:pPr>
-      <w:pStyle w:val="Footer"/>
-      <w:jc w:val="center"/>
-    </w:pPr>
-    <w:r>
-      <w:rPr>
-        <w:rFonts w:ascii="Times New Roman" w:hAnsi="Times New Roman"/>
-        <w:color w:val="777777"/>
-        <w:sz w:val="16"/>
-        <w:szCs w:val="16"/>
-      </w:rPr>
-      <w:t xml:space="preserve">Prototype, synthetic data · NASA JOFOC master Rev. 4/2026</w:t>
-    </w:r>
-  </w:p>
-</w:ftr>
+<ns0:ftr xmlns:ns0="http://schemas.openxmlformats.org/wordprocessingml/2006/main" xmlns:ns1="http://schemas.openxmlformats.org/markup-compatibility/2006" xmlns:ns2="http://schemas.microsoft.com/office/word/2010/wordml" ns1:Ignorable="w14 w15 w16se w16cid w16 w16cex w16sdtdh w16sdtfl w16du wp14">
+  <ns0:sdt>
+    <ns0:sdtPr>
+      <ns0:id ns0:val="1546409381"/>
+      <ns0:docPartObj>
+        <ns0:docPartGallery ns0:val="Page Numbers (Bottom of Page)"/>
+        <ns0:docPartUnique/>
+      </ns0:docPartObj>
+    </ns0:sdtPr>
+    <ns0:sdtEndPr>
+      <ns0:rPr>
+        <ns0:noProof/>
+      </ns0:rPr>
+    </ns0:sdtEndPr>
+    <ns0:sdtContent>
+      <ns0:p ns2:paraId="2E64D447" ns2:textId="4DB2E7BE" ns0:rsidR="00A5293A" ns0:rsidRDefault="00A5293A">
+        <ns0:pPr>
+          <ns0:pStyle ns0:val="Footer"/>
+          <ns0:jc ns0:val="center"/>
+        </ns0:pPr>
+        <ns0:r>
+          <ns0:fldChar ns0:fldCharType="begin"/>
+        </ns0:r>
+        <ns0:r>
+          <ns0:instrText xml:space="preserve"> PAGE   \* MERGEFORMAT </ns0:instrText>
+        </ns0:r>
+        <ns0:r>
+          <ns0:fldChar ns0:fldCharType="separate"/>
+        </ns0:r>
+        <ns0:r ns0:rsidR="002D7D0A">
+          <ns0:rPr>
+            <ns0:noProof/>
+          </ns0:rPr>
+          <ns0:t>6</ns0:t>
+        </ns0:r>
+        <ns0:r>
+          <ns0:rPr>
+            <ns0:noProof/>
+          </ns0:rPr>
+          <ns0:fldChar ns0:fldCharType="end"/>
+        </ns0:r>
+      </ns0:p>
+    </ns0:sdtContent>
+  </ns0:sdt>
+  <ns0:p ns2:paraId="6D307FE8" ns2:textId="0B10932D" ns0:rsidR="006A09BA" ns0:rsidRPr="006B776C" ns0:rsidRDefault="007246B3" ns0:rsidP="00A60178">
+    <ns0:pPr>
+      <ns0:pStyle ns0:val="Footer"/>
+      <ns0:tabs>
+        <ns0:tab ns0:val="clear" ns0:pos="4320"/>
+        <ns0:tab ns0:val="clear" ns0:pos="8640"/>
+        <ns0:tab ns0:val="left" ns0:pos="2087"/>
+      </ns0:tabs>
+      <ns0:rPr>
+        <ns0:sz ns0:val="20"/>
+        <ns0:szCs ns0:val="20"/>
+      </ns0:rPr>
+    </ns0:pPr>
+    <ns0:r>
+      <ns0:rPr>
+        <ns0:sz ns0:val="20"/>
+        <ns0:szCs ns0:val="20"/>
+      </ns0:rPr>
+      <ns0:t>Prototype, synthetic data · NASA JOFOC master Rev. 4/2026</ns0:t>
+    </ns0:r>
+    <ns0:r ns0:rsidR="007F1EAD">
+      <ns0:rPr>
+        <ns0:sz ns0:val="20"/>
+        <ns0:szCs ns0:val="20"/>
+      </ns0:rPr>
+      <ns0:t xml:space="preserve"/>
+    </ns0:r>
+    <ns0:r ns0:rsidR="000705E7" ns0:rsidRPr="006B776C">
+      <ns0:rPr>
+        <ns0:sz ns0:val="20"/>
+        <ns0:szCs ns0:val="20"/>
+      </ns0:rPr>
+      <ns0:t/>
+    </ns0:r>
+    <ns0:r ns0:rsidR="007F1EAD">
+      <ns0:rPr>
+        <ns0:sz ns0:val="20"/>
+        <ns0:szCs ns0:val="20"/>
+      </ns0:rPr>
+      <ns0:t/>
+    </ns0:r>
+  </ns0:p>
+</ns0:ftr>
 </file>
 
 <file path=word/footer2.xml><?xml version="1.0" encoding="utf-8"?>
-<w:ftr xmlns:w="http://schemas.openxmlformats.org/wordprocessingml/2006/main" xmlns:w14="http://schemas.microsoft.com/office/word/2010/wordml">
-  <w:p>
-    <w:pPr>
-      <w:pStyle w:val="Footer"/>
-      <w:jc w:val="center"/>
-    </w:pPr>
-    <w:r>
-      <w:rPr>
-        <w:rFonts w:ascii="Times New Roman" w:hAnsi="Times New Roman"/>
-        <w:color w:val="777777"/>
-        <w:sz w:val="16"/>
-        <w:szCs w:val="16"/>
-      </w:rPr>
-      <w:t xml:space="preserve">Prototype, synthetic data · NASA JOFOC master Rev. 4/2026</w:t>
-    </w:r>
-  </w:p>
-</w:ftr>
+<ns0:ftr xmlns:ns0="http://schemas.openxmlformats.org/wordprocessingml/2006/main" xmlns:ns1="http://schemas.openxmlformats.org/markup-compatibility/2006" xmlns:ns2="http://schemas.microsoft.com/office/word/2010/wordml" ns1:Ignorable="w14 w15 w16se w16cid w16 w16cex w16sdtdh w16sdtfl w16du wp14">
+  <ns0:p ns2:paraId="0213FF0D" ns2:textId="2C185CE7" ns0:rsidR="00A5293A" ns0:rsidRDefault="00A5293A">
+    <ns0:pPr>
+      <ns0:pStyle ns0:val="Footer"/>
+      <ns0:jc ns0:val="center"/>
+    </ns0:pPr>
+    <ns0:r>
+      <ns0:fldChar ns0:fldCharType="begin"/>
+    </ns0:r>
+    <ns0:r>
+      <ns0:instrText xml:space="preserve"> PAGE   \* MERGEFORMAT </ns0:instrText>
+    </ns0:r>
+    <ns0:r>
+      <ns0:fldChar ns0:fldCharType="separate"/>
+    </ns0:r>
+    <ns0:r ns0:rsidR="002D7D0A">
+      <ns0:rPr>
+        <ns0:noProof/>
+      </ns0:rPr>
+      <ns0:t>i</ns0:t>
+    </ns0:r>
+    <ns0:r>
+      <ns0:rPr>
+        <ns0:noProof/>
+      </ns0:rPr>
+      <ns0:fldChar ns0:fldCharType="end"/>
+    </ns0:r>
+  </ns0:p>
+  <ns0:p ns2:paraId="542C423B" ns2:textId="77777777" ns0:rsidR="008B5A27" ns0:rsidRDefault="008B5A27" ns0:rsidP="00A5293A">
+    <ns0:pPr>
+      <ns0:pStyle ns0:val="Footer"/>
+      <ns0:jc ns0:val="center"/>
+    </ns0:pPr>
+  </ns0:p>
+  <ns0:p ns2:paraId="48BB46CF" ns2:textId="6F86E88E" ns0:rsidR="00B70DFD" ns0:rsidRPr="006B776C" ns0:rsidRDefault="000705E7">
+    <ns0:pPr>
+      <ns0:rPr>
+        <ns0:sz ns0:val="20"/>
+        <ns0:szCs ns0:val="20"/>
+      </ns0:rPr>
+    </ns0:pPr>
+    <ns0:r ns0:rsidRPr="006B776C">
+      <ns0:rPr>
+        <ns0:sz ns0:val="20"/>
+        <ns0:szCs ns0:val="20"/>
+      </ns0:rPr>
+      <ns0:t>Prototype, synthetic data · NASA JOFOC master Rev. 4/2026</ns0:t>
+    </ns0:r>
+    <ns0:r ns0:rsidR="007F1EAD">
+      <ns0:rPr>
+        <ns0:sz ns0:val="20"/>
+        <ns0:szCs ns0:val="20"/>
+      </ns0:rPr>
+      <ns0:t/>
+    </ns0:r>
+    <ns0:r ns0:rsidRPr="006B776C">
+      <ns0:rPr>
+        <ns0:sz ns0:val="20"/>
+        <ns0:szCs ns0:val="20"/>
+      </ns0:rPr>
+      <ns0:t/>
+    </ns0:r>
+    <ns0:r ns0:rsidR="007F1EAD">
+      <ns0:rPr>
+        <ns0:sz ns0:val="20"/>
+        <ns0:szCs ns0:val="20"/>
+      </ns0:rPr>
+      <ns0:t/>
+    </ns0:r>
+  </ns0:p>
+</ns0:ftr>
 </file>
 
 <file path=word/footnotes.xml><?xml version="1.0" encoding="utf-8"?>

--- a/public/forms/JOFOC_MASTER.docx
+++ b/public/forms/JOFOC_MASTER.docx
@@ -1,6 +1,5080 @@
 
-<file path=word/document.xml><?xml version="1.0" encoding="UTF-8" standalone="yes"?>
-<w:document xmlns:ns1="http://schemas.openxmlformats.org/markup-compatibility/2006" xmlns:ns2="http://schemas.microsoft.com/office/word/2010/wordml" xmlns:w="http://schemas.openxmlformats.org/wordprocessingml/2006/main" ns1:Ignorable="w14 w15 w16se w16cid w16 w16cex w16sdtdh w16sdtfl w16du wp14"><w:body><w:p ns2:paraId="07D25575" ns2:textId="77777777"><w:pPr><w:jc w:val="center" /><w:rPr><w:bCs /><w:sz w:val="28" /><w:szCs w:val="28" /></w:rPr></w:pPr><w:r><w:rPr><w:bCs /><w:sz w:val="28" /><w:szCs w:val="28" /></w:rPr><w:t>NATIONAL AERONAUTICS</w:t></w:r><w:r><w:rPr><w:bCs /><w:sz w:val="28" /><w:szCs w:val="28" /></w:rPr><w:t xml:space="preserve"> AND SPACE ADMINISTRATION</w:t></w:r></w:p><w:p ns2:paraId="2B250D2C" ns2:textId="0835A3EF"><w:pPr><w:pStyle w:val="ListParagraph" /><w:spacing w:after="0" w:line="240" w:lineRule="auto" /><w:ind w:left="360" /><w:jc w:val="center" /><w:rPr><w:sz w:val="28" /><w:szCs w:val="28" /></w:rPr></w:pPr><w:r><w:t>[[CENTER_NAME_ACRONYM]]</w:t></w:r></w:p><w:p ns2:paraId="47771625" ns2:textId="77777777"><w:pPr><w:jc w:val="center" /><w:rPr><w:bCs /><w:sz w:val="28" /><w:szCs w:val="28" /></w:rPr></w:pPr><w:r><w:rPr><w:bCs /><w:sz w:val="28" /><w:szCs w:val="28" /></w:rPr><w:t>JUSTIFICATION FOR OTHER THAN FULL AND OPEN COMPETITION (JOFOC)</w:t></w:r></w:p><w:p ns2:paraId="3E995605" ns2:textId="77777777"><w:pPr><w:jc w:val="center" /><w:rPr><w:i /><w:color w:val="002060" /><w:sz w:val="28" /><w:szCs w:val="28" /></w:rPr></w:pPr><w:r><w:t>[[FOR_SOLICITATION_CONTRACT]]</w:t></w:r></w:p><w:p ns2:paraId="1B85C9B9" ns2:textId="77777777"><w:pPr><w:jc w:val="center" /><w:rPr><w:b /><w:bCs /><w:caps /><w:u w:val="single" /></w:rPr></w:pPr></w:p><w:p ns2:paraId="5150F81E" ns2:textId="77777777"><w:pPr><w:rPr><w:color w:val="002060" /></w:rPr></w:pPr></w:p><w:p ns2:paraId="2A4B6C3E" ns2:textId="2E94C812"><w:pPr><w:pStyle w:val="ListParagraph" /><w:numPr><w:ilvl w:val="0" /><w:numId w:val="17" /></w:numPr><w:spacing w:after="0" w:line="240" w:lineRule="auto" /><w:ind w:left="360" /><w:rPr><w:rFonts w:ascii="Times New Roman" w:hAnsi="Times New Roman" /><w:b /><w:sz w:val="24" /><w:szCs w:val="24" /><w:u w:val="thick" /></w:rPr></w:pPr><w:r><w:rPr><w:rFonts w:ascii="Times New Roman" w:hAnsi="Times New Roman" /><w:b /><w:sz w:val="24" /><w:szCs w:val="24" /><w:u w:val="thick" /></w:rPr><w:t>Federal Acquisition Regulation (</w:t></w:r><w:r><w:rPr><w:rFonts w:ascii="Times New Roman" w:hAnsi="Times New Roman" /><w:b /><w:sz w:val="24" /><w:szCs w:val="24" /><w:u w:val="thick" /></w:rPr><w:t>FAR</w:t></w:r><w:r><w:rPr><w:rFonts w:ascii="Times New Roman" w:hAnsi="Times New Roman" /><w:b /><w:sz w:val="24" /><w:szCs w:val="24" /><w:u w:val="thick" /></w:rPr><w:t>)</w:t></w:r><w:r><w:rPr><w:rFonts w:ascii="Times New Roman" w:hAnsi="Times New Roman" /><w:b /><w:sz w:val="24" /><w:szCs w:val="24" /><w:u w:val="thick" /></w:rPr><w:t xml:space="preserve"> 6.</w:t></w:r><w:r><w:rPr><w:rFonts w:ascii="Times New Roman" w:hAnsi="Times New Roman" /><w:b /><w:sz w:val="24" /><w:szCs w:val="24" /><w:u w:val="thick" /></w:rPr><w:t>1</w:t></w:r><w:r><w:rPr><w:rFonts w:ascii="Times New Roman" w:hAnsi="Times New Roman" /><w:b /><w:sz w:val="24" /><w:szCs w:val="24" /><w:u w:val="thick" /></w:rPr><w:t>0</w:t></w:r><w:r><w:rPr><w:rFonts w:ascii="Times New Roman" w:hAnsi="Times New Roman" /><w:b /><w:sz w:val="24" /><w:szCs w:val="24" /><w:u w:val="thick" /></w:rPr><w:t>4</w:t></w:r><w:r><w:rPr><w:rFonts w:ascii="Times New Roman" w:hAnsi="Times New Roman" /><w:b /><w:sz w:val="24" /><w:szCs w:val="24" /><w:u w:val="thick" /></w:rPr><w:t>-</w:t></w:r><w:r><w:rPr><w:rFonts w:ascii="Times New Roman" w:hAnsi="Times New Roman" /><w:b /><w:sz w:val="24" /><w:szCs w:val="24" /><w:u w:val="thick" /></w:rPr><w:t>1</w:t></w:r><w:r><w:rPr><w:rFonts w:ascii="Times New Roman" w:hAnsi="Times New Roman" /><w:b /><w:sz w:val="24" /><w:szCs w:val="24" /><w:u w:val="thick" /></w:rPr><w:t>(</w:t></w:r><w:r><w:rPr><w:rFonts w:ascii="Times New Roman" w:hAnsi="Times New Roman" /><w:b /><w:sz w:val="24" /><w:szCs w:val="24" /><w:u w:val="thick" /></w:rPr><w:t>a</w:t></w:r><w:r><w:rPr><w:rFonts w:ascii="Times New Roman" w:hAnsi="Times New Roman" /><w:b /><w:sz w:val="24" /><w:szCs w:val="24" /><w:u w:val="thick" /></w:rPr><w:t>)(1) – Identification of the agency and the contracting activity, and specific identification of the document as a “Justification for other than full and open competition.”</w:t></w:r></w:p><w:p ns2:paraId="2A845C18" ns2:textId="77777777"><w:pPr><w:pStyle w:val="ListParagraph" /><w:spacing w:after="0" w:line="240" w:lineRule="auto" /><w:rPr><w:rFonts w:ascii="Times New Roman" w:hAnsi="Times New Roman" /><w:b /><w:sz w:val="24" /><w:szCs w:val="24" /></w:rPr></w:pPr></w:p><w:p ns2:paraId="32CDC8D4" ns2:textId="2EB28D54"><w:pPr><w:tabs><w:tab w:val="left" w:pos="360" /></w:tabs><w:autoSpaceDE w:val="0" /><w:autoSpaceDN w:val="0" /><w:ind w:left="360" w:hanging="360" /></w:pPr><w:r><w:rPr><w:b /><w:bCs /></w:rPr><w:t xml:space="preserve">This document is a justification for other than full and open competition prepared by National Aeronautics and Space Administration (NASA) </w:t></w:r><w:r><w:t>[[BUYING_LOCATION]]</w:t></w:r><w:r><w:rPr><w:b /><w:bCs /></w:rPr><w:t xml:space="preserve">. </w:t></w:r></w:p><w:p ns2:paraId="1B9E4B21" ns2:textId="77777777"><w:pPr><w:tabs><w:tab w:val="left" w:pos="360" /></w:tabs></w:pPr><w:r><w:tab /></w:r></w:p><w:p ns2:paraId="22B4E9DC" ns2:textId="11F9B034"><w:pPr><w:tabs><w:tab w:val="left" w:pos="360" /></w:tabs><w:ind w:left="360" /></w:pPr><w:r><w:t xml:space="preserve">The procuring agency is NASA, and the contracting activity is </w:t></w:r><w:r><w:t>[[BUYING_LOCATION]]</w:t></w:r><w:r><w:t>.</w:t></w:r></w:p><w:p ns2:paraId="117C7198" ns2:textId="77777777"><w:pPr><w:pStyle w:val="ListParagraph" /><w:spacing w:after="0" w:line="240" w:lineRule="auto" /><w:ind w:left="360" /><w:rPr><w:rFonts w:ascii="Times New Roman" w:hAnsi="Times New Roman" /><w:b /><w:sz w:val="24" /><w:szCs w:val="24" /></w:rPr></w:pPr></w:p><w:p ns2:paraId="6E1E916F" ns2:textId="6F2BE6E7"><w:pPr><w:pStyle w:val="ListParagraph" /><w:numPr><w:ilvl w:val="0" /><w:numId w:val="17" /></w:numPr><w:spacing w:after="0" w:line="240" w:lineRule="auto" /><w:ind w:left="360" /><w:rPr><w:rFonts w:ascii="Times New Roman" w:hAnsi="Times New Roman" /><w:b /><w:sz w:val="24" /><w:szCs w:val="24" /></w:rPr></w:pPr><w:r><w:rPr><w:rFonts w:ascii="Times New Roman" w:hAnsi="Times New Roman" /><w:b /><w:sz w:val="24" /><w:szCs w:val="24" /><w:u w:val="single" /></w:rPr><w:t>FAR 6.</w:t></w:r><w:r><w:rPr><w:rFonts w:ascii="Times New Roman" w:hAnsi="Times New Roman" /><w:b /><w:sz w:val="24" /><w:szCs w:val="24" /><w:u w:val="single" /></w:rPr><w:t>104</w:t></w:r><w:r><w:rPr><w:rFonts w:ascii="Times New Roman" w:hAnsi="Times New Roman" /><w:b /><w:sz w:val="24" /><w:szCs w:val="24" /><w:u w:val="single" /></w:rPr><w:t>-</w:t></w:r><w:r><w:rPr><w:rFonts w:ascii="Times New Roman" w:hAnsi="Times New Roman" /><w:b /><w:sz w:val="24" /><w:szCs w:val="24" /><w:u w:val="single" /></w:rPr><w:t>1</w:t></w:r><w:r><w:rPr><w:rFonts w:ascii="Times New Roman" w:hAnsi="Times New Roman" /><w:b /><w:sz w:val="24" /><w:szCs w:val="24" /><w:u w:val="single" /></w:rPr><w:t>(</w:t></w:r><w:r><w:rPr><w:rFonts w:ascii="Times New Roman" w:hAnsi="Times New Roman" /><w:b /><w:sz w:val="24" /><w:szCs w:val="24" /><w:u w:val="single" /></w:rPr><w:t>a</w:t></w:r><w:r><w:rPr><w:rFonts w:ascii="Times New Roman" w:hAnsi="Times New Roman" /><w:b /><w:sz w:val="24" /><w:szCs w:val="24" /><w:u w:val="single" /></w:rPr><w:t>)(2) – The nature and/or description of the action being approved:</w:t></w:r></w:p><w:p ns2:paraId="25BE3887" ns2:textId="77777777"><w:pPr><w:tabs><w:tab w:val="left" w:pos="360" /></w:tabs><w:autoSpaceDE w:val="0" /><w:autoSpaceDN w:val="0" /><w:ind w:left="360" /></w:pPr></w:p><w:p ns2:paraId="0D8B476C" ns2:textId="4864F5D0"><w:pPr><w:tabs><w:tab w:val="left" w:pos="360" /></w:tabs><w:autoSpaceDE w:val="0" /><w:autoSpaceDN w:val="0" /><w:ind w:left="360" /><w:rPr><w:b /><w:bCs /></w:rPr></w:pPr><w:r><w:t>[[ACTION_NATURE_PROSE]]</w:t></w:r></w:p><w:p><w:pPr><w:tabs><w:tab w:val="left" w:pos="360" /></w:tabs><w:autoSpaceDE w:val="0" /><w:autoSpaceDN w:val="0" /><w:ind w:left="360" /><w:rPr><w:b /><w:bCs /></w:rPr></w:pPr><w:r><w:t>[[ACTION_ALT_MOD]]</w:t></w:r></w:p><w:p><w:pPr><w:tabs><w:tab w:val="left" w:pos="360" /></w:tabs><w:autoSpaceDE w:val="0" /><w:autoSpaceDN w:val="0" /><w:ind w:left="360" /><w:rPr><w:b /><w:bCs /></w:rPr></w:pPr><w:r><w:t>[[ACTION_ALT_EXTENSION]]</w:t></w:r></w:p><w:p ns2:paraId="333FAC70" ns2:textId="77777777"><w:pPr><w:autoSpaceDE w:val="0" /><w:autoSpaceDN w:val="0" /></w:pPr><w:r><w:rPr><w:b /><w:bCs /></w:rPr><w:t xml:space="preserve">      </w:t></w:r></w:p><w:p ns2:paraId="2CC712FD" ns2:textId="5531FFCF"><w:pPr><w:pStyle w:val="ListParagraph" /><w:numPr><w:ilvl w:val="0" /><w:numId w:val="17" /></w:numPr><w:spacing w:after="0" w:line="240" w:lineRule="auto" /><w:ind w:left="360" /><w:rPr><w:rFonts w:ascii="Times New Roman" w:hAnsi="Times New Roman" /><w:b /><w:sz w:val="24" /><w:szCs w:val="24" /></w:rPr></w:pPr><w:r><w:rPr><w:rFonts w:ascii="Times New Roman" w:hAnsi="Times New Roman" /><w:b /><w:sz w:val="24" /><w:szCs w:val="24" /><w:u w:val="single" /></w:rPr><w:t>FAR 6.</w:t></w:r><w:r><w:rPr><w:rFonts w:ascii="Times New Roman" w:hAnsi="Times New Roman" /><w:b /><w:sz w:val="24" /><w:szCs w:val="24" /><w:u w:val="single" /></w:rPr><w:t>1</w:t></w:r><w:r><w:rPr><w:rFonts w:ascii="Times New Roman" w:hAnsi="Times New Roman" /><w:b /><w:sz w:val="24" /><w:szCs w:val="24" /><w:u w:val="single" /></w:rPr><w:t>0</w:t></w:r><w:r><w:rPr><w:rFonts w:ascii="Times New Roman" w:hAnsi="Times New Roman" /><w:b /><w:sz w:val="24" /><w:szCs w:val="24" /><w:u w:val="single" /></w:rPr><w:t>4</w:t></w:r><w:r><w:rPr><w:rFonts w:ascii="Times New Roman" w:hAnsi="Times New Roman" /><w:b /><w:sz w:val="24" /><w:szCs w:val="24" /><w:u w:val="single" /></w:rPr><w:t>-</w:t></w:r><w:r><w:rPr><w:rFonts w:ascii="Times New Roman" w:hAnsi="Times New Roman" /><w:b /><w:sz w:val="24" /><w:szCs w:val="24" /><w:u w:val="single" /></w:rPr><w:t>1</w:t></w:r><w:r><w:rPr><w:rFonts w:ascii="Times New Roman" w:hAnsi="Times New Roman" /><w:b /><w:sz w:val="24" /><w:szCs w:val="24" /><w:u w:val="single" /></w:rPr><w:t>(</w:t></w:r><w:r><w:rPr><w:rFonts w:ascii="Times New Roman" w:hAnsi="Times New Roman" /><w:b /><w:sz w:val="24" /><w:szCs w:val="24" /><w:u w:val="single" /></w:rPr><w:t>a</w:t></w:r><w:r><w:rPr><w:rFonts w:ascii="Times New Roman" w:hAnsi="Times New Roman" /><w:b /><w:sz w:val="24" /><w:szCs w:val="24" /><w:u w:val="single" /></w:rPr><w:t>)(3) – A description of the supplies or services required, to meet the Agency’s needs (including the estimated value):</w:t></w:r><w:r><w:rPr><w:rFonts w:ascii="Times New Roman" w:hAnsi="Times New Roman" /><w:b /><w:sz w:val="24" /><w:szCs w:val="24" /></w:rPr><w:t xml:space="preserve">  </w:t></w:r></w:p><w:p ns2:paraId="6C3046A1" ns2:textId="77777777"><w:pPr><w:pStyle w:val="ListParagraph" /><w:spacing w:after="0" w:line="240" w:lineRule="auto" /><w:ind w:left="360" /><w:rPr><w:rFonts w:ascii="Times New Roman" w:hAnsi="Times New Roman" /><w:b /><w:i /><w:color w:val="002060" /><w:sz w:val="24" /><w:szCs w:val="24" /></w:rPr></w:pPr></w:p><w:p ns2:paraId="13127CB6" ns2:textId="77777777"><w:pPr><w:pStyle w:val="ListParagraph" /><w:spacing w:after="0" w:line="240" w:lineRule="auto" /><w:ind w:left="360" /><w:rPr><w:rFonts w:ascii="Times New Roman" w:hAnsi="Times New Roman" /><w:b /><w:sz w:val="24" /><w:szCs w:val="24" /></w:rPr></w:pPr><w:r><w:t>[[REQUIREMENT_DESCRIPTION]]</w:t></w:r></w:p><w:p><w:pPr><w:pStyle w:val="ListParagraph" /><w:spacing w:after="0" w:line="240" w:lineRule="auto" /><w:ind w:left="360" /><w:rPr><w:rFonts w:ascii="Times New Roman" w:hAnsi="Times New Roman" /><w:b /><w:sz w:val="24" /><w:szCs w:val="24" /></w:rPr></w:pPr><w:r><w:t>[[MISSION_SUPPORTED]]</w:t></w:r></w:p><w:p><w:pPr><w:pStyle w:val="ListParagraph" /><w:spacing w:after="0" w:line="240" w:lineRule="auto" /><w:ind w:left="360" /><w:rPr><w:rFonts w:ascii="Times New Roman" w:hAnsi="Times New Roman" /><w:b /><w:sz w:val="24" /><w:szCs w:val="24" /></w:rPr></w:pPr><w:r><w:t>[[POP_RANGE]]</w:t></w:r></w:p><w:p><w:pPr><w:pStyle w:val="ListParagraph" /><w:spacing w:after="0" w:line="240" w:lineRule="auto" /><w:ind w:left="360" /><w:rPr><w:rFonts w:ascii="Times New Roman" w:hAnsi="Times New Roman" /><w:b /><w:sz w:val="24" /><w:szCs w:val="24" /></w:rPr></w:pPr><w:r><w:t>[[ESTIMATED_VALUE_PROSE]]</w:t></w:r></w:p><w:p ns2:paraId="47470D16" ns2:textId="77777777"><w:pPr><w:pStyle w:val="ListParagraph" /><w:spacing w:after="0" w:line="240" w:lineRule="auto" /><w:ind w:left="360" /><w:rPr><w:rFonts w:ascii="Times New Roman" w:hAnsi="Times New Roman" /><w:sz w:val="24" /><w:szCs w:val="24" /></w:rPr></w:pPr></w:p><w:p ns2:paraId="0BCDDCF6" ns2:textId="0D20B0DA"><w:pPr><w:pStyle w:val="ListParagraph" /><w:numPr><w:ilvl w:val="0" /><w:numId w:val="17" /></w:numPr><w:spacing w:after="0" w:line="240" w:lineRule="auto" /><w:ind w:left="360" /><w:rPr><w:rFonts w:ascii="Times New Roman" w:hAnsi="Times New Roman" /><w:b /><w:sz w:val="24" /><w:szCs w:val="24" /></w:rPr></w:pPr><w:r><w:rPr><w:rFonts w:ascii="Times New Roman" w:hAnsi="Times New Roman" /><w:b /><w:sz w:val="24" /><w:szCs w:val="24" /><w:u w:val="single" /></w:rPr><w:t>FAR 6.</w:t></w:r><w:r><w:rPr><w:rFonts w:ascii="Times New Roman" w:hAnsi="Times New Roman" /><w:b /><w:sz w:val="24" /><w:szCs w:val="24" /><w:u w:val="single" /></w:rPr><w:t>1</w:t></w:r><w:r><w:rPr><w:rFonts w:ascii="Times New Roman" w:hAnsi="Times New Roman" /><w:b /><w:sz w:val="24" /><w:szCs w:val="24" /><w:u w:val="single" /></w:rPr><w:t>0</w:t></w:r><w:r><w:rPr><w:rFonts w:ascii="Times New Roman" w:hAnsi="Times New Roman" /><w:b /><w:sz w:val="24" /><w:szCs w:val="24" /><w:u w:val="single" /></w:rPr><w:t>4</w:t></w:r><w:r><w:rPr><w:rFonts w:ascii="Times New Roman" w:hAnsi="Times New Roman" /><w:b /><w:sz w:val="24" /><w:szCs w:val="24" /><w:u w:val="single" /></w:rPr><w:t>-</w:t></w:r><w:r><w:rPr><w:rFonts w:ascii="Times New Roman" w:hAnsi="Times New Roman" /><w:b /><w:sz w:val="24" /><w:szCs w:val="24" /><w:u w:val="single" /></w:rPr><w:t>1</w:t></w:r><w:r><w:rPr><w:rFonts w:ascii="Times New Roman" w:hAnsi="Times New Roman" /><w:b /><w:sz w:val="24" /><w:szCs w:val="24" /><w:u w:val="single" /></w:rPr><w:t>(</w:t></w:r><w:r><w:rPr><w:rFonts w:ascii="Times New Roman" w:hAnsi="Times New Roman" /><w:b /><w:sz w:val="24" /><w:szCs w:val="24" /><w:u w:val="single" /></w:rPr><w:t>a</w:t></w:r><w:r><w:rPr><w:rFonts w:ascii="Times New Roman" w:hAnsi="Times New Roman" /><w:b /><w:sz w:val="24" /><w:szCs w:val="24" /><w:u w:val="single" /></w:rPr><w:t>)(4) – An identification of the statutory authority permitting other than full and open competition:</w:t></w:r></w:p><w:p ns2:paraId="73A28648" ns2:textId="77777777"><w:pPr><w:pStyle w:val="ListParagraph" /><w:spacing w:after="0" w:line="240" w:lineRule="auto" /><w:ind w:left="360" /><w:rPr><w:rFonts w:ascii="Times New Roman" w:hAnsi="Times New Roman" /><w:sz w:val="24" /><w:szCs w:val="24" /></w:rPr></w:pPr></w:p><w:p ns2:paraId="3D066BD9" ns2:textId="6EDC06C0"><w:pPr><w:pStyle w:val="ListParagraph" /><w:spacing w:after="0" w:line="240" w:lineRule="auto" /><w:ind w:left="360" /><w:rPr><w:rFonts w:ascii="Times New Roman" w:hAnsi="Times New Roman" /><w:sz w:val="24" /><w:szCs w:val="24" /></w:rPr></w:pPr><w:r><w:rPr><w:rFonts w:ascii="Times New Roman" w:hAnsi="Times New Roman" /><w:sz w:val="24" /><w:szCs w:val="24" /></w:rPr><w:t xml:space="preserve">[[AUTHORITY_10USC_STEM]]</w:t></w:r><w:r><w:rPr><w:rFonts w:ascii="Times New Roman" w:hAnsi="Times New Roman" /><w:sz w:val="24" /><w:szCs w:val="24" /></w:rPr><w:t /></w:r><w:r><w:rPr><w:rFonts w:ascii="Times New Roman" w:hAnsi="Times New Roman" /><w:sz w:val="24" /><w:szCs w:val="24" /></w:rPr><w:t /></w:r><w:r><w:rPr><w:rFonts w:ascii="Times New Roman" w:hAnsi="Times New Roman" /><w:sz w:val="24" /><w:szCs w:val="24" /></w:rPr><w:t /></w:r><w:r><w:rPr><w:rFonts w:ascii="Times New Roman" w:hAnsi="Times New Roman" /><w:sz w:val="24" /><w:szCs w:val="24" /></w:rPr><w:t /></w:r></w:p><w:p ns2:paraId="3A6428B1" ns2:textId="046A8E3D"><w:pPr><w:pStyle w:val="ListParagraph" /><w:spacing w:after="0" w:line="240" w:lineRule="auto" /><w:ind w:left="360" /><w:rPr><w:rFonts w:ascii="Times New Roman" w:hAnsi="Times New Roman" /><w:i /><w:color w:val="002060" /><w:sz w:val="24" /><w:szCs w:val="24" /></w:rPr></w:pPr><w:r><w:t>[[AUTHORITY_10USC_LINE]]</w:t></w:r></w:p><w:p ns2:paraId="2F79E55E" ns2:textId="77777777"><w:pPr><w:pStyle w:val="ListParagraph" /><w:spacing w:after="0" w:line="240" w:lineRule="auto" /><w:ind w:left="360" /><w:rPr><w:rFonts w:ascii="Times New Roman" w:hAnsi="Times New Roman" /><w:i /><w:color w:val="002060" /><w:sz w:val="24" /><w:szCs w:val="24" /></w:rPr></w:pPr></w:p><w:p ns2:paraId="72612388" ns2:textId="77777777"><w:pPr><w:pStyle w:val="ListParagraph" /><w:spacing w:after="0" w:line="240" w:lineRule="auto" /><w:ind w:left="360" /><w:rPr><w:rFonts w:ascii="Times New Roman" w:hAnsi="Times New Roman" /><w:color w:val="FF0000" /><w:sz w:val="24" /><w:szCs w:val="24" /><w:u w:val="double" /></w:rPr></w:pPr><w:r><w:t>[[AUTHORITY_OR_TOKEN]]</w:t></w:r></w:p><w:p ns2:paraId="139D1730" ns2:textId="77777777"><w:pPr><w:pStyle w:val="ListParagraph" /><w:spacing w:after="0" w:line="240" w:lineRule="auto" /><w:ind w:left="360" /><w:rPr><w:rFonts w:ascii="Times New Roman" w:hAnsi="Times New Roman" /><w:i /><w:color w:val="FF0000" /><w:sz w:val="24" /><w:szCs w:val="24" /><w:u w:val="double" /></w:rPr></w:pPr></w:p><w:p ns2:paraId="0C8F4CCE" ns2:textId="4A3722BB"><w:pPr><w:pStyle w:val="ListParagraph" /><w:spacing w:after="0" w:line="240" w:lineRule="auto" /><w:ind w:left="360" /><w:rPr><w:rFonts w:ascii="Times New Roman" w:hAnsi="Times New Roman" /><w:b /><w:sz w:val="24" /><w:szCs w:val="24" /></w:rPr></w:pPr><w:r><w:t>[[AUTHORITY_41USC_LINE]]</w:t></w:r></w:p><w:p ns2:paraId="70822F6F" ns2:textId="77777777"><w:pPr><w:rPr><w:highlight w:val="yellow" /></w:rPr></w:pPr></w:p><w:p ns2:paraId="4D62A2CB" ns2:textId="0CE0CBAC"><w:pPr><w:pStyle w:val="ListParagraph" /><w:numPr><w:ilvl w:val="0" /><w:numId w:val="17" /></w:numPr><w:spacing w:after="0" w:line="240" w:lineRule="auto" /><w:ind w:left="360" /><w:rPr><w:rFonts w:ascii="Times New Roman" w:hAnsi="Times New Roman" /><w:i /><w:color w:val="002060" /><w:sz w:val="24" /><w:szCs w:val="24" /></w:rPr></w:pPr><w:r><w:rPr><w:rFonts w:ascii="Times New Roman" w:hAnsi="Times New Roman" /><w:b /><w:sz w:val="24" /><w:szCs w:val="24" /><w:u w:val="single" /></w:rPr><w:t>FAR 6.</w:t></w:r><w:r><w:rPr><w:rFonts w:ascii="Times New Roman" w:hAnsi="Times New Roman" /><w:b /><w:sz w:val="24" /><w:szCs w:val="24" /><w:u w:val="single" /></w:rPr><w:t>104</w:t></w:r><w:r><w:rPr><w:rFonts w:ascii="Times New Roman" w:hAnsi="Times New Roman" /><w:b /><w:sz w:val="24" /><w:szCs w:val="24" /><w:u w:val="single" /></w:rPr><w:t>-</w:t></w:r><w:r><w:rPr><w:rFonts w:ascii="Times New Roman" w:hAnsi="Times New Roman" /><w:b /><w:sz w:val="24" /><w:szCs w:val="24" /><w:u w:val="single" /></w:rPr><w:t>1</w:t></w:r><w:r><w:rPr><w:rFonts w:ascii="Times New Roman" w:hAnsi="Times New Roman" /><w:b /><w:sz w:val="24" /><w:szCs w:val="24" /><w:u w:val="single" /></w:rPr><w:t>(</w:t></w:r><w:r><w:rPr><w:rFonts w:ascii="Times New Roman" w:hAnsi="Times New Roman" /><w:b /><w:sz w:val="24" /><w:szCs w:val="24" /><w:u w:val="single" /></w:rPr><w:t>a</w:t></w:r><w:r><w:rPr><w:rFonts w:ascii="Times New Roman" w:hAnsi="Times New Roman" /><w:b /><w:sz w:val="24" /><w:szCs w:val="24" /><w:u w:val="single" /></w:rPr><w:t>)(5) – A demonstration that the proposed contractor’s unique qualifications or the nature of the acquisition requires use of the authority cited:</w:t></w:r><w:r><w:rPr><w:rFonts w:ascii="Times New Roman" w:hAnsi="Times New Roman" /><w:b /><w:sz w:val="24" /><w:szCs w:val="24" /><w:u w:val="single" /></w:rPr><w:t xml:space="preserve"> </w:t></w:r></w:p><w:p ns2:paraId="5C0C2E1F" ns2:textId="77777777"><w:pPr><w:pStyle w:val="ListParagraph" /><w:spacing w:after="0" w:line="240" w:lineRule="auto" /><w:ind w:left="360" /><w:rPr><w:rFonts w:ascii="Times New Roman" w:hAnsi="Times New Roman" /><w:b /><w:sz w:val="24" /><w:szCs w:val="24" /><w:u w:val="single" /></w:rPr></w:pPr></w:p><w:p ns2:paraId="1EF15670" ns2:textId="77777777"><w:pPr><w:pStyle w:val="ListParagraph" /><w:spacing w:after="0" w:line="240" w:lineRule="auto" /><w:ind w:left="360" /><w:rPr><w:rFonts w:ascii="Times New Roman" w:hAnsi="Times New Roman" /><w:i /><w:color w:val="002060" /><w:sz w:val="24" /><w:szCs w:val="24" /></w:rPr></w:pPr></w:p><w:p ns2:paraId="2B8DD0DE" ns2:textId="184F562C"><w:pPr><w:tabs><w:tab w:val="left" w:pos="360" /></w:tabs><w:autoSpaceDE w:val="0" /><w:autoSpaceDN w:val="0" /><w:ind w:left="360" /><w:rPr><w:bCs /><w:color w:val="FF0000" /><w:u w:val="double" /></w:rPr></w:pPr><w:r><w:t>[[AUTHORITY_RATIONALE]]</w:t></w:r></w:p><w:p><w:pPr><w:tabs><w:tab w:val="left" w:pos="360" /></w:tabs><w:autoSpaceDE w:val="0" /><w:autoSpaceDN w:val="0" /><w:ind w:left="360" /><w:rPr><w:bCs /><w:color w:val="FF0000" /><w:u w:val="double" /></w:rPr></w:pPr><w:r><w:t>[[URGENCY_HARM]]</w:t></w:r></w:p><w:p><w:pPr><w:tabs><w:tab w:val="left" w:pos="360" /></w:tabs><w:autoSpaceDE w:val="0" /><w:autoSpaceDN w:val="0" /><w:ind w:left="360" /><w:rPr><w:bCs /><w:color w:val="FF0000" /><w:u w:val="double" /></w:rPr></w:pPr><w:r><w:t>[[URGENCY_NOT_DELAY]]</w:t></w:r></w:p><w:p ns2:paraId="7A92A7BE" ns2:textId="77777777"><w:pPr><w:tabs><w:tab w:val="left" w:pos="360" /></w:tabs><w:autoSpaceDE w:val="0" /><w:autoSpaceDN w:val="0" /><w:rPr><w:b /><w:i /><w:color w:val="002060" /><w:sz w:val="22" /><w:szCs w:val="22" /></w:rPr></w:pPr></w:p><w:p ns2:paraId="673A0EB8" ns2:textId="789FDD99"><w:pPr><w:pStyle w:val="ListParagraph" /><w:numPr><w:ilvl w:val="0" /><w:numId w:val="25" /></w:numPr><w:tabs><w:tab w:val="left" w:pos="360" /><w:tab w:val="left" w:pos="450" /></w:tabs><w:autoSpaceDE w:val="0" /><w:autoSpaceDN w:val="0" /><w:rPr><w:rFonts w:ascii="Times" w:hAnsi="Times" w:cs="Times" /><w:b /><w:sz w:val="24" /><w:szCs w:val="24" /></w:rPr></w:pPr><w:r><w:rPr><w:rFonts w:ascii="Times" w:hAnsi="Times" w:cs="Times" /><w:b /><w:sz w:val="24" /><w:szCs w:val="24" /><w:u w:val="single" /></w:rPr><w:t>FAR 6.</w:t></w:r><w:r><w:rPr><w:rFonts w:ascii="Times" w:hAnsi="Times" w:cs="Times" /><w:b /><w:sz w:val="24" /><w:szCs w:val="24" /><w:u w:val="single" /></w:rPr><w:t>104</w:t></w:r><w:r><w:rPr><w:rFonts w:ascii="Times" w:hAnsi="Times" w:cs="Times" /><w:b /><w:sz w:val="24" /><w:szCs w:val="24" /><w:u w:val="single" /></w:rPr><w:t>-</w:t></w:r><w:r><w:rPr><w:rFonts w:ascii="Times" w:hAnsi="Times" w:cs="Times" /><w:b /><w:sz w:val="24" /><w:szCs w:val="24" /><w:u w:val="single" /></w:rPr><w:t>1</w:t></w:r><w:r><w:rPr><w:rFonts w:ascii="Times" w:hAnsi="Times" w:cs="Times" /><w:b /><w:sz w:val="24" /><w:szCs w:val="24" /><w:u w:val="single" /></w:rPr><w:t>(</w:t></w:r><w:r><w:rPr><w:rFonts w:ascii="Times" w:hAnsi="Times" w:cs="Times" /><w:b /><w:sz w:val="24" /><w:szCs w:val="24" /><w:u w:val="single" /></w:rPr><w:t>a</w:t></w:r><w:r><w:rPr><w:rFonts w:ascii="Times" w:hAnsi="Times" w:cs="Times" /><w:b /><w:sz w:val="24" /><w:szCs w:val="24" /><w:u w:val="single" /></w:rPr><w:t>)(6) – A description of the efforts made to e</w:t></w:r><w:r><w:rPr><w:rFonts w:ascii="Times" w:hAnsi="Times" w:cs="Times" /><w:b /><w:sz w:val="24" /><w:szCs w:val="24" /><w:u w:val="single" /></w:rPr><w:t>nsure that offers are solicited</w:t></w:r><w:r><w:rPr><w:rFonts w:ascii="Times" w:hAnsi="Times" w:cs="Times" /><w:b /><w:sz w:val="24" /><w:szCs w:val="24" /><w:u w:val="single" /></w:rPr><w:t xml:space="preserve"> </w:t></w:r><w:r><w:rPr><w:rFonts w:ascii="Times" w:hAnsi="Times" w:cs="Times" /><w:b /><w:sz w:val="24" /><w:szCs w:val="24" /><w:u w:val="single" /></w:rPr><w:t>from as</w:t></w:r><w:r><w:rPr><w:rFonts w:ascii="Times" w:hAnsi="Times" w:cs="Times" /><w:b /><w:sz w:val="24" /><w:szCs w:val="24" /><w:u w:val="single" /></w:rPr><w:t xml:space="preserve"> </w:t></w:r><w:r><w:rPr><w:rFonts w:ascii="Times" w:hAnsi="Times" w:cs="Times" /><w:b /><w:sz w:val="24" /><w:szCs w:val="24" /><w:u w:val="single" /></w:rPr><w:t>many potential sources as practicable, including whether a notice was or will be publicized as</w:t></w:r><w:r><w:rPr><w:rFonts w:ascii="Times" w:hAnsi="Times" w:cs="Times" /><w:b /><w:sz w:val="24" /><w:szCs w:val="24" /><w:u w:val="single" /></w:rPr><w:t xml:space="preserve"> </w:t></w:r><w:r><w:rPr><w:rFonts w:ascii="Times" w:hAnsi="Times" w:cs="Times" /><w:b /><w:sz w:val="24" /><w:szCs w:val="24" /><w:u w:val="single" /></w:rPr><w:t>required by Subpart 5.</w:t></w:r><w:r><w:rPr><w:rFonts w:ascii="Times" w:hAnsi="Times" w:cs="Times" /><w:b /><w:sz w:val="24" /><w:szCs w:val="24" /><w:u w:val="single" /></w:rPr><w:t>1</w:t></w:r><w:r><w:rPr><w:rFonts w:ascii="Times" w:hAnsi="Times" w:cs="Times" /><w:b /><w:sz w:val="24" /><w:szCs w:val="24" /><w:u w:val="single" /></w:rPr><w:t xml:space="preserve"> and, if not, which exception under 5.</w:t></w:r><w:r><w:rPr><w:rFonts w:ascii="Times" w:hAnsi="Times" w:cs="Times" /><w:b /><w:sz w:val="24" /><w:szCs w:val="24" /><w:u w:val="single" /></w:rPr><w:t>1</w:t></w:r><w:r><w:rPr><w:rFonts w:ascii="Times" w:hAnsi="Times" w:cs="Times" /><w:b /><w:sz w:val="24" /><w:szCs w:val="24" /><w:u w:val="single" /></w:rPr><w:t>0</w:t></w:r><w:r><w:rPr><w:rFonts w:ascii="Times" w:hAnsi="Times" w:cs="Times" /><w:b /><w:sz w:val="24" /><w:szCs w:val="24" /><w:u w:val="single" /></w:rPr><w:t>1</w:t></w:r><w:r><w:rPr><w:rFonts w:ascii="Times" w:hAnsi="Times" w:cs="Times" /><w:b /><w:sz w:val="24" /><w:szCs w:val="24" /><w:u w:val="single" /></w:rPr><w:t xml:space="preserve"> applies:</w:t></w:r><w:r><w:rPr><w:rFonts w:ascii="Times" w:hAnsi="Times" w:cs="Times" /><w:b /><w:sz w:val="24" /><w:szCs w:val="24" /></w:rPr><w:t xml:space="preserve"> </w:t></w:r><w:r><w:rPr><w:rFonts w:ascii="Times" w:hAnsi="Times" w:cs="Times" /><w:b /><w:sz w:val="24" /><w:szCs w:val="24" /></w:rPr><w:t xml:space="preserve"> </w:t></w:r></w:p><w:p ns2:paraId="578F19CB" ns2:textId="12B5C5B7"><w:pPr><w:tabs><w:tab w:val="left" w:pos="450" /></w:tabs><w:autoSpaceDE w:val="0" /><w:autoSpaceDN w:val="0" /><w:ind w:left="450" /></w:pPr><w:r><w:t>[[NOTICE_PUBLISHED_PROSE]]</w:t></w:r></w:p><w:p ns2:paraId="27DD568A" ns2:textId="77777777"><w:pPr><w:tabs><w:tab w:val="left" w:pos="360" /></w:tabs><w:autoSpaceDE w:val="0" /><w:autoSpaceDN w:val="0" /><w:ind w:left="270" /><w:rPr><w:color w:val="002060" /></w:rPr></w:pPr></w:p><w:p ns2:paraId="4F91148D" ns2:textId="77777777"><w:pPr><w:tabs><w:tab w:val="left" w:pos="360" /></w:tabs><w:autoSpaceDE w:val="0" /><w:autoSpaceDN w:val="0" /><w:ind w:left="360" /><w:rPr><w:i /><w:color w:val="1F4E79" /></w:rPr></w:pPr></w:p><w:p ns2:paraId="0BCE45A9" ns2:textId="19EBE5CD"><w:pPr><w:ind w:left="360" /><w:rPr><w:b /><w:i /><w:color w:val="002060" /></w:rPr></w:pPr><w:r><w:t>[[NOTICE_URGENCY_EXEMPTION]]</w:t></w:r></w:p><w:p ns2:paraId="03530F1C" ns2:textId="77777777"><w:pPr><w:tabs><w:tab w:val="left" w:pos="360" /></w:tabs><w:autoSpaceDE w:val="0" /><w:autoSpaceDN w:val="0" /><w:ind w:left="360" /></w:pPr></w:p><w:p ns2:paraId="247746D1" ns2:textId="76463DB9"><w:pPr><w:tabs><w:tab w:val="left" w:pos="450" /></w:tabs><w:autoSpaceDE w:val="0" /><w:autoSpaceDN w:val="0" /><w:ind w:left="360" w:hanging="360" /><w:rPr><w:color w:val="1F4E79" /></w:rPr></w:pPr><w:r><w:rPr><w:b /><w:bCs /></w:rPr><w:t xml:space="preserve">7.  </w:t></w:r><w:r><w:rPr><w:b /><w:u w:val="single" /></w:rPr><w:t>FAR 6.</w:t></w:r><w:r><w:rPr><w:b /><w:u w:val="single" /></w:rPr><w:t>104</w:t></w:r><w:r><w:rPr><w:b /><w:u w:val="single" /></w:rPr><w:t>-</w:t></w:r><w:r><w:rPr><w:b /><w:u w:val="single" /></w:rPr><w:t>1</w:t></w:r><w:r><w:rPr><w:b /><w:u w:val="single" /></w:rPr><w:t>(</w:t></w:r><w:r><w:rPr><w:b /><w:u w:val="single" /></w:rPr><w:t>a</w:t></w:r><w:r><w:rPr><w:b /><w:u w:val="single" /></w:rPr><w:t>)(7) – A determination by the contracting officer that the anticipated cost to the Government will be fair and reasonable:</w:t></w:r><w:r><w:rPr><w:b /></w:rPr><w:t xml:space="preserve"> </w:t></w:r><w:r><w:t xml:space="preserve"> </w:t></w:r></w:p><w:p ns2:paraId="0EE488C3" ns2:textId="77777777"><w:pPr><w:tabs><w:tab w:val="left" w:pos="360" /></w:tabs><w:ind w:left="360" /><w:rPr><w:sz w:val="22" /><w:szCs w:val="22" /></w:rPr></w:pPr></w:p><w:p ns2:paraId="705F5A3B" ns2:textId="55E1A9B1"><w:pPr><w:tabs><w:tab w:val="left" w:pos="360" /></w:tabs><w:ind w:left="360" /><w:rPr><w:color w:val="1F4E79" /></w:rPr></w:pPr><w:r><w:t xml:space="preserve">The Contracting Officer’s signature on this document indicates that the Contracting Officer has determined that the anticipated cost to the government will be fair and reasonable.  The Contractor must be required to submit a proposal to be evaluated and negotiated by the Government. Prior to execution of the contractual instrument, a proposal analysis will be performed.  The proposal analysis will ensure that the final agreed-to price for the contract action is fair and reasonable.</w:t></w:r></w:p><w:p><w:pPr><w:tabs><w:tab w:val="left" w:pos="360" /></w:tabs><w:ind w:left="360" /><w:rPr><w:color w:val="1F4E79" /></w:rPr></w:pPr><w:r><w:t>[[PRICE_ANALYSIS_PLAN]]</w:t></w:r></w:p><w:p ns2:paraId="15158EE2" ns2:textId="77777777"><w:pPr><w:tabs><w:tab w:val="left" w:pos="360" /></w:tabs><w:ind w:left="360" /><w:rPr><w:color w:val="1F4E79" /></w:rPr></w:pPr></w:p><w:p ns2:paraId="77173AE8" ns2:textId="6C723EFC"><w:pPr><w:numPr><w:ilvl w:val="0" /><w:numId w:val="22" /></w:numPr><w:tabs><w:tab w:val="left" w:pos="360" /></w:tabs><w:ind w:left="360" w:hanging="270" /><w:rPr><w:b /><w:i /><w:color w:val="002060" /></w:rPr></w:pPr><w:r><w:rPr><w:b /><w:u w:val="single" /></w:rPr><w:t>FAR 6.</w:t></w:r><w:r><w:rPr><w:b /><w:u w:val="single" /></w:rPr><w:t>1</w:t></w:r><w:r><w:rPr><w:b /><w:u w:val="single" /></w:rPr><w:t>0</w:t></w:r><w:r><w:rPr><w:b /><w:u w:val="single" /></w:rPr><w:t>4</w:t></w:r><w:r><w:rPr><w:b /><w:u w:val="single" /></w:rPr><w:t>-</w:t></w:r><w:r><w:rPr><w:b /><w:u w:val="single" /></w:rPr><w:t>1</w:t></w:r><w:r><w:rPr><w:b /><w:u w:val="single" /></w:rPr><w:t>(</w:t></w:r><w:r><w:rPr><w:b /><w:u w:val="single" /></w:rPr><w:t>a</w:t></w:r><w:r><w:rPr><w:b /><w:u w:val="single" /></w:rPr><w:t xml:space="preserve">)(8) – Description of the market </w:t></w:r><w:r><w:rPr><w:b /><w:u w:val="single" /></w:rPr><w:t>research</w:t></w:r><w:r><w:rPr><w:b /><w:u w:val="single" /></w:rPr><w:t xml:space="preserve"> </w:t></w:r><w:r><w:rPr><w:b /><w:u w:val="single" /></w:rPr><w:t xml:space="preserve">conducted, and the results, or a statement of the reasons market </w:t></w:r><w:r><w:rPr><w:b /><w:u w:val="single" /></w:rPr><w:t>research</w:t></w:r><w:r><w:rPr><w:b /><w:u w:val="single" /></w:rPr><w:t xml:space="preserve"> </w:t></w:r><w:r><w:rPr><w:b /><w:u w:val="single" /></w:rPr><w:t>was not conducted</w:t></w:r><w:r><w:rPr><w:b /><w:u w:val="single" /></w:rPr><w:t xml:space="preserve"> (e.g., urgent</w:t></w:r><w:r><w:rPr><w:b /><w:u w:val="single" /></w:rPr><w:t>,</w:t></w:r><w:r><w:rPr><w:b /><w:u w:val="single" /></w:rPr><w:t xml:space="preserve"> and compelling</w:t></w:r><w:r><w:rPr><w:b /><w:u w:val="single" /></w:rPr><w:t xml:space="preserve"> requirement</w:t></w:r><w:r><w:rPr><w:b /><w:u w:val="single" /></w:rPr><w:t>)</w:t></w:r><w:r><w:rPr><w:b /><w:color w:val="1F4E79" /><w:u w:val="single" /></w:rPr><w:t>:</w:t></w:r><w:r><w:rPr><w:b /><w:color w:val="1F4E79" w:themeColor="accent1" w:themeShade="80" /></w:rPr><w:t xml:space="preserve">  </w:t></w:r></w:p><w:p ns2:paraId="513BC912" ns2:textId="77777777"><w:pPr><w:tabs><w:tab w:val="left" w:pos="360" /></w:tabs><w:ind w:left="360" /><w:rPr><w:b /><w:i /><w:color w:val="002060" /></w:rPr></w:pPr></w:p><w:p ns2:paraId="7D9D9BDD" ns2:textId="5E4B0819"><w:pPr><w:tabs><w:tab w:val="left" w:pos="360" /></w:tabs><w:ind w:left="360" /><w:rPr><w:color w:val="FF0000" /><w:u w:val="double" /></w:rPr></w:pPr><w:r><w:t>[[MARKET_RESEARCH_PROSE]]</w:t></w:r></w:p><w:p ns2:paraId="227175CF" ns2:textId="77777777"><w:pPr><w:tabs><w:tab w:val="left" w:pos="360" /></w:tabs><w:rPr><w:b /><w:i /><w:color w:val="002060" /></w:rPr></w:pPr></w:p><w:p ns2:paraId="75C137E0" ns2:textId="4563F827"><w:pPr><w:numPr><w:ilvl w:val="0" /><w:numId w:val="22" /></w:numPr><w:tabs><w:tab w:val="left" w:pos="360" /></w:tabs><w:autoSpaceDE w:val="0" /><w:autoSpaceDN w:val="0" /><w:ind w:left="360" w:hanging="270" /><w:rPr><w:b /><w:bCs /><w:u w:val="single" /></w:rPr></w:pPr><w:r><w:rPr><w:b /><w:bCs /><w:u w:val="single" /></w:rPr><w:t>FAR 6.</w:t></w:r><w:r><w:rPr><w:b /><w:bCs /><w:u w:val="single" /></w:rPr><w:t>104</w:t></w:r><w:r><w:rPr><w:b /><w:bCs /><w:u w:val="single" /></w:rPr><w:t>-</w:t></w:r><w:r><w:rPr><w:b /><w:bCs /><w:u w:val="single" /></w:rPr><w:t>1</w:t></w:r><w:r><w:rPr><w:b /><w:bCs /><w:u w:val="single" /></w:rPr><w:t>(</w:t></w:r><w:r><w:rPr><w:b /><w:bCs /><w:u w:val="single" /></w:rPr><w:t>a</w:t></w:r><w:r><w:rPr><w:b /><w:bCs /><w:u w:val="single" /></w:rPr><w:t>)(9) – Any o</w:t></w:r><w:r><w:rPr><w:b /><w:bCs /><w:u w:val="single" /></w:rPr><w:t xml:space="preserve">ther facts supporting the </w:t></w:r><w:r><w:rPr><w:b /><w:bCs /><w:u w:val="single" /></w:rPr><w:t>use of other than full and open</w:t></w:r></w:p><w:p ns2:paraId="108976A0" ns2:textId="77777777"><w:pPr><w:tabs><w:tab w:val="left" w:pos="360" /></w:tabs><w:autoSpaceDE w:val="0" /><w:autoSpaceDN w:val="0" /><w:rPr><w:b /><w:bCs /></w:rPr></w:pPr><w:r><w:rPr><w:rFonts w:ascii="Calibri" w:hAnsi="Calibri" /><w:b /><w:bCs /><w:sz w:val="22" /><w:szCs w:val="22" /></w:rPr><w:tab /></w:r><w:r><w:rPr><w:b /><w:bCs /><w:u w:val="single" /></w:rPr><w:t>competition</w:t></w:r><w:r><w:rPr><w:b /><w:bCs /><w:u w:val="single" /></w:rPr><w:t>:</w:t></w:r></w:p><w:p ns2:paraId="0498A17C" ns2:textId="77777777"><w:pPr><w:tabs><w:tab w:val="left" w:pos="360" /></w:tabs><w:autoSpaceDE w:val="0" /><w:autoSpaceDN w:val="0" /><w:ind w:left="360" /><w:rPr><w:b /><w:bCs /><w:i /><w:color w:val="002060" /></w:rPr></w:pPr></w:p><w:p ns2:paraId="6E77BEDA" ns2:textId="3EA6F493"><w:pPr><w:tabs><w:tab w:val="left" w:pos="360" /></w:tabs><w:autoSpaceDE w:val="0" /><w:autoSpaceDN w:val="0" /><w:ind w:left="360" /><w:rPr><w:bCs /><w:color w:val="002060" /><w:u w:val="double" /></w:rPr></w:pPr><w:r><w:t>[[OTHER_FACTS]]</w:t></w:r></w:p><w:p ns2:paraId="02E1A2DE" ns2:textId="77777777"><w:pPr><w:tabs><w:tab w:val="left" w:pos="360" /></w:tabs><w:autoSpaceDE w:val="0" /><w:autoSpaceDN w:val="0" /><w:ind w:left="360" /><w:rPr><w:bCs /><w:i /><w:color w:val="002060" /></w:rPr></w:pPr></w:p><w:p ns2:paraId="00C1C50C" ns2:textId="179F2BDF"><w:pPr><w:pStyle w:val="ListParagraph" /><w:widowControl w:val="0" /><w:spacing w:after="0" w:line="240" w:lineRule="auto" /><w:ind w:left="360" /><w:rPr><w:i /><w:color w:val="002060" /></w:rPr></w:pPr><w:r><w:t>[[FOLLOWON_DUPLICATED_COST]]</w:t></w:r></w:p><w:p><w:pPr><w:pStyle w:val="ListParagraph" /><w:widowControl w:val="0" /><w:spacing w:after="0" w:line="240" w:lineRule="auto" /><w:ind w:left="360" /><w:rPr><w:i /><w:color w:val="002060" /></w:rPr></w:pPr><w:r><w:t>[[NFS_CG_FOLLOWON_DUP_BLOCK]]</w:t></w:r></w:p><w:p ns2:paraId="24B11C27" ns2:textId="42500804"><w:pPr><w:pStyle w:val="ListParagraph" /><w:widowControl w:val="0" /><w:spacing w:after="0" w:line="240" w:lineRule="auto" /><w:ind w:left="360" /><w:rPr><w:rFonts w:ascii="Times New Roman" w:hAnsi="Times New Roman" /><w:color w:val="FF0000" /><w:sz w:val="24" /><w:szCs w:val="24" /><w:u w:val="double" /></w:rPr></w:pPr><w:r><w:t>[[URGENCY_INJURY_CHRONOLOGY]]</w:t></w:r></w:p><w:p ns2:paraId="3991BFE3" ns2:textId="77777777"><w:pPr><w:pStyle w:val="ListParagraph" /><w:widowControl w:val="0" /><w:spacing w:after="0" w:line="240" w:lineRule="auto" /><w:ind w:left="360" /><w:rPr><w:rFonts w:ascii="Times New Roman" w:hAnsi="Times New Roman" /><w:color w:val="FF0000" /><w:sz w:val="24" /><w:szCs w:val="24" /><w:u w:val="double" /></w:rPr></w:pPr></w:p><w:p ns2:paraId="277B43E4" ns2:textId="54F124D3"><w:pPr><w:pStyle w:val="ListParagraph" /><w:widowControl w:val="0" /><w:spacing w:after="0" w:line="240" w:lineRule="auto" /><w:ind w:left="360" /><w:rPr><w:rFonts w:ascii="Times New Roman" w:hAnsi="Times New Roman" /><w:color w:val="FF0000" /><w:sz w:val="24" /><w:szCs w:val="24" /><w:u w:val="double" /></w:rPr></w:pPr><w:r><w:t>[[NFS_CG_1806_12A_BLOCK]]</w:t></w:r></w:p><w:p ns2:paraId="51953FF9" ns2:textId="77777777"><w:pPr><w:pStyle w:val="ListParagraph" /><w:widowControl w:val="0" /><w:spacing w:after="0" w:line="240" w:lineRule="auto" /><w:ind w:left="360" /><w:rPr><w:rFonts w:ascii="Times New Roman" w:hAnsi="Times New Roman" /><w:color w:val="FF0000" /><w:sz w:val="24" /><w:szCs w:val="24" /><w:u w:val="double" /></w:rPr></w:pPr></w:p><w:p ns2:paraId="2D9D07F1" ns2:textId="77777777"><w:pPr><w:widowControl w:val="0" /><w:ind w:left="360" /><w:rPr><w:color w:val="FF0000" /><w:u w:val="double" /></w:rPr></w:pPr></w:p><w:p ns2:paraId="209FB03F" ns2:textId="45A9FBCC"><w:pPr><w:widowControl w:val="0" /><w:ind w:left="360" /><w:rPr><w:color w:val="FF0000" /><w:u w:val="double" /></w:rPr></w:pPr><w:r><w:t>[[NFS_CG_1806_12B_BLOCK]]</w:t></w:r></w:p><w:p ns2:paraId="1AC7F062" ns2:textId="77777777"><w:pPr><w:widowControl w:val="0" /><w:ind w:left="360" /><w:rPr><w:color w:val="FF0000" /><w:u w:val="double" /></w:rPr></w:pPr></w:p><w:p ns2:paraId="707F3E68" ns2:textId="360B0C86"><w:pPr><w:pStyle w:val="ListParagraph" /><w:widowControl w:val="0" /><w:numPr><w:ilvl w:val="0" /><w:numId w:val="20" /></w:numPr><w:spacing w:after="0" w:line="240" w:lineRule="auto" /><w:rPr><w:rFonts w:ascii="Times New Roman" w:hAnsi="Times New Roman" /><w:color w:val="FF0000" /><w:sz w:val="24" /><w:szCs w:val="24" /><w:u w:val="double" /></w:rPr></w:pPr><w:r><w:t>[[URGENCY_EXTENSION_STATEMENTS]]</w:t></w:r></w:p><w:p ns2:paraId="338A8CBD" ns2:textId="56A49E8E"><w:pPr><w:numPr><w:ilvl w:val="0" /><w:numId w:val="22" /></w:numPr><w:tabs><w:tab w:val="left" w:pos="360" /></w:tabs><w:ind w:left="360" w:hanging="450" /><w:rPr><w:b /><w:szCs w:val="32" /></w:rPr></w:pPr><w:r><w:rPr><w:b /><w:szCs w:val="32" /><w:u w:val="single" /></w:rPr><w:t>FAR 6.</w:t></w:r><w:r><w:rPr><w:b /><w:szCs w:val="32" /><w:u w:val="single" /></w:rPr><w:t>104</w:t></w:r><w:r><w:rPr><w:b /><w:szCs w:val="32" /><w:u w:val="single" /></w:rPr><w:t>-</w:t></w:r><w:r><w:rPr><w:b /><w:szCs w:val="32" /><w:u w:val="single" /></w:rPr><w:t>1</w:t></w:r><w:r><w:rPr><w:b /><w:szCs w:val="32" /><w:u w:val="single" /></w:rPr><w:t>(</w:t></w:r><w:r><w:rPr><w:b /><w:szCs w:val="32" /><w:u w:val="single" /></w:rPr><w:t>a</w:t></w:r><w:r><w:rPr><w:b /><w:szCs w:val="32" /><w:u w:val="single" /></w:rPr><w:t xml:space="preserve">)(10) </w:t></w:r><w:r><w:rPr><w:b /><w:u w:val="single" /></w:rPr><w:t xml:space="preserve">– </w:t></w:r><w:r><w:rPr><w:b /><w:szCs w:val="32" /><w:u w:val="single" /></w:rPr><w:t>A listing of the sources, if any, that expressed an interest in the acquisition</w:t></w:r><w:r><w:rPr><w:b /><w:szCs w:val="32" /><w:u w:val="single" /></w:rPr><w:t xml:space="preserve"> in writing</w:t></w:r><w:r><w:rPr><w:b /><w:szCs w:val="32" /><w:u w:val="single" /></w:rPr><w:t>:</w:t></w:r><w:r><w:rPr><w:b /><w:szCs w:val="32" /></w:rPr><w:t xml:space="preserve">  </w:t></w:r></w:p><w:p ns2:paraId="65460892" ns2:textId="77777777"><w:pPr><w:tabs><w:tab w:val="left" w:pos="360" /></w:tabs><w:ind w:left="360" /></w:pPr></w:p><w:p ns2:paraId="4AC3C80B" ns2:textId="56028571"><w:pPr><w:tabs><w:tab w:val="left" w:pos="360" /></w:tabs><w:ind w:left="360" /><w:rPr><w:color w:val="FF0000" /><w:u w:val="double" /></w:rPr></w:pPr><w:r><w:t>[[INTERESTED_SOURCES_PROSE]]</w:t></w:r></w:p><w:p ns2:paraId="53DE2343" ns2:textId="77777777"><w:pPr><w:tabs><w:tab w:val="left" w:pos="360" /></w:tabs><w:ind w:left="360" /><w:rPr><w:b /></w:rPr></w:pPr></w:p><w:p ns2:paraId="528D9691" ns2:textId="0B7D60EB"><w:pPr><w:pStyle w:val="ListParagraph" /><w:numPr><w:ilvl w:val="0" /><w:numId w:val="22" /></w:numPr><w:spacing w:after="0" w:line="240" w:lineRule="auto" /><w:ind w:left="360" w:hanging="450" /><w:rPr><w:rFonts w:ascii="Times New Roman" w:hAnsi="Times New Roman" /><w:b /><w:sz w:val="24" /><w:szCs w:val="24" /><w:u w:val="single" /></w:rPr></w:pPr><w:r><w:rPr><w:rFonts w:ascii="Times New Roman" w:hAnsi="Times New Roman" /><w:b /><w:sz w:val="24" /><w:szCs w:val="24" /><w:u w:val="single" /></w:rPr><w:t>FAR 6.</w:t></w:r><w:r><w:rPr><w:rFonts w:ascii="Times New Roman" w:hAnsi="Times New Roman" /><w:b /><w:sz w:val="24" /><w:szCs w:val="24" /><w:u w:val="single" /></w:rPr><w:t>104</w:t></w:r><w:r><w:rPr><w:rFonts w:ascii="Times New Roman" w:hAnsi="Times New Roman" /><w:b /><w:sz w:val="24" /><w:szCs w:val="24" /><w:u w:val="single" /></w:rPr><w:t>-</w:t></w:r><w:r><w:rPr><w:rFonts w:ascii="Times New Roman" w:hAnsi="Times New Roman" /><w:b /><w:sz w:val="24" /><w:szCs w:val="24" /><w:u w:val="single" /></w:rPr><w:t>1</w:t></w:r><w:r><w:rPr><w:rFonts w:ascii="Times New Roman" w:hAnsi="Times New Roman" /><w:b /><w:sz w:val="24" /><w:szCs w:val="24" /><w:u w:val="single" /></w:rPr><w:t>(</w:t></w:r><w:r><w:rPr><w:rFonts w:ascii="Times New Roman" w:hAnsi="Times New Roman" /><w:b /><w:sz w:val="24" /><w:szCs w:val="24" /><w:u w:val="single" /></w:rPr><w:t>a</w:t></w:r><w:r><w:rPr><w:rFonts w:ascii="Times New Roman" w:hAnsi="Times New Roman" /><w:b /><w:sz w:val="24" /><w:szCs w:val="24" /><w:u w:val="single" /></w:rPr><w:t xml:space="preserve">)(11) – A statement of actions, if any, the agency may take to </w:t></w:r><w:r><w:rPr><w:rFonts w:ascii="Times New Roman" w:hAnsi="Times New Roman" /><w:b /><w:sz w:val="24" /><w:szCs w:val="24" /><w:u w:val="single" /></w:rPr><w:t>remove or</w:t></w:r></w:p><w:p ns2:paraId="1CD6166A" ns2:textId="29656DDD"><w:pPr><w:pStyle w:val="ListParagraph" /><w:spacing w:after="0" w:line="240" w:lineRule="auto" /><w:ind w:left="360" /></w:pPr><w:r><w:rPr><w:rFonts w:ascii="Times New Roman" w:hAnsi="Times New Roman" /><w:b /><w:sz w:val="24" /><w:szCs w:val="24" /><w:u w:val="single" /></w:rPr><w:t>overcome</w:t></w:r><w:r><w:rPr><w:rFonts w:ascii="Times New Roman" w:hAnsi="Times New Roman" /><w:b /><w:sz w:val="24" /><w:szCs w:val="24" /><w:u w:val="single" /></w:rPr><w:t xml:space="preserve"> </w:t></w:r><w:r><w:rPr><w:rFonts w:ascii="Times New Roman" w:hAnsi="Times New Roman" /><w:b /><w:sz w:val="24" /><w:szCs w:val="24" /><w:u w:val="single" /></w:rPr><w:t>any barriers to competition before any subsequent acquisition for the supplies or services required:</w:t></w:r><w:r><w:t xml:space="preserve">  </w:t></w:r></w:p><w:p ns2:paraId="5C269CE6" ns2:textId="77777777"><w:pPr><w:pStyle w:val="ListParagraph" /><w:spacing w:after="0" w:line="240" w:lineRule="auto" /><w:ind w:left="360" /><w:rPr><w:b /><w:i /><w:color w:val="002060" /></w:rPr></w:pPr></w:p><w:p ns2:paraId="431F02B9" ns2:textId="77777777"><w:pPr><w:pStyle w:val="ListParagraph" /><w:spacing w:after="0" w:line="240" w:lineRule="auto" /><w:ind w:left="360" /><w:rPr><w:b /><w:i /><w:color w:val="002060" /></w:rPr></w:pPr></w:p><w:p ns2:paraId="17B847A7" ns2:textId="77777777"><w:pPr><w:ind w:left="360" /><w:rPr><w:b /></w:rPr></w:pPr><w:r><w:t>[[BARRIERS_ACTIONS]]</w:t></w:r></w:p><w:p ns2:paraId="13A1A059" ns2:textId="77777777"><w:pPr><w:pStyle w:val="ListParagraph" /><w:spacing w:after="0" w:line="240" w:lineRule="auto" /><w:ind w:left="360" /><w:rPr><w:b /><w:i /><w:color w:val="002060" /></w:rPr></w:pPr></w:p><w:p ns2:paraId="3A911F2B" ns2:textId="77777777"><w:pPr><w:pStyle w:val="ListParagraph" /><w:spacing w:after="0" w:line="240" w:lineRule="auto" /><w:ind w:left="360" /><w:rPr><w:rFonts w:ascii="Times New Roman" w:hAnsi="Times New Roman" /><w:b /><w:i /><w:color w:val="002060" /><w:sz w:val="24" /></w:rPr><w:sectPr><w:footerReference w:type="default" r:id="rId16"/><w:footerReference w:type="first" r:id="rId17"/><w:pgSz w:w="12240" w:h="15840"/><w:pgMar w:top="1440" w:right="1440" w:bottom="1440" w:left="1440" w:header="720" w:footer="720" w:gutter="0"/><w:pgNumType w:fmt="lowerRoman"/><w:cols w:space="720"/><w:titlePg/><w:docGrid w:linePitch="360"/></w:sectPr></w:pPr></w:p><w:p ns2:paraId="38F547ED" ns2:textId="58A3EBB6"><w:pPr><w:jc w:val="center" /><w:rPr><w:b /><w:i /><w:snapToGrid w:val="0" /></w:rPr></w:pPr><w:r><w:t>[[SIG_BAND_LE_900K]]</w:t></w:r><w:r><w:t>[[SIG_PROGRAM_ACQ_ID]]</w:t></w:r></w:p><w:p ns2:paraId="34D5232B" ns2:textId="77777777"><w:pPr><w:jc w:val="center" /><w:rPr><w:b /></w:rPr></w:pPr><w:r><w:t>[[SIG_BAND_LE_900K]]</w:t></w:r><w:r><w:rPr><w:b /></w:rPr><w:t>JUSTIFICATION FOR OTHER THAN FULL AND OPEN COMPETITION</w:t></w:r></w:p><w:p ns2:paraId="6FB2FAD1" ns2:textId="77777777"><w:pPr><w:jc w:val="center" /><w:rPr><w:b /><w:u w:val="single" /></w:rPr></w:pPr><w:r><w:t>[[SIG_BAND_LE_900K]]</w:t></w:r><w:r><w:rPr><w:b /><w:u w:val="single" /></w:rPr><w:t>SIGNATURE PAGE</w:t></w:r></w:p><w:p ns2:paraId="2BB55B93" ns2:textId="77777777"><w:pPr><w:jc w:val="center" /><w:rPr><w:b /><w:u w:val="single" /></w:rPr></w:pPr><w:r><w:t>[[SIG_BAND_LE_900K]]</w:t></w:r></w:p><w:p ns2:paraId="662E68AC" ns2:textId="77777777"><w:pPr><w:jc w:val="both" /><w:rPr><w:color w:val="000000" /></w:rPr></w:pPr><w:r><w:t>[[SIG_BAND_LE_900K]]</w:t></w:r></w:p><w:p ns2:paraId="1D72833A" ns2:textId="77777777"><w:pPr><w:rPr><w:color w:val="000000" /></w:rPr></w:pPr><w:r><w:t>[[SIG_BAND_LE_900K]]</w:t></w:r></w:p><w:p ns2:paraId="4D20FB65" ns2:textId="790B1427"><w:r><w:t>[[SIG_BAND_LE_900K]]</w:t></w:r><w:r><w:rPr><w:color w:val="FF0000" /><w:u w:val="double" /></w:rPr><w:t>Technical Representative:</w:t></w:r><w:r><w:rPr><w:color w:val="FF0000" /></w:rPr><w:t xml:space="preserve"> </w:t></w:r><w:r><w:t>I certify that the facts presented in this justification are accurate and complete.</w:t></w:r></w:p><w:p ns2:paraId="05593BCB" ns2:textId="77777777"><w:r><w:t>[[SIG_BAND_LE_900K]]</w:t></w:r></w:p><w:p ns2:paraId="4B579604" ns2:textId="77777777"><w:pPr><w:rPr><w:color w:val="000000" /></w:rPr></w:pPr><w:r><w:t>[[SIG_BAND_LE_900K]]</w:t></w:r></w:p><w:p ns2:paraId="7A22E4ED" ns2:textId="7FE5E3B3"><w:pPr><w:jc w:val="both" /><w:rPr><w:color w:val="000000" /></w:rPr></w:pPr><w:r><w:t>[[SIG_BAND_LE_900K]]</w:t></w:r><w:r><w:rPr><w:color w:val="000000" /></w:rPr><w:t>___</w:t></w:r><w:r><w:rPr><w:color w:val="000000" /></w:rPr><w:t>____________________</w:t></w:r><w:r><w:rPr><w:color w:val="000000" /></w:rPr><w:tab /></w:r><w:r><w:rPr><w:color w:val="000000" /></w:rPr><w:tab /></w:r><w:r><w:rPr><w:color w:val="000000" /></w:rPr><w:tab /></w:r></w:p><w:p ns2:paraId="27B55142" ns2:textId="23179C17"><w:r><w:t>[[SIG_BAND_LE_900K]]</w:t></w:r><w:r><w:t>[[TECH_REP_NAME]]</w:t></w:r></w:p><w:p ns2:paraId="71FB1FE0" ns2:textId="77777777"><w:pPr><w:rPr><w:color w:val="000000" /></w:rPr></w:pPr><w:r><w:t>[[SIG_BAND_LE_900K]]</w:t></w:r><w:r><w:rPr><w:color w:val="000000" /></w:rPr><w:t>Technical Representative</w:t></w:r><w:r><w:rPr><w:color w:val="000000" /></w:rPr><w:tab /></w:r><w:r><w:rPr><w:color w:val="000000" /></w:rPr><w:tab /></w:r><w:r><w:rPr><w:color w:val="000000" /></w:rPr><w:tab /></w:r><w:r><w:rPr><w:color w:val="000000" /></w:rPr><w:tab /></w:r><w:r><w:rPr><w:color w:val="000000" /></w:rPr><w:tab /></w:r></w:p><w:p ns2:paraId="4A02B87B" ns2:textId="77777777"><w:pPr><w:rPr><w:color w:val="000000" /></w:rPr></w:pPr><w:r><w:t>[[SIG_BAND_LE_900K]]</w:t></w:r></w:p><w:p ns2:paraId="656C13EF" ns2:textId="77777777"><w:pPr><w:rPr><w:color w:val="000000" /></w:rPr></w:pPr><w:r><w:t>[[SIG_BAND_LE_900K]]</w:t></w:r></w:p><w:p ns2:paraId="7E459C13" ns2:textId="2408C83D"><w:pPr><w:jc w:val="both" /><w:rPr><w:color w:val="000000" /></w:rPr></w:pPr><w:r><w:t>[[SIG_BAND_LE_900K]]</w:t></w:r><w:r><w:rPr><w:color w:val="FF0000" /><w:u w:val="double" /></w:rPr><w:t xml:space="preserve">Contracting </w:t></w:r><w:r><w:rPr><w:color w:val="FF0000" /><w:u w:val="double" /></w:rPr><w:t>Officer</w:t></w:r><w:r><w:rPr><w:color w:val="FF0000" /><w:u w:val="double" /></w:rPr><w:t>:</w:t></w:r><w:r><w:rPr><w:color w:val="FF0000" /></w:rPr><w:t xml:space="preserve"> </w:t></w:r><w:r><w:rPr><w:color w:val="000000" /></w:rPr><w:t xml:space="preserve">I hereby certify that the above justification is </w:t></w:r><w:r><w:rPr><w:color w:val="000000" /></w:rPr><w:t>accurate</w:t></w:r><w:r><w:rPr><w:color w:val="000000" /></w:rPr><w:t xml:space="preserve"> and </w:t></w:r><w:r><w:rPr><w:color w:val="000000" /></w:rPr><w:t>complete</w:t></w:r><w:r><w:rPr><w:color w:val="000000" /></w:rPr><w:t xml:space="preserve"> to the best of my knowledge and belief.</w:t></w:r></w:p><w:p ns2:paraId="4F818674" ns2:textId="77777777"><w:pPr><w:jc w:val="both" /><w:rPr><w:color w:val="000000" /></w:rPr></w:pPr><w:r><w:t>[[SIG_BAND_LE_900K]]</w:t></w:r></w:p><w:p ns2:paraId="370FEC3A" ns2:textId="77777777"><w:pPr><w:jc w:val="both" /><w:rPr><w:color w:val="000000" /></w:rPr></w:pPr><w:r><w:t>[[SIG_BAND_LE_900K]]</w:t></w:r></w:p><w:p ns2:paraId="78E64FF9" ns2:textId="7B98BA33"><w:pPr><w:jc w:val="both" /><w:rPr><w:color w:val="000000" /></w:rPr></w:pPr><w:r><w:t>[[SIG_BAND_LE_900K]]</w:t></w:r><w:r><w:rPr><w:color w:val="000000" /></w:rPr><w:t>___</w:t></w:r><w:r><w:rPr><w:color w:val="000000" /></w:rPr><w:t>____________________</w:t></w:r><w:r><w:rPr><w:color w:val="000000" /></w:rPr><w:tab /></w:r><w:r><w:rPr><w:color w:val="000000" /></w:rPr><w:tab /></w:r><w:r><w:rPr><w:color w:val="000000" /></w:rPr><w:tab /></w:r></w:p><w:p ns2:paraId="3696FAAB" ns2:textId="36433E48"><w:r><w:t>[[SIG_BAND_LE_900K]]</w:t></w:r><w:r><w:t>[[CO_NAME]]</w:t></w:r></w:p><w:p ns2:paraId="591B4BA9" ns2:textId="77777777"><w:pPr><w:rPr><w:color w:val="000000" /></w:rPr></w:pPr><w:r><w:t>[[SIG_BAND_LE_900K]]</w:t></w:r><w:r><w:rPr><w:color w:val="000000" /></w:rPr><w:t>Contracting Officer</w:t></w:r><w:r><w:rPr><w:color w:val="000000" /></w:rPr><w:tab /></w:r><w:r><w:rPr><w:color w:val="000000" /></w:rPr><w:tab /></w:r><w:r><w:rPr><w:color w:val="000000" /></w:rPr><w:tab /></w:r><w:r><w:rPr><w:color w:val="000000" /></w:rPr><w:tab /></w:r><w:r><w:rPr><w:color w:val="000000" /></w:rPr><w:tab /></w:r></w:p><w:p ns2:paraId="07326E8F" ns2:textId="77777777"><w:pPr><w:rPr><w:color w:val="000000" /></w:rPr></w:pPr><w:r><w:t>[[SIG_BAND_LE_900K]]</w:t></w:r></w:p><w:p ns2:paraId="34C82776" ns2:textId="77777777"><w:pPr><w:jc w:val="center" /><w:rPr><w:b /><w:i /><w:color w:val="1F4E79" /></w:rPr><w:sectPr><w:pgSz w:w="12240" w:h="15840" /><w:pgMar w:top="1440" w:right="1440" w:bottom="1440" w:left="1440" w:header="720" w:footer="720" w:gutter="0" /><w:pgNumType w:start="4" /><w:cols w:space="720" /><w:titlePg /><w:docGrid w:linePitch="360" /></w:sectPr></w:pPr><w:r><w:t>[[SIG_BAND_LE_900K]]</w:t></w:r></w:p><w:p ns2:paraId="7D9EA697" ns2:textId="615A5A1C"><w:pPr><w:jc w:val="center" /><w:rPr><w:b /><w:i /><w:snapToGrid w:val="0" /></w:rPr></w:pPr><w:r><w:t>[[SIG_BAND_GT_900K_LE_20M]]</w:t></w:r><w:r><w:t>[[SIG_PROGRAM_ACQ_ID]]</w:t></w:r></w:p><w:p ns2:paraId="4A69EF0F" ns2:textId="77777777"><w:pPr><w:jc w:val="center" /><w:rPr><w:b /></w:rPr></w:pPr><w:r><w:t>[[SIG_BAND_GT_900K_LE_20M]]</w:t></w:r><w:r><w:rPr><w:b /></w:rPr><w:t>JUSTIFICATION FOR OTHER THAN FULL AND OPEN COMPETITION</w:t></w:r></w:p><w:p ns2:paraId="5D04E432" ns2:textId="77777777"><w:pPr><w:jc w:val="center" /><w:rPr><w:b /><w:u w:val="single" /></w:rPr></w:pPr><w:r><w:t>[[SIG_BAND_GT_900K_LE_20M]]</w:t></w:r><w:r><w:rPr><w:b /><w:u w:val="single" /></w:rPr><w:t>SIGNATURE PAGE</w:t></w:r></w:p><w:p ns2:paraId="459DBAD9" ns2:textId="77777777"><w:pPr><w:jc w:val="center" /><w:rPr><w:b /><w:u w:val="single" /></w:rPr></w:pPr><w:r><w:t>[[SIG_BAND_GT_900K_LE_20M]]</w:t></w:r></w:p><w:p ns2:paraId="38A608C9" ns2:textId="77777777"><w:pPr><w:rPr><w:color w:val="FF0000" /></w:rPr></w:pPr><w:r><w:t>[[SIG_BAND_GT_900K_LE_20M]]</w:t></w:r></w:p><w:p ns2:paraId="54ABD325" ns2:textId="204620C8"><w:r><w:t>[[SIG_BAND_GT_900K_LE_20M]]</w:t></w:r><w:r><w:rPr><w:color w:val="FF0000" /><w:u w:val="double" /></w:rPr><w:t>Technical Representative:</w:t></w:r><w:r><w:rPr><w:color w:val="FF0000" /></w:rPr><w:t xml:space="preserve"> </w:t></w:r><w:r><w:t>I certify that the facts presented in this justification are accurate and complete.</w:t></w:r></w:p><w:p ns2:paraId="5ED02142" ns2:textId="77777777"><w:pPr><w:jc w:val="both" /><w:rPr><w:color w:val="000000" /></w:rPr></w:pPr><w:r><w:t>[[SIG_BAND_GT_900K_LE_20M]]</w:t></w:r></w:p><w:p ns2:paraId="7198D39D" ns2:textId="77777777"><w:pPr><w:jc w:val="both" /><w:rPr><w:color w:val="000000" /></w:rPr></w:pPr><w:r><w:t>[[SIG_BAND_GT_900K_LE_20M]]</w:t></w:r></w:p><w:p ns2:paraId="0EFB2ACB" ns2:textId="7124B861"><w:pPr><w:jc w:val="both" /><w:rPr><w:color w:val="000000" /></w:rPr></w:pPr><w:r><w:t>[[SIG_BAND_GT_900K_LE_20M]]</w:t></w:r><w:r><w:rPr><w:color w:val="000000" /></w:rPr><w:t>___________________</w:t></w:r><w:r><w:rPr><w:color w:val="000000" /></w:rPr><w:t>____</w:t></w:r><w:r><w:rPr><w:color w:val="000000" /></w:rPr><w:tab /></w:r><w:r><w:rPr><w:color w:val="000000" /></w:rPr><w:tab /></w:r><w:r><w:rPr><w:color w:val="000000" /></w:rPr><w:tab /></w:r><w:r><w:rPr><w:color w:val="000000" /></w:rPr><w:tab /></w:r><w:r><w:rPr><w:color w:val="000000" /></w:rPr><w:tab /></w:r></w:p><w:p ns2:paraId="54A571DB" ns2:textId="4BDDE824"><w:r><w:t>[[SIG_BAND_GT_900K_LE_20M]]</w:t></w:r><w:r><w:t>[[TECH_REP_NAME]]</w:t></w:r></w:p><w:p ns2:paraId="6A0DBCAB" ns2:textId="77777777"><w:pPr><w:rPr><w:color w:val="000000" /></w:rPr></w:pPr><w:r><w:t>[[SIG_BAND_GT_900K_LE_20M]]</w:t></w:r><w:r><w:rPr><w:color w:val="000000" /></w:rPr><w:t>Technical Representative</w:t></w:r><w:r><w:rPr><w:color w:val="000000" /></w:rPr><w:tab /></w:r><w:r><w:rPr><w:color w:val="000000" /></w:rPr><w:tab /></w:r><w:r><w:rPr><w:color w:val="000000" /></w:rPr><w:tab /></w:r><w:r><w:rPr><w:color w:val="000000" /></w:rPr><w:tab /></w:r><w:r><w:rPr><w:color w:val="000000" /></w:rPr><w:tab /></w:r></w:p><w:p ns2:paraId="2C0BCB5B" ns2:textId="77777777"><w:pPr><w:rPr><w:color w:val="000000" /></w:rPr></w:pPr><w:r><w:t>[[SIG_BAND_GT_900K_LE_20M]]</w:t></w:r></w:p><w:p ns2:paraId="5B8536BA" ns2:textId="64635B57"><w:pPr><w:jc w:val="both" /><w:rPr><w:color w:val="000000" /></w:rPr></w:pPr><w:r><w:t>[[SIG_BAND_GT_900K_LE_20M]]</w:t></w:r><w:r><w:rPr><w:color w:val="FF0000" /><w:u w:val="double" /></w:rPr><w:t>Contracting Officer:</w:t></w:r><w:r><w:rPr><w:color w:val="FF0000" /></w:rPr><w:t xml:space="preserve">  </w:t></w:r><w:r><w:rPr><w:color w:val="000000" w:themeColor="text1" /></w:rPr><w:t>I hereby certify that the above justification is accurate</w:t></w:r><w:r><w:rPr><w:color w:val="000000" w:themeColor="text1" /></w:rPr><w:t xml:space="preserve"> and complete</w:t></w:r><w:r><w:rPr><w:color w:val="000000" w:themeColor="text1" /></w:rPr><w:t xml:space="preserve"> to the best of my knowledge and belief.</w:t></w:r></w:p><w:p ns2:paraId="20916127" ns2:textId="77777777"><w:pPr><w:jc w:val="both" /><w:rPr><w:color w:val="000000" /></w:rPr></w:pPr><w:r><w:t>[[SIG_BAND_GT_900K_LE_20M]]</w:t></w:r></w:p><w:p ns2:paraId="0448D802" ns2:textId="77777777"><w:pPr><w:jc w:val="both" /><w:rPr><w:color w:val="000000" /></w:rPr></w:pPr><w:r><w:t>[[SIG_BAND_GT_900K_LE_20M]]</w:t></w:r></w:p><w:p ns2:paraId="79937919" ns2:textId="45ABEC23"><w:pPr><w:jc w:val="both" /><w:rPr><w:color w:val="000000" /></w:rPr></w:pPr><w:r><w:t>[[SIG_BAND_GT_900K_LE_20M]]</w:t></w:r><w:r><w:rPr><w:color w:val="000000" /></w:rPr><w:t>_______________________</w:t></w:r><w:r><w:rPr><w:color w:val="000000" /></w:rPr><w:tab /></w:r><w:r><w:rPr><w:color w:val="000000" /></w:rPr><w:tab /></w:r><w:r><w:rPr><w:color w:val="000000" /></w:rPr><w:tab /></w:r></w:p><w:p ns2:paraId="2999B303" ns2:textId="1892ECB8"><w:r><w:t>[[SIG_BAND_GT_900K_LE_20M]]</w:t></w:r><w:r><w:t>[[CO_NAME]]</w:t></w:r></w:p><w:p ns2:paraId="0875488B" ns2:textId="77777777"><w:pPr><w:rPr><w:color w:val="000000" /></w:rPr></w:pPr><w:r><w:t>[[SIG_BAND_GT_900K_LE_20M]]</w:t></w:r><w:r><w:rPr><w:color w:val="000000" /></w:rPr><w:t>Contracting Officer</w:t></w:r><w:r><w:rPr><w:color w:val="000000" /></w:rPr><w:tab /></w:r></w:p><w:p ns2:paraId="166CB6CB" ns2:textId="77777777"><w:pPr><w:rPr><w:color w:val="FF0000" /></w:rPr></w:pPr><w:r><w:t>[[SIG_BAND_GT_900K_LE_20M]]</w:t></w:r></w:p><w:p ns2:paraId="63AD495C" ns2:textId="77777777"><w:pPr><w:rPr><w:color w:val="FF0000" /></w:rPr></w:pPr><w:r><w:t>[[SIG_BAND_GT_900K_LE_20M]]</w:t></w:r></w:p><w:p ns2:paraId="3A764EA1" ns2:textId="77777777"><w:r><w:t>[[SIG_BAND_GT_900K_LE_20M]]</w:t></w:r></w:p><w:p ns2:paraId="67B340D1" ns2:textId="77777777"><w:r><w:t>[[SIG_BAND_GT_900K_LE_20M]]</w:t></w:r></w:p><w:p ns2:paraId="62CA72F5" ns2:textId="77777777"><w:r><w:t>[[SIG_BAND_GT_900K_LE_20M]]</w:t></w:r><w:r><w:t>A</w:t></w:r><w:r><w:t>PPROVED</w:t></w:r><w:r><w:t>:</w:t></w:r></w:p><w:p ns2:paraId="0BA90377" ns2:textId="77777777"><w:pPr><w:rPr><w:color w:val="FF0000" /></w:rPr></w:pPr><w:r><w:t>[[SIG_BAND_GT_900K_LE_20M]]</w:t></w:r></w:p><w:p ns2:paraId="6DF69344" ns2:textId="77777777"><w:pPr><w:rPr><w:color w:val="FF0000" /></w:rPr></w:pPr><w:r><w:t>[[SIG_BAND_GT_900K_LE_20M]]</w:t></w:r></w:p><w:p ns2:paraId="0111511C" ns2:textId="2C604BE0"><w:r><w:t>[[SIG_BAND_GT_900K_LE_20M]]</w:t></w:r><w:r><w:t>_______________________</w:t></w:r></w:p><w:p ns2:paraId="10614FCE" ns2:textId="7D8011C7"><w:pPr><w:rPr><w:rFonts w:eastAsiaTheme="minorHAnsi" /><w:color w:val="FF0000" /><w:u w:val="double" /></w:rPr></w:pPr><w:r><w:t>[[SIG_BAND_GT_900K_LE_20M]]</w:t></w:r><w:r><w:t>[[ADVOCATE_NAME]]</w:t></w:r></w:p><w:p ns2:paraId="003F40E5" ns2:textId="2AF4BA98"><w:pPr><w:rPr><w:rFonts w:eastAsiaTheme="minorHAnsi" /><w:color w:val="0563C1" /><w:u w:val="single" /></w:rPr></w:pPr><w:r><w:t>[[SIG_BAND_GT_900K_LE_20M]]</w:t></w:r><w:r><w:t xml:space="preserve">Competition Advocate                                  </w:t></w:r><w:r><w:rPr><w:i /></w:rPr><w:t xml:space="preserve"> </w:t></w:r></w:p><w:p ns2:paraId="1FF23F7C" ns2:textId="0336BBA6"><w:pPr><w:rPr><w:i /></w:rPr></w:pPr><w:r><w:t>[[SIG_BAND_GT_900K_LE_20M]]</w:t></w:r><w:r><w:t>[[ADVOCATE_CENTER]]</w:t></w:r></w:p><w:p ns2:paraId="2376C07A" ns2:textId="7977B96C"><w:r><w:t>[[SIG_BAND_GT_900K_LE_20M]]</w:t></w:r></w:p><w:p ns2:paraId="1DC2DD5E" ns2:textId="77777777"><w:r><w:t>[[SIG_BAND_GT_900K_LE_20M]]</w:t></w:r><w:r><w:t xml:space="preserve">                                                    </w:t></w:r></w:p><w:p ns2:paraId="57B318D8" ns2:textId="77777777"><w:pPr><w:rPr><w:color w:val="FF0000" /></w:rPr></w:pPr><w:r><w:t>[[SIG_BAND_GT_900K_LE_20M]]</w:t></w:r></w:p><w:p ns2:paraId="0CCCEB11" ns2:textId="77777777"><w:pPr><w:rPr><w:color w:val="FF0000" /></w:rPr></w:pPr><w:r><w:t>[[SIG_BAND_GT_900K_LE_20M]]</w:t></w:r></w:p><w:p ns2:paraId="2C62A16D" ns2:textId="77777777"><w:pPr><w:jc w:val="center" /><w:rPr><w:b /><w:i /><w:color w:val="1F4E79" /></w:rPr></w:pPr><w:r><w:t>[[SIG_BAND_GT_900K_LE_20M]]</w:t></w:r><w:r><w:rPr><w:b /><w:i /><w:color w:val="1F4E79" /></w:rPr><w:t xml:space="preserve"> </w:t></w:r></w:p><w:p ns2:paraId="5ED7998E" ns2:textId="77777777"><w:pPr><w:jc w:val="center" /><w:rPr><w:b /><w:i /><w:color w:val="1F4E79" /></w:rPr><w:sectPr><w:pgSz w:w="12240" w:h="15840" /><w:pgMar w:top="1440" w:right="1440" w:bottom="1440" w:left="1440" w:header="720" w:footer="720" w:gutter="0" /><w:pgNumType w:start="4" /><w:cols w:space="720" /><w:titlePg /><w:docGrid w:linePitch="360" /></w:sectPr></w:pPr><w:r><w:t>[[SIG_BAND_GT_900K_LE_20M]]</w:t></w:r></w:p><w:p ns2:paraId="504C26B1" ns2:textId="68C6C9E5"><w:pPr><w:jc w:val="center" /><w:rPr><w:b /><w:i /><w:snapToGrid w:val="0" /></w:rPr></w:pPr><w:r><w:t>[[SIG_BAND_GT_20M_LE_150M]]</w:t></w:r><w:r><w:t>[[SIG_PROGRAM_ACQ_ID]]</w:t></w:r></w:p><w:p ns2:paraId="14752527" ns2:textId="77777777"><w:pPr><w:jc w:val="center" /><w:rPr><w:b /></w:rPr></w:pPr><w:r><w:t>[[SIG_BAND_GT_20M_LE_150M]]</w:t></w:r><w:r><w:rPr><w:b /></w:rPr><w:t>JUSTIFICATION FOR OTHER THAN FULL AND OPEN COMPETITION</w:t></w:r></w:p><w:p ns2:paraId="6D1EFC44" ns2:textId="77777777"><w:pPr><w:jc w:val="center" /><w:rPr><w:b /><w:u w:val="single" /></w:rPr></w:pPr><w:r><w:t>[[SIG_BAND_GT_20M_LE_150M]]</w:t></w:r><w:r><w:rPr><w:b /><w:u w:val="single" /></w:rPr><w:t>SIGNATURE PAGE</w:t></w:r></w:p><w:p ns2:paraId="33AF61EC" ns2:textId="77777777"><w:pPr><w:jc w:val="center" /><w:rPr><w:b /><w:u w:val="single" /></w:rPr></w:pPr><w:r><w:t>[[SIG_BAND_GT_20M_LE_150M]]</w:t></w:r></w:p><w:p ns2:paraId="7469AA0B" ns2:textId="77777777"><w:r><w:t>[[SIG_BAND_GT_20M_LE_150M]]</w:t></w:r></w:p><w:p ns2:paraId="14AD61AF" ns2:textId="476B84DA"><w:r><w:t>[[SIG_BAND_GT_20M_LE_150M]]</w:t></w:r><w:r><w:rPr><w:color w:val="FF0000" /><w:u w:val="double" /></w:rPr><w:t>Technical Representative:</w:t></w:r><w:r><w:rPr><w:color w:val="FF0000" /></w:rPr><w:t xml:space="preserve"> </w:t></w:r><w:r><w:t>I certify that the facts presented in this justification are accurate and complete.</w:t></w:r></w:p><w:p ns2:paraId="5A892973" ns2:textId="77777777"><w:pPr><w:jc w:val="both" /><w:rPr><w:color w:val="000000" /></w:rPr></w:pPr><w:r><w:t>[[SIG_BAND_GT_20M_LE_150M]]</w:t></w:r></w:p><w:p ns2:paraId="5B08076E" ns2:textId="77777777"><w:pPr><w:jc w:val="both" /><w:rPr><w:color w:val="000000" /></w:rPr></w:pPr><w:r><w:t>[[SIG_BAND_GT_20M_LE_150M]]</w:t></w:r></w:p><w:p ns2:paraId="5E11DAF4" ns2:textId="67373C36"><w:pPr><w:jc w:val="both" /><w:rPr><w:color w:val="000000" /></w:rPr></w:pPr><w:r><w:t>[[SIG_BAND_GT_20M_LE_150M]]</w:t></w:r><w:r><w:rPr><w:color w:val="000000" /></w:rPr><w:t>___</w:t></w:r><w:r><w:rPr><w:color w:val="000000" /></w:rPr><w:t>____________________</w:t></w:r><w:r><w:rPr><w:color w:val="000000" /></w:rPr><w:tab /></w:r><w:r><w:rPr><w:color w:val="000000" /></w:rPr><w:tab /></w:r><w:r><w:rPr><w:color w:val="000000" /></w:rPr><w:tab /></w:r></w:p><w:p ns2:paraId="6E09B43B" ns2:textId="355CE5AB"><w:r><w:t>[[SIG_BAND_GT_20M_LE_150M]]</w:t></w:r><w:r><w:t>[[TECH_REP_NAME]]</w:t></w:r></w:p><w:p ns2:paraId="0554235D" ns2:textId="77777777"><w:pPr><w:rPr><w:color w:val="000000" /></w:rPr></w:pPr><w:r><w:t>[[SIG_BAND_GT_20M_LE_150M]]</w:t></w:r><w:r><w:rPr><w:color w:val="000000" /></w:rPr><w:t>Technical Representative</w:t></w:r><w:r><w:rPr><w:color w:val="000000" /></w:rPr><w:tab /></w:r><w:r><w:rPr><w:color w:val="000000" /></w:rPr><w:tab /></w:r><w:r><w:rPr><w:color w:val="000000" /></w:rPr><w:tab /></w:r><w:r><w:rPr><w:color w:val="000000" /></w:rPr><w:tab /></w:r><w:r><w:rPr><w:color w:val="000000" /></w:rPr><w:tab /></w:r></w:p><w:p ns2:paraId="07DD57DE" ns2:textId="77777777"><w:pPr><w:rPr><w:color w:val="000000" /></w:rPr></w:pPr><w:r><w:t>[[SIG_BAND_GT_20M_LE_150M]]</w:t></w:r></w:p><w:p ns2:paraId="51809226" ns2:textId="41F7B392"><w:pPr><w:jc w:val="both" /><w:rPr><w:color w:val="000000" /></w:rPr></w:pPr><w:r><w:t>[[SIG_BAND_GT_20M_LE_150M]]</w:t></w:r><w:r><w:rPr><w:color w:val="FF0000" /><w:u w:val="double" /></w:rPr><w:t xml:space="preserve">Contracting </w:t></w:r><w:r><w:rPr><w:color w:val="FF0000" /><w:u w:val="double" /></w:rPr><w:t>Officer</w:t></w:r><w:r><w:rPr><w:color w:val="FF0000" /><w:u w:val="double" /></w:rPr><w:t>:</w:t></w:r><w:r><w:rPr><w:color w:val="FF0000" /></w:rPr><w:t xml:space="preserve"> </w:t></w:r><w:r><w:rPr><w:color w:val="000000" /></w:rPr><w:t>I hereby certify that the above justification is accurate</w:t></w:r><w:r><w:rPr><w:color w:val="000000" /></w:rPr><w:t xml:space="preserve"> and complete</w:t></w:r><w:r><w:rPr><w:color w:val="000000" /></w:rPr><w:t xml:space="preserve"> to the best of my knowledge and belief.  </w:t></w:r></w:p><w:p ns2:paraId="4C73A5FA" ns2:textId="77777777"><w:pPr><w:jc w:val="both" /><w:rPr><w:color w:val="000000" /></w:rPr></w:pPr><w:r><w:t>[[SIG_BAND_GT_20M_LE_150M]]</w:t></w:r></w:p><w:p ns2:paraId="0BB3506C" ns2:textId="77777777"><w:pPr><w:jc w:val="both" /><w:rPr><w:color w:val="000000" /></w:rPr></w:pPr><w:r><w:t>[[SIG_BAND_GT_20M_LE_150M]]</w:t></w:r></w:p><w:p ns2:paraId="79210896" ns2:textId="30EF363F"><w:pPr><w:jc w:val="both" /><w:rPr><w:color w:val="000000" /></w:rPr></w:pPr><w:r><w:t>[[SIG_BAND_GT_20M_LE_150M]]</w:t></w:r><w:r><w:rPr><w:color w:val="000000" /></w:rPr><w:t>___</w:t></w:r><w:r><w:rPr><w:color w:val="000000" /></w:rPr><w:t>____________________</w:t></w:r><w:r><w:rPr><w:color w:val="000000" /></w:rPr><w:tab /></w:r><w:r><w:rPr><w:color w:val="000000" /></w:rPr><w:tab /></w:r><w:r><w:rPr><w:color w:val="000000" /></w:rPr><w:tab /></w:r></w:p><w:p ns2:paraId="03535C08" ns2:textId="06EAE535"><w:r><w:t>[[SIG_BAND_GT_20M_LE_150M]]</w:t></w:r><w:r><w:t>[[CO_NAME]]</w:t></w:r></w:p><w:p ns2:paraId="2FFE43FF" ns2:textId="77777777"><w:pPr><w:rPr><w:color w:val="000000" /></w:rPr></w:pPr><w:r><w:t>[[SIG_BAND_GT_20M_LE_150M]]</w:t></w:r><w:r><w:rPr><w:color w:val="000000" /></w:rPr><w:t>Contracting Officer</w:t></w:r><w:r><w:rPr><w:color w:val="000000" /></w:rPr><w:tab /></w:r></w:p><w:p ns2:paraId="4883641B" ns2:textId="77777777"><w:pPr><w:rPr><w:color w:val="FF0000" /></w:rPr></w:pPr><w:r><w:t>[[SIG_BAND_GT_20M_LE_150M]]</w:t></w:r></w:p><w:p ns2:paraId="73A441D0" ns2:textId="77777777"><w:pPr><w:rPr><w:color w:val="FF0000" /></w:rPr></w:pPr><w:r><w:t>[[SIG_BAND_GT_20M_LE_150M]]</w:t></w:r></w:p><w:p ns2:paraId="7F7DB8E0" ns2:textId="77777777"><w:pPr><w:rPr><w:color w:val="FF0000" /></w:rPr></w:pPr><w:r><w:t>[[SIG_BAND_GT_20M_LE_150M]]</w:t></w:r><w:r><w:t>C</w:t></w:r><w:r><w:t>ONCURRENCES</w:t></w:r><w:r><w:t>:</w:t></w:r></w:p><w:p ns2:paraId="152A745F" ns2:textId="77777777"><w:pPr><w:rPr><w:color w:val="FF0000" /></w:rPr></w:pPr><w:r><w:t>[[SIG_BAND_GT_20M_LE_150M]]</w:t></w:r></w:p><w:p ns2:paraId="31E9BCCA" ns2:textId="77777777"><w:pPr><w:rPr><w:color w:val="FF0000" /></w:rPr></w:pPr><w:r><w:t>[[SIG_BAND_GT_20M_LE_150M]]</w:t></w:r></w:p><w:p ns2:paraId="1E4D0AB8" ns2:textId="77777777"><w:pPr><w:rPr><w:color w:val="FF0000" /></w:rPr></w:pPr><w:r><w:t>[[SIG_BAND_GT_20M_LE_150M]]</w:t></w:r></w:p><w:p ns2:paraId="0DF5753E" ns2:textId="4E643F8F"><w:r><w:t>[[SIG_BAND_GT_20M_LE_150M]]</w:t></w:r><w:r><w:t>___</w:t></w:r><w:r><w:t>____________________</w:t></w:r></w:p><w:p ns2:paraId="7EF7777A" ns2:textId="703124C6"><w:pPr><w:rPr><w:rFonts w:eastAsiaTheme="minorHAnsi" /><w:color w:val="FF0000" /><w:u w:val="double" /></w:rPr></w:pPr><w:r><w:t>[[SIG_BAND_GT_20M_LE_150M]]</w:t></w:r><w:r><w:t>[[ADVOCATE_NAME]]</w:t></w:r></w:p><w:p ns2:paraId="6B4BAED8" ns2:textId="280BB636"><w:r><w:t>[[SIG_BAND_GT_20M_LE_150M]]</w:t></w:r><w:r><w:t>Competition Ad</w:t></w:r><w:r><w:t>vocate</w:t></w:r><w:r><w:tab /></w:r><w:r><w:tab /></w:r><w:r><w:tab /></w:r><w:r><w:rPr><w:i /></w:rPr><w:t xml:space="preserve"> </w:t></w:r></w:p><w:p ns2:paraId="517F85D6" ns2:textId="48C41C9C"><w:r><w:t>[[SIG_BAND_GT_20M_LE_150M]]</w:t></w:r><w:r><w:t>[[ADVOCATE_CENTER]]</w:t></w:r></w:p><w:p ns2:paraId="243E35D7" ns2:textId="77777777"><w:pPr><w:rPr><w:color w:val="FF0000" /></w:rPr></w:pPr><w:r><w:t>[[SIG_BAND_GT_20M_LE_150M]]</w:t></w:r></w:p><w:p ns2:paraId="6F42FAB1" ns2:textId="77984B76"><w:pPr><w:rPr><w:color w:val="FF0000" /></w:rPr></w:pPr><w:r><w:t>[[SIG_BAND_GT_20M_LE_150M]]</w:t></w:r></w:p><w:p ns2:paraId="2893F51D" ns2:textId="77777777"><w:pPr><w:rPr><w:color w:val="FF0000" /></w:rPr></w:pPr><w:r><w:t>[[SIG_BAND_GT_20M_LE_150M]]</w:t></w:r></w:p><w:p ns2:paraId="1BD61222" ns2:textId="6B1FE98C"><w:r><w:t>[[SIG_BAND_GT_20M_LE_150M]]</w:t></w:r><w:r><w:t xml:space="preserve">                                                      </w:t></w:r></w:p><w:p ns2:paraId="4C3F0F75" ns2:textId="77777777"><w:pPr><w:ind w:firstLine="720" /><w:rPr><w:color w:val="FF0000" /></w:rPr></w:pPr><w:r><w:t>[[SIG_BAND_GT_20M_LE_150M]]</w:t></w:r></w:p><w:p ns2:paraId="47AE28EA" ns2:textId="77777777"><w:pPr><w:rPr><w:color w:val="FF0000" /><w:u w:val="single" /></w:rPr></w:pPr><w:r><w:t>[[SIG_BAND_GT_20M_LE_150M]]</w:t></w:r></w:p><w:p ns2:paraId="1B508DC4" ns2:textId="4CC3E699"><w:pPr><w:rPr><w:highlight w:val="green" /><w:u w:val="single" /></w:rPr></w:pPr><w:r><w:t>[[SIG_BAND_GT_20M_LE_150M]]</w:t></w:r><w:r><w:rPr><w:u w:val="single" /></w:rPr><w:t>_______________________</w:t></w:r></w:p><w:p ns2:paraId="7C5B5D49" ns2:textId="1D0088EA"><w:pPr><w:rPr><w:color w:val="FF0000" /><w:u w:val="single" /></w:rPr></w:pPr><w:r><w:t>[[SIG_BAND_GT_20M_LE_150M]]</w:t></w:r><w:r><w:t>[[HQ_OGC_NAME]]</w:t></w:r></w:p><w:p ns2:paraId="151184ED" ns2:textId="77777777"><w:pPr><w:rPr><w:color w:val="FF0000" /></w:rPr></w:pPr><w:r><w:t>[[SIG_BAND_GT_20M_LE_150M]]</w:t></w:r></w:p><w:p ns2:paraId="445ACECD" ns2:textId="77777777"><w:pPr><w:rPr><w:color w:val="FF0000" /></w:rPr></w:pPr><w:r><w:t>[[SIG_BAND_GT_20M_LE_150M]]</w:t></w:r></w:p><w:p ns2:paraId="56291732" ns2:textId="77777777"><w:pPr><w:rPr><w:color w:val="FF0000" /></w:rPr></w:pPr><w:r><w:t>[[SIG_BAND_GT_20M_LE_150M]]</w:t></w:r></w:p><w:p ns2:paraId="1B772245" ns2:textId="77777777"><w:pPr><w:rPr><w:color w:val="FF0000" /></w:rPr></w:pPr><w:r><w:t>[[SIG_BAND_GT_20M_LE_150M]]</w:t></w:r></w:p><w:p ns2:paraId="447FB90D" ns2:textId="77777777"><w:pPr><w:rPr><w:color w:val="FF0000" /></w:rPr></w:pPr><w:r><w:t>[[SIG_BAND_GT_20M_LE_150M]]</w:t></w:r></w:p><w:p ns2:paraId="01A43D72" ns2:textId="77777777"><w:pPr><w:rPr><w:color w:val="FF0000" /></w:rPr></w:pPr><w:r><w:t>[[SIG_BAND_GT_20M_LE_150M]]</w:t></w:r></w:p><w:p ns2:paraId="14D5E4B5" ns2:textId="77777777"><w:r><w:t>[[SIG_BAND_GT_20M_LE_150M]]</w:t></w:r><w:r><w:t>APPROVAL</w:t></w:r><w:r><w:t>:</w:t></w:r></w:p><w:p ns2:paraId="6CB3A043" ns2:textId="77777777"><w:r><w:t>[[SIG_BAND_GT_20M_LE_150M]]</w:t></w:r></w:p><w:p ns2:paraId="294532D5" ns2:textId="77777777"><w:r><w:t>[[SIG_BAND_GT_20M_LE_150M]]</w:t></w:r></w:p><w:p ns2:paraId="42180BA2" ns2:textId="77777777"><w:pPr><w:rPr><w:color w:val="FF0000" /></w:rPr></w:pPr><w:r><w:t>[[SIG_BAND_GT_20M_LE_150M]]</w:t></w:r></w:p><w:p ns2:paraId="2F832DA1" ns2:textId="631D6D3A"><w:pPr><w:jc w:val="both" /><w:rPr><w:color w:val="000000" /></w:rPr></w:pPr><w:r><w:t>[[SIG_BAND_GT_20M_LE_150M]]</w:t></w:r><w:r><w:rPr><w:color w:val="000000" /></w:rPr><w:t>__</w:t></w:r><w:r><w:rPr><w:color w:val="000000" /></w:rPr><w:t>_____________________</w:t></w:r><w:r><w:rPr><w:color w:val="000000" /></w:rPr><w:tab /></w:r><w:r><w:rPr><w:color w:val="000000" /></w:rPr><w:tab /></w:r><w:r><w:rPr><w:color w:val="000000" /></w:rPr><w:tab /></w:r></w:p><w:p ns2:paraId="32DFA31E" ns2:textId="5F8C7A76"><w:r><w:t>[[SIG_BAND_GT_20M_LE_150M]]</w:t></w:r><w:r><w:t>[[HCA_NAME]]</w:t></w:r></w:p><w:p ns2:paraId="2B660B83" ns2:textId="2B42E93E"><w:r><w:t>[[SIG_BAND_GT_20M_LE_150M]]</w:t></w:r><w:r><w:t>[[HCA_ACTIVITY]]</w:t></w:r></w:p><w:p ns2:paraId="639DDFD5" ns2:textId="77777777"><w:pPr><w:rPr><w:b /><w:i /><w:color w:val="000000" /></w:rPr><w:sectPr><w:pgSz w:w="12240" w:h="15840" /><w:pgMar w:top="1440" w:right="1440" w:bottom="1440" w:left="1440" w:header="720" w:footer="720" w:gutter="0" /><w:pgNumType w:start="4" /><w:cols w:space="720" /><w:titlePg /><w:docGrid w:linePitch="360" /></w:sectPr></w:pPr><w:r><w:t>[[SIG_BAND_GT_20M_LE_150M]]</w:t></w:r></w:p><w:p ns2:paraId="3AA0E477" ns2:textId="277D15E2"><w:pPr><w:jc w:val="center" /><w:rPr><w:b /><w:i /><w:snapToGrid w:val="0" /></w:rPr></w:pPr><w:r><w:t>[[SIG_BAND_GT_150M]]</w:t></w:r><w:r><w:t>[[SIG_PROGRAM_ACQ_ID]]</w:t></w:r></w:p><w:p ns2:paraId="49698D42" ns2:textId="77777777"><w:pPr><w:jc w:val="center" /><w:rPr><w:b /></w:rPr></w:pPr><w:r><w:t>[[SIG_BAND_GT_150M]]</w:t></w:r><w:r><w:rPr><w:b /></w:rPr><w:t>JUSTIFICATION FOR OTHER THAN FULL AND OPEN COMPETITION</w:t></w:r></w:p><w:p ns2:paraId="715D099F" ns2:textId="77777777"><w:pPr><w:jc w:val="center" /><w:rPr><w:b /><w:u w:val="single" /></w:rPr></w:pPr><w:r><w:t>[[SIG_BAND_GT_150M]]</w:t></w:r><w:r><w:rPr><w:b /><w:u w:val="single" /></w:rPr><w:t>SIGNATURE PAGE</w:t></w:r></w:p><w:p ns2:paraId="5403769A" ns2:textId="77777777"><w:pPr><w:ind w:firstLine="720" /><w:rPr><w:b /><w:i /><w:color w:val="FF0000" /></w:rPr></w:pPr><w:r><w:t>[[SIG_BAND_GT_150M]]</w:t></w:r></w:p><w:p ns2:paraId="23E9D873" ns2:textId="77777777"><w:pPr><w:ind w:firstLine="720" /><w:rPr><w:color w:val="FF0000" /></w:rPr></w:pPr><w:r><w:t>[[SIG_BAND_GT_150M]]</w:t></w:r></w:p><w:p ns2:paraId="5D2179D5" ns2:textId="59D53724"><w:r><w:t>[[SIG_BAND_GT_150M]]</w:t></w:r><w:r><w:rPr><w:color w:val="FF0000" /><w:u w:val="double" /></w:rPr><w:t>Technical Representative:</w:t></w:r><w:r><w:rPr><w:color w:val="FF0000" /></w:rPr><w:t xml:space="preserve"> </w:t></w:r><w:r><w:t>I certify that the facts presented in this justification are accurate and complete.</w:t></w:r></w:p><w:p ns2:paraId="684BDA36" ns2:textId="77777777"><w:r><w:t>[[SIG_BAND_GT_150M]]</w:t></w:r></w:p><w:p ns2:paraId="40FF30CB" ns2:textId="77777777"><w:r><w:t>[[SIG_BAND_GT_150M]]</w:t></w:r></w:p><w:p ns2:paraId="121F1EB2" ns2:textId="77777777"><w:pPr><w:jc w:val="both" /><w:rPr><w:color w:val="000000" /></w:rPr></w:pPr><w:r><w:t>[[SIG_BAND_GT_150M]]</w:t></w:r></w:p><w:p ns2:paraId="18FFBA29" ns2:textId="0A2A417D"><w:pPr><w:jc w:val="both" /><w:rPr><w:color w:val="000000" /></w:rPr></w:pPr><w:r><w:t>[[SIG_BAND_GT_150M]]</w:t></w:r><w:r><w:rPr><w:color w:val="000000" /></w:rPr><w:t>___</w:t></w:r><w:r><w:rPr><w:color w:val="000000" /></w:rPr><w:t>____________________</w:t></w:r><w:r><w:rPr><w:color w:val="000000" /></w:rPr><w:tab /></w:r><w:r><w:rPr><w:color w:val="000000" /></w:rPr><w:tab /></w:r><w:r><w:rPr><w:color w:val="000000" /></w:rPr><w:tab /></w:r></w:p><w:p ns2:paraId="25956547" ns2:textId="294EA173"><w:r><w:t>[[SIG_BAND_GT_150M]]</w:t></w:r><w:r><w:t>[[TECH_REP_NAME]]</w:t></w:r></w:p><w:p ns2:paraId="6F5B18FA" ns2:textId="77777777"><w:pPr><w:rPr><w:color w:val="000000" /></w:rPr></w:pPr><w:r><w:t>[[SIG_BAND_GT_150M]]</w:t></w:r><w:r><w:rPr><w:color w:val="000000" /></w:rPr><w:t>Technical Representative</w:t></w:r><w:r><w:rPr><w:color w:val="000000" /></w:rPr><w:tab /></w:r><w:r><w:rPr><w:color w:val="000000" /></w:rPr><w:tab /></w:r><w:r><w:rPr><w:color w:val="000000" /></w:rPr><w:tab /></w:r><w:r><w:rPr><w:color w:val="000000" /></w:rPr><w:tab /></w:r><w:r><w:rPr><w:color w:val="000000" /></w:rPr><w:tab /></w:r></w:p><w:p ns2:paraId="14DA13E7" ns2:textId="77777777"><w:pPr><w:rPr><w:color w:val="000000" /></w:rPr></w:pPr><w:r><w:t>[[SIG_BAND_GT_150M]]</w:t></w:r></w:p><w:p ns2:paraId="0D3A39BF" ns2:textId="1EF456C4"><w:pPr><w:jc w:val="both" /><w:rPr><w:color w:val="000000" /></w:rPr></w:pPr><w:r><w:t>[[SIG_BAND_GT_150M]]</w:t></w:r><w:r><w:rPr><w:color w:val="FF0000" /><w:u w:val="double" /></w:rPr><w:t xml:space="preserve">Contracting </w:t></w:r><w:r><w:rPr><w:color w:val="FF0000" /><w:u w:val="double" /></w:rPr><w:t>Officer</w:t></w:r><w:r><w:rPr><w:color w:val="FF0000" /><w:u w:val="double" /></w:rPr><w:t>:</w:t></w:r><w:r><w:rPr><w:color w:val="FF0000" /></w:rPr><w:t xml:space="preserve">  </w:t></w:r><w:r><w:rPr><w:color w:val="000000" /></w:rPr><w:t xml:space="preserve">I hereby certify that the above justification is </w:t></w:r><w:r><w:rPr><w:color w:val="000000" /></w:rPr><w:t xml:space="preserve">accurate and complete </w:t></w:r><w:r><w:rPr><w:color w:val="000000" /></w:rPr><w:t xml:space="preserve">to the best of my knowledge and belief.  </w:t></w:r></w:p><w:p ns2:paraId="0DC60A0A" ns2:textId="77777777"><w:pPr><w:jc w:val="both" /><w:rPr><w:color w:val="000000" /></w:rPr></w:pPr><w:r><w:t>[[SIG_BAND_GT_150M]]</w:t></w:r></w:p><w:p ns2:paraId="017BD736" ns2:textId="77777777"><w:pPr><w:jc w:val="both" /><w:rPr><w:color w:val="000000" /></w:rPr></w:pPr><w:r><w:t>[[SIG_BAND_GT_150M]]</w:t></w:r></w:p><w:p ns2:paraId="68624BA9" ns2:textId="77777777"><w:pPr><w:jc w:val="both" /><w:rPr><w:color w:val="000000" /></w:rPr></w:pPr><w:r><w:t>[[SIG_BAND_GT_150M]]</w:t></w:r></w:p><w:p ns2:paraId="06FBE13A" ns2:textId="4EE954AD"><w:pPr><w:jc w:val="both" /><w:rPr><w:color w:val="000000" /></w:rPr></w:pPr><w:r><w:t>[[SIG_BAND_GT_150M]]</w:t></w:r><w:r><w:rPr><w:color w:val="000000" /></w:rPr><w:t>___</w:t></w:r><w:r><w:rPr><w:color w:val="000000" /></w:rPr><w:t>____________________</w:t></w:r><w:r><w:rPr><w:color w:val="000000" /></w:rPr><w:tab /></w:r><w:r><w:rPr><w:color w:val="000000" /></w:rPr><w:tab /></w:r><w:r><w:rPr><w:color w:val="000000" /></w:rPr><w:tab /></w:r></w:p><w:p ns2:paraId="07FC20CD" ns2:textId="0445A60B"><w:r><w:t>[[SIG_BAND_GT_150M]]</w:t></w:r><w:r><w:t>[[CO_NAME]]</w:t></w:r></w:p><w:p ns2:paraId="6E831653" ns2:textId="77777777"><w:pPr><w:rPr><w:color w:val="000000" /></w:rPr></w:pPr><w:r><w:t>[[SIG_BAND_GT_150M]]</w:t></w:r><w:r><w:rPr><w:color w:val="000000" /></w:rPr><w:t>Contracting Officer</w:t></w:r><w:r><w:rPr><w:color w:val="000000" /></w:rPr><w:tab /></w:r></w:p><w:p ns2:paraId="35FC590A" ns2:textId="77777777"><w:pPr><w:rPr><w:color w:val="FF0000" /></w:rPr></w:pPr><w:r><w:t>[[SIG_BAND_GT_150M]]</w:t></w:r></w:p><w:p ns2:paraId="2CF09FA3" ns2:textId="77777777"><w:pPr><w:rPr><w:color w:val="FF0000" /></w:rPr></w:pPr><w:r><w:t>[[SIG_BAND_GT_150M]]</w:t></w:r></w:p><w:p ns2:paraId="2629033D" ns2:textId="77777777"><w:r><w:t>[[SIG_BAND_GT_150M]]</w:t></w:r><w:r><w:t>CONCURRENCES</w:t></w:r><w:r><w:t>:</w:t></w:r></w:p><w:p ns2:paraId="0E6DF888" ns2:textId="77777777"><w:r><w:t>[[SIG_BAND_GT_150M]]</w:t></w:r></w:p><w:p ns2:paraId="7283E11B" ns2:textId="77777777"><w:r><w:t>[[SIG_BAND_GT_150M]]</w:t></w:r></w:p><w:p ns2:paraId="709FFCB1" ns2:textId="77777777"><w:r><w:t>[[SIG_BAND_GT_150M]]</w:t></w:r></w:p><w:p ns2:paraId="4A2330FA" ns2:textId="12B97A92"><w:r><w:t>[[SIG_BAND_GT_150M]]</w:t></w:r><w:r><w:t>___</w:t></w:r><w:r><w:t>____________________</w:t></w:r></w:p><w:p ns2:paraId="431AB7BE" ns2:textId="31135B45"><w:pPr><w:rPr><w:rFonts w:eastAsiaTheme="minorHAnsi" /><w:color w:val="FF0000" /><w:u w:val="double" /></w:rPr></w:pPr><w:r><w:t>[[SIG_BAND_GT_150M]]</w:t></w:r><w:r><w:t>[[ADVOCATE_NAME]]</w:t></w:r></w:p><w:p ns2:paraId="7307D474" ns2:textId="0452ADDE"><w:r><w:t>[[SIG_BAND_GT_150M]]</w:t></w:r><w:r><w:t>Competition Ad</w:t></w:r><w:r><w:t>vocate</w:t></w:r><w:r><w:tab /></w:r><w:r><w:tab /></w:r><w:r><w:tab /></w:r><w:r><w:rPr><w:i /></w:rPr><w:t xml:space="preserve"> </w:t></w:r></w:p><w:p ns2:paraId="684B739A" ns2:textId="167D2E3D"><w:r><w:t>[[SIG_BAND_GT_150M]]</w:t></w:r><w:r><w:t>[[ADVOCATE_CENTER]]</w:t></w:r></w:p><w:p ns2:paraId="568FC6EF" ns2:textId="77777777"><w:r><w:t>[[SIG_BAND_GT_150M]]</w:t></w:r></w:p><w:p ns2:paraId="08DF5023" ns2:textId="77777777"><w:pPr><w:jc w:val="both" /><w:rPr><w:color w:val="000000" /></w:rPr></w:pPr><w:r><w:t>[[SIG_BAND_GT_150M]]</w:t></w:r></w:p><w:p ns2:paraId="30C24273" ns2:textId="77777777"><w:pPr><w:jc w:val="both" /><w:rPr><w:color w:val="000000" /></w:rPr></w:pPr><w:r><w:t>[[SIG_BAND_GT_150M]]</w:t></w:r></w:p><w:p ns2:paraId="5BE903A8" ns2:textId="77777777"><w:pPr><w:jc w:val="both" /><w:rPr><w:color w:val="000000" /></w:rPr></w:pPr><w:r><w:t>[[SIG_BAND_GT_150M]]</w:t></w:r></w:p><w:p ns2:paraId="26A6A550" ns2:textId="277C056E"><w:pPr><w:jc w:val="both" /><w:rPr><w:color w:val="000000" /></w:rPr></w:pPr><w:r><w:t>[[SIG_BAND_GT_150M]]</w:t></w:r><w:r><w:rPr><w:color w:val="000000" /><w:u w:val="single" /></w:rPr><w:t>_____________________</w:t></w:r><w:r><w:rPr><w:color w:val="000000" /></w:rPr><w:t>__</w:t></w:r><w:r><w:rPr><w:color w:val="000000" /></w:rPr><w:tab /></w:r><w:r><w:rPr><w:color w:val="000000" /></w:rPr><w:tab /></w:r><w:r><w:rPr><w:color w:val="000000" /></w:rPr><w:tab /></w:r></w:p><w:p ns2:paraId="46215BE2" ns2:textId="16A7A798"><w:r><w:t>[[SIG_BAND_GT_150M]]</w:t></w:r><w:r><w:t>[[HCA_NAME]]</w:t></w:r></w:p><w:p ns2:paraId="69948238" ns2:textId="38D53714"><w:r><w:t>[[SIG_BAND_GT_150M]]</w:t></w:r><w:r><w:t>[[HCA_ACTIVITY]]</w:t></w:r></w:p><w:p ns2:paraId="439D71F9" ns2:textId="77777777"><w:pPr><w:rPr><w:b /><w:i /><w:snapToGrid w:val="0" /><w:highlight w:val="yellow" /></w:rPr></w:pPr><w:r><w:t>[[SIG_BAND_GT_150M]]</w:t></w:r><w:r><w:rPr><w:b /><w:i /><w:snapToGrid w:val="0" /><w:highlight w:val="yellow" /></w:rPr><w:br w:type="page" /></w:r></w:p><w:p ns2:paraId="66A94777" ns2:textId="54355C66"><w:pPr><w:jc w:val="center" /><w:rPr><w:b /><w:i /><w:snapToGrid w:val="0" /></w:rPr></w:pPr><w:r><w:t>[[SIG_BAND_GT_150M]]</w:t></w:r><w:r><w:t>[[SIG_PROGRAM_ACQ_ID]]</w:t></w:r></w:p><w:p ns2:paraId="07279978" ns2:textId="77777777"><w:pPr><w:jc w:val="center" /><w:rPr><w:b /></w:rPr></w:pPr><w:r><w:t>[[SIG_BAND_GT_150M]]</w:t></w:r><w:r><w:rPr><w:b /></w:rPr><w:t>JUSTIFICATION FOR OTHER THAN FULL AND OPEN COMPETITION</w:t></w:r></w:p><w:p ns2:paraId="15374007" ns2:textId="77777777"><w:pPr><w:jc w:val="center" /><w:rPr><w:b /><w:u w:val="single" /></w:rPr></w:pPr><w:r><w:t>[[SIG_BAND_GT_150M]]</w:t></w:r><w:r><w:rPr><w:b /><w:u w:val="single" /></w:rPr><w:t>SIGNATURE PAGE</w:t></w:r></w:p><w:p ns2:paraId="264036F7" ns2:textId="039FFF33"><w:r><w:t>[[SIG_BAND_GT_150M]]</w:t></w:r></w:p><w:p ns2:paraId="2C0DF2EA" ns2:textId="77777777"><w:r><w:t>[[SIG_BAND_GT_150M]]</w:t></w:r></w:p><w:p ns2:paraId="68EEE954" ns2:textId="77777777"><w:r><w:t>[[SIG_BAND_GT_150M]]</w:t></w:r></w:p><w:p ns2:paraId="53230CCD" ns2:textId="77777777"><w:r><w:t>[[SIG_BAND_GT_150M]]</w:t></w:r></w:p><w:p ns2:paraId="0EA565F5" ns2:textId="528D0C3C"><w:pPr><w:rPr><w:u w:val="single" /></w:rPr></w:pPr><w:r><w:t>[[SIG_BAND_GT_150M]]</w:t></w:r><w:r><w:rPr><w:u w:val="single" /></w:rPr><w:t>_______________________</w:t></w:r></w:p><w:p ns2:paraId="4AA90A6C" ns2:textId="1FAD4302"><w:r><w:t>[[SIG_BAND_GT_150M]]</w:t></w:r><w:r><w:t>[[HQ_OGC_NAME]]</w:t></w:r></w:p><w:p ns2:paraId="2522C27C" ns2:textId="77777777"><w:r><w:t>[[SIG_BAND_GT_150M]]</w:t></w:r></w:p><w:p ns2:paraId="2837651B" ns2:textId="77777777"><w:r><w:t>[[SIG_BAND_GT_150M]]</w:t></w:r></w:p><w:p ns2:paraId="4495C427" ns2:textId="77777777"><w:r><w:t>[[SIG_BAND_GT_150M]]</w:t></w:r></w:p><w:p ns2:paraId="642446D1" ns2:textId="702E8AF5"><w:r><w:t>[[SIG_BAND_GT_150M]]</w:t></w:r><w:r><w:t>_______________________</w:t></w:r></w:p><w:p ns2:paraId="5EBD9B6A" ns2:textId="5BA18644"><w:r><w:t>[[SIG_BAND_GT_150M]]</w:t></w:r><w:r><w:t>[[AGENCY_CA_NAME]]</w:t></w:r></w:p><w:p ns2:paraId="4BDD3935" ns2:textId="73CA82E5"><w:pPr><w:rPr><w:u w:val="single" /></w:rPr></w:pPr><w:r><w:t>[[SIG_BAND_GT_150M]]</w:t></w:r><w:r><w:t>[[HCA_ACTIVITY]]</w:t></w:r></w:p><w:p ns2:paraId="64A5D1E5" ns2:textId="55F77A74"><w:pPr><w:rPr><w:color w:val="FF0000" /><w:u w:val="double" /></w:rPr></w:pPr><w:r><w:t>[[SIG_BAND_GT_150M]]</w:t></w:r><w:r><w:t>Agency Competition Advocate</w:t></w:r><w:r><w:t xml:space="preserve"> </w:t></w:r></w:p><w:p ns2:paraId="716117A4" ns2:textId="36885D14"><w:r><w:t>[[SIG_BAND_GT_150M]]</w:t></w:r><w:r><w:t xml:space="preserve">  </w:t></w:r></w:p><w:p ns2:paraId="3C01613F" ns2:textId="77777777"><w:r><w:t>[[SIG_BAND_GT_150M]]</w:t></w:r></w:p><w:p ns2:paraId="51CB2C6E" ns2:textId="00AF678D"><w:r><w:t>[[SIG_BAND_GT_150M]]</w:t></w:r><w:r><w:t xml:space="preserve">                                                   </w:t></w:r></w:p><w:p ns2:paraId="7D14A794" ns2:textId="77777777"><w:r><w:t>[[SIG_BAND_GT_150M]]</w:t></w:r><w:r><w:t>APPROVAL</w:t></w:r><w:r><w:t>:</w:t></w:r></w:p><w:p ns2:paraId="1C6DDF31" ns2:textId="77777777"><w:r><w:t>[[SIG_BAND_GT_150M]]</w:t></w:r></w:p><w:p ns2:paraId="3E18092F" ns2:textId="77777777"><w:r><w:t>[[SIG_BAND_GT_150M]]</w:t></w:r></w:p><w:p ns2:paraId="3B251442" ns2:textId="776527DE"><w:pPr><w:jc w:val="both" /><w:rPr><w:u w:val="single" /></w:rPr></w:pPr><w:r><w:t>[[SIG_BAND_GT_150M]]</w:t></w:r><w:r><w:rPr><w:u w:val="single" /></w:rPr><w:t>___</w:t></w:r><w:r><w:rPr><w:u w:val="single" /></w:rPr><w:t>____________________</w:t></w:r></w:p><w:p ns2:paraId="18870D0F" ns2:textId="0985E0A1"><w:r><w:t>[[SIG_BAND_GT_150M]]</w:t></w:r><w:r><w:t>[[SPE_NAME]]</w:t></w:r></w:p><w:p ns2:paraId="515D5292" ns2:textId="462FCA79"><w:r><w:t>[[SIG_BAND_GT_150M]]</w:t></w:r><w:r><w:t>Senior Procurement Executive</w:t></w:r></w:p><w:sectPr><w:pgSz w:w="12240" w:h="15840" /><w:pgMar w:top="1440" w:right="1440" w:bottom="1440" w:left="1440" w:header="720" w:footer="720" w:gutter="0" /><w:cols w:space="720" /><w:titlePg /><w:docGrid w:linePitch="360" /></w:sectPr></w:body></w:document>
+<file path=word/document.xml><?xml version="1.0" encoding="utf-8"?>
+<w:document xmlns:r="http://schemas.openxmlformats.org/officeDocument/2006/relationships" xmlns:ns1="http://schemas.openxmlformats.org/markup-compatibility/2006" xmlns:ns2="http://schemas.microsoft.com/office/word/2010/wordml" xmlns:w="http://schemas.openxmlformats.org/wordprocessingml/2006/main" ns1:Ignorable="w14 w15 w16se w16cid w16 w16cex w16sdtdh w16sdtfl w16du wp14">
+  <w:body>
+    <w:p ns2:paraId="07D25575" ns2:textId="77777777">
+      <w:pPr>
+        <w:jc w:val="center"/>
+        <w:rPr>
+          <w:bCs/>
+          <w:sz w:val="28"/>
+          <w:szCs w:val="28"/>
+        </w:rPr>
+      </w:pPr>
+      <w:r>
+        <w:rPr>
+          <w:bCs/>
+          <w:sz w:val="28"/>
+          <w:szCs w:val="28"/>
+        </w:rPr>
+        <w:t>NATIONAL AERONAUTICS</w:t>
+      </w:r>
+      <w:r>
+        <w:rPr>
+          <w:bCs/>
+          <w:sz w:val="28"/>
+          <w:szCs w:val="28"/>
+        </w:rPr>
+        <w:t xml:space="preserve"> AND SPACE ADMINISTRATION</w:t>
+      </w:r>
+    </w:p>
+    <w:p ns2:paraId="2B250D2C" ns2:textId="0835A3EF">
+      <w:pPr>
+        <w:pStyle w:val="ListParagraph"/>
+        <w:spacing w:after="0" w:line="240" w:lineRule="auto"/>
+        <w:ind w:left="360"/>
+        <w:jc w:val="center"/>
+        <w:rPr>
+          <w:sz w:val="28"/>
+          <w:szCs w:val="28"/>
+        </w:rPr>
+      </w:pPr>
+      <w:r>
+        <w:t>[[CENTER_NAME_ACRONYM]]</w:t>
+      </w:r>
+    </w:p>
+    <w:p ns2:paraId="47771625" ns2:textId="77777777">
+      <w:pPr>
+        <w:jc w:val="center"/>
+        <w:rPr>
+          <w:bCs/>
+          <w:sz w:val="28"/>
+          <w:szCs w:val="28"/>
+        </w:rPr>
+      </w:pPr>
+      <w:r>
+        <w:rPr>
+          <w:bCs/>
+          <w:sz w:val="28"/>
+          <w:szCs w:val="28"/>
+        </w:rPr>
+        <w:t>JUSTIFICATION FOR OTHER THAN FULL AND OPEN COMPETITION (JOFOC)</w:t>
+      </w:r>
+    </w:p>
+    <w:p ns2:paraId="3E995605" ns2:textId="77777777">
+      <w:pPr>
+        <w:jc w:val="center"/>
+        <w:rPr>
+          <w:i/>
+          <w:color w:val="002060"/>
+          <w:sz w:val="28"/>
+          <w:szCs w:val="28"/>
+        </w:rPr>
+      </w:pPr>
+      <w:r>
+        <w:t>[[FOR_SOLICITATION_CONTRACT]]</w:t>
+      </w:r>
+    </w:p>
+    <w:p ns2:paraId="1B85C9B9" ns2:textId="77777777">
+      <w:pPr>
+        <w:jc w:val="center"/>
+        <w:rPr>
+          <w:b/>
+          <w:bCs/>
+          <w:caps/>
+          <w:u w:val="single"/>
+        </w:rPr>
+      </w:pPr>
+    </w:p>
+    <w:p ns2:paraId="5150F81E" ns2:textId="77777777">
+      <w:pPr>
+        <w:rPr>
+          <w:color w:val="002060"/>
+        </w:rPr>
+      </w:pPr>
+    </w:p>
+    <w:p ns2:paraId="2A4B6C3E" ns2:textId="2E94C812">
+      <w:pPr>
+        <w:pStyle w:val="ListParagraph"/>
+        <w:numPr>
+          <w:ilvl w:val="0"/>
+          <w:numId w:val="17"/>
+        </w:numPr>
+        <w:spacing w:after="0" w:line="240" w:lineRule="auto"/>
+        <w:ind w:left="360"/>
+        <w:rPr>
+          <w:rFonts w:ascii="Times New Roman" w:hAnsi="Times New Roman"/>
+          <w:b/>
+          <w:sz w:val="24"/>
+          <w:szCs w:val="24"/>
+          <w:u w:val="thick"/>
+        </w:rPr>
+      </w:pPr>
+      <w:r>
+        <w:rPr>
+          <w:rFonts w:ascii="Times New Roman" w:hAnsi="Times New Roman"/>
+          <w:b/>
+          <w:sz w:val="24"/>
+          <w:szCs w:val="24"/>
+          <w:u w:val="thick"/>
+        </w:rPr>
+        <w:t>Federal Acquisition Regulation (</w:t>
+      </w:r>
+      <w:r>
+        <w:rPr>
+          <w:rFonts w:ascii="Times New Roman" w:hAnsi="Times New Roman"/>
+          <w:b/>
+          <w:sz w:val="24"/>
+          <w:szCs w:val="24"/>
+          <w:u w:val="thick"/>
+        </w:rPr>
+        <w:t>FAR</w:t>
+      </w:r>
+      <w:r>
+        <w:rPr>
+          <w:rFonts w:ascii="Times New Roman" w:hAnsi="Times New Roman"/>
+          <w:b/>
+          <w:sz w:val="24"/>
+          <w:szCs w:val="24"/>
+          <w:u w:val="thick"/>
+        </w:rPr>
+        <w:t>)</w:t>
+      </w:r>
+      <w:r>
+        <w:rPr>
+          <w:rFonts w:ascii="Times New Roman" w:hAnsi="Times New Roman"/>
+          <w:b/>
+          <w:sz w:val="24"/>
+          <w:szCs w:val="24"/>
+          <w:u w:val="thick"/>
+        </w:rPr>
+        <w:t xml:space="preserve"> 6.</w:t>
+      </w:r>
+      <w:r>
+        <w:rPr>
+          <w:rFonts w:ascii="Times New Roman" w:hAnsi="Times New Roman"/>
+          <w:b/>
+          <w:sz w:val="24"/>
+          <w:szCs w:val="24"/>
+          <w:u w:val="thick"/>
+        </w:rPr>
+        <w:t>1</w:t>
+      </w:r>
+      <w:r>
+        <w:rPr>
+          <w:rFonts w:ascii="Times New Roman" w:hAnsi="Times New Roman"/>
+          <w:b/>
+          <w:sz w:val="24"/>
+          <w:szCs w:val="24"/>
+          <w:u w:val="thick"/>
+        </w:rPr>
+        <w:t>0</w:t>
+      </w:r>
+      <w:r>
+        <w:rPr>
+          <w:rFonts w:ascii="Times New Roman" w:hAnsi="Times New Roman"/>
+          <w:b/>
+          <w:sz w:val="24"/>
+          <w:szCs w:val="24"/>
+          <w:u w:val="thick"/>
+        </w:rPr>
+        <w:t>4</w:t>
+      </w:r>
+      <w:r>
+        <w:rPr>
+          <w:rFonts w:ascii="Times New Roman" w:hAnsi="Times New Roman"/>
+          <w:b/>
+          <w:sz w:val="24"/>
+          <w:szCs w:val="24"/>
+          <w:u w:val="thick"/>
+        </w:rPr>
+        <w:t>-</w:t>
+      </w:r>
+      <w:r>
+        <w:rPr>
+          <w:rFonts w:ascii="Times New Roman" w:hAnsi="Times New Roman"/>
+          <w:b/>
+          <w:sz w:val="24"/>
+          <w:szCs w:val="24"/>
+          <w:u w:val="thick"/>
+        </w:rPr>
+        <w:t>1</w:t>
+      </w:r>
+      <w:r>
+        <w:rPr>
+          <w:rFonts w:ascii="Times New Roman" w:hAnsi="Times New Roman"/>
+          <w:b/>
+          <w:sz w:val="24"/>
+          <w:szCs w:val="24"/>
+          <w:u w:val="thick"/>
+        </w:rPr>
+        <w:t>(</w:t>
+      </w:r>
+      <w:r>
+        <w:rPr>
+          <w:rFonts w:ascii="Times New Roman" w:hAnsi="Times New Roman"/>
+          <w:b/>
+          <w:sz w:val="24"/>
+          <w:szCs w:val="24"/>
+          <w:u w:val="thick"/>
+        </w:rPr>
+        <w:t>a</w:t>
+      </w:r>
+      <w:r>
+        <w:rPr>
+          <w:rFonts w:ascii="Times New Roman" w:hAnsi="Times New Roman"/>
+          <w:b/>
+          <w:sz w:val="24"/>
+          <w:szCs w:val="24"/>
+          <w:u w:val="thick"/>
+        </w:rPr>
+        <w:t>)(1) – Identification of the agency and the contracting activity, and specific identification of the document as a “Justification for other than full and open competition.”</w:t>
+      </w:r>
+    </w:p>
+    <w:p ns2:paraId="2A845C18" ns2:textId="77777777">
+      <w:pPr>
+        <w:pStyle w:val="ListParagraph"/>
+        <w:spacing w:after="0" w:line="240" w:lineRule="auto"/>
+        <w:rPr>
+          <w:rFonts w:ascii="Times New Roman" w:hAnsi="Times New Roman"/>
+          <w:b/>
+          <w:sz w:val="24"/>
+          <w:szCs w:val="24"/>
+        </w:rPr>
+      </w:pPr>
+    </w:p>
+    <w:p ns2:paraId="32CDC8D4" ns2:textId="2EB28D54">
+      <w:pPr>
+        <w:tabs>
+          <w:tab w:val="left" w:pos="360"/>
+        </w:tabs>
+        <w:autoSpaceDE w:val="0"/>
+        <w:autoSpaceDN w:val="0"/>
+        <w:ind w:left="360" w:hanging="360"/>
+      </w:pPr>
+      <w:r>
+        <w:rPr>
+          <w:b/>
+          <w:bCs/>
+        </w:rPr>
+        <w:t xml:space="preserve">This document is a justification for other than full and open competition prepared by National Aeronautics and Space Administration (NASA) </w:t>
+      </w:r>
+      <w:r>
+        <w:t>[[BUYING_LOCATION]]</w:t>
+      </w:r>
+      <w:r>
+        <w:rPr>
+          <w:b/>
+          <w:bCs/>
+        </w:rPr>
+        <w:t xml:space="preserve">. </w:t>
+      </w:r>
+    </w:p>
+    <w:p ns2:paraId="1B9E4B21" ns2:textId="77777777">
+      <w:pPr>
+        <w:tabs>
+          <w:tab w:val="left" w:pos="360"/>
+        </w:tabs>
+      </w:pPr>
+      <w:r>
+        <w:tab/>
+      </w:r>
+    </w:p>
+    <w:p ns2:paraId="22B4E9DC" ns2:textId="11F9B034">
+      <w:pPr>
+        <w:tabs>
+          <w:tab w:val="left" w:pos="360"/>
+        </w:tabs>
+        <w:ind w:left="360"/>
+      </w:pPr>
+      <w:r>
+        <w:t xml:space="preserve">The procuring agency is NASA, and the contracting activity is </w:t>
+      </w:r>
+      <w:r>
+        <w:t>[[BUYING_LOCATION]]</w:t>
+      </w:r>
+      <w:r>
+        <w:t>.</w:t>
+      </w:r>
+    </w:p>
+    <w:p ns2:paraId="117C7198" ns2:textId="77777777">
+      <w:pPr>
+        <w:pStyle w:val="ListParagraph"/>
+        <w:spacing w:after="0" w:line="240" w:lineRule="auto"/>
+        <w:ind w:left="360"/>
+        <w:rPr>
+          <w:rFonts w:ascii="Times New Roman" w:hAnsi="Times New Roman"/>
+          <w:b/>
+          <w:sz w:val="24"/>
+          <w:szCs w:val="24"/>
+        </w:rPr>
+      </w:pPr>
+    </w:p>
+    <w:p ns2:paraId="6E1E916F" ns2:textId="6F2BE6E7">
+      <w:pPr>
+        <w:pStyle w:val="ListParagraph"/>
+        <w:numPr>
+          <w:ilvl w:val="0"/>
+          <w:numId w:val="17"/>
+        </w:numPr>
+        <w:spacing w:after="0" w:line="240" w:lineRule="auto"/>
+        <w:ind w:left="360"/>
+        <w:rPr>
+          <w:rFonts w:ascii="Times New Roman" w:hAnsi="Times New Roman"/>
+          <w:b/>
+          <w:sz w:val="24"/>
+          <w:szCs w:val="24"/>
+        </w:rPr>
+      </w:pPr>
+      <w:r>
+        <w:rPr>
+          <w:rFonts w:ascii="Times New Roman" w:hAnsi="Times New Roman"/>
+          <w:b/>
+          <w:sz w:val="24"/>
+          <w:szCs w:val="24"/>
+          <w:u w:val="single"/>
+        </w:rPr>
+        <w:t>FAR 6.</w:t>
+      </w:r>
+      <w:r>
+        <w:rPr>
+          <w:rFonts w:ascii="Times New Roman" w:hAnsi="Times New Roman"/>
+          <w:b/>
+          <w:sz w:val="24"/>
+          <w:szCs w:val="24"/>
+          <w:u w:val="single"/>
+        </w:rPr>
+        <w:t>104</w:t>
+      </w:r>
+      <w:r>
+        <w:rPr>
+          <w:rFonts w:ascii="Times New Roman" w:hAnsi="Times New Roman"/>
+          <w:b/>
+          <w:sz w:val="24"/>
+          <w:szCs w:val="24"/>
+          <w:u w:val="single"/>
+        </w:rPr>
+        <w:t>-</w:t>
+      </w:r>
+      <w:r>
+        <w:rPr>
+          <w:rFonts w:ascii="Times New Roman" w:hAnsi="Times New Roman"/>
+          <w:b/>
+          <w:sz w:val="24"/>
+          <w:szCs w:val="24"/>
+          <w:u w:val="single"/>
+        </w:rPr>
+        <w:t>1</w:t>
+      </w:r>
+      <w:r>
+        <w:rPr>
+          <w:rFonts w:ascii="Times New Roman" w:hAnsi="Times New Roman"/>
+          <w:b/>
+          <w:sz w:val="24"/>
+          <w:szCs w:val="24"/>
+          <w:u w:val="single"/>
+        </w:rPr>
+        <w:t>(</w:t>
+      </w:r>
+      <w:r>
+        <w:rPr>
+          <w:rFonts w:ascii="Times New Roman" w:hAnsi="Times New Roman"/>
+          <w:b/>
+          <w:sz w:val="24"/>
+          <w:szCs w:val="24"/>
+          <w:u w:val="single"/>
+        </w:rPr>
+        <w:t>a</w:t>
+      </w:r>
+      <w:r>
+        <w:rPr>
+          <w:rFonts w:ascii="Times New Roman" w:hAnsi="Times New Roman"/>
+          <w:b/>
+          <w:sz w:val="24"/>
+          <w:szCs w:val="24"/>
+          <w:u w:val="single"/>
+        </w:rPr>
+        <w:t>)(2) – The nature and/or description of the action being approved:</w:t>
+      </w:r>
+    </w:p>
+    <w:p ns2:paraId="25BE3887" ns2:textId="77777777">
+      <w:pPr>
+        <w:tabs>
+          <w:tab w:val="left" w:pos="360"/>
+        </w:tabs>
+        <w:autoSpaceDE w:val="0"/>
+        <w:autoSpaceDN w:val="0"/>
+        <w:ind w:left="360"/>
+      </w:pPr>
+    </w:p>
+    <w:p ns2:paraId="0D8B476C" ns2:textId="4864F5D0">
+      <w:pPr>
+        <w:tabs>
+          <w:tab w:val="left" w:pos="360"/>
+        </w:tabs>
+        <w:autoSpaceDE w:val="0"/>
+        <w:autoSpaceDN w:val="0"/>
+        <w:ind w:left="360"/>
+        <w:rPr>
+          <w:b/>
+          <w:bCs/>
+        </w:rPr>
+      </w:pPr>
+      <w:r>
+        <w:t>[[ACTION_NATURE_PROSE]]</w:t>
+      </w:r>
+    </w:p>
+    <w:p>
+      <w:pPr>
+        <w:tabs>
+          <w:tab w:val="left" w:pos="360"/>
+        </w:tabs>
+        <w:autoSpaceDE w:val="0"/>
+        <w:autoSpaceDN w:val="0"/>
+        <w:ind w:left="360"/>
+        <w:rPr>
+          <w:b/>
+          <w:bCs/>
+        </w:rPr>
+      </w:pPr>
+      <w:r>
+        <w:t>[[ACTION_ALT_MOD]]</w:t>
+      </w:r>
+    </w:p>
+    <w:p>
+      <w:pPr>
+        <w:tabs>
+          <w:tab w:val="left" w:pos="360"/>
+        </w:tabs>
+        <w:autoSpaceDE w:val="0"/>
+        <w:autoSpaceDN w:val="0"/>
+        <w:ind w:left="360"/>
+        <w:rPr>
+          <w:b/>
+          <w:bCs/>
+        </w:rPr>
+      </w:pPr>
+      <w:r>
+        <w:t>[[ACTION_ALT_EXTENSION]]</w:t>
+      </w:r>
+    </w:p>
+    <w:p ns2:paraId="333FAC70" ns2:textId="77777777">
+      <w:pPr>
+        <w:autoSpaceDE w:val="0"/>
+        <w:autoSpaceDN w:val="0"/>
+      </w:pPr>
+      <w:r>
+        <w:rPr>
+          <w:b/>
+          <w:bCs/>
+        </w:rPr>
+        <w:t xml:space="preserve">      </w:t>
+      </w:r>
+    </w:p>
+    <w:p ns2:paraId="2CC712FD" ns2:textId="5531FFCF">
+      <w:pPr>
+        <w:pStyle w:val="ListParagraph"/>
+        <w:numPr>
+          <w:ilvl w:val="0"/>
+          <w:numId w:val="17"/>
+        </w:numPr>
+        <w:spacing w:after="0" w:line="240" w:lineRule="auto"/>
+        <w:ind w:left="360"/>
+        <w:rPr>
+          <w:rFonts w:ascii="Times New Roman" w:hAnsi="Times New Roman"/>
+          <w:b/>
+          <w:sz w:val="24"/>
+          <w:szCs w:val="24"/>
+        </w:rPr>
+      </w:pPr>
+      <w:r>
+        <w:rPr>
+          <w:rFonts w:ascii="Times New Roman" w:hAnsi="Times New Roman"/>
+          <w:b/>
+          <w:sz w:val="24"/>
+          <w:szCs w:val="24"/>
+          <w:u w:val="single"/>
+        </w:rPr>
+        <w:t>FAR 6.</w:t>
+      </w:r>
+      <w:r>
+        <w:rPr>
+          <w:rFonts w:ascii="Times New Roman" w:hAnsi="Times New Roman"/>
+          <w:b/>
+          <w:sz w:val="24"/>
+          <w:szCs w:val="24"/>
+          <w:u w:val="single"/>
+        </w:rPr>
+        <w:t>1</w:t>
+      </w:r>
+      <w:r>
+        <w:rPr>
+          <w:rFonts w:ascii="Times New Roman" w:hAnsi="Times New Roman"/>
+          <w:b/>
+          <w:sz w:val="24"/>
+          <w:szCs w:val="24"/>
+          <w:u w:val="single"/>
+        </w:rPr>
+        <w:t>0</w:t>
+      </w:r>
+      <w:r>
+        <w:rPr>
+          <w:rFonts w:ascii="Times New Roman" w:hAnsi="Times New Roman"/>
+          <w:b/>
+          <w:sz w:val="24"/>
+          <w:szCs w:val="24"/>
+          <w:u w:val="single"/>
+        </w:rPr>
+        <w:t>4</w:t>
+      </w:r>
+      <w:r>
+        <w:rPr>
+          <w:rFonts w:ascii="Times New Roman" w:hAnsi="Times New Roman"/>
+          <w:b/>
+          <w:sz w:val="24"/>
+          <w:szCs w:val="24"/>
+          <w:u w:val="single"/>
+        </w:rPr>
+        <w:t>-</w:t>
+      </w:r>
+      <w:r>
+        <w:rPr>
+          <w:rFonts w:ascii="Times New Roman" w:hAnsi="Times New Roman"/>
+          <w:b/>
+          <w:sz w:val="24"/>
+          <w:szCs w:val="24"/>
+          <w:u w:val="single"/>
+        </w:rPr>
+        <w:t>1</w:t>
+      </w:r>
+      <w:r>
+        <w:rPr>
+          <w:rFonts w:ascii="Times New Roman" w:hAnsi="Times New Roman"/>
+          <w:b/>
+          <w:sz w:val="24"/>
+          <w:szCs w:val="24"/>
+          <w:u w:val="single"/>
+        </w:rPr>
+        <w:t>(</w:t>
+      </w:r>
+      <w:r>
+        <w:rPr>
+          <w:rFonts w:ascii="Times New Roman" w:hAnsi="Times New Roman"/>
+          <w:b/>
+          <w:sz w:val="24"/>
+          <w:szCs w:val="24"/>
+          <w:u w:val="single"/>
+        </w:rPr>
+        <w:t>a</w:t>
+      </w:r>
+      <w:r>
+        <w:rPr>
+          <w:rFonts w:ascii="Times New Roman" w:hAnsi="Times New Roman"/>
+          <w:b/>
+          <w:sz w:val="24"/>
+          <w:szCs w:val="24"/>
+          <w:u w:val="single"/>
+        </w:rPr>
+        <w:t>)(3) – A description of the supplies or services required, to meet the Agency’s needs (including the estimated value):</w:t>
+      </w:r>
+      <w:r>
+        <w:rPr>
+          <w:rFonts w:ascii="Times New Roman" w:hAnsi="Times New Roman"/>
+          <w:b/>
+          <w:sz w:val="24"/>
+          <w:szCs w:val="24"/>
+        </w:rPr>
+        <w:t xml:space="preserve">  </w:t>
+      </w:r>
+    </w:p>
+    <w:p ns2:paraId="6C3046A1" ns2:textId="77777777">
+      <w:pPr>
+        <w:pStyle w:val="ListParagraph"/>
+        <w:spacing w:after="0" w:line="240" w:lineRule="auto"/>
+        <w:ind w:left="360"/>
+        <w:rPr>
+          <w:rFonts w:ascii="Times New Roman" w:hAnsi="Times New Roman"/>
+          <w:b/>
+          <w:i/>
+          <w:color w:val="002060"/>
+          <w:sz w:val="24"/>
+          <w:szCs w:val="24"/>
+        </w:rPr>
+      </w:pPr>
+    </w:p>
+    <w:p ns2:paraId="13127CB6" ns2:textId="77777777">
+      <w:pPr>
+        <w:pStyle w:val="ListParagraph"/>
+        <w:spacing w:after="0" w:line="240" w:lineRule="auto"/>
+        <w:ind w:left="360"/>
+        <w:rPr>
+          <w:rFonts w:ascii="Times New Roman" w:hAnsi="Times New Roman"/>
+          <w:b/>
+          <w:sz w:val="24"/>
+          <w:szCs w:val="24"/>
+        </w:rPr>
+      </w:pPr>
+      <w:r>
+        <w:t>[[REQUIREMENT_DESCRIPTION]]</w:t>
+      </w:r>
+    </w:p>
+    <w:p>
+      <w:pPr>
+        <w:pStyle w:val="ListParagraph"/>
+        <w:spacing w:after="0" w:line="240" w:lineRule="auto"/>
+        <w:ind w:left="360"/>
+        <w:rPr>
+          <w:rFonts w:ascii="Times New Roman" w:hAnsi="Times New Roman"/>
+          <w:b/>
+          <w:sz w:val="24"/>
+          <w:szCs w:val="24"/>
+        </w:rPr>
+      </w:pPr>
+      <w:r>
+        <w:t>[[MISSION_SUPPORTED]]</w:t>
+      </w:r>
+    </w:p>
+    <w:p>
+      <w:pPr>
+        <w:pStyle w:val="ListParagraph"/>
+        <w:spacing w:after="0" w:line="240" w:lineRule="auto"/>
+        <w:ind w:left="360"/>
+        <w:rPr>
+          <w:rFonts w:ascii="Times New Roman" w:hAnsi="Times New Roman"/>
+          <w:b/>
+          <w:sz w:val="24"/>
+          <w:szCs w:val="24"/>
+        </w:rPr>
+      </w:pPr>
+      <w:r>
+        <w:t>[[POP_RANGE]]</w:t>
+      </w:r>
+    </w:p>
+    <w:p>
+      <w:pPr>
+        <w:pStyle w:val="ListParagraph"/>
+        <w:spacing w:after="0" w:line="240" w:lineRule="auto"/>
+        <w:ind w:left="360"/>
+        <w:rPr>
+          <w:rFonts w:ascii="Times New Roman" w:hAnsi="Times New Roman"/>
+          <w:b/>
+          <w:sz w:val="24"/>
+          <w:szCs w:val="24"/>
+        </w:rPr>
+      </w:pPr>
+      <w:r>
+        <w:t>[[ESTIMATED_VALUE_PROSE]]</w:t>
+      </w:r>
+    </w:p>
+    <w:p ns2:paraId="47470D16" ns2:textId="77777777">
+      <w:pPr>
+        <w:pStyle w:val="ListParagraph"/>
+        <w:spacing w:after="0" w:line="240" w:lineRule="auto"/>
+        <w:ind w:left="360"/>
+        <w:rPr>
+          <w:rFonts w:ascii="Times New Roman" w:hAnsi="Times New Roman"/>
+          <w:sz w:val="24"/>
+          <w:szCs w:val="24"/>
+        </w:rPr>
+      </w:pPr>
+    </w:p>
+    <w:p ns2:paraId="0BCDDCF6" ns2:textId="0D20B0DA">
+      <w:pPr>
+        <w:pStyle w:val="ListParagraph"/>
+        <w:numPr>
+          <w:ilvl w:val="0"/>
+          <w:numId w:val="17"/>
+        </w:numPr>
+        <w:spacing w:after="0" w:line="240" w:lineRule="auto"/>
+        <w:ind w:left="360"/>
+        <w:rPr>
+          <w:rFonts w:ascii="Times New Roman" w:hAnsi="Times New Roman"/>
+          <w:b/>
+          <w:sz w:val="24"/>
+          <w:szCs w:val="24"/>
+        </w:rPr>
+      </w:pPr>
+      <w:r>
+        <w:rPr>
+          <w:rFonts w:ascii="Times New Roman" w:hAnsi="Times New Roman"/>
+          <w:b/>
+          <w:sz w:val="24"/>
+          <w:szCs w:val="24"/>
+          <w:u w:val="single"/>
+        </w:rPr>
+        <w:t>FAR 6.</w:t>
+      </w:r>
+      <w:r>
+        <w:rPr>
+          <w:rFonts w:ascii="Times New Roman" w:hAnsi="Times New Roman"/>
+          <w:b/>
+          <w:sz w:val="24"/>
+          <w:szCs w:val="24"/>
+          <w:u w:val="single"/>
+        </w:rPr>
+        <w:t>1</w:t>
+      </w:r>
+      <w:r>
+        <w:rPr>
+          <w:rFonts w:ascii="Times New Roman" w:hAnsi="Times New Roman"/>
+          <w:b/>
+          <w:sz w:val="24"/>
+          <w:szCs w:val="24"/>
+          <w:u w:val="single"/>
+        </w:rPr>
+        <w:t>0</w:t>
+      </w:r>
+      <w:r>
+        <w:rPr>
+          <w:rFonts w:ascii="Times New Roman" w:hAnsi="Times New Roman"/>
+          <w:b/>
+          <w:sz w:val="24"/>
+          <w:szCs w:val="24"/>
+          <w:u w:val="single"/>
+        </w:rPr>
+        <w:t>4</w:t>
+      </w:r>
+      <w:r>
+        <w:rPr>
+          <w:rFonts w:ascii="Times New Roman" w:hAnsi="Times New Roman"/>
+          <w:b/>
+          <w:sz w:val="24"/>
+          <w:szCs w:val="24"/>
+          <w:u w:val="single"/>
+        </w:rPr>
+        <w:t>-</w:t>
+      </w:r>
+      <w:r>
+        <w:rPr>
+          <w:rFonts w:ascii="Times New Roman" w:hAnsi="Times New Roman"/>
+          <w:b/>
+          <w:sz w:val="24"/>
+          <w:szCs w:val="24"/>
+          <w:u w:val="single"/>
+        </w:rPr>
+        <w:t>1</w:t>
+      </w:r>
+      <w:r>
+        <w:rPr>
+          <w:rFonts w:ascii="Times New Roman" w:hAnsi="Times New Roman"/>
+          <w:b/>
+          <w:sz w:val="24"/>
+          <w:szCs w:val="24"/>
+          <w:u w:val="single"/>
+        </w:rPr>
+        <w:t>(</w:t>
+      </w:r>
+      <w:r>
+        <w:rPr>
+          <w:rFonts w:ascii="Times New Roman" w:hAnsi="Times New Roman"/>
+          <w:b/>
+          <w:sz w:val="24"/>
+          <w:szCs w:val="24"/>
+          <w:u w:val="single"/>
+        </w:rPr>
+        <w:t>a</w:t>
+      </w:r>
+      <w:r>
+        <w:rPr>
+          <w:rFonts w:ascii="Times New Roman" w:hAnsi="Times New Roman"/>
+          <w:b/>
+          <w:sz w:val="24"/>
+          <w:szCs w:val="24"/>
+          <w:u w:val="single"/>
+        </w:rPr>
+        <w:t>)(4) – An identification of the statutory authority permitting other than full and open competition:</w:t>
+      </w:r>
+    </w:p>
+    <w:p ns2:paraId="73A28648" ns2:textId="77777777">
+      <w:pPr>
+        <w:pStyle w:val="ListParagraph"/>
+        <w:spacing w:after="0" w:line="240" w:lineRule="auto"/>
+        <w:ind w:left="360"/>
+        <w:rPr>
+          <w:rFonts w:ascii="Times New Roman" w:hAnsi="Times New Roman"/>
+          <w:sz w:val="24"/>
+          <w:szCs w:val="24"/>
+        </w:rPr>
+      </w:pPr>
+    </w:p>
+    <w:p ns2:paraId="3D066BD9" ns2:textId="6EDC06C0">
+      <w:pPr>
+        <w:pStyle w:val="ListParagraph"/>
+        <w:spacing w:after="0" w:line="240" w:lineRule="auto"/>
+        <w:ind w:left="360"/>
+        <w:rPr>
+          <w:rFonts w:ascii="Times New Roman" w:hAnsi="Times New Roman"/>
+          <w:sz w:val="24"/>
+          <w:szCs w:val="24"/>
+        </w:rPr>
+      </w:pPr>
+      <w:r>
+        <w:rPr>
+          <w:rFonts w:ascii="Times New Roman" w:hAnsi="Times New Roman"/>
+          <w:sz w:val="24"/>
+          <w:szCs w:val="24"/>
+        </w:rPr>
+        <w:t xml:space="preserve">[[AUTHORITY_10USC_STEM]]</w:t>
+      </w:r>
+      <w:r>
+        <w:rPr>
+          <w:rFonts w:ascii="Times New Roman" w:hAnsi="Times New Roman"/>
+          <w:sz w:val="24"/>
+          <w:szCs w:val="24"/>
+        </w:rPr>
+        <w:t/>
+      </w:r>
+      <w:r>
+        <w:rPr>
+          <w:rFonts w:ascii="Times New Roman" w:hAnsi="Times New Roman"/>
+          <w:sz w:val="24"/>
+          <w:szCs w:val="24"/>
+        </w:rPr>
+        <w:t/>
+      </w:r>
+      <w:r>
+        <w:rPr>
+          <w:rFonts w:ascii="Times New Roman" w:hAnsi="Times New Roman"/>
+          <w:sz w:val="24"/>
+          <w:szCs w:val="24"/>
+        </w:rPr>
+        <w:t/>
+      </w:r>
+      <w:r>
+        <w:rPr>
+          <w:rFonts w:ascii="Times New Roman" w:hAnsi="Times New Roman"/>
+          <w:sz w:val="24"/>
+          <w:szCs w:val="24"/>
+        </w:rPr>
+        <w:t/>
+      </w:r>
+    </w:p>
+    <w:p ns2:paraId="3A6428B1" ns2:textId="046A8E3D">
+      <w:pPr>
+        <w:pStyle w:val="ListParagraph"/>
+        <w:spacing w:after="0" w:line="240" w:lineRule="auto"/>
+        <w:ind w:left="360"/>
+        <w:rPr>
+          <w:rFonts w:ascii="Times New Roman" w:hAnsi="Times New Roman"/>
+          <w:i/>
+          <w:color w:val="002060"/>
+          <w:sz w:val="24"/>
+          <w:szCs w:val="24"/>
+        </w:rPr>
+      </w:pPr>
+      <w:r>
+        <w:t>[[AUTHORITY_10USC_LINE]]</w:t>
+      </w:r>
+    </w:p>
+    <w:p ns2:paraId="2F79E55E" ns2:textId="77777777">
+      <w:pPr>
+        <w:pStyle w:val="ListParagraph"/>
+        <w:spacing w:after="0" w:line="240" w:lineRule="auto"/>
+        <w:ind w:left="360"/>
+        <w:rPr>
+          <w:rFonts w:ascii="Times New Roman" w:hAnsi="Times New Roman"/>
+          <w:i/>
+          <w:color w:val="002060"/>
+          <w:sz w:val="24"/>
+          <w:szCs w:val="24"/>
+        </w:rPr>
+      </w:pPr>
+    </w:p>
+    <w:p ns2:paraId="72612388" ns2:textId="77777777">
+      <w:pPr>
+        <w:pStyle w:val="ListParagraph"/>
+        <w:spacing w:after="0" w:line="240" w:lineRule="auto"/>
+        <w:ind w:left="360"/>
+        <w:rPr>
+          <w:rFonts w:ascii="Times New Roman" w:hAnsi="Times New Roman"/>
+          <w:color w:val="FF0000"/>
+          <w:sz w:val="24"/>
+          <w:szCs w:val="24"/>
+          <w:u w:val="double"/>
+        </w:rPr>
+      </w:pPr>
+      <w:r>
+        <w:t>[[AUTHORITY_OR_TOKEN]]</w:t>
+      </w:r>
+    </w:p>
+    <w:p ns2:paraId="139D1730" ns2:textId="77777777">
+      <w:pPr>
+        <w:pStyle w:val="ListParagraph"/>
+        <w:spacing w:after="0" w:line="240" w:lineRule="auto"/>
+        <w:ind w:left="360"/>
+        <w:rPr>
+          <w:rFonts w:ascii="Times New Roman" w:hAnsi="Times New Roman"/>
+          <w:i/>
+          <w:color w:val="FF0000"/>
+          <w:sz w:val="24"/>
+          <w:szCs w:val="24"/>
+          <w:u w:val="double"/>
+        </w:rPr>
+      </w:pPr>
+    </w:p>
+    <w:p ns2:paraId="0C8F4CCE" ns2:textId="4A3722BB">
+      <w:pPr>
+        <w:pStyle w:val="ListParagraph"/>
+        <w:spacing w:after="0" w:line="240" w:lineRule="auto"/>
+        <w:ind w:left="360"/>
+        <w:rPr>
+          <w:rFonts w:ascii="Times New Roman" w:hAnsi="Times New Roman"/>
+          <w:b/>
+          <w:sz w:val="24"/>
+          <w:szCs w:val="24"/>
+        </w:rPr>
+      </w:pPr>
+      <w:r>
+        <w:t>[[AUTHORITY_41USC_LINE]]</w:t>
+      </w:r>
+    </w:p>
+    <w:p ns2:paraId="70822F6F" ns2:textId="77777777">
+      <w:pPr>
+        <w:rPr>
+          <w:highlight w:val="yellow"/>
+        </w:rPr>
+      </w:pPr>
+    </w:p>
+    <w:p ns2:paraId="4D62A2CB" ns2:textId="0CE0CBAC">
+      <w:pPr>
+        <w:pStyle w:val="ListParagraph"/>
+        <w:numPr>
+          <w:ilvl w:val="0"/>
+          <w:numId w:val="17"/>
+        </w:numPr>
+        <w:spacing w:after="0" w:line="240" w:lineRule="auto"/>
+        <w:ind w:left="360"/>
+        <w:rPr>
+          <w:rFonts w:ascii="Times New Roman" w:hAnsi="Times New Roman"/>
+          <w:i/>
+          <w:color w:val="002060"/>
+          <w:sz w:val="24"/>
+          <w:szCs w:val="24"/>
+        </w:rPr>
+      </w:pPr>
+      <w:r>
+        <w:rPr>
+          <w:rFonts w:ascii="Times New Roman" w:hAnsi="Times New Roman"/>
+          <w:b/>
+          <w:sz w:val="24"/>
+          <w:szCs w:val="24"/>
+          <w:u w:val="single"/>
+        </w:rPr>
+        <w:t>FAR 6.</w:t>
+      </w:r>
+      <w:r>
+        <w:rPr>
+          <w:rFonts w:ascii="Times New Roman" w:hAnsi="Times New Roman"/>
+          <w:b/>
+          <w:sz w:val="24"/>
+          <w:szCs w:val="24"/>
+          <w:u w:val="single"/>
+        </w:rPr>
+        <w:t>104</w:t>
+      </w:r>
+      <w:r>
+        <w:rPr>
+          <w:rFonts w:ascii="Times New Roman" w:hAnsi="Times New Roman"/>
+          <w:b/>
+          <w:sz w:val="24"/>
+          <w:szCs w:val="24"/>
+          <w:u w:val="single"/>
+        </w:rPr>
+        <w:t>-</w:t>
+      </w:r>
+      <w:r>
+        <w:rPr>
+          <w:rFonts w:ascii="Times New Roman" w:hAnsi="Times New Roman"/>
+          <w:b/>
+          <w:sz w:val="24"/>
+          <w:szCs w:val="24"/>
+          <w:u w:val="single"/>
+        </w:rPr>
+        <w:t>1</w:t>
+      </w:r>
+      <w:r>
+        <w:rPr>
+          <w:rFonts w:ascii="Times New Roman" w:hAnsi="Times New Roman"/>
+          <w:b/>
+          <w:sz w:val="24"/>
+          <w:szCs w:val="24"/>
+          <w:u w:val="single"/>
+        </w:rPr>
+        <w:t>(</w:t>
+      </w:r>
+      <w:r>
+        <w:rPr>
+          <w:rFonts w:ascii="Times New Roman" w:hAnsi="Times New Roman"/>
+          <w:b/>
+          <w:sz w:val="24"/>
+          <w:szCs w:val="24"/>
+          <w:u w:val="single"/>
+        </w:rPr>
+        <w:t>a</w:t>
+      </w:r>
+      <w:r>
+        <w:rPr>
+          <w:rFonts w:ascii="Times New Roman" w:hAnsi="Times New Roman"/>
+          <w:b/>
+          <w:sz w:val="24"/>
+          <w:szCs w:val="24"/>
+          <w:u w:val="single"/>
+        </w:rPr>
+        <w:t>)(5) – A demonstration that the proposed contractor’s unique qualifications or the nature of the acquisition requires use of the authority cited:</w:t>
+      </w:r>
+      <w:r>
+        <w:rPr>
+          <w:rFonts w:ascii="Times New Roman" w:hAnsi="Times New Roman"/>
+          <w:b/>
+          <w:sz w:val="24"/>
+          <w:szCs w:val="24"/>
+          <w:u w:val="single"/>
+        </w:rPr>
+        <w:t xml:space="preserve"> </w:t>
+      </w:r>
+    </w:p>
+    <w:p ns2:paraId="5C0C2E1F" ns2:textId="77777777">
+      <w:pPr>
+        <w:pStyle w:val="ListParagraph"/>
+        <w:spacing w:after="0" w:line="240" w:lineRule="auto"/>
+        <w:ind w:left="360"/>
+        <w:rPr>
+          <w:rFonts w:ascii="Times New Roman" w:hAnsi="Times New Roman"/>
+          <w:b/>
+          <w:sz w:val="24"/>
+          <w:szCs w:val="24"/>
+          <w:u w:val="single"/>
+        </w:rPr>
+      </w:pPr>
+    </w:p>
+    <w:p ns2:paraId="1EF15670" ns2:textId="77777777">
+      <w:pPr>
+        <w:pStyle w:val="ListParagraph"/>
+        <w:spacing w:after="0" w:line="240" w:lineRule="auto"/>
+        <w:ind w:left="360"/>
+        <w:rPr>
+          <w:rFonts w:ascii="Times New Roman" w:hAnsi="Times New Roman"/>
+          <w:i/>
+          <w:color w:val="002060"/>
+          <w:sz w:val="24"/>
+          <w:szCs w:val="24"/>
+        </w:rPr>
+      </w:pPr>
+    </w:p>
+    <w:p ns2:paraId="2B8DD0DE" ns2:textId="184F562C">
+      <w:pPr>
+        <w:tabs>
+          <w:tab w:val="left" w:pos="360"/>
+        </w:tabs>
+        <w:autoSpaceDE w:val="0"/>
+        <w:autoSpaceDN w:val="0"/>
+        <w:ind w:left="360"/>
+        <w:rPr>
+          <w:bCs/>
+          <w:color w:val="FF0000"/>
+          <w:u w:val="double"/>
+        </w:rPr>
+      </w:pPr>
+      <w:r>
+        <w:t>[[AUTHORITY_RATIONALE]]</w:t>
+      </w:r>
+    </w:p>
+    <w:p>
+      <w:pPr>
+        <w:tabs>
+          <w:tab w:val="left" w:pos="360"/>
+        </w:tabs>
+        <w:autoSpaceDE w:val="0"/>
+        <w:autoSpaceDN w:val="0"/>
+        <w:ind w:left="360"/>
+        <w:rPr>
+          <w:bCs/>
+          <w:color w:val="FF0000"/>
+          <w:u w:val="double"/>
+        </w:rPr>
+      </w:pPr>
+      <w:r>
+        <w:t>[[URGENCY_HARM]]</w:t>
+      </w:r>
+    </w:p>
+    <w:p>
+      <w:pPr>
+        <w:tabs>
+          <w:tab w:val="left" w:pos="360"/>
+        </w:tabs>
+        <w:autoSpaceDE w:val="0"/>
+        <w:autoSpaceDN w:val="0"/>
+        <w:ind w:left="360"/>
+        <w:rPr>
+          <w:bCs/>
+          <w:color w:val="FF0000"/>
+          <w:u w:val="double"/>
+        </w:rPr>
+      </w:pPr>
+      <w:r>
+        <w:t>[[URGENCY_NOT_DELAY]]</w:t>
+      </w:r>
+    </w:p>
+    <w:p ns2:paraId="7A92A7BE" ns2:textId="77777777">
+      <w:pPr>
+        <w:tabs>
+          <w:tab w:val="left" w:pos="360"/>
+        </w:tabs>
+        <w:autoSpaceDE w:val="0"/>
+        <w:autoSpaceDN w:val="0"/>
+        <w:rPr>
+          <w:b/>
+          <w:i/>
+          <w:color w:val="002060"/>
+          <w:sz w:val="22"/>
+          <w:szCs w:val="22"/>
+        </w:rPr>
+      </w:pPr>
+    </w:p>
+    <w:p ns2:paraId="673A0EB8" ns2:textId="789FDD99">
+      <w:pPr>
+        <w:pStyle w:val="ListParagraph"/>
+        <w:numPr>
+          <w:ilvl w:val="0"/>
+          <w:numId w:val="25"/>
+        </w:numPr>
+        <w:tabs>
+          <w:tab w:val="left" w:pos="360"/>
+          <w:tab w:val="left" w:pos="450"/>
+        </w:tabs>
+        <w:autoSpaceDE w:val="0"/>
+        <w:autoSpaceDN w:val="0"/>
+        <w:rPr>
+          <w:rFonts w:ascii="Times" w:hAnsi="Times" w:cs="Times"/>
+          <w:b/>
+          <w:sz w:val="24"/>
+          <w:szCs w:val="24"/>
+        </w:rPr>
+      </w:pPr>
+      <w:r>
+        <w:rPr>
+          <w:rFonts w:ascii="Times" w:hAnsi="Times" w:cs="Times"/>
+          <w:b/>
+          <w:sz w:val="24"/>
+          <w:szCs w:val="24"/>
+          <w:u w:val="single"/>
+        </w:rPr>
+        <w:t>FAR 6.</w:t>
+      </w:r>
+      <w:r>
+        <w:rPr>
+          <w:rFonts w:ascii="Times" w:hAnsi="Times" w:cs="Times"/>
+          <w:b/>
+          <w:sz w:val="24"/>
+          <w:szCs w:val="24"/>
+          <w:u w:val="single"/>
+        </w:rPr>
+        <w:t>104</w:t>
+      </w:r>
+      <w:r>
+        <w:rPr>
+          <w:rFonts w:ascii="Times" w:hAnsi="Times" w:cs="Times"/>
+          <w:b/>
+          <w:sz w:val="24"/>
+          <w:szCs w:val="24"/>
+          <w:u w:val="single"/>
+        </w:rPr>
+        <w:t>-</w:t>
+      </w:r>
+      <w:r>
+        <w:rPr>
+          <w:rFonts w:ascii="Times" w:hAnsi="Times" w:cs="Times"/>
+          <w:b/>
+          <w:sz w:val="24"/>
+          <w:szCs w:val="24"/>
+          <w:u w:val="single"/>
+        </w:rPr>
+        <w:t>1</w:t>
+      </w:r>
+      <w:r>
+        <w:rPr>
+          <w:rFonts w:ascii="Times" w:hAnsi="Times" w:cs="Times"/>
+          <w:b/>
+          <w:sz w:val="24"/>
+          <w:szCs w:val="24"/>
+          <w:u w:val="single"/>
+        </w:rPr>
+        <w:t>(</w:t>
+      </w:r>
+      <w:r>
+        <w:rPr>
+          <w:rFonts w:ascii="Times" w:hAnsi="Times" w:cs="Times"/>
+          <w:b/>
+          <w:sz w:val="24"/>
+          <w:szCs w:val="24"/>
+          <w:u w:val="single"/>
+        </w:rPr>
+        <w:t>a</w:t>
+      </w:r>
+      <w:r>
+        <w:rPr>
+          <w:rFonts w:ascii="Times" w:hAnsi="Times" w:cs="Times"/>
+          <w:b/>
+          <w:sz w:val="24"/>
+          <w:szCs w:val="24"/>
+          <w:u w:val="single"/>
+        </w:rPr>
+        <w:t>)(6) – A description of the efforts made to e</w:t>
+      </w:r>
+      <w:r>
+        <w:rPr>
+          <w:rFonts w:ascii="Times" w:hAnsi="Times" w:cs="Times"/>
+          <w:b/>
+          <w:sz w:val="24"/>
+          <w:szCs w:val="24"/>
+          <w:u w:val="single"/>
+        </w:rPr>
+        <w:t>nsure that offers are solicited</w:t>
+      </w:r>
+      <w:r>
+        <w:rPr>
+          <w:rFonts w:ascii="Times" w:hAnsi="Times" w:cs="Times"/>
+          <w:b/>
+          <w:sz w:val="24"/>
+          <w:szCs w:val="24"/>
+          <w:u w:val="single"/>
+        </w:rPr>
+        <w:t xml:space="preserve"> </w:t>
+      </w:r>
+      <w:r>
+        <w:rPr>
+          <w:rFonts w:ascii="Times" w:hAnsi="Times" w:cs="Times"/>
+          <w:b/>
+          <w:sz w:val="24"/>
+          <w:szCs w:val="24"/>
+          <w:u w:val="single"/>
+        </w:rPr>
+        <w:t>from as</w:t>
+      </w:r>
+      <w:r>
+        <w:rPr>
+          <w:rFonts w:ascii="Times" w:hAnsi="Times" w:cs="Times"/>
+          <w:b/>
+          <w:sz w:val="24"/>
+          <w:szCs w:val="24"/>
+          <w:u w:val="single"/>
+        </w:rPr>
+        <w:t xml:space="preserve"> </w:t>
+      </w:r>
+      <w:r>
+        <w:rPr>
+          <w:rFonts w:ascii="Times" w:hAnsi="Times" w:cs="Times"/>
+          <w:b/>
+          <w:sz w:val="24"/>
+          <w:szCs w:val="24"/>
+          <w:u w:val="single"/>
+        </w:rPr>
+        <w:t>many potential sources as practicable, including whether a notice was or will be publicized as</w:t>
+      </w:r>
+      <w:r>
+        <w:rPr>
+          <w:rFonts w:ascii="Times" w:hAnsi="Times" w:cs="Times"/>
+          <w:b/>
+          <w:sz w:val="24"/>
+          <w:szCs w:val="24"/>
+          <w:u w:val="single"/>
+        </w:rPr>
+        <w:t xml:space="preserve"> </w:t>
+      </w:r>
+      <w:r>
+        <w:rPr>
+          <w:rFonts w:ascii="Times" w:hAnsi="Times" w:cs="Times"/>
+          <w:b/>
+          <w:sz w:val="24"/>
+          <w:szCs w:val="24"/>
+          <w:u w:val="single"/>
+        </w:rPr>
+        <w:t>required by Subpart 5.</w:t>
+      </w:r>
+      <w:r>
+        <w:rPr>
+          <w:rFonts w:ascii="Times" w:hAnsi="Times" w:cs="Times"/>
+          <w:b/>
+          <w:sz w:val="24"/>
+          <w:szCs w:val="24"/>
+          <w:u w:val="single"/>
+        </w:rPr>
+        <w:t>1</w:t>
+      </w:r>
+      <w:r>
+        <w:rPr>
+          <w:rFonts w:ascii="Times" w:hAnsi="Times" w:cs="Times"/>
+          <w:b/>
+          <w:sz w:val="24"/>
+          <w:szCs w:val="24"/>
+          <w:u w:val="single"/>
+        </w:rPr>
+        <w:t xml:space="preserve"> and, if not, which exception under 5.</w:t>
+      </w:r>
+      <w:r>
+        <w:rPr>
+          <w:rFonts w:ascii="Times" w:hAnsi="Times" w:cs="Times"/>
+          <w:b/>
+          <w:sz w:val="24"/>
+          <w:szCs w:val="24"/>
+          <w:u w:val="single"/>
+        </w:rPr>
+        <w:t>1</w:t>
+      </w:r>
+      <w:r>
+        <w:rPr>
+          <w:rFonts w:ascii="Times" w:hAnsi="Times" w:cs="Times"/>
+          <w:b/>
+          <w:sz w:val="24"/>
+          <w:szCs w:val="24"/>
+          <w:u w:val="single"/>
+        </w:rPr>
+        <w:t>0</w:t>
+      </w:r>
+      <w:r>
+        <w:rPr>
+          <w:rFonts w:ascii="Times" w:hAnsi="Times" w:cs="Times"/>
+          <w:b/>
+          <w:sz w:val="24"/>
+          <w:szCs w:val="24"/>
+          <w:u w:val="single"/>
+        </w:rPr>
+        <w:t>1</w:t>
+      </w:r>
+      <w:r>
+        <w:rPr>
+          <w:rFonts w:ascii="Times" w:hAnsi="Times" w:cs="Times"/>
+          <w:b/>
+          <w:sz w:val="24"/>
+          <w:szCs w:val="24"/>
+          <w:u w:val="single"/>
+        </w:rPr>
+        <w:t xml:space="preserve"> applies:</w:t>
+      </w:r>
+      <w:r>
+        <w:rPr>
+          <w:rFonts w:ascii="Times" w:hAnsi="Times" w:cs="Times"/>
+          <w:b/>
+          <w:sz w:val="24"/>
+          <w:szCs w:val="24"/>
+        </w:rPr>
+        <w:t xml:space="preserve"> </w:t>
+      </w:r>
+      <w:r>
+        <w:rPr>
+          <w:rFonts w:ascii="Times" w:hAnsi="Times" w:cs="Times"/>
+          <w:b/>
+          <w:sz w:val="24"/>
+          <w:szCs w:val="24"/>
+        </w:rPr>
+        <w:t xml:space="preserve"> </w:t>
+      </w:r>
+    </w:p>
+    <w:p ns2:paraId="578F19CB" ns2:textId="12B5C5B7">
+      <w:pPr>
+        <w:tabs>
+          <w:tab w:val="left" w:pos="450"/>
+        </w:tabs>
+        <w:autoSpaceDE w:val="0"/>
+        <w:autoSpaceDN w:val="0"/>
+        <w:ind w:left="450"/>
+      </w:pPr>
+      <w:r>
+        <w:t>[[NOTICE_PUBLISHED_PROSE]]</w:t>
+      </w:r>
+    </w:p>
+    <w:p ns2:paraId="27DD568A" ns2:textId="77777777">
+      <w:pPr>
+        <w:tabs>
+          <w:tab w:val="left" w:pos="360"/>
+        </w:tabs>
+        <w:autoSpaceDE w:val="0"/>
+        <w:autoSpaceDN w:val="0"/>
+        <w:ind w:left="270"/>
+        <w:rPr>
+          <w:color w:val="002060"/>
+        </w:rPr>
+      </w:pPr>
+    </w:p>
+    <w:p ns2:paraId="4F91148D" ns2:textId="77777777">
+      <w:pPr>
+        <w:tabs>
+          <w:tab w:val="left" w:pos="360"/>
+        </w:tabs>
+        <w:autoSpaceDE w:val="0"/>
+        <w:autoSpaceDN w:val="0"/>
+        <w:ind w:left="360"/>
+        <w:rPr>
+          <w:i/>
+          <w:color w:val="1F4E79"/>
+        </w:rPr>
+      </w:pPr>
+    </w:p>
+    <w:p ns2:paraId="0BCE45A9" ns2:textId="19EBE5CD">
+      <w:pPr>
+        <w:ind w:left="360"/>
+        <w:rPr>
+          <w:b/>
+          <w:i/>
+          <w:color w:val="002060"/>
+        </w:rPr>
+      </w:pPr>
+      <w:r>
+        <w:t>[[NOTICE_URGENCY_EXEMPTION]]</w:t>
+      </w:r>
+    </w:p>
+    <w:p ns2:paraId="03530F1C" ns2:textId="77777777">
+      <w:pPr>
+        <w:tabs>
+          <w:tab w:val="left" w:pos="360"/>
+        </w:tabs>
+        <w:autoSpaceDE w:val="0"/>
+        <w:autoSpaceDN w:val="0"/>
+        <w:ind w:left="360"/>
+      </w:pPr>
+    </w:p>
+    <w:p ns2:paraId="247746D1" ns2:textId="76463DB9">
+      <w:pPr>
+        <w:tabs>
+          <w:tab w:val="left" w:pos="450"/>
+        </w:tabs>
+        <w:autoSpaceDE w:val="0"/>
+        <w:autoSpaceDN w:val="0"/>
+        <w:ind w:left="360" w:hanging="360"/>
+        <w:rPr>
+          <w:color w:val="1F4E79"/>
+        </w:rPr>
+      </w:pPr>
+      <w:r>
+        <w:rPr>
+          <w:b/>
+          <w:bCs/>
+        </w:rPr>
+        <w:t xml:space="preserve">7.  </w:t>
+      </w:r>
+      <w:r>
+        <w:rPr>
+          <w:b/>
+          <w:u w:val="single"/>
+        </w:rPr>
+        <w:t>FAR 6.</w:t>
+      </w:r>
+      <w:r>
+        <w:rPr>
+          <w:b/>
+          <w:u w:val="single"/>
+        </w:rPr>
+        <w:t>104</w:t>
+      </w:r>
+      <w:r>
+        <w:rPr>
+          <w:b/>
+          <w:u w:val="single"/>
+        </w:rPr>
+        <w:t>-</w:t>
+      </w:r>
+      <w:r>
+        <w:rPr>
+          <w:b/>
+          <w:u w:val="single"/>
+        </w:rPr>
+        <w:t>1</w:t>
+      </w:r>
+      <w:r>
+        <w:rPr>
+          <w:b/>
+          <w:u w:val="single"/>
+        </w:rPr>
+        <w:t>(</w:t>
+      </w:r>
+      <w:r>
+        <w:rPr>
+          <w:b/>
+          <w:u w:val="single"/>
+        </w:rPr>
+        <w:t>a</w:t>
+      </w:r>
+      <w:r>
+        <w:rPr>
+          <w:b/>
+          <w:u w:val="single"/>
+        </w:rPr>
+        <w:t>)(7) – A determination by the contracting officer that the anticipated cost to the Government will be fair and reasonable:</w:t>
+      </w:r>
+      <w:r>
+        <w:rPr>
+          <w:b/>
+        </w:rPr>
+        <w:t xml:space="preserve"> </w:t>
+      </w:r>
+      <w:r>
+        <w:t xml:space="preserve"> </w:t>
+      </w:r>
+    </w:p>
+    <w:p ns2:paraId="0EE488C3" ns2:textId="77777777">
+      <w:pPr>
+        <w:tabs>
+          <w:tab w:val="left" w:pos="360"/>
+        </w:tabs>
+        <w:ind w:left="360"/>
+        <w:rPr>
+          <w:sz w:val="22"/>
+          <w:szCs w:val="22"/>
+        </w:rPr>
+      </w:pPr>
+    </w:p>
+    <w:p ns2:paraId="705F5A3B" ns2:textId="55E1A9B1">
+      <w:pPr>
+        <w:tabs>
+          <w:tab w:val="left" w:pos="360"/>
+        </w:tabs>
+        <w:ind w:left="360"/>
+        <w:rPr>
+          <w:color w:val="1F4E79"/>
+        </w:rPr>
+      </w:pPr>
+      <w:r>
+        <w:t xml:space="preserve">The Contracting Officer’s signature on this document indicates that the Contracting Officer has determined that the anticipated cost to the government will be fair and reasonable.  The Contractor must be required to submit a proposal to be evaluated and negotiated by the Government. Prior to execution of the contractual instrument, a proposal analysis will be performed.  The proposal analysis will ensure that the final agreed-to price for the contract action is fair and reasonable.</w:t>
+      </w:r>
+    </w:p>
+    <w:p>
+      <w:pPr>
+        <w:tabs>
+          <w:tab w:val="left" w:pos="360"/>
+        </w:tabs>
+        <w:ind w:left="360"/>
+        <w:rPr>
+          <w:color w:val="1F4E79"/>
+        </w:rPr>
+      </w:pPr>
+      <w:r>
+        <w:t>[[PRICE_ANALYSIS_PLAN]]</w:t>
+      </w:r>
+    </w:p>
+    <w:p ns2:paraId="15158EE2" ns2:textId="77777777">
+      <w:pPr>
+        <w:tabs>
+          <w:tab w:val="left" w:pos="360"/>
+        </w:tabs>
+        <w:ind w:left="360"/>
+        <w:rPr>
+          <w:color w:val="1F4E79"/>
+        </w:rPr>
+      </w:pPr>
+    </w:p>
+    <w:p ns2:paraId="77173AE8" ns2:textId="6C723EFC">
+      <w:pPr>
+        <w:numPr>
+          <w:ilvl w:val="0"/>
+          <w:numId w:val="22"/>
+        </w:numPr>
+        <w:tabs>
+          <w:tab w:val="left" w:pos="360"/>
+        </w:tabs>
+        <w:ind w:left="360" w:hanging="270"/>
+        <w:rPr>
+          <w:b/>
+          <w:i/>
+          <w:color w:val="002060"/>
+        </w:rPr>
+      </w:pPr>
+      <w:r>
+        <w:rPr>
+          <w:b/>
+          <w:u w:val="single"/>
+        </w:rPr>
+        <w:t>FAR 6.</w:t>
+      </w:r>
+      <w:r>
+        <w:rPr>
+          <w:b/>
+          <w:u w:val="single"/>
+        </w:rPr>
+        <w:t>1</w:t>
+      </w:r>
+      <w:r>
+        <w:rPr>
+          <w:b/>
+          <w:u w:val="single"/>
+        </w:rPr>
+        <w:t>0</w:t>
+      </w:r>
+      <w:r>
+        <w:rPr>
+          <w:b/>
+          <w:u w:val="single"/>
+        </w:rPr>
+        <w:t>4</w:t>
+      </w:r>
+      <w:r>
+        <w:rPr>
+          <w:b/>
+          <w:u w:val="single"/>
+        </w:rPr>
+        <w:t>-</w:t>
+      </w:r>
+      <w:r>
+        <w:rPr>
+          <w:b/>
+          <w:u w:val="single"/>
+        </w:rPr>
+        <w:t>1</w:t>
+      </w:r>
+      <w:r>
+        <w:rPr>
+          <w:b/>
+          <w:u w:val="single"/>
+        </w:rPr>
+        <w:t>(</w:t>
+      </w:r>
+      <w:r>
+        <w:rPr>
+          <w:b/>
+          <w:u w:val="single"/>
+        </w:rPr>
+        <w:t>a</w:t>
+      </w:r>
+      <w:r>
+        <w:rPr>
+          <w:b/>
+          <w:u w:val="single"/>
+        </w:rPr>
+        <w:t xml:space="preserve">)(8) – Description of the market </w:t>
+      </w:r>
+      <w:r>
+        <w:rPr>
+          <w:b/>
+          <w:u w:val="single"/>
+        </w:rPr>
+        <w:t>research</w:t>
+      </w:r>
+      <w:r>
+        <w:rPr>
+          <w:b/>
+          <w:u w:val="single"/>
+        </w:rPr>
+        <w:t xml:space="preserve"> </w:t>
+      </w:r>
+      <w:r>
+        <w:rPr>
+          <w:b/>
+          <w:u w:val="single"/>
+        </w:rPr>
+        <w:t xml:space="preserve">conducted, and the results, or a statement of the reasons market </w:t>
+      </w:r>
+      <w:r>
+        <w:rPr>
+          <w:b/>
+          <w:u w:val="single"/>
+        </w:rPr>
+        <w:t>research</w:t>
+      </w:r>
+      <w:r>
+        <w:rPr>
+          <w:b/>
+          <w:u w:val="single"/>
+        </w:rPr>
+        <w:t xml:space="preserve"> </w:t>
+      </w:r>
+      <w:r>
+        <w:rPr>
+          <w:b/>
+          <w:u w:val="single"/>
+        </w:rPr>
+        <w:t>was not conducted</w:t>
+      </w:r>
+      <w:r>
+        <w:rPr>
+          <w:b/>
+          <w:u w:val="single"/>
+        </w:rPr>
+        <w:t xml:space="preserve"> (e.g., urgent</w:t>
+      </w:r>
+      <w:r>
+        <w:rPr>
+          <w:b/>
+          <w:u w:val="single"/>
+        </w:rPr>
+        <w:t>,</w:t>
+      </w:r>
+      <w:r>
+        <w:rPr>
+          <w:b/>
+          <w:u w:val="single"/>
+        </w:rPr>
+        <w:t xml:space="preserve"> and compelling</w:t>
+      </w:r>
+      <w:r>
+        <w:rPr>
+          <w:b/>
+          <w:u w:val="single"/>
+        </w:rPr>
+        <w:t xml:space="preserve"> requirement</w:t>
+      </w:r>
+      <w:r>
+        <w:rPr>
+          <w:b/>
+          <w:u w:val="single"/>
+        </w:rPr>
+        <w:t>)</w:t>
+      </w:r>
+      <w:r>
+        <w:rPr>
+          <w:b/>
+          <w:color w:val="1F4E79"/>
+          <w:u w:val="single"/>
+        </w:rPr>
+        <w:t>:</w:t>
+      </w:r>
+      <w:r>
+        <w:rPr>
+          <w:b/>
+          <w:color w:val="1F4E79" w:themeColor="accent1" w:themeShade="80"/>
+        </w:rPr>
+        <w:t xml:space="preserve">  </w:t>
+      </w:r>
+    </w:p>
+    <w:p ns2:paraId="513BC912" ns2:textId="77777777">
+      <w:pPr>
+        <w:tabs>
+          <w:tab w:val="left" w:pos="360"/>
+        </w:tabs>
+        <w:ind w:left="360"/>
+        <w:rPr>
+          <w:b/>
+          <w:i/>
+          <w:color w:val="002060"/>
+        </w:rPr>
+      </w:pPr>
+    </w:p>
+    <w:p ns2:paraId="7D9D9BDD" ns2:textId="5E4B0819">
+      <w:pPr>
+        <w:tabs>
+          <w:tab w:val="left" w:pos="360"/>
+        </w:tabs>
+        <w:ind w:left="360"/>
+        <w:rPr>
+          <w:color w:val="FF0000"/>
+          <w:u w:val="double"/>
+        </w:rPr>
+      </w:pPr>
+      <w:r>
+        <w:t>[[MARKET_RESEARCH_PROSE]]</w:t>
+      </w:r>
+    </w:p>
+    <w:p ns2:paraId="227175CF" ns2:textId="77777777">
+      <w:pPr>
+        <w:tabs>
+          <w:tab w:val="left" w:pos="360"/>
+        </w:tabs>
+        <w:rPr>
+          <w:b/>
+          <w:i/>
+          <w:color w:val="002060"/>
+        </w:rPr>
+      </w:pPr>
+    </w:p>
+    <w:p ns2:paraId="75C137E0" ns2:textId="4563F827">
+      <w:pPr>
+        <w:numPr>
+          <w:ilvl w:val="0"/>
+          <w:numId w:val="22"/>
+        </w:numPr>
+        <w:tabs>
+          <w:tab w:val="left" w:pos="360"/>
+        </w:tabs>
+        <w:autoSpaceDE w:val="0"/>
+        <w:autoSpaceDN w:val="0"/>
+        <w:ind w:left="360" w:hanging="270"/>
+        <w:rPr>
+          <w:b/>
+          <w:bCs/>
+          <w:u w:val="single"/>
+        </w:rPr>
+      </w:pPr>
+      <w:r>
+        <w:rPr>
+          <w:b/>
+          <w:bCs/>
+          <w:u w:val="single"/>
+        </w:rPr>
+        <w:t>FAR 6.</w:t>
+      </w:r>
+      <w:r>
+        <w:rPr>
+          <w:b/>
+          <w:bCs/>
+          <w:u w:val="single"/>
+        </w:rPr>
+        <w:t>104</w:t>
+      </w:r>
+      <w:r>
+        <w:rPr>
+          <w:b/>
+          <w:bCs/>
+          <w:u w:val="single"/>
+        </w:rPr>
+        <w:t>-</w:t>
+      </w:r>
+      <w:r>
+        <w:rPr>
+          <w:b/>
+          <w:bCs/>
+          <w:u w:val="single"/>
+        </w:rPr>
+        <w:t>1</w:t>
+      </w:r>
+      <w:r>
+        <w:rPr>
+          <w:b/>
+          <w:bCs/>
+          <w:u w:val="single"/>
+        </w:rPr>
+        <w:t>(</w:t>
+      </w:r>
+      <w:r>
+        <w:rPr>
+          <w:b/>
+          <w:bCs/>
+          <w:u w:val="single"/>
+        </w:rPr>
+        <w:t>a</w:t>
+      </w:r>
+      <w:r>
+        <w:rPr>
+          <w:b/>
+          <w:bCs/>
+          <w:u w:val="single"/>
+        </w:rPr>
+        <w:t>)(9) – Any o</w:t>
+      </w:r>
+      <w:r>
+        <w:rPr>
+          <w:b/>
+          <w:bCs/>
+          <w:u w:val="single"/>
+        </w:rPr>
+        <w:t xml:space="preserve">ther facts supporting the </w:t>
+      </w:r>
+      <w:r>
+        <w:rPr>
+          <w:b/>
+          <w:bCs/>
+          <w:u w:val="single"/>
+        </w:rPr>
+        <w:t>use of other than full and open</w:t>
+      </w:r>
+    </w:p>
+    <w:p ns2:paraId="108976A0" ns2:textId="77777777">
+      <w:pPr>
+        <w:tabs>
+          <w:tab w:val="left" w:pos="360"/>
+        </w:tabs>
+        <w:autoSpaceDE w:val="0"/>
+        <w:autoSpaceDN w:val="0"/>
+        <w:rPr>
+          <w:b/>
+          <w:bCs/>
+        </w:rPr>
+      </w:pPr>
+      <w:r>
+        <w:rPr>
+          <w:rFonts w:ascii="Calibri" w:hAnsi="Calibri"/>
+          <w:b/>
+          <w:bCs/>
+          <w:sz w:val="22"/>
+          <w:szCs w:val="22"/>
+        </w:rPr>
+        <w:tab/>
+      </w:r>
+      <w:r>
+        <w:rPr>
+          <w:b/>
+          <w:bCs/>
+          <w:u w:val="single"/>
+        </w:rPr>
+        <w:t>competition</w:t>
+      </w:r>
+      <w:r>
+        <w:rPr>
+          <w:b/>
+          <w:bCs/>
+          <w:u w:val="single"/>
+        </w:rPr>
+        <w:t>:</w:t>
+      </w:r>
+    </w:p>
+    <w:p ns2:paraId="0498A17C" ns2:textId="77777777">
+      <w:pPr>
+        <w:tabs>
+          <w:tab w:val="left" w:pos="360"/>
+        </w:tabs>
+        <w:autoSpaceDE w:val="0"/>
+        <w:autoSpaceDN w:val="0"/>
+        <w:ind w:left="360"/>
+        <w:rPr>
+          <w:b/>
+          <w:bCs/>
+          <w:i/>
+          <w:color w:val="002060"/>
+        </w:rPr>
+      </w:pPr>
+    </w:p>
+    <w:p ns2:paraId="6E77BEDA" ns2:textId="3EA6F493">
+      <w:pPr>
+        <w:tabs>
+          <w:tab w:val="left" w:pos="360"/>
+        </w:tabs>
+        <w:autoSpaceDE w:val="0"/>
+        <w:autoSpaceDN w:val="0"/>
+        <w:ind w:left="360"/>
+        <w:rPr>
+          <w:bCs/>
+          <w:color w:val="002060"/>
+          <w:u w:val="double"/>
+        </w:rPr>
+      </w:pPr>
+      <w:r>
+        <w:t>[[OTHER_FACTS]]</w:t>
+      </w:r>
+    </w:p>
+    <w:p ns2:paraId="02E1A2DE" ns2:textId="77777777">
+      <w:pPr>
+        <w:tabs>
+          <w:tab w:val="left" w:pos="360"/>
+        </w:tabs>
+        <w:autoSpaceDE w:val="0"/>
+        <w:autoSpaceDN w:val="0"/>
+        <w:ind w:left="360"/>
+        <w:rPr>
+          <w:bCs/>
+          <w:i/>
+          <w:color w:val="002060"/>
+        </w:rPr>
+      </w:pPr>
+    </w:p>
+    <w:p ns2:paraId="00C1C50C" ns2:textId="179F2BDF">
+      <w:pPr>
+        <w:pStyle w:val="ListParagraph"/>
+        <w:widowControl w:val="0"/>
+        <w:spacing w:after="0" w:line="240" w:lineRule="auto"/>
+        <w:ind w:left="360"/>
+        <w:rPr>
+          <w:i/>
+          <w:color w:val="002060"/>
+        </w:rPr>
+      </w:pPr>
+      <w:r>
+        <w:t>[[FOLLOWON_DUPLICATED_COST]]</w:t>
+      </w:r>
+    </w:p>
+    <w:p>
+      <w:pPr>
+        <w:pStyle w:val="ListParagraph"/>
+        <w:widowControl w:val="0"/>
+        <w:spacing w:after="0" w:line="240" w:lineRule="auto"/>
+        <w:ind w:left="360"/>
+        <w:rPr>
+          <w:i/>
+          <w:color w:val="002060"/>
+        </w:rPr>
+      </w:pPr>
+      <w:r>
+        <w:t>[[NFS_CG_FOLLOWON_DUP_BLOCK]]</w:t>
+      </w:r>
+    </w:p>
+    <w:p ns2:paraId="24B11C27" ns2:textId="42500804">
+      <w:pPr>
+        <w:pStyle w:val="ListParagraph"/>
+        <w:widowControl w:val="0"/>
+        <w:spacing w:after="0" w:line="240" w:lineRule="auto"/>
+        <w:ind w:left="360"/>
+        <w:rPr>
+          <w:rFonts w:ascii="Times New Roman" w:hAnsi="Times New Roman"/>
+          <w:color w:val="FF0000"/>
+          <w:sz w:val="24"/>
+          <w:szCs w:val="24"/>
+          <w:u w:val="double"/>
+        </w:rPr>
+      </w:pPr>
+      <w:r>
+        <w:t>[[URGENCY_INJURY_CHRONOLOGY]]</w:t>
+      </w:r>
+    </w:p>
+    <w:p ns2:paraId="3991BFE3" ns2:textId="77777777">
+      <w:pPr>
+        <w:pStyle w:val="ListParagraph"/>
+        <w:widowControl w:val="0"/>
+        <w:spacing w:after="0" w:line="240" w:lineRule="auto"/>
+        <w:ind w:left="360"/>
+        <w:rPr>
+          <w:rFonts w:ascii="Times New Roman" w:hAnsi="Times New Roman"/>
+          <w:color w:val="FF0000"/>
+          <w:sz w:val="24"/>
+          <w:szCs w:val="24"/>
+          <w:u w:val="double"/>
+        </w:rPr>
+      </w:pPr>
+    </w:p>
+    <w:p ns2:paraId="277B43E4" ns2:textId="54F124D3">
+      <w:pPr>
+        <w:pStyle w:val="ListParagraph"/>
+        <w:widowControl w:val="0"/>
+        <w:spacing w:after="0" w:line="240" w:lineRule="auto"/>
+        <w:ind w:left="360"/>
+        <w:rPr>
+          <w:rFonts w:ascii="Times New Roman" w:hAnsi="Times New Roman"/>
+          <w:color w:val="FF0000"/>
+          <w:sz w:val="24"/>
+          <w:szCs w:val="24"/>
+          <w:u w:val="double"/>
+        </w:rPr>
+      </w:pPr>
+      <w:r>
+        <w:t>[[NFS_CG_1806_12A_BLOCK]]</w:t>
+      </w:r>
+    </w:p>
+    <w:p ns2:paraId="51953FF9" ns2:textId="77777777">
+      <w:pPr>
+        <w:pStyle w:val="ListParagraph"/>
+        <w:widowControl w:val="0"/>
+        <w:spacing w:after="0" w:line="240" w:lineRule="auto"/>
+        <w:ind w:left="360"/>
+        <w:rPr>
+          <w:rFonts w:ascii="Times New Roman" w:hAnsi="Times New Roman"/>
+          <w:color w:val="FF0000"/>
+          <w:sz w:val="24"/>
+          <w:szCs w:val="24"/>
+          <w:u w:val="double"/>
+        </w:rPr>
+      </w:pPr>
+    </w:p>
+    <w:p ns2:paraId="2D9D07F1" ns2:textId="77777777">
+      <w:pPr>
+        <w:widowControl w:val="0"/>
+        <w:ind w:left="360"/>
+        <w:rPr>
+          <w:color w:val="FF0000"/>
+          <w:u w:val="double"/>
+        </w:rPr>
+      </w:pPr>
+    </w:p>
+    <w:p ns2:paraId="209FB03F" ns2:textId="45A9FBCC">
+      <w:pPr>
+        <w:widowControl w:val="0"/>
+        <w:ind w:left="360"/>
+        <w:rPr>
+          <w:color w:val="FF0000"/>
+          <w:u w:val="double"/>
+        </w:rPr>
+      </w:pPr>
+      <w:r>
+        <w:t>[[NFS_CG_1806_12B_BLOCK]]</w:t>
+      </w:r>
+    </w:p>
+    <w:p ns2:paraId="1AC7F062" ns2:textId="77777777">
+      <w:pPr>
+        <w:widowControl w:val="0"/>
+        <w:ind w:left="360"/>
+        <w:rPr>
+          <w:color w:val="FF0000"/>
+          <w:u w:val="double"/>
+        </w:rPr>
+      </w:pPr>
+    </w:p>
+    <w:p ns2:paraId="707F3E68" ns2:textId="360B0C86">
+      <w:pPr>
+        <w:pStyle w:val="ListParagraph"/>
+        <w:widowControl w:val="0"/>
+        <w:numPr>
+          <w:ilvl w:val="0"/>
+          <w:numId w:val="20"/>
+        </w:numPr>
+        <w:spacing w:after="0" w:line="240" w:lineRule="auto"/>
+        <w:rPr>
+          <w:rFonts w:ascii="Times New Roman" w:hAnsi="Times New Roman"/>
+          <w:color w:val="FF0000"/>
+          <w:sz w:val="24"/>
+          <w:szCs w:val="24"/>
+          <w:u w:val="double"/>
+        </w:rPr>
+      </w:pPr>
+      <w:r>
+        <w:t>[[URGENCY_EXTENSION_STATEMENTS]]</w:t>
+      </w:r>
+    </w:p>
+    <w:p ns2:paraId="338A8CBD" ns2:textId="56A49E8E">
+      <w:pPr>
+        <w:numPr>
+          <w:ilvl w:val="0"/>
+          <w:numId w:val="22"/>
+        </w:numPr>
+        <w:tabs>
+          <w:tab w:val="left" w:pos="360"/>
+        </w:tabs>
+        <w:ind w:left="360" w:hanging="450"/>
+        <w:rPr>
+          <w:b/>
+          <w:szCs w:val="32"/>
+        </w:rPr>
+      </w:pPr>
+      <w:r>
+        <w:rPr>
+          <w:b/>
+          <w:szCs w:val="32"/>
+          <w:u w:val="single"/>
+        </w:rPr>
+        <w:t>FAR 6.</w:t>
+      </w:r>
+      <w:r>
+        <w:rPr>
+          <w:b/>
+          <w:szCs w:val="32"/>
+          <w:u w:val="single"/>
+        </w:rPr>
+        <w:t>104</w:t>
+      </w:r>
+      <w:r>
+        <w:rPr>
+          <w:b/>
+          <w:szCs w:val="32"/>
+          <w:u w:val="single"/>
+        </w:rPr>
+        <w:t>-</w:t>
+      </w:r>
+      <w:r>
+        <w:rPr>
+          <w:b/>
+          <w:szCs w:val="32"/>
+          <w:u w:val="single"/>
+        </w:rPr>
+        <w:t>1</w:t>
+      </w:r>
+      <w:r>
+        <w:rPr>
+          <w:b/>
+          <w:szCs w:val="32"/>
+          <w:u w:val="single"/>
+        </w:rPr>
+        <w:t>(</w:t>
+      </w:r>
+      <w:r>
+        <w:rPr>
+          <w:b/>
+          <w:szCs w:val="32"/>
+          <w:u w:val="single"/>
+        </w:rPr>
+        <w:t>a</w:t>
+      </w:r>
+      <w:r>
+        <w:rPr>
+          <w:b/>
+          <w:szCs w:val="32"/>
+          <w:u w:val="single"/>
+        </w:rPr>
+        <w:t xml:space="preserve">)(10) </w:t>
+      </w:r>
+      <w:r>
+        <w:rPr>
+          <w:b/>
+          <w:u w:val="single"/>
+        </w:rPr>
+        <w:t xml:space="preserve">– </w:t>
+      </w:r>
+      <w:r>
+        <w:rPr>
+          <w:b/>
+          <w:szCs w:val="32"/>
+          <w:u w:val="single"/>
+        </w:rPr>
+        <w:t>A listing of the sources, if any, that expressed an interest in the acquisition</w:t>
+      </w:r>
+      <w:r>
+        <w:rPr>
+          <w:b/>
+          <w:szCs w:val="32"/>
+          <w:u w:val="single"/>
+        </w:rPr>
+        <w:t xml:space="preserve"> in writing</w:t>
+      </w:r>
+      <w:r>
+        <w:rPr>
+          <w:b/>
+          <w:szCs w:val="32"/>
+          <w:u w:val="single"/>
+        </w:rPr>
+        <w:t>:</w:t>
+      </w:r>
+      <w:r>
+        <w:rPr>
+          <w:b/>
+          <w:szCs w:val="32"/>
+        </w:rPr>
+        <w:t xml:space="preserve">  </w:t>
+      </w:r>
+    </w:p>
+    <w:p ns2:paraId="65460892" ns2:textId="77777777">
+      <w:pPr>
+        <w:tabs>
+          <w:tab w:val="left" w:pos="360"/>
+        </w:tabs>
+        <w:ind w:left="360"/>
+      </w:pPr>
+    </w:p>
+    <w:p ns2:paraId="4AC3C80B" ns2:textId="56028571">
+      <w:pPr>
+        <w:tabs>
+          <w:tab w:val="left" w:pos="360"/>
+        </w:tabs>
+        <w:ind w:left="360"/>
+        <w:rPr>
+          <w:color w:val="FF0000"/>
+          <w:u w:val="double"/>
+        </w:rPr>
+      </w:pPr>
+      <w:r>
+        <w:t>[[INTERESTED_SOURCES_PROSE]]</w:t>
+      </w:r>
+    </w:p>
+    <w:p ns2:paraId="53DE2343" ns2:textId="77777777">
+      <w:pPr>
+        <w:tabs>
+          <w:tab w:val="left" w:pos="360"/>
+        </w:tabs>
+        <w:ind w:left="360"/>
+        <w:rPr>
+          <w:b/>
+        </w:rPr>
+      </w:pPr>
+    </w:p>
+    <w:p ns2:paraId="528D9691" ns2:textId="0B7D60EB">
+      <w:pPr>
+        <w:pStyle w:val="ListParagraph"/>
+        <w:numPr>
+          <w:ilvl w:val="0"/>
+          <w:numId w:val="22"/>
+        </w:numPr>
+        <w:spacing w:after="0" w:line="240" w:lineRule="auto"/>
+        <w:ind w:left="360" w:hanging="450"/>
+        <w:rPr>
+          <w:rFonts w:ascii="Times New Roman" w:hAnsi="Times New Roman"/>
+          <w:b/>
+          <w:sz w:val="24"/>
+          <w:szCs w:val="24"/>
+          <w:u w:val="single"/>
+        </w:rPr>
+      </w:pPr>
+      <w:r>
+        <w:rPr>
+          <w:rFonts w:ascii="Times New Roman" w:hAnsi="Times New Roman"/>
+          <w:b/>
+          <w:sz w:val="24"/>
+          <w:szCs w:val="24"/>
+          <w:u w:val="single"/>
+        </w:rPr>
+        <w:t>FAR 6.</w:t>
+      </w:r>
+      <w:r>
+        <w:rPr>
+          <w:rFonts w:ascii="Times New Roman" w:hAnsi="Times New Roman"/>
+          <w:b/>
+          <w:sz w:val="24"/>
+          <w:szCs w:val="24"/>
+          <w:u w:val="single"/>
+        </w:rPr>
+        <w:t>104</w:t>
+      </w:r>
+      <w:r>
+        <w:rPr>
+          <w:rFonts w:ascii="Times New Roman" w:hAnsi="Times New Roman"/>
+          <w:b/>
+          <w:sz w:val="24"/>
+          <w:szCs w:val="24"/>
+          <w:u w:val="single"/>
+        </w:rPr>
+        <w:t>-</w:t>
+      </w:r>
+      <w:r>
+        <w:rPr>
+          <w:rFonts w:ascii="Times New Roman" w:hAnsi="Times New Roman"/>
+          <w:b/>
+          <w:sz w:val="24"/>
+          <w:szCs w:val="24"/>
+          <w:u w:val="single"/>
+        </w:rPr>
+        <w:t>1</w:t>
+      </w:r>
+      <w:r>
+        <w:rPr>
+          <w:rFonts w:ascii="Times New Roman" w:hAnsi="Times New Roman"/>
+          <w:b/>
+          <w:sz w:val="24"/>
+          <w:szCs w:val="24"/>
+          <w:u w:val="single"/>
+        </w:rPr>
+        <w:t>(</w:t>
+      </w:r>
+      <w:r>
+        <w:rPr>
+          <w:rFonts w:ascii="Times New Roman" w:hAnsi="Times New Roman"/>
+          <w:b/>
+          <w:sz w:val="24"/>
+          <w:szCs w:val="24"/>
+          <w:u w:val="single"/>
+        </w:rPr>
+        <w:t>a</w:t>
+      </w:r>
+      <w:r>
+        <w:rPr>
+          <w:rFonts w:ascii="Times New Roman" w:hAnsi="Times New Roman"/>
+          <w:b/>
+          <w:sz w:val="24"/>
+          <w:szCs w:val="24"/>
+          <w:u w:val="single"/>
+        </w:rPr>
+        <w:t xml:space="preserve">)(11) – A statement of actions, if any, the agency may take to </w:t>
+      </w:r>
+      <w:r>
+        <w:rPr>
+          <w:rFonts w:ascii="Times New Roman" w:hAnsi="Times New Roman"/>
+          <w:b/>
+          <w:sz w:val="24"/>
+          <w:szCs w:val="24"/>
+          <w:u w:val="single"/>
+        </w:rPr>
+        <w:t>remove or</w:t>
+      </w:r>
+    </w:p>
+    <w:p ns2:paraId="1CD6166A" ns2:textId="29656DDD">
+      <w:pPr>
+        <w:pStyle w:val="ListParagraph"/>
+        <w:spacing w:after="0" w:line="240" w:lineRule="auto"/>
+        <w:ind w:left="360"/>
+      </w:pPr>
+      <w:r>
+        <w:rPr>
+          <w:rFonts w:ascii="Times New Roman" w:hAnsi="Times New Roman"/>
+          <w:b/>
+          <w:sz w:val="24"/>
+          <w:szCs w:val="24"/>
+          <w:u w:val="single"/>
+        </w:rPr>
+        <w:t>overcome</w:t>
+      </w:r>
+      <w:r>
+        <w:rPr>
+          <w:rFonts w:ascii="Times New Roman" w:hAnsi="Times New Roman"/>
+          <w:b/>
+          <w:sz w:val="24"/>
+          <w:szCs w:val="24"/>
+          <w:u w:val="single"/>
+        </w:rPr>
+        <w:t xml:space="preserve"> </w:t>
+      </w:r>
+      <w:r>
+        <w:rPr>
+          <w:rFonts w:ascii="Times New Roman" w:hAnsi="Times New Roman"/>
+          <w:b/>
+          <w:sz w:val="24"/>
+          <w:szCs w:val="24"/>
+          <w:u w:val="single"/>
+        </w:rPr>
+        <w:t>any barriers to competition before any subsequent acquisition for the supplies or services required:</w:t>
+      </w:r>
+      <w:r>
+        <w:t xml:space="preserve">  </w:t>
+      </w:r>
+    </w:p>
+    <w:p ns2:paraId="5C269CE6" ns2:textId="77777777">
+      <w:pPr>
+        <w:pStyle w:val="ListParagraph"/>
+        <w:spacing w:after="0" w:line="240" w:lineRule="auto"/>
+        <w:ind w:left="360"/>
+        <w:rPr>
+          <w:b/>
+          <w:i/>
+          <w:color w:val="002060"/>
+        </w:rPr>
+      </w:pPr>
+    </w:p>
+    <w:p ns2:paraId="431F02B9" ns2:textId="77777777">
+      <w:pPr>
+        <w:pStyle w:val="ListParagraph"/>
+        <w:spacing w:after="0" w:line="240" w:lineRule="auto"/>
+        <w:ind w:left="360"/>
+        <w:rPr>
+          <w:b/>
+          <w:i/>
+          <w:color w:val="002060"/>
+        </w:rPr>
+      </w:pPr>
+    </w:p>
+    <w:p ns2:paraId="17B847A7" ns2:textId="77777777">
+      <w:pPr>
+        <w:ind w:left="360"/>
+        <w:rPr>
+          <w:b/>
+        </w:rPr>
+      </w:pPr>
+      <w:r>
+        <w:t>[[BARRIERS_ACTIONS]]</w:t>
+      </w:r>
+    </w:p>
+    <w:p ns2:paraId="13A1A059" ns2:textId="77777777">
+      <w:pPr>
+        <w:pStyle w:val="ListParagraph"/>
+        <w:spacing w:after="0" w:line="240" w:lineRule="auto"/>
+        <w:ind w:left="360"/>
+        <w:rPr>
+          <w:b/>
+          <w:i/>
+          <w:color w:val="002060"/>
+        </w:rPr>
+      </w:pPr>
+    </w:p>
+    <w:p ns2:paraId="3A911F2B" ns2:textId="77777777">
+      <w:pPr>
+        <w:pStyle w:val="ListParagraph"/>
+        <w:spacing w:after="0" w:line="240" w:lineRule="auto"/>
+        <w:ind w:left="360"/>
+        <w:rPr>
+          <w:rFonts w:ascii="Times New Roman" w:hAnsi="Times New Roman"/>
+          <w:b/>
+          <w:i/>
+          <w:color w:val="002060"/>
+          <w:sz w:val="24"/>
+        </w:rPr>
+        <w:sectPr>
+          <w:footerReference w:type="default" r:id="rId16"/>
+          <w:footerReference w:type="first" r:id="rId17"/>
+          <w:pgSz w:w="12240" w:h="15840"/>
+          <w:pgMar w:top="1440" w:right="1440" w:bottom="1440" w:left="1440" w:header="720" w:footer="720" w:gutter="0"/>
+          <w:pgNumType w:fmt="lowerRoman"/>
+          <w:cols w:space="720"/>
+          <w:titlePg/>
+          <w:docGrid w:linePitch="360"/>
+        </w:sectPr>
+      </w:pPr>
+    </w:p>
+    <w:p ns2:paraId="38F547ED" ns2:textId="58A3EBB6">
+      <w:pPr>
+        <w:jc w:val="center"/>
+        <w:rPr>
+          <w:b/>
+          <w:i/>
+          <w:snapToGrid w:val="0"/>
+        </w:rPr>
+      </w:pPr>
+      <w:r>
+        <w:t>[[SIG_BAND_LE_900K]]</w:t>
+      </w:r>
+      <w:r>
+        <w:t>[[SIG_PROGRAM_ACQ_ID]]</w:t>
+      </w:r>
+    </w:p>
+    <w:p ns2:paraId="34D5232B" ns2:textId="77777777">
+      <w:pPr>
+        <w:jc w:val="center"/>
+        <w:rPr>
+          <w:b/>
+        </w:rPr>
+      </w:pPr>
+      <w:r>
+        <w:t>[[SIG_BAND_LE_900K]]</w:t>
+      </w:r>
+      <w:r>
+        <w:rPr>
+          <w:b/>
+        </w:rPr>
+        <w:t>JUSTIFICATION FOR OTHER THAN FULL AND OPEN COMPETITION</w:t>
+      </w:r>
+    </w:p>
+    <w:p ns2:paraId="6FB2FAD1" ns2:textId="77777777">
+      <w:pPr>
+        <w:jc w:val="center"/>
+        <w:rPr>
+          <w:b/>
+          <w:u w:val="single"/>
+        </w:rPr>
+      </w:pPr>
+      <w:r>
+        <w:t>[[SIG_BAND_LE_900K]]</w:t>
+      </w:r>
+      <w:r>
+        <w:rPr>
+          <w:b/>
+          <w:u w:val="single"/>
+        </w:rPr>
+        <w:t>SIGNATURE PAGE</w:t>
+      </w:r>
+    </w:p>
+    <w:p ns2:paraId="2BB55B93" ns2:textId="77777777">
+      <w:pPr>
+        <w:jc w:val="center"/>
+        <w:rPr>
+          <w:b/>
+          <w:u w:val="single"/>
+        </w:rPr>
+      </w:pPr>
+      <w:r>
+        <w:t>[[SIG_BAND_LE_900K]]</w:t>
+      </w:r>
+    </w:p>
+    <w:p ns2:paraId="662E68AC" ns2:textId="77777777">
+      <w:pPr>
+        <w:jc w:val="both"/>
+        <w:rPr>
+          <w:color w:val="000000"/>
+        </w:rPr>
+      </w:pPr>
+      <w:r>
+        <w:t>[[SIG_BAND_LE_900K]]</w:t>
+      </w:r>
+    </w:p>
+    <w:p ns2:paraId="1D72833A" ns2:textId="77777777">
+      <w:pPr>
+        <w:rPr>
+          <w:color w:val="000000"/>
+        </w:rPr>
+      </w:pPr>
+      <w:r>
+        <w:t>[[SIG_BAND_LE_900K]]</w:t>
+      </w:r>
+    </w:p>
+    <w:p ns2:paraId="4D20FB65" ns2:textId="790B1427">
+      <w:r>
+        <w:t>[[SIG_BAND_LE_900K]]</w:t>
+      </w:r>
+      <w:r>
+        <w:rPr>
+          <w:color w:val="FF0000"/>
+          <w:u w:val="double"/>
+        </w:rPr>
+        <w:t>Technical Representative:</w:t>
+      </w:r>
+      <w:r>
+        <w:rPr>
+          <w:color w:val="FF0000"/>
+        </w:rPr>
+        <w:t xml:space="preserve"> </w:t>
+      </w:r>
+      <w:r>
+        <w:t>I certify that the facts presented in this justification are accurate and complete.</w:t>
+      </w:r>
+    </w:p>
+    <w:p ns2:paraId="05593BCB" ns2:textId="77777777">
+      <w:r>
+        <w:t>[[SIG_BAND_LE_900K]]</w:t>
+      </w:r>
+    </w:p>
+    <w:p ns2:paraId="4B579604" ns2:textId="77777777">
+      <w:pPr>
+        <w:rPr>
+          <w:color w:val="000000"/>
+        </w:rPr>
+      </w:pPr>
+      <w:r>
+        <w:t>[[SIG_BAND_LE_900K]]</w:t>
+      </w:r>
+    </w:p>
+    <w:p ns2:paraId="7A22E4ED" ns2:textId="7FE5E3B3">
+      <w:pPr>
+        <w:jc w:val="both"/>
+        <w:rPr>
+          <w:color w:val="000000"/>
+        </w:rPr>
+      </w:pPr>
+      <w:r>
+        <w:t>[[SIG_BAND_LE_900K]]</w:t>
+      </w:r>
+      <w:r>
+        <w:rPr>
+          <w:color w:val="000000"/>
+        </w:rPr>
+        <w:t>___</w:t>
+      </w:r>
+      <w:r>
+        <w:rPr>
+          <w:color w:val="000000"/>
+        </w:rPr>
+        <w:t>____________________</w:t>
+      </w:r>
+      <w:r>
+        <w:rPr>
+          <w:color w:val="000000"/>
+        </w:rPr>
+        <w:tab/>
+      </w:r>
+      <w:r>
+        <w:rPr>
+          <w:color w:val="000000"/>
+        </w:rPr>
+        <w:tab/>
+      </w:r>
+      <w:r>
+        <w:rPr>
+          <w:color w:val="000000"/>
+        </w:rPr>
+        <w:tab/>
+      </w:r>
+    </w:p>
+    <w:p ns2:paraId="27B55142" ns2:textId="23179C17">
+      <w:r>
+        <w:t>[[SIG_BAND_LE_900K]]</w:t>
+      </w:r>
+      <w:r>
+        <w:t>[[TECH_REP_NAME]]</w:t>
+      </w:r>
+    </w:p>
+    <w:p ns2:paraId="71FB1FE0" ns2:textId="77777777">
+      <w:pPr>
+        <w:rPr>
+          <w:color w:val="000000"/>
+        </w:rPr>
+      </w:pPr>
+      <w:r>
+        <w:t>[[SIG_BAND_LE_900K]]</w:t>
+      </w:r>
+      <w:r>
+        <w:rPr>
+          <w:color w:val="000000"/>
+        </w:rPr>
+        <w:t>Technical Representative</w:t>
+      </w:r>
+      <w:r>
+        <w:rPr>
+          <w:color w:val="000000"/>
+        </w:rPr>
+        <w:tab/>
+      </w:r>
+      <w:r>
+        <w:rPr>
+          <w:color w:val="000000"/>
+        </w:rPr>
+        <w:tab/>
+      </w:r>
+      <w:r>
+        <w:rPr>
+          <w:color w:val="000000"/>
+        </w:rPr>
+        <w:tab/>
+      </w:r>
+      <w:r>
+        <w:rPr>
+          <w:color w:val="000000"/>
+        </w:rPr>
+        <w:tab/>
+      </w:r>
+      <w:r>
+        <w:rPr>
+          <w:color w:val="000000"/>
+        </w:rPr>
+        <w:tab/>
+      </w:r>
+    </w:p>
+    <w:p ns2:paraId="4A02B87B" ns2:textId="77777777">
+      <w:pPr>
+        <w:rPr>
+          <w:color w:val="000000"/>
+        </w:rPr>
+      </w:pPr>
+      <w:r>
+        <w:t>[[SIG_BAND_LE_900K]]</w:t>
+      </w:r>
+    </w:p>
+    <w:p ns2:paraId="656C13EF" ns2:textId="77777777">
+      <w:pPr>
+        <w:rPr>
+          <w:color w:val="000000"/>
+        </w:rPr>
+      </w:pPr>
+      <w:r>
+        <w:t>[[SIG_BAND_LE_900K]]</w:t>
+      </w:r>
+    </w:p>
+    <w:p ns2:paraId="7E459C13" ns2:textId="2408C83D">
+      <w:pPr>
+        <w:jc w:val="both"/>
+        <w:rPr>
+          <w:color w:val="000000"/>
+        </w:rPr>
+      </w:pPr>
+      <w:r>
+        <w:t>[[SIG_BAND_LE_900K]]</w:t>
+      </w:r>
+      <w:r>
+        <w:rPr>
+          <w:color w:val="FF0000"/>
+          <w:u w:val="double"/>
+        </w:rPr>
+        <w:t xml:space="preserve">Contracting </w:t>
+      </w:r>
+      <w:r>
+        <w:rPr>
+          <w:color w:val="FF0000"/>
+          <w:u w:val="double"/>
+        </w:rPr>
+        <w:t>Officer</w:t>
+      </w:r>
+      <w:r>
+        <w:rPr>
+          <w:color w:val="FF0000"/>
+          <w:u w:val="double"/>
+        </w:rPr>
+        <w:t>:</w:t>
+      </w:r>
+      <w:r>
+        <w:rPr>
+          <w:color w:val="FF0000"/>
+        </w:rPr>
+        <w:t xml:space="preserve"> </w:t>
+      </w:r>
+      <w:r>
+        <w:rPr>
+          <w:color w:val="000000"/>
+        </w:rPr>
+        <w:t xml:space="preserve">I hereby certify that the above justification is </w:t>
+      </w:r>
+      <w:r>
+        <w:rPr>
+          <w:color w:val="000000"/>
+        </w:rPr>
+        <w:t>accurate</w:t>
+      </w:r>
+      <w:r>
+        <w:rPr>
+          <w:color w:val="000000"/>
+        </w:rPr>
+        <w:t xml:space="preserve"> and </w:t>
+      </w:r>
+      <w:r>
+        <w:rPr>
+          <w:color w:val="000000"/>
+        </w:rPr>
+        <w:t>complete</w:t>
+      </w:r>
+      <w:r>
+        <w:rPr>
+          <w:color w:val="000000"/>
+        </w:rPr>
+        <w:t xml:space="preserve"> to the best of my knowledge and belief.</w:t>
+      </w:r>
+    </w:p>
+    <w:p ns2:paraId="4F818674" ns2:textId="77777777">
+      <w:pPr>
+        <w:jc w:val="both"/>
+        <w:rPr>
+          <w:color w:val="000000"/>
+        </w:rPr>
+      </w:pPr>
+      <w:r>
+        <w:t>[[SIG_BAND_LE_900K]]</w:t>
+      </w:r>
+    </w:p>
+    <w:p ns2:paraId="370FEC3A" ns2:textId="77777777">
+      <w:pPr>
+        <w:jc w:val="both"/>
+        <w:rPr>
+          <w:color w:val="000000"/>
+        </w:rPr>
+      </w:pPr>
+      <w:r>
+        <w:t>[[SIG_BAND_LE_900K]]</w:t>
+      </w:r>
+    </w:p>
+    <w:p ns2:paraId="78E64FF9" ns2:textId="7B98BA33">
+      <w:pPr>
+        <w:jc w:val="both"/>
+        <w:rPr>
+          <w:color w:val="000000"/>
+        </w:rPr>
+      </w:pPr>
+      <w:r>
+        <w:t>[[SIG_BAND_LE_900K]]</w:t>
+      </w:r>
+      <w:r>
+        <w:rPr>
+          <w:color w:val="000000"/>
+        </w:rPr>
+        <w:t>___</w:t>
+      </w:r>
+      <w:r>
+        <w:rPr>
+          <w:color w:val="000000"/>
+        </w:rPr>
+        <w:t>____________________</w:t>
+      </w:r>
+      <w:r>
+        <w:rPr>
+          <w:color w:val="000000"/>
+        </w:rPr>
+        <w:tab/>
+      </w:r>
+      <w:r>
+        <w:rPr>
+          <w:color w:val="000000"/>
+        </w:rPr>
+        <w:tab/>
+      </w:r>
+      <w:r>
+        <w:rPr>
+          <w:color w:val="000000"/>
+        </w:rPr>
+        <w:tab/>
+      </w:r>
+    </w:p>
+    <w:p ns2:paraId="3696FAAB" ns2:textId="36433E48">
+      <w:r>
+        <w:t>[[SIG_BAND_LE_900K]]</w:t>
+      </w:r>
+      <w:r>
+        <w:t>[[CO_NAME]]</w:t>
+      </w:r>
+    </w:p>
+    <w:p ns2:paraId="591B4BA9" ns2:textId="77777777">
+      <w:pPr>
+        <w:rPr>
+          <w:color w:val="000000"/>
+        </w:rPr>
+      </w:pPr>
+      <w:r>
+        <w:t>[[SIG_BAND_LE_900K]]</w:t>
+      </w:r>
+      <w:r>
+        <w:rPr>
+          <w:color w:val="000000"/>
+        </w:rPr>
+        <w:t>Contracting Officer</w:t>
+      </w:r>
+      <w:r>
+        <w:rPr>
+          <w:color w:val="000000"/>
+        </w:rPr>
+        <w:tab/>
+      </w:r>
+      <w:r>
+        <w:rPr>
+          <w:color w:val="000000"/>
+        </w:rPr>
+        <w:tab/>
+      </w:r>
+      <w:r>
+        <w:rPr>
+          <w:color w:val="000000"/>
+        </w:rPr>
+        <w:tab/>
+      </w:r>
+      <w:r>
+        <w:rPr>
+          <w:color w:val="000000"/>
+        </w:rPr>
+        <w:tab/>
+      </w:r>
+      <w:r>
+        <w:rPr>
+          <w:color w:val="000000"/>
+        </w:rPr>
+        <w:tab/>
+      </w:r>
+    </w:p>
+    <w:p ns2:paraId="07326E8F" ns2:textId="77777777">
+      <w:pPr>
+        <w:rPr>
+          <w:color w:val="000000"/>
+        </w:rPr>
+      </w:pPr>
+      <w:r>
+        <w:t>[[SIG_BAND_LE_900K]]</w:t>
+      </w:r>
+    </w:p>
+    <w:p ns2:paraId="34C82776" ns2:textId="77777777">
+      <w:pPr>
+        <w:jc w:val="center"/>
+        <w:rPr>
+          <w:b/>
+          <w:i/>
+          <w:color w:val="1F4E79"/>
+        </w:rPr>
+        <w:sectPr>
+          <w:pgSz w:w="12240" w:h="15840"/>
+          <w:pgMar w:top="1440" w:right="1440" w:bottom="1440" w:left="1440" w:header="720" w:footer="720" w:gutter="0"/>
+          <w:pgNumType w:start="4"/>
+          <w:cols w:space="720"/>
+          <w:titlePg/>
+          <w:docGrid w:linePitch="360"/>
+        </w:sectPr>
+      </w:pPr>
+      <w:r>
+        <w:t>[[SIG_BAND_LE_900K]]</w:t>
+      </w:r>
+    </w:p>
+    <w:p ns2:paraId="7D9EA697" ns2:textId="615A5A1C">
+      <w:pPr>
+        <w:jc w:val="center"/>
+        <w:rPr>
+          <w:b/>
+          <w:i/>
+          <w:snapToGrid w:val="0"/>
+        </w:rPr>
+      </w:pPr>
+      <w:r>
+        <w:t>[[SIG_BAND_GT_900K_LE_20M]]</w:t>
+      </w:r>
+      <w:r>
+        <w:t>[[SIG_PROGRAM_ACQ_ID]]</w:t>
+      </w:r>
+    </w:p>
+    <w:p ns2:paraId="4A69EF0F" ns2:textId="77777777">
+      <w:pPr>
+        <w:jc w:val="center"/>
+        <w:rPr>
+          <w:b/>
+        </w:rPr>
+      </w:pPr>
+      <w:r>
+        <w:t>[[SIG_BAND_GT_900K_LE_20M]]</w:t>
+      </w:r>
+      <w:r>
+        <w:rPr>
+          <w:b/>
+        </w:rPr>
+        <w:t>JUSTIFICATION FOR OTHER THAN FULL AND OPEN COMPETITION</w:t>
+      </w:r>
+    </w:p>
+    <w:p ns2:paraId="5D04E432" ns2:textId="77777777">
+      <w:pPr>
+        <w:jc w:val="center"/>
+        <w:rPr>
+          <w:b/>
+          <w:u w:val="single"/>
+        </w:rPr>
+      </w:pPr>
+      <w:r>
+        <w:t>[[SIG_BAND_GT_900K_LE_20M]]</w:t>
+      </w:r>
+      <w:r>
+        <w:rPr>
+          <w:b/>
+          <w:u w:val="single"/>
+        </w:rPr>
+        <w:t>SIGNATURE PAGE</w:t>
+      </w:r>
+    </w:p>
+    <w:p ns2:paraId="459DBAD9" ns2:textId="77777777">
+      <w:pPr>
+        <w:jc w:val="center"/>
+        <w:rPr>
+          <w:b/>
+          <w:u w:val="single"/>
+        </w:rPr>
+      </w:pPr>
+      <w:r>
+        <w:t>[[SIG_BAND_GT_900K_LE_20M]]</w:t>
+      </w:r>
+    </w:p>
+    <w:p ns2:paraId="38A608C9" ns2:textId="77777777">
+      <w:pPr>
+        <w:rPr>
+          <w:color w:val="FF0000"/>
+        </w:rPr>
+      </w:pPr>
+      <w:r>
+        <w:t>[[SIG_BAND_GT_900K_LE_20M]]</w:t>
+      </w:r>
+    </w:p>
+    <w:p ns2:paraId="54ABD325" ns2:textId="204620C8">
+      <w:r>
+        <w:t>[[SIG_BAND_GT_900K_LE_20M]]</w:t>
+      </w:r>
+      <w:r>
+        <w:rPr>
+          <w:color w:val="FF0000"/>
+          <w:u w:val="double"/>
+        </w:rPr>
+        <w:t>Technical Representative:</w:t>
+      </w:r>
+      <w:r>
+        <w:rPr>
+          <w:color w:val="FF0000"/>
+        </w:rPr>
+        <w:t xml:space="preserve"> </w:t>
+      </w:r>
+      <w:r>
+        <w:t>I certify that the facts presented in this justification are accurate and complete.</w:t>
+      </w:r>
+    </w:p>
+    <w:p ns2:paraId="5ED02142" ns2:textId="77777777">
+      <w:pPr>
+        <w:jc w:val="both"/>
+        <w:rPr>
+          <w:color w:val="000000"/>
+        </w:rPr>
+      </w:pPr>
+      <w:r>
+        <w:t>[[SIG_BAND_GT_900K_LE_20M]]</w:t>
+      </w:r>
+    </w:p>
+    <w:p ns2:paraId="7198D39D" ns2:textId="77777777">
+      <w:pPr>
+        <w:jc w:val="both"/>
+        <w:rPr>
+          <w:color w:val="000000"/>
+        </w:rPr>
+      </w:pPr>
+      <w:r>
+        <w:t>[[SIG_BAND_GT_900K_LE_20M]]</w:t>
+      </w:r>
+    </w:p>
+    <w:p ns2:paraId="0EFB2ACB" ns2:textId="7124B861">
+      <w:pPr>
+        <w:jc w:val="both"/>
+        <w:rPr>
+          <w:color w:val="000000"/>
+        </w:rPr>
+      </w:pPr>
+      <w:r>
+        <w:t>[[SIG_BAND_GT_900K_LE_20M]]</w:t>
+      </w:r>
+      <w:r>
+        <w:rPr>
+          <w:color w:val="000000"/>
+        </w:rPr>
+        <w:t>___________________</w:t>
+      </w:r>
+      <w:r>
+        <w:rPr>
+          <w:color w:val="000000"/>
+        </w:rPr>
+        <w:t>____</w:t>
+      </w:r>
+      <w:r>
+        <w:rPr>
+          <w:color w:val="000000"/>
+        </w:rPr>
+        <w:tab/>
+      </w:r>
+      <w:r>
+        <w:rPr>
+          <w:color w:val="000000"/>
+        </w:rPr>
+        <w:tab/>
+      </w:r>
+      <w:r>
+        <w:rPr>
+          <w:color w:val="000000"/>
+        </w:rPr>
+        <w:tab/>
+      </w:r>
+      <w:r>
+        <w:rPr>
+          <w:color w:val="000000"/>
+        </w:rPr>
+        <w:tab/>
+      </w:r>
+      <w:r>
+        <w:rPr>
+          <w:color w:val="000000"/>
+        </w:rPr>
+        <w:tab/>
+      </w:r>
+    </w:p>
+    <w:p ns2:paraId="54A571DB" ns2:textId="4BDDE824">
+      <w:r>
+        <w:t>[[SIG_BAND_GT_900K_LE_20M]]</w:t>
+      </w:r>
+      <w:r>
+        <w:t>[[TECH_REP_NAME]]</w:t>
+      </w:r>
+    </w:p>
+    <w:p ns2:paraId="6A0DBCAB" ns2:textId="77777777">
+      <w:pPr>
+        <w:rPr>
+          <w:color w:val="000000"/>
+        </w:rPr>
+      </w:pPr>
+      <w:r>
+        <w:t>[[SIG_BAND_GT_900K_LE_20M]]</w:t>
+      </w:r>
+      <w:r>
+        <w:rPr>
+          <w:color w:val="000000"/>
+        </w:rPr>
+        <w:t>Technical Representative</w:t>
+      </w:r>
+      <w:r>
+        <w:rPr>
+          <w:color w:val="000000"/>
+        </w:rPr>
+        <w:tab/>
+      </w:r>
+      <w:r>
+        <w:rPr>
+          <w:color w:val="000000"/>
+        </w:rPr>
+        <w:tab/>
+      </w:r>
+      <w:r>
+        <w:rPr>
+          <w:color w:val="000000"/>
+        </w:rPr>
+        <w:tab/>
+      </w:r>
+      <w:r>
+        <w:rPr>
+          <w:color w:val="000000"/>
+        </w:rPr>
+        <w:tab/>
+      </w:r>
+      <w:r>
+        <w:rPr>
+          <w:color w:val="000000"/>
+        </w:rPr>
+        <w:tab/>
+      </w:r>
+    </w:p>
+    <w:p ns2:paraId="2C0BCB5B" ns2:textId="77777777">
+      <w:pPr>
+        <w:rPr>
+          <w:color w:val="000000"/>
+        </w:rPr>
+      </w:pPr>
+      <w:r>
+        <w:t>[[SIG_BAND_GT_900K_LE_20M]]</w:t>
+      </w:r>
+    </w:p>
+    <w:p ns2:paraId="5B8536BA" ns2:textId="64635B57">
+      <w:pPr>
+        <w:jc w:val="both"/>
+        <w:rPr>
+          <w:color w:val="000000"/>
+        </w:rPr>
+      </w:pPr>
+      <w:r>
+        <w:t>[[SIG_BAND_GT_900K_LE_20M]]</w:t>
+      </w:r>
+      <w:r>
+        <w:rPr>
+          <w:color w:val="FF0000"/>
+          <w:u w:val="double"/>
+        </w:rPr>
+        <w:t>Contracting Officer:</w:t>
+      </w:r>
+      <w:r>
+        <w:rPr>
+          <w:color w:val="FF0000"/>
+        </w:rPr>
+        <w:t xml:space="preserve">  </w:t>
+      </w:r>
+      <w:r>
+        <w:rPr>
+          <w:color w:val="000000" w:themeColor="text1"/>
+        </w:rPr>
+        <w:t>I hereby certify that the above justification is accurate</w:t>
+      </w:r>
+      <w:r>
+        <w:rPr>
+          <w:color w:val="000000" w:themeColor="text1"/>
+        </w:rPr>
+        <w:t xml:space="preserve"> and complete</w:t>
+      </w:r>
+      <w:r>
+        <w:rPr>
+          <w:color w:val="000000" w:themeColor="text1"/>
+        </w:rPr>
+        <w:t xml:space="preserve"> to the best of my knowledge and belief.</w:t>
+      </w:r>
+    </w:p>
+    <w:p ns2:paraId="20916127" ns2:textId="77777777">
+      <w:pPr>
+        <w:jc w:val="both"/>
+        <w:rPr>
+          <w:color w:val="000000"/>
+        </w:rPr>
+      </w:pPr>
+      <w:r>
+        <w:t>[[SIG_BAND_GT_900K_LE_20M]]</w:t>
+      </w:r>
+    </w:p>
+    <w:p ns2:paraId="0448D802" ns2:textId="77777777">
+      <w:pPr>
+        <w:jc w:val="both"/>
+        <w:rPr>
+          <w:color w:val="000000"/>
+        </w:rPr>
+      </w:pPr>
+      <w:r>
+        <w:t>[[SIG_BAND_GT_900K_LE_20M]]</w:t>
+      </w:r>
+    </w:p>
+    <w:p ns2:paraId="79937919" ns2:textId="45ABEC23">
+      <w:pPr>
+        <w:jc w:val="both"/>
+        <w:rPr>
+          <w:color w:val="000000"/>
+        </w:rPr>
+      </w:pPr>
+      <w:r>
+        <w:t>[[SIG_BAND_GT_900K_LE_20M]]</w:t>
+      </w:r>
+      <w:r>
+        <w:rPr>
+          <w:color w:val="000000"/>
+        </w:rPr>
+        <w:t>_______________________</w:t>
+      </w:r>
+      <w:r>
+        <w:rPr>
+          <w:color w:val="000000"/>
+        </w:rPr>
+        <w:tab/>
+      </w:r>
+      <w:r>
+        <w:rPr>
+          <w:color w:val="000000"/>
+        </w:rPr>
+        <w:tab/>
+      </w:r>
+      <w:r>
+        <w:rPr>
+          <w:color w:val="000000"/>
+        </w:rPr>
+        <w:tab/>
+      </w:r>
+    </w:p>
+    <w:p ns2:paraId="2999B303" ns2:textId="1892ECB8">
+      <w:r>
+        <w:t>[[SIG_BAND_GT_900K_LE_20M]]</w:t>
+      </w:r>
+      <w:r>
+        <w:t>[[CO_NAME]]</w:t>
+      </w:r>
+    </w:p>
+    <w:p ns2:paraId="0875488B" ns2:textId="77777777">
+      <w:pPr>
+        <w:rPr>
+          <w:color w:val="000000"/>
+        </w:rPr>
+      </w:pPr>
+      <w:r>
+        <w:t>[[SIG_BAND_GT_900K_LE_20M]]</w:t>
+      </w:r>
+      <w:r>
+        <w:rPr>
+          <w:color w:val="000000"/>
+        </w:rPr>
+        <w:t>Contracting Officer</w:t>
+      </w:r>
+      <w:r>
+        <w:rPr>
+          <w:color w:val="000000"/>
+        </w:rPr>
+        <w:tab/>
+      </w:r>
+    </w:p>
+    <w:p ns2:paraId="166CB6CB" ns2:textId="77777777">
+      <w:pPr>
+        <w:rPr>
+          <w:color w:val="FF0000"/>
+        </w:rPr>
+      </w:pPr>
+      <w:r>
+        <w:t>[[SIG_BAND_GT_900K_LE_20M]]</w:t>
+      </w:r>
+    </w:p>
+    <w:p ns2:paraId="63AD495C" ns2:textId="77777777">
+      <w:pPr>
+        <w:rPr>
+          <w:color w:val="FF0000"/>
+        </w:rPr>
+      </w:pPr>
+      <w:r>
+        <w:t>[[SIG_BAND_GT_900K_LE_20M]]</w:t>
+      </w:r>
+    </w:p>
+    <w:p ns2:paraId="3A764EA1" ns2:textId="77777777">
+      <w:r>
+        <w:t>[[SIG_BAND_GT_900K_LE_20M]]</w:t>
+      </w:r>
+    </w:p>
+    <w:p ns2:paraId="67B340D1" ns2:textId="77777777">
+      <w:r>
+        <w:t>[[SIG_BAND_GT_900K_LE_20M]]</w:t>
+      </w:r>
+    </w:p>
+    <w:p ns2:paraId="62CA72F5" ns2:textId="77777777">
+      <w:r>
+        <w:t>[[SIG_BAND_GT_900K_LE_20M]]</w:t>
+      </w:r>
+      <w:r>
+        <w:t>A</w:t>
+      </w:r>
+      <w:r>
+        <w:t>PPROVED</w:t>
+      </w:r>
+      <w:r>
+        <w:t>:</w:t>
+      </w:r>
+    </w:p>
+    <w:p ns2:paraId="0BA90377" ns2:textId="77777777">
+      <w:pPr>
+        <w:rPr>
+          <w:color w:val="FF0000"/>
+        </w:rPr>
+      </w:pPr>
+      <w:r>
+        <w:t>[[SIG_BAND_GT_900K_LE_20M]]</w:t>
+      </w:r>
+    </w:p>
+    <w:p ns2:paraId="6DF69344" ns2:textId="77777777">
+      <w:pPr>
+        <w:rPr>
+          <w:color w:val="FF0000"/>
+        </w:rPr>
+      </w:pPr>
+      <w:r>
+        <w:t>[[SIG_BAND_GT_900K_LE_20M]]</w:t>
+      </w:r>
+    </w:p>
+    <w:p ns2:paraId="0111511C" ns2:textId="2C604BE0">
+      <w:r>
+        <w:t>[[SIG_BAND_GT_900K_LE_20M]]</w:t>
+      </w:r>
+      <w:r>
+        <w:t>_______________________</w:t>
+      </w:r>
+    </w:p>
+    <w:p ns2:paraId="10614FCE" ns2:textId="7D8011C7">
+      <w:pPr>
+        <w:rPr>
+          <w:rFonts w:eastAsiaTheme="minorHAnsi"/>
+          <w:color w:val="FF0000"/>
+          <w:u w:val="double"/>
+        </w:rPr>
+      </w:pPr>
+      <w:r>
+        <w:t>[[SIG_BAND_GT_900K_LE_20M]]</w:t>
+      </w:r>
+      <w:r>
+        <w:t>[[ADVOCATE_NAME]]</w:t>
+      </w:r>
+    </w:p>
+    <w:p ns2:paraId="003F40E5" ns2:textId="2AF4BA98">
+      <w:pPr>
+        <w:rPr>
+          <w:rFonts w:eastAsiaTheme="minorHAnsi"/>
+          <w:color w:val="0563C1"/>
+          <w:u w:val="single"/>
+        </w:rPr>
+      </w:pPr>
+      <w:r>
+        <w:t>[[SIG_BAND_GT_900K_LE_20M]]</w:t>
+      </w:r>
+      <w:r>
+        <w:t xml:space="preserve">Competition Advocate                                  </w:t>
+      </w:r>
+      <w:r>
+        <w:rPr>
+          <w:i/>
+        </w:rPr>
+        <w:t xml:space="preserve"> </w:t>
+      </w:r>
+    </w:p>
+    <w:p ns2:paraId="1FF23F7C" ns2:textId="0336BBA6">
+      <w:pPr>
+        <w:rPr>
+          <w:i/>
+        </w:rPr>
+      </w:pPr>
+      <w:r>
+        <w:t>[[SIG_BAND_GT_900K_LE_20M]]</w:t>
+      </w:r>
+      <w:r>
+        <w:t>[[ADVOCATE_CENTER]]</w:t>
+      </w:r>
+    </w:p>
+    <w:p ns2:paraId="2376C07A" ns2:textId="7977B96C">
+      <w:r>
+        <w:t>[[SIG_BAND_GT_900K_LE_20M]]</w:t>
+      </w:r>
+    </w:p>
+    <w:p ns2:paraId="1DC2DD5E" ns2:textId="77777777">
+      <w:r>
+        <w:t>[[SIG_BAND_GT_900K_LE_20M]]</w:t>
+      </w:r>
+      <w:r>
+        <w:t xml:space="preserve">                                                    </w:t>
+      </w:r>
+    </w:p>
+    <w:p ns2:paraId="57B318D8" ns2:textId="77777777">
+      <w:pPr>
+        <w:rPr>
+          <w:color w:val="FF0000"/>
+        </w:rPr>
+      </w:pPr>
+      <w:r>
+        <w:t>[[SIG_BAND_GT_900K_LE_20M]]</w:t>
+      </w:r>
+    </w:p>
+    <w:p ns2:paraId="0CCCEB11" ns2:textId="77777777">
+      <w:pPr>
+        <w:rPr>
+          <w:color w:val="FF0000"/>
+        </w:rPr>
+      </w:pPr>
+      <w:r>
+        <w:t>[[SIG_BAND_GT_900K_LE_20M]]</w:t>
+      </w:r>
+    </w:p>
+    <w:p ns2:paraId="2C62A16D" ns2:textId="77777777">
+      <w:pPr>
+        <w:jc w:val="center"/>
+        <w:rPr>
+          <w:b/>
+          <w:i/>
+          <w:color w:val="1F4E79"/>
+        </w:rPr>
+      </w:pPr>
+      <w:r>
+        <w:t>[[SIG_BAND_GT_900K_LE_20M]]</w:t>
+      </w:r>
+      <w:r>
+        <w:rPr>
+          <w:b/>
+          <w:i/>
+          <w:color w:val="1F4E79"/>
+        </w:rPr>
+        <w:t xml:space="preserve"> </w:t>
+      </w:r>
+    </w:p>
+    <w:p ns2:paraId="5ED7998E" ns2:textId="77777777">
+      <w:pPr>
+        <w:jc w:val="center"/>
+        <w:rPr>
+          <w:b/>
+          <w:i/>
+          <w:color w:val="1F4E79"/>
+        </w:rPr>
+        <w:sectPr>
+          <w:pgSz w:w="12240" w:h="15840"/>
+          <w:pgMar w:top="1440" w:right="1440" w:bottom="1440" w:left="1440" w:header="720" w:footer="720" w:gutter="0"/>
+          <w:pgNumType w:start="4"/>
+          <w:cols w:space="720"/>
+          <w:titlePg/>
+          <w:docGrid w:linePitch="360"/>
+        </w:sectPr>
+      </w:pPr>
+      <w:r>
+        <w:t>[[SIG_BAND_GT_900K_LE_20M]]</w:t>
+      </w:r>
+    </w:p>
+    <w:p ns2:paraId="504C26B1" ns2:textId="68C6C9E5">
+      <w:pPr>
+        <w:jc w:val="center"/>
+        <w:rPr>
+          <w:b/>
+          <w:i/>
+          <w:snapToGrid w:val="0"/>
+        </w:rPr>
+      </w:pPr>
+      <w:r>
+        <w:t>[[SIG_BAND_GT_20M_LE_150M]]</w:t>
+      </w:r>
+      <w:r>
+        <w:t>[[SIG_PROGRAM_ACQ_ID]]</w:t>
+      </w:r>
+    </w:p>
+    <w:p ns2:paraId="14752527" ns2:textId="77777777">
+      <w:pPr>
+        <w:jc w:val="center"/>
+        <w:rPr>
+          <w:b/>
+        </w:rPr>
+      </w:pPr>
+      <w:r>
+        <w:t>[[SIG_BAND_GT_20M_LE_150M]]</w:t>
+      </w:r>
+      <w:r>
+        <w:rPr>
+          <w:b/>
+        </w:rPr>
+        <w:t>JUSTIFICATION FOR OTHER THAN FULL AND OPEN COMPETITION</w:t>
+      </w:r>
+    </w:p>
+    <w:p ns2:paraId="6D1EFC44" ns2:textId="77777777">
+      <w:pPr>
+        <w:jc w:val="center"/>
+        <w:rPr>
+          <w:b/>
+          <w:u w:val="single"/>
+        </w:rPr>
+      </w:pPr>
+      <w:r>
+        <w:t>[[SIG_BAND_GT_20M_LE_150M]]</w:t>
+      </w:r>
+      <w:r>
+        <w:rPr>
+          <w:b/>
+          <w:u w:val="single"/>
+        </w:rPr>
+        <w:t>SIGNATURE PAGE</w:t>
+      </w:r>
+    </w:p>
+    <w:p ns2:paraId="33AF61EC" ns2:textId="77777777">
+      <w:pPr>
+        <w:jc w:val="center"/>
+        <w:rPr>
+          <w:b/>
+          <w:u w:val="single"/>
+        </w:rPr>
+      </w:pPr>
+      <w:r>
+        <w:t>[[SIG_BAND_GT_20M_LE_150M]]</w:t>
+      </w:r>
+    </w:p>
+    <w:p ns2:paraId="7469AA0B" ns2:textId="77777777">
+      <w:r>
+        <w:t>[[SIG_BAND_GT_20M_LE_150M]]</w:t>
+      </w:r>
+    </w:p>
+    <w:p ns2:paraId="14AD61AF" ns2:textId="476B84DA">
+      <w:r>
+        <w:t>[[SIG_BAND_GT_20M_LE_150M]]</w:t>
+      </w:r>
+      <w:r>
+        <w:rPr>
+          <w:color w:val="FF0000"/>
+          <w:u w:val="double"/>
+        </w:rPr>
+        <w:t>Technical Representative:</w:t>
+      </w:r>
+      <w:r>
+        <w:rPr>
+          <w:color w:val="FF0000"/>
+        </w:rPr>
+        <w:t xml:space="preserve"> </w:t>
+      </w:r>
+      <w:r>
+        <w:t>I certify that the facts presented in this justification are accurate and complete.</w:t>
+      </w:r>
+    </w:p>
+    <w:p ns2:paraId="5A892973" ns2:textId="77777777">
+      <w:pPr>
+        <w:jc w:val="both"/>
+        <w:rPr>
+          <w:color w:val="000000"/>
+        </w:rPr>
+      </w:pPr>
+      <w:r>
+        <w:t>[[SIG_BAND_GT_20M_LE_150M]]</w:t>
+      </w:r>
+    </w:p>
+    <w:p ns2:paraId="5B08076E" ns2:textId="77777777">
+      <w:pPr>
+        <w:jc w:val="both"/>
+        <w:rPr>
+          <w:color w:val="000000"/>
+        </w:rPr>
+      </w:pPr>
+      <w:r>
+        <w:t>[[SIG_BAND_GT_20M_LE_150M]]</w:t>
+      </w:r>
+    </w:p>
+    <w:p ns2:paraId="5E11DAF4" ns2:textId="67373C36">
+      <w:pPr>
+        <w:jc w:val="both"/>
+        <w:rPr>
+          <w:color w:val="000000"/>
+        </w:rPr>
+      </w:pPr>
+      <w:r>
+        <w:t>[[SIG_BAND_GT_20M_LE_150M]]</w:t>
+      </w:r>
+      <w:r>
+        <w:rPr>
+          <w:color w:val="000000"/>
+        </w:rPr>
+        <w:t>___</w:t>
+      </w:r>
+      <w:r>
+        <w:rPr>
+          <w:color w:val="000000"/>
+        </w:rPr>
+        <w:t>____________________</w:t>
+      </w:r>
+      <w:r>
+        <w:rPr>
+          <w:color w:val="000000"/>
+        </w:rPr>
+        <w:tab/>
+      </w:r>
+      <w:r>
+        <w:rPr>
+          <w:color w:val="000000"/>
+        </w:rPr>
+        <w:tab/>
+      </w:r>
+      <w:r>
+        <w:rPr>
+          <w:color w:val="000000"/>
+        </w:rPr>
+        <w:tab/>
+      </w:r>
+    </w:p>
+    <w:p ns2:paraId="6E09B43B" ns2:textId="355CE5AB">
+      <w:r>
+        <w:t>[[SIG_BAND_GT_20M_LE_150M]]</w:t>
+      </w:r>
+      <w:r>
+        <w:t>[[TECH_REP_NAME]]</w:t>
+      </w:r>
+    </w:p>
+    <w:p ns2:paraId="0554235D" ns2:textId="77777777">
+      <w:pPr>
+        <w:rPr>
+          <w:color w:val="000000"/>
+        </w:rPr>
+      </w:pPr>
+      <w:r>
+        <w:t>[[SIG_BAND_GT_20M_LE_150M]]</w:t>
+      </w:r>
+      <w:r>
+        <w:rPr>
+          <w:color w:val="000000"/>
+        </w:rPr>
+        <w:t>Technical Representative</w:t>
+      </w:r>
+      <w:r>
+        <w:rPr>
+          <w:color w:val="000000"/>
+        </w:rPr>
+        <w:tab/>
+      </w:r>
+      <w:r>
+        <w:rPr>
+          <w:color w:val="000000"/>
+        </w:rPr>
+        <w:tab/>
+      </w:r>
+      <w:r>
+        <w:rPr>
+          <w:color w:val="000000"/>
+        </w:rPr>
+        <w:tab/>
+      </w:r>
+      <w:r>
+        <w:rPr>
+          <w:color w:val="000000"/>
+        </w:rPr>
+        <w:tab/>
+      </w:r>
+      <w:r>
+        <w:rPr>
+          <w:color w:val="000000"/>
+        </w:rPr>
+        <w:tab/>
+      </w:r>
+    </w:p>
+    <w:p ns2:paraId="07DD57DE" ns2:textId="77777777">
+      <w:pPr>
+        <w:rPr>
+          <w:color w:val="000000"/>
+        </w:rPr>
+      </w:pPr>
+      <w:r>
+        <w:t>[[SIG_BAND_GT_20M_LE_150M]]</w:t>
+      </w:r>
+    </w:p>
+    <w:p ns2:paraId="51809226" ns2:textId="41F7B392">
+      <w:pPr>
+        <w:jc w:val="both"/>
+        <w:rPr>
+          <w:color w:val="000000"/>
+        </w:rPr>
+      </w:pPr>
+      <w:r>
+        <w:t>[[SIG_BAND_GT_20M_LE_150M]]</w:t>
+      </w:r>
+      <w:r>
+        <w:rPr>
+          <w:color w:val="FF0000"/>
+          <w:u w:val="double"/>
+        </w:rPr>
+        <w:t xml:space="preserve">Contracting </w:t>
+      </w:r>
+      <w:r>
+        <w:rPr>
+          <w:color w:val="FF0000"/>
+          <w:u w:val="double"/>
+        </w:rPr>
+        <w:t>Officer</w:t>
+      </w:r>
+      <w:r>
+        <w:rPr>
+          <w:color w:val="FF0000"/>
+          <w:u w:val="double"/>
+        </w:rPr>
+        <w:t>:</w:t>
+      </w:r>
+      <w:r>
+        <w:rPr>
+          <w:color w:val="FF0000"/>
+        </w:rPr>
+        <w:t xml:space="preserve"> </w:t>
+      </w:r>
+      <w:r>
+        <w:rPr>
+          <w:color w:val="000000"/>
+        </w:rPr>
+        <w:t>I hereby certify that the above justification is accurate</w:t>
+      </w:r>
+      <w:r>
+        <w:rPr>
+          <w:color w:val="000000"/>
+        </w:rPr>
+        <w:t xml:space="preserve"> and complete</w:t>
+      </w:r>
+      <w:r>
+        <w:rPr>
+          <w:color w:val="000000"/>
+        </w:rPr>
+        <w:t xml:space="preserve"> to the best of my knowledge and belief.  </w:t>
+      </w:r>
+    </w:p>
+    <w:p ns2:paraId="4C73A5FA" ns2:textId="77777777">
+      <w:pPr>
+        <w:jc w:val="both"/>
+        <w:rPr>
+          <w:color w:val="000000"/>
+        </w:rPr>
+      </w:pPr>
+      <w:r>
+        <w:t>[[SIG_BAND_GT_20M_LE_150M]]</w:t>
+      </w:r>
+    </w:p>
+    <w:p ns2:paraId="0BB3506C" ns2:textId="77777777">
+      <w:pPr>
+        <w:jc w:val="both"/>
+        <w:rPr>
+          <w:color w:val="000000"/>
+        </w:rPr>
+      </w:pPr>
+      <w:r>
+        <w:t>[[SIG_BAND_GT_20M_LE_150M]]</w:t>
+      </w:r>
+    </w:p>
+    <w:p ns2:paraId="79210896" ns2:textId="30EF363F">
+      <w:pPr>
+        <w:jc w:val="both"/>
+        <w:rPr>
+          <w:color w:val="000000"/>
+        </w:rPr>
+      </w:pPr>
+      <w:r>
+        <w:t>[[SIG_BAND_GT_20M_LE_150M]]</w:t>
+      </w:r>
+      <w:r>
+        <w:rPr>
+          <w:color w:val="000000"/>
+        </w:rPr>
+        <w:t>___</w:t>
+      </w:r>
+      <w:r>
+        <w:rPr>
+          <w:color w:val="000000"/>
+        </w:rPr>
+        <w:t>____________________</w:t>
+      </w:r>
+      <w:r>
+        <w:rPr>
+          <w:color w:val="000000"/>
+        </w:rPr>
+        <w:tab/>
+      </w:r>
+      <w:r>
+        <w:rPr>
+          <w:color w:val="000000"/>
+        </w:rPr>
+        <w:tab/>
+      </w:r>
+      <w:r>
+        <w:rPr>
+          <w:color w:val="000000"/>
+        </w:rPr>
+        <w:tab/>
+      </w:r>
+    </w:p>
+    <w:p ns2:paraId="03535C08" ns2:textId="06EAE535">
+      <w:r>
+        <w:t>[[SIG_BAND_GT_20M_LE_150M]]</w:t>
+      </w:r>
+      <w:r>
+        <w:t>[[CO_NAME]]</w:t>
+      </w:r>
+    </w:p>
+    <w:p ns2:paraId="2FFE43FF" ns2:textId="77777777">
+      <w:pPr>
+        <w:rPr>
+          <w:color w:val="000000"/>
+        </w:rPr>
+      </w:pPr>
+      <w:r>
+        <w:t>[[SIG_BAND_GT_20M_LE_150M]]</w:t>
+      </w:r>
+      <w:r>
+        <w:rPr>
+          <w:color w:val="000000"/>
+        </w:rPr>
+        <w:t>Contracting Officer</w:t>
+      </w:r>
+      <w:r>
+        <w:rPr>
+          <w:color w:val="000000"/>
+        </w:rPr>
+        <w:tab/>
+      </w:r>
+    </w:p>
+    <w:p ns2:paraId="4883641B" ns2:textId="77777777">
+      <w:pPr>
+        <w:rPr>
+          <w:color w:val="FF0000"/>
+        </w:rPr>
+      </w:pPr>
+      <w:r>
+        <w:t>[[SIG_BAND_GT_20M_LE_150M]]</w:t>
+      </w:r>
+    </w:p>
+    <w:p ns2:paraId="73A441D0" ns2:textId="77777777">
+      <w:pPr>
+        <w:rPr>
+          <w:color w:val="FF0000"/>
+        </w:rPr>
+      </w:pPr>
+      <w:r>
+        <w:t>[[SIG_BAND_GT_20M_LE_150M]]</w:t>
+      </w:r>
+    </w:p>
+    <w:p ns2:paraId="7F7DB8E0" ns2:textId="77777777">
+      <w:pPr>
+        <w:rPr>
+          <w:color w:val="FF0000"/>
+        </w:rPr>
+      </w:pPr>
+      <w:r>
+        <w:t>[[SIG_BAND_GT_20M_LE_150M]]</w:t>
+      </w:r>
+      <w:r>
+        <w:t>C</w:t>
+      </w:r>
+      <w:r>
+        <w:t>ONCURRENCES</w:t>
+      </w:r>
+      <w:r>
+        <w:t>:</w:t>
+      </w:r>
+    </w:p>
+    <w:p ns2:paraId="152A745F" ns2:textId="77777777">
+      <w:pPr>
+        <w:rPr>
+          <w:color w:val="FF0000"/>
+        </w:rPr>
+      </w:pPr>
+      <w:r>
+        <w:t>[[SIG_BAND_GT_20M_LE_150M]]</w:t>
+      </w:r>
+    </w:p>
+    <w:p ns2:paraId="31E9BCCA" ns2:textId="77777777">
+      <w:pPr>
+        <w:rPr>
+          <w:color w:val="FF0000"/>
+        </w:rPr>
+      </w:pPr>
+      <w:r>
+        <w:t>[[SIG_BAND_GT_20M_LE_150M]]</w:t>
+      </w:r>
+    </w:p>
+    <w:p ns2:paraId="1E4D0AB8" ns2:textId="77777777">
+      <w:pPr>
+        <w:rPr>
+          <w:color w:val="FF0000"/>
+        </w:rPr>
+      </w:pPr>
+      <w:r>
+        <w:t>[[SIG_BAND_GT_20M_LE_150M]]</w:t>
+      </w:r>
+    </w:p>
+    <w:p ns2:paraId="0DF5753E" ns2:textId="4E643F8F">
+      <w:r>
+        <w:t>[[SIG_BAND_GT_20M_LE_150M]]</w:t>
+      </w:r>
+      <w:r>
+        <w:t>___</w:t>
+      </w:r>
+      <w:r>
+        <w:t>____________________</w:t>
+      </w:r>
+    </w:p>
+    <w:p ns2:paraId="7EF7777A" ns2:textId="703124C6">
+      <w:pPr>
+        <w:rPr>
+          <w:rFonts w:eastAsiaTheme="minorHAnsi"/>
+          <w:color w:val="FF0000"/>
+          <w:u w:val="double"/>
+        </w:rPr>
+      </w:pPr>
+      <w:r>
+        <w:t>[[SIG_BAND_GT_20M_LE_150M]]</w:t>
+      </w:r>
+      <w:r>
+        <w:t>[[ADVOCATE_NAME]]</w:t>
+      </w:r>
+    </w:p>
+    <w:p ns2:paraId="6B4BAED8" ns2:textId="280BB636">
+      <w:r>
+        <w:t>[[SIG_BAND_GT_20M_LE_150M]]</w:t>
+      </w:r>
+      <w:r>
+        <w:t>Competition Ad</w:t>
+      </w:r>
+      <w:r>
+        <w:t>vocate</w:t>
+      </w:r>
+      <w:r>
+        <w:tab/>
+      </w:r>
+      <w:r>
+        <w:tab/>
+      </w:r>
+      <w:r>
+        <w:tab/>
+      </w:r>
+      <w:r>
+        <w:rPr>
+          <w:i/>
+        </w:rPr>
+        <w:t xml:space="preserve"> </w:t>
+      </w:r>
+    </w:p>
+    <w:p ns2:paraId="517F85D6" ns2:textId="48C41C9C">
+      <w:r>
+        <w:t>[[SIG_BAND_GT_20M_LE_150M]]</w:t>
+      </w:r>
+      <w:r>
+        <w:t>[[ADVOCATE_CENTER]]</w:t>
+      </w:r>
+    </w:p>
+    <w:p ns2:paraId="243E35D7" ns2:textId="77777777">
+      <w:pPr>
+        <w:rPr>
+          <w:color w:val="FF0000"/>
+        </w:rPr>
+      </w:pPr>
+      <w:r>
+        <w:t>[[SIG_BAND_GT_20M_LE_150M]]</w:t>
+      </w:r>
+    </w:p>
+    <w:p ns2:paraId="6F42FAB1" ns2:textId="77984B76">
+      <w:pPr>
+        <w:rPr>
+          <w:color w:val="FF0000"/>
+        </w:rPr>
+      </w:pPr>
+      <w:r>
+        <w:t>[[SIG_BAND_GT_20M_LE_150M]]</w:t>
+      </w:r>
+    </w:p>
+    <w:p ns2:paraId="2893F51D" ns2:textId="77777777">
+      <w:pPr>
+        <w:rPr>
+          <w:color w:val="FF0000"/>
+        </w:rPr>
+      </w:pPr>
+      <w:r>
+        <w:t>[[SIG_BAND_GT_20M_LE_150M]]</w:t>
+      </w:r>
+    </w:p>
+    <w:p ns2:paraId="1BD61222" ns2:textId="6B1FE98C">
+      <w:r>
+        <w:t>[[SIG_BAND_GT_20M_LE_150M]]</w:t>
+      </w:r>
+      <w:r>
+        <w:t xml:space="preserve">                                                      </w:t>
+      </w:r>
+    </w:p>
+    <w:p ns2:paraId="4C3F0F75" ns2:textId="77777777">
+      <w:pPr>
+        <w:ind w:firstLine="720"/>
+        <w:rPr>
+          <w:color w:val="FF0000"/>
+        </w:rPr>
+      </w:pPr>
+      <w:r>
+        <w:t>[[SIG_BAND_GT_20M_LE_150M]]</w:t>
+      </w:r>
+    </w:p>
+    <w:p ns2:paraId="47AE28EA" ns2:textId="77777777">
+      <w:pPr>
+        <w:rPr>
+          <w:color w:val="FF0000"/>
+          <w:u w:val="single"/>
+        </w:rPr>
+      </w:pPr>
+      <w:r>
+        <w:t>[[SIG_BAND_GT_20M_LE_150M]]</w:t>
+      </w:r>
+    </w:p>
+    <w:p ns2:paraId="1B508DC4" ns2:textId="4CC3E699">
+      <w:pPr>
+        <w:rPr>
+          <w:highlight w:val="green"/>
+          <w:u w:val="single"/>
+        </w:rPr>
+      </w:pPr>
+      <w:r>
+        <w:t>[[SIG_BAND_GT_20M_LE_150M]]</w:t>
+      </w:r>
+      <w:r>
+        <w:rPr>
+          <w:u w:val="single"/>
+        </w:rPr>
+        <w:t>_______________________</w:t>
+      </w:r>
+    </w:p>
+    <w:p ns2:paraId="7C5B5D49" ns2:textId="1D0088EA">
+      <w:pPr>
+        <w:rPr>
+          <w:color w:val="FF0000"/>
+          <w:u w:val="single"/>
+        </w:rPr>
+      </w:pPr>
+      <w:r>
+        <w:t>[[SIG_BAND_GT_20M_LE_150M]]</w:t>
+      </w:r>
+      <w:r>
+        <w:t>[[HQ_OGC_NAME]]</w:t>
+      </w:r>
+    </w:p>
+    <w:p ns2:paraId="151184ED" ns2:textId="77777777">
+      <w:pPr>
+        <w:rPr>
+          <w:color w:val="FF0000"/>
+        </w:rPr>
+      </w:pPr>
+      <w:r>
+        <w:t>[[SIG_BAND_GT_20M_LE_150M]]</w:t>
+      </w:r>
+    </w:p>
+    <w:p ns2:paraId="445ACECD" ns2:textId="77777777">
+      <w:pPr>
+        <w:rPr>
+          <w:color w:val="FF0000"/>
+        </w:rPr>
+      </w:pPr>
+      <w:r>
+        <w:t>[[SIG_BAND_GT_20M_LE_150M]]</w:t>
+      </w:r>
+    </w:p>
+    <w:p ns2:paraId="56291732" ns2:textId="77777777">
+      <w:pPr>
+        <w:rPr>
+          <w:color w:val="FF0000"/>
+        </w:rPr>
+      </w:pPr>
+      <w:r>
+        <w:t>[[SIG_BAND_GT_20M_LE_150M]]</w:t>
+      </w:r>
+    </w:p>
+    <w:p ns2:paraId="1B772245" ns2:textId="77777777">
+      <w:pPr>
+        <w:rPr>
+          <w:color w:val="FF0000"/>
+        </w:rPr>
+      </w:pPr>
+      <w:r>
+        <w:t>[[SIG_BAND_GT_20M_LE_150M]]</w:t>
+      </w:r>
+    </w:p>
+    <w:p ns2:paraId="447FB90D" ns2:textId="77777777">
+      <w:pPr>
+        <w:rPr>
+          <w:color w:val="FF0000"/>
+        </w:rPr>
+      </w:pPr>
+      <w:r>
+        <w:t>[[SIG_BAND_GT_20M_LE_150M]]</w:t>
+      </w:r>
+    </w:p>
+    <w:p ns2:paraId="01A43D72" ns2:textId="77777777">
+      <w:pPr>
+        <w:rPr>
+          <w:color w:val="FF0000"/>
+        </w:rPr>
+      </w:pPr>
+      <w:r>
+        <w:t>[[SIG_BAND_GT_20M_LE_150M]]</w:t>
+      </w:r>
+    </w:p>
+    <w:p ns2:paraId="14D5E4B5" ns2:textId="77777777">
+      <w:r>
+        <w:t>[[SIG_BAND_GT_20M_LE_150M]]</w:t>
+      </w:r>
+      <w:r>
+        <w:t>APPROVAL</w:t>
+      </w:r>
+      <w:r>
+        <w:t>:</w:t>
+      </w:r>
+    </w:p>
+    <w:p ns2:paraId="6CB3A043" ns2:textId="77777777">
+      <w:r>
+        <w:t>[[SIG_BAND_GT_20M_LE_150M]]</w:t>
+      </w:r>
+    </w:p>
+    <w:p ns2:paraId="294532D5" ns2:textId="77777777">
+      <w:r>
+        <w:t>[[SIG_BAND_GT_20M_LE_150M]]</w:t>
+      </w:r>
+    </w:p>
+    <w:p ns2:paraId="42180BA2" ns2:textId="77777777">
+      <w:pPr>
+        <w:rPr>
+          <w:color w:val="FF0000"/>
+        </w:rPr>
+      </w:pPr>
+      <w:r>
+        <w:t>[[SIG_BAND_GT_20M_LE_150M]]</w:t>
+      </w:r>
+    </w:p>
+    <w:p ns2:paraId="2F832DA1" ns2:textId="631D6D3A">
+      <w:pPr>
+        <w:jc w:val="both"/>
+        <w:rPr>
+          <w:color w:val="000000"/>
+        </w:rPr>
+      </w:pPr>
+      <w:r>
+        <w:t>[[SIG_BAND_GT_20M_LE_150M]]</w:t>
+      </w:r>
+      <w:r>
+        <w:rPr>
+          <w:color w:val="000000"/>
+        </w:rPr>
+        <w:t>__</w:t>
+      </w:r>
+      <w:r>
+        <w:rPr>
+          <w:color w:val="000000"/>
+        </w:rPr>
+        <w:t>_____________________</w:t>
+      </w:r>
+      <w:r>
+        <w:rPr>
+          <w:color w:val="000000"/>
+        </w:rPr>
+        <w:tab/>
+      </w:r>
+      <w:r>
+        <w:rPr>
+          <w:color w:val="000000"/>
+        </w:rPr>
+        <w:tab/>
+      </w:r>
+      <w:r>
+        <w:rPr>
+          <w:color w:val="000000"/>
+        </w:rPr>
+        <w:tab/>
+      </w:r>
+    </w:p>
+    <w:p ns2:paraId="32DFA31E" ns2:textId="5F8C7A76">
+      <w:r>
+        <w:t>[[SIG_BAND_GT_20M_LE_150M]]</w:t>
+      </w:r>
+      <w:r>
+        <w:t>[[HCA_NAME]]</w:t>
+      </w:r>
+    </w:p>
+    <w:p ns2:paraId="2B660B83" ns2:textId="2B42E93E">
+      <w:r>
+        <w:t>[[SIG_BAND_GT_20M_LE_150M]]</w:t>
+      </w:r>
+      <w:r>
+        <w:t>[[HCA_ACTIVITY]]</w:t>
+      </w:r>
+    </w:p>
+    <w:p ns2:paraId="639DDFD5" ns2:textId="77777777">
+      <w:pPr>
+        <w:rPr>
+          <w:b/>
+          <w:i/>
+          <w:color w:val="000000"/>
+        </w:rPr>
+        <w:sectPr>
+          <w:pgSz w:w="12240" w:h="15840"/>
+          <w:pgMar w:top="1440" w:right="1440" w:bottom="1440" w:left="1440" w:header="720" w:footer="720" w:gutter="0"/>
+          <w:pgNumType w:start="4"/>
+          <w:cols w:space="720"/>
+          <w:titlePg/>
+          <w:docGrid w:linePitch="360"/>
+        </w:sectPr>
+      </w:pPr>
+      <w:r>
+        <w:t>[[SIG_BAND_GT_20M_LE_150M]]</w:t>
+      </w:r>
+    </w:p>
+    <w:p ns2:paraId="3AA0E477" ns2:textId="277D15E2">
+      <w:pPr>
+        <w:jc w:val="center"/>
+        <w:rPr>
+          <w:b/>
+          <w:i/>
+          <w:snapToGrid w:val="0"/>
+        </w:rPr>
+      </w:pPr>
+      <w:r>
+        <w:t>[[SIG_BAND_GT_150M]]</w:t>
+      </w:r>
+      <w:r>
+        <w:t>[[SIG_PROGRAM_ACQ_ID]]</w:t>
+      </w:r>
+    </w:p>
+    <w:p ns2:paraId="49698D42" ns2:textId="77777777">
+      <w:pPr>
+        <w:jc w:val="center"/>
+        <w:rPr>
+          <w:b/>
+        </w:rPr>
+      </w:pPr>
+      <w:r>
+        <w:t>[[SIG_BAND_GT_150M]]</w:t>
+      </w:r>
+      <w:r>
+        <w:rPr>
+          <w:b/>
+        </w:rPr>
+        <w:t>JUSTIFICATION FOR OTHER THAN FULL AND OPEN COMPETITION</w:t>
+      </w:r>
+    </w:p>
+    <w:p ns2:paraId="715D099F" ns2:textId="77777777">
+      <w:pPr>
+        <w:jc w:val="center"/>
+        <w:rPr>
+          <w:b/>
+          <w:u w:val="single"/>
+        </w:rPr>
+      </w:pPr>
+      <w:r>
+        <w:t>[[SIG_BAND_GT_150M]]</w:t>
+      </w:r>
+      <w:r>
+        <w:rPr>
+          <w:b/>
+          <w:u w:val="single"/>
+        </w:rPr>
+        <w:t>SIGNATURE PAGE</w:t>
+      </w:r>
+    </w:p>
+    <w:p ns2:paraId="5403769A" ns2:textId="77777777">
+      <w:pPr>
+        <w:ind w:firstLine="720"/>
+        <w:rPr>
+          <w:b/>
+          <w:i/>
+          <w:color w:val="FF0000"/>
+        </w:rPr>
+      </w:pPr>
+      <w:r>
+        <w:t>[[SIG_BAND_GT_150M]]</w:t>
+      </w:r>
+    </w:p>
+    <w:p ns2:paraId="23E9D873" ns2:textId="77777777">
+      <w:pPr>
+        <w:ind w:firstLine="720"/>
+        <w:rPr>
+          <w:color w:val="FF0000"/>
+        </w:rPr>
+      </w:pPr>
+      <w:r>
+        <w:t>[[SIG_BAND_GT_150M]]</w:t>
+      </w:r>
+    </w:p>
+    <w:p ns2:paraId="5D2179D5" ns2:textId="59D53724">
+      <w:r>
+        <w:t>[[SIG_BAND_GT_150M]]</w:t>
+      </w:r>
+      <w:r>
+        <w:rPr>
+          <w:color w:val="FF0000"/>
+          <w:u w:val="double"/>
+        </w:rPr>
+        <w:t>Technical Representative:</w:t>
+      </w:r>
+      <w:r>
+        <w:rPr>
+          <w:color w:val="FF0000"/>
+        </w:rPr>
+        <w:t xml:space="preserve"> </w:t>
+      </w:r>
+      <w:r>
+        <w:t>I certify that the facts presented in this justification are accurate and complete.</w:t>
+      </w:r>
+    </w:p>
+    <w:p ns2:paraId="684BDA36" ns2:textId="77777777">
+      <w:r>
+        <w:t>[[SIG_BAND_GT_150M]]</w:t>
+      </w:r>
+    </w:p>
+    <w:p ns2:paraId="40FF30CB" ns2:textId="77777777">
+      <w:r>
+        <w:t>[[SIG_BAND_GT_150M]]</w:t>
+      </w:r>
+    </w:p>
+    <w:p ns2:paraId="121F1EB2" ns2:textId="77777777">
+      <w:pPr>
+        <w:jc w:val="both"/>
+        <w:rPr>
+          <w:color w:val="000000"/>
+        </w:rPr>
+      </w:pPr>
+      <w:r>
+        <w:t>[[SIG_BAND_GT_150M]]</w:t>
+      </w:r>
+    </w:p>
+    <w:p ns2:paraId="18FFBA29" ns2:textId="0A2A417D">
+      <w:pPr>
+        <w:jc w:val="both"/>
+        <w:rPr>
+          <w:color w:val="000000"/>
+        </w:rPr>
+      </w:pPr>
+      <w:r>
+        <w:t>[[SIG_BAND_GT_150M]]</w:t>
+      </w:r>
+      <w:r>
+        <w:rPr>
+          <w:color w:val="000000"/>
+        </w:rPr>
+        <w:t>___</w:t>
+      </w:r>
+      <w:r>
+        <w:rPr>
+          <w:color w:val="000000"/>
+        </w:rPr>
+        <w:t>____________________</w:t>
+      </w:r>
+      <w:r>
+        <w:rPr>
+          <w:color w:val="000000"/>
+        </w:rPr>
+        <w:tab/>
+      </w:r>
+      <w:r>
+        <w:rPr>
+          <w:color w:val="000000"/>
+        </w:rPr>
+        <w:tab/>
+      </w:r>
+      <w:r>
+        <w:rPr>
+          <w:color w:val="000000"/>
+        </w:rPr>
+        <w:tab/>
+      </w:r>
+    </w:p>
+    <w:p ns2:paraId="25956547" ns2:textId="294EA173">
+      <w:r>
+        <w:t>[[SIG_BAND_GT_150M]]</w:t>
+      </w:r>
+      <w:r>
+        <w:t>[[TECH_REP_NAME]]</w:t>
+      </w:r>
+    </w:p>
+    <w:p ns2:paraId="6F5B18FA" ns2:textId="77777777">
+      <w:pPr>
+        <w:rPr>
+          <w:color w:val="000000"/>
+        </w:rPr>
+      </w:pPr>
+      <w:r>
+        <w:t>[[SIG_BAND_GT_150M]]</w:t>
+      </w:r>
+      <w:r>
+        <w:rPr>
+          <w:color w:val="000000"/>
+        </w:rPr>
+        <w:t>Technical Representative</w:t>
+      </w:r>
+      <w:r>
+        <w:rPr>
+          <w:color w:val="000000"/>
+        </w:rPr>
+        <w:tab/>
+      </w:r>
+      <w:r>
+        <w:rPr>
+          <w:color w:val="000000"/>
+        </w:rPr>
+        <w:tab/>
+      </w:r>
+      <w:r>
+        <w:rPr>
+          <w:color w:val="000000"/>
+        </w:rPr>
+        <w:tab/>
+      </w:r>
+      <w:r>
+        <w:rPr>
+          <w:color w:val="000000"/>
+        </w:rPr>
+        <w:tab/>
+      </w:r>
+      <w:r>
+        <w:rPr>
+          <w:color w:val="000000"/>
+        </w:rPr>
+        <w:tab/>
+      </w:r>
+    </w:p>
+    <w:p ns2:paraId="14DA13E7" ns2:textId="77777777">
+      <w:pPr>
+        <w:rPr>
+          <w:color w:val="000000"/>
+        </w:rPr>
+      </w:pPr>
+      <w:r>
+        <w:t>[[SIG_BAND_GT_150M]]</w:t>
+      </w:r>
+    </w:p>
+    <w:p ns2:paraId="0D3A39BF" ns2:textId="1EF456C4">
+      <w:pPr>
+        <w:jc w:val="both"/>
+        <w:rPr>
+          <w:color w:val="000000"/>
+        </w:rPr>
+      </w:pPr>
+      <w:r>
+        <w:t>[[SIG_BAND_GT_150M]]</w:t>
+      </w:r>
+      <w:r>
+        <w:rPr>
+          <w:color w:val="FF0000"/>
+          <w:u w:val="double"/>
+        </w:rPr>
+        <w:t xml:space="preserve">Contracting </w:t>
+      </w:r>
+      <w:r>
+        <w:rPr>
+          <w:color w:val="FF0000"/>
+          <w:u w:val="double"/>
+        </w:rPr>
+        <w:t>Officer</w:t>
+      </w:r>
+      <w:r>
+        <w:rPr>
+          <w:color w:val="FF0000"/>
+          <w:u w:val="double"/>
+        </w:rPr>
+        <w:t>:</w:t>
+      </w:r>
+      <w:r>
+        <w:rPr>
+          <w:color w:val="FF0000"/>
+        </w:rPr>
+        <w:t xml:space="preserve">  </w:t>
+      </w:r>
+      <w:r>
+        <w:rPr>
+          <w:color w:val="000000"/>
+        </w:rPr>
+        <w:t xml:space="preserve">I hereby certify that the above justification is </w:t>
+      </w:r>
+      <w:r>
+        <w:rPr>
+          <w:color w:val="000000"/>
+        </w:rPr>
+        <w:t xml:space="preserve">accurate and complete </w:t>
+      </w:r>
+      <w:r>
+        <w:rPr>
+          <w:color w:val="000000"/>
+        </w:rPr>
+        <w:t xml:space="preserve">to the best of my knowledge and belief.  </w:t>
+      </w:r>
+    </w:p>
+    <w:p ns2:paraId="0DC60A0A" ns2:textId="77777777">
+      <w:pPr>
+        <w:jc w:val="both"/>
+        <w:rPr>
+          <w:color w:val="000000"/>
+        </w:rPr>
+      </w:pPr>
+      <w:r>
+        <w:t>[[SIG_BAND_GT_150M]]</w:t>
+      </w:r>
+    </w:p>
+    <w:p ns2:paraId="017BD736" ns2:textId="77777777">
+      <w:pPr>
+        <w:jc w:val="both"/>
+        <w:rPr>
+          <w:color w:val="000000"/>
+        </w:rPr>
+      </w:pPr>
+      <w:r>
+        <w:t>[[SIG_BAND_GT_150M]]</w:t>
+      </w:r>
+    </w:p>
+    <w:p ns2:paraId="68624BA9" ns2:textId="77777777">
+      <w:pPr>
+        <w:jc w:val="both"/>
+        <w:rPr>
+          <w:color w:val="000000"/>
+        </w:rPr>
+      </w:pPr>
+      <w:r>
+        <w:t>[[SIG_BAND_GT_150M]]</w:t>
+      </w:r>
+    </w:p>
+    <w:p ns2:paraId="06FBE13A" ns2:textId="4EE954AD">
+      <w:pPr>
+        <w:jc w:val="both"/>
+        <w:rPr>
+          <w:color w:val="000000"/>
+        </w:rPr>
+      </w:pPr>
+      <w:r>
+        <w:t>[[SIG_BAND_GT_150M]]</w:t>
+      </w:r>
+      <w:r>
+        <w:rPr>
+          <w:color w:val="000000"/>
+        </w:rPr>
+        <w:t>___</w:t>
+      </w:r>
+      <w:r>
+        <w:rPr>
+          <w:color w:val="000000"/>
+        </w:rPr>
+        <w:t>____________________</w:t>
+      </w:r>
+      <w:r>
+        <w:rPr>
+          <w:color w:val="000000"/>
+        </w:rPr>
+        <w:tab/>
+      </w:r>
+      <w:r>
+        <w:rPr>
+          <w:color w:val="000000"/>
+        </w:rPr>
+        <w:tab/>
+      </w:r>
+      <w:r>
+        <w:rPr>
+          <w:color w:val="000000"/>
+        </w:rPr>
+        <w:tab/>
+      </w:r>
+    </w:p>
+    <w:p ns2:paraId="07FC20CD" ns2:textId="0445A60B">
+      <w:r>
+        <w:t>[[SIG_BAND_GT_150M]]</w:t>
+      </w:r>
+      <w:r>
+        <w:t>[[CO_NAME]]</w:t>
+      </w:r>
+    </w:p>
+    <w:p ns2:paraId="6E831653" ns2:textId="77777777">
+      <w:pPr>
+        <w:rPr>
+          <w:color w:val="000000"/>
+        </w:rPr>
+      </w:pPr>
+      <w:r>
+        <w:t>[[SIG_BAND_GT_150M]]</w:t>
+      </w:r>
+      <w:r>
+        <w:rPr>
+          <w:color w:val="000000"/>
+        </w:rPr>
+        <w:t>Contracting Officer</w:t>
+      </w:r>
+      <w:r>
+        <w:rPr>
+          <w:color w:val="000000"/>
+        </w:rPr>
+        <w:tab/>
+      </w:r>
+    </w:p>
+    <w:p ns2:paraId="35FC590A" ns2:textId="77777777">
+      <w:pPr>
+        <w:rPr>
+          <w:color w:val="FF0000"/>
+        </w:rPr>
+      </w:pPr>
+      <w:r>
+        <w:t>[[SIG_BAND_GT_150M]]</w:t>
+      </w:r>
+    </w:p>
+    <w:p ns2:paraId="2CF09FA3" ns2:textId="77777777">
+      <w:pPr>
+        <w:rPr>
+          <w:color w:val="FF0000"/>
+        </w:rPr>
+      </w:pPr>
+      <w:r>
+        <w:t>[[SIG_BAND_GT_150M]]</w:t>
+      </w:r>
+    </w:p>
+    <w:p ns2:paraId="2629033D" ns2:textId="77777777">
+      <w:r>
+        <w:t>[[SIG_BAND_GT_150M]]</w:t>
+      </w:r>
+      <w:r>
+        <w:t>CONCURRENCES</w:t>
+      </w:r>
+      <w:r>
+        <w:t>:</w:t>
+      </w:r>
+    </w:p>
+    <w:p ns2:paraId="0E6DF888" ns2:textId="77777777">
+      <w:r>
+        <w:t>[[SIG_BAND_GT_150M]]</w:t>
+      </w:r>
+    </w:p>
+    <w:p ns2:paraId="7283E11B" ns2:textId="77777777">
+      <w:r>
+        <w:t>[[SIG_BAND_GT_150M]]</w:t>
+      </w:r>
+    </w:p>
+    <w:p ns2:paraId="709FFCB1" ns2:textId="77777777">
+      <w:r>
+        <w:t>[[SIG_BAND_GT_150M]]</w:t>
+      </w:r>
+    </w:p>
+    <w:p ns2:paraId="4A2330FA" ns2:textId="12B97A92">
+      <w:r>
+        <w:t>[[SIG_BAND_GT_150M]]</w:t>
+      </w:r>
+      <w:r>
+        <w:t>___</w:t>
+      </w:r>
+      <w:r>
+        <w:t>____________________</w:t>
+      </w:r>
+    </w:p>
+    <w:p ns2:paraId="431AB7BE" ns2:textId="31135B45">
+      <w:pPr>
+        <w:rPr>
+          <w:rFonts w:eastAsiaTheme="minorHAnsi"/>
+          <w:color w:val="FF0000"/>
+          <w:u w:val="double"/>
+        </w:rPr>
+      </w:pPr>
+      <w:r>
+        <w:t>[[SIG_BAND_GT_150M]]</w:t>
+      </w:r>
+      <w:r>
+        <w:t>[[ADVOCATE_NAME]]</w:t>
+      </w:r>
+    </w:p>
+    <w:p ns2:paraId="7307D474" ns2:textId="0452ADDE">
+      <w:r>
+        <w:t>[[SIG_BAND_GT_150M]]</w:t>
+      </w:r>
+      <w:r>
+        <w:t>Competition Ad</w:t>
+      </w:r>
+      <w:r>
+        <w:t>vocate</w:t>
+      </w:r>
+      <w:r>
+        <w:tab/>
+      </w:r>
+      <w:r>
+        <w:tab/>
+      </w:r>
+      <w:r>
+        <w:tab/>
+      </w:r>
+      <w:r>
+        <w:rPr>
+          <w:i/>
+        </w:rPr>
+        <w:t xml:space="preserve"> </w:t>
+      </w:r>
+    </w:p>
+    <w:p ns2:paraId="684B739A" ns2:textId="167D2E3D">
+      <w:r>
+        <w:t>[[SIG_BAND_GT_150M]]</w:t>
+      </w:r>
+      <w:r>
+        <w:t>[[ADVOCATE_CENTER]]</w:t>
+      </w:r>
+    </w:p>
+    <w:p ns2:paraId="568FC6EF" ns2:textId="77777777">
+      <w:r>
+        <w:t>[[SIG_BAND_GT_150M]]</w:t>
+      </w:r>
+    </w:p>
+    <w:p ns2:paraId="08DF5023" ns2:textId="77777777">
+      <w:pPr>
+        <w:jc w:val="both"/>
+        <w:rPr>
+          <w:color w:val="000000"/>
+        </w:rPr>
+      </w:pPr>
+      <w:r>
+        <w:t>[[SIG_BAND_GT_150M]]</w:t>
+      </w:r>
+    </w:p>
+    <w:p ns2:paraId="30C24273" ns2:textId="77777777">
+      <w:pPr>
+        <w:jc w:val="both"/>
+        <w:rPr>
+          <w:color w:val="000000"/>
+        </w:rPr>
+      </w:pPr>
+      <w:r>
+        <w:t>[[SIG_BAND_GT_150M]]</w:t>
+      </w:r>
+    </w:p>
+    <w:p ns2:paraId="5BE903A8" ns2:textId="77777777">
+      <w:pPr>
+        <w:jc w:val="both"/>
+        <w:rPr>
+          <w:color w:val="000000"/>
+        </w:rPr>
+      </w:pPr>
+      <w:r>
+        <w:t>[[SIG_BAND_GT_150M]]</w:t>
+      </w:r>
+    </w:p>
+    <w:p ns2:paraId="26A6A550" ns2:textId="277C056E">
+      <w:pPr>
+        <w:jc w:val="both"/>
+        <w:rPr>
+          <w:color w:val="000000"/>
+        </w:rPr>
+      </w:pPr>
+      <w:r>
+        <w:t>[[SIG_BAND_GT_150M]]</w:t>
+      </w:r>
+      <w:r>
+        <w:rPr>
+          <w:color w:val="000000"/>
+          <w:u w:val="single"/>
+        </w:rPr>
+        <w:t>_____________________</w:t>
+      </w:r>
+      <w:r>
+        <w:rPr>
+          <w:color w:val="000000"/>
+        </w:rPr>
+        <w:t>__</w:t>
+      </w:r>
+      <w:r>
+        <w:rPr>
+          <w:color w:val="000000"/>
+        </w:rPr>
+        <w:tab/>
+      </w:r>
+      <w:r>
+        <w:rPr>
+          <w:color w:val="000000"/>
+        </w:rPr>
+        <w:tab/>
+      </w:r>
+      <w:r>
+        <w:rPr>
+          <w:color w:val="000000"/>
+        </w:rPr>
+        <w:tab/>
+      </w:r>
+    </w:p>
+    <w:p ns2:paraId="46215BE2" ns2:textId="16A7A798">
+      <w:r>
+        <w:t>[[SIG_BAND_GT_150M]]</w:t>
+      </w:r>
+      <w:r>
+        <w:t>[[HCA_NAME]]</w:t>
+      </w:r>
+    </w:p>
+    <w:p ns2:paraId="69948238" ns2:textId="38D53714">
+      <w:r>
+        <w:t>[[SIG_BAND_GT_150M]]</w:t>
+      </w:r>
+      <w:r>
+        <w:t>[[HCA_ACTIVITY]]</w:t>
+      </w:r>
+    </w:p>
+    <w:p ns2:paraId="439D71F9" ns2:textId="77777777">
+      <w:pPr>
+        <w:rPr>
+          <w:b/>
+          <w:i/>
+          <w:snapToGrid w:val="0"/>
+          <w:highlight w:val="yellow"/>
+        </w:rPr>
+      </w:pPr>
+      <w:r>
+        <w:t>[[SIG_BAND_GT_150M]]</w:t>
+      </w:r>
+      <w:r>
+        <w:rPr>
+          <w:b/>
+          <w:i/>
+          <w:snapToGrid w:val="0"/>
+          <w:highlight w:val="yellow"/>
+        </w:rPr>
+        <w:br w:type="page"/>
+      </w:r>
+    </w:p>
+    <w:p ns2:paraId="66A94777" ns2:textId="54355C66">
+      <w:pPr>
+        <w:jc w:val="center"/>
+        <w:rPr>
+          <w:b/>
+          <w:i/>
+          <w:snapToGrid w:val="0"/>
+        </w:rPr>
+      </w:pPr>
+      <w:r>
+        <w:t>[[SIG_BAND_GT_150M]]</w:t>
+      </w:r>
+      <w:r>
+        <w:t>[[SIG_PROGRAM_ACQ_ID]]</w:t>
+      </w:r>
+    </w:p>
+    <w:p ns2:paraId="07279978" ns2:textId="77777777">
+      <w:pPr>
+        <w:jc w:val="center"/>
+        <w:rPr>
+          <w:b/>
+        </w:rPr>
+      </w:pPr>
+      <w:r>
+        <w:t>[[SIG_BAND_GT_150M]]</w:t>
+      </w:r>
+      <w:r>
+        <w:rPr>
+          <w:b/>
+        </w:rPr>
+        <w:t>JUSTIFICATION FOR OTHER THAN FULL AND OPEN COMPETITION</w:t>
+      </w:r>
+    </w:p>
+    <w:p ns2:paraId="15374007" ns2:textId="77777777">
+      <w:pPr>
+        <w:jc w:val="center"/>
+        <w:rPr>
+          <w:b/>
+          <w:u w:val="single"/>
+        </w:rPr>
+      </w:pPr>
+      <w:r>
+        <w:t>[[SIG_BAND_GT_150M]]</w:t>
+      </w:r>
+      <w:r>
+        <w:rPr>
+          <w:b/>
+          <w:u w:val="single"/>
+        </w:rPr>
+        <w:t>SIGNATURE PAGE</w:t>
+      </w:r>
+    </w:p>
+    <w:p ns2:paraId="264036F7" ns2:textId="039FFF33">
+      <w:r>
+        <w:t>[[SIG_BAND_GT_150M]]</w:t>
+      </w:r>
+    </w:p>
+    <w:p ns2:paraId="2C0DF2EA" ns2:textId="77777777">
+      <w:r>
+        <w:t>[[SIG_BAND_GT_150M]]</w:t>
+      </w:r>
+    </w:p>
+    <w:p ns2:paraId="68EEE954" ns2:textId="77777777">
+      <w:r>
+        <w:t>[[SIG_BAND_GT_150M]]</w:t>
+      </w:r>
+    </w:p>
+    <w:p ns2:paraId="53230CCD" ns2:textId="77777777">
+      <w:r>
+        <w:t>[[SIG_BAND_GT_150M]]</w:t>
+      </w:r>
+    </w:p>
+    <w:p ns2:paraId="0EA565F5" ns2:textId="528D0C3C">
+      <w:pPr>
+        <w:rPr>
+          <w:u w:val="single"/>
+        </w:rPr>
+      </w:pPr>
+      <w:r>
+        <w:t>[[SIG_BAND_GT_150M]]</w:t>
+      </w:r>
+      <w:r>
+        <w:rPr>
+          <w:u w:val="single"/>
+        </w:rPr>
+        <w:t>_______________________</w:t>
+      </w:r>
+    </w:p>
+    <w:p ns2:paraId="4AA90A6C" ns2:textId="1FAD4302">
+      <w:r>
+        <w:t>[[SIG_BAND_GT_150M]]</w:t>
+      </w:r>
+      <w:r>
+        <w:t>[[HQ_OGC_NAME]]</w:t>
+      </w:r>
+    </w:p>
+    <w:p ns2:paraId="2522C27C" ns2:textId="77777777">
+      <w:r>
+        <w:t>[[SIG_BAND_GT_150M]]</w:t>
+      </w:r>
+    </w:p>
+    <w:p ns2:paraId="2837651B" ns2:textId="77777777">
+      <w:r>
+        <w:t>[[SIG_BAND_GT_150M]]</w:t>
+      </w:r>
+    </w:p>
+    <w:p ns2:paraId="4495C427" ns2:textId="77777777">
+      <w:r>
+        <w:t>[[SIG_BAND_GT_150M]]</w:t>
+      </w:r>
+    </w:p>
+    <w:p ns2:paraId="642446D1" ns2:textId="702E8AF5">
+      <w:r>
+        <w:t>[[SIG_BAND_GT_150M]]</w:t>
+      </w:r>
+      <w:r>
+        <w:t>_______________________</w:t>
+      </w:r>
+    </w:p>
+    <w:p ns2:paraId="5EBD9B6A" ns2:textId="5BA18644">
+      <w:r>
+        <w:t>[[SIG_BAND_GT_150M]]</w:t>
+      </w:r>
+      <w:r>
+        <w:t>[[AGENCY_CA_NAME]]</w:t>
+      </w:r>
+    </w:p>
+    <w:p ns2:paraId="4BDD3935" ns2:textId="73CA82E5">
+      <w:pPr>
+        <w:rPr>
+          <w:u w:val="single"/>
+        </w:rPr>
+      </w:pPr>
+      <w:r>
+        <w:t>[[SIG_BAND_GT_150M]]</w:t>
+      </w:r>
+      <w:r>
+        <w:t>[[HCA_ACTIVITY]]</w:t>
+      </w:r>
+    </w:p>
+    <w:p ns2:paraId="64A5D1E5" ns2:textId="55F77A74">
+      <w:pPr>
+        <w:rPr>
+          <w:color w:val="FF0000"/>
+          <w:u w:val="double"/>
+        </w:rPr>
+      </w:pPr>
+      <w:r>
+        <w:t>[[SIG_BAND_GT_150M]]</w:t>
+      </w:r>
+      <w:r>
+        <w:t>Agency Competition Advocate</w:t>
+      </w:r>
+      <w:r>
+        <w:t xml:space="preserve"> </w:t>
+      </w:r>
+    </w:p>
+    <w:p ns2:paraId="716117A4" ns2:textId="36885D14">
+      <w:r>
+        <w:t>[[SIG_BAND_GT_150M]]</w:t>
+      </w:r>
+      <w:r>
+        <w:t xml:space="preserve">  </w:t>
+      </w:r>
+    </w:p>
+    <w:p ns2:paraId="3C01613F" ns2:textId="77777777">
+      <w:r>
+        <w:t>[[SIG_BAND_GT_150M]]</w:t>
+      </w:r>
+    </w:p>
+    <w:p ns2:paraId="51CB2C6E" ns2:textId="00AF678D">
+      <w:r>
+        <w:t>[[SIG_BAND_GT_150M]]</w:t>
+      </w:r>
+      <w:r>
+        <w:t xml:space="preserve">                                                   </w:t>
+      </w:r>
+    </w:p>
+    <w:p ns2:paraId="7D14A794" ns2:textId="77777777">
+      <w:r>
+        <w:t>[[SIG_BAND_GT_150M]]</w:t>
+      </w:r>
+      <w:r>
+        <w:t>APPROVAL</w:t>
+      </w:r>
+      <w:r>
+        <w:t>:</w:t>
+      </w:r>
+    </w:p>
+    <w:p ns2:paraId="1C6DDF31" ns2:textId="77777777">
+      <w:r>
+        <w:t>[[SIG_BAND_GT_150M]]</w:t>
+      </w:r>
+    </w:p>
+    <w:p ns2:paraId="3E18092F" ns2:textId="77777777">
+      <w:r>
+        <w:t>[[SIG_BAND_GT_150M]]</w:t>
+      </w:r>
+    </w:p>
+    <w:p ns2:paraId="3B251442" ns2:textId="776527DE">
+      <w:pPr>
+        <w:jc w:val="both"/>
+        <w:rPr>
+          <w:u w:val="single"/>
+        </w:rPr>
+      </w:pPr>
+      <w:r>
+        <w:t>[[SIG_BAND_GT_150M]]</w:t>
+      </w:r>
+      <w:r>
+        <w:rPr>
+          <w:u w:val="single"/>
+        </w:rPr>
+        <w:t>___</w:t>
+      </w:r>
+      <w:r>
+        <w:rPr>
+          <w:u w:val="single"/>
+        </w:rPr>
+        <w:t>____________________</w:t>
+      </w:r>
+    </w:p>
+    <w:p ns2:paraId="18870D0F" ns2:textId="0985E0A1">
+      <w:r>
+        <w:t>[[SIG_BAND_GT_150M]]</w:t>
+      </w:r>
+      <w:r>
+        <w:t>[[SPE_NAME]]</w:t>
+      </w:r>
+    </w:p>
+    <w:p ns2:paraId="515D5292" ns2:textId="462FCA79">
+      <w:r>
+        <w:t>[[SIG_BAND_GT_150M]]</w:t>
+      </w:r>
+      <w:r>
+        <w:t>Senior Procurement Executive</w:t>
+      </w:r>
+    </w:p>
+    <w:sectPr>
+      <w:pgSz w:w="12240" w:h="15840"/>
+      <w:pgMar w:top="1440" w:right="1440" w:bottom="1440" w:left="1440" w:header="720" w:footer="720" w:gutter="0"/>
+      <w:cols w:space="720"/>
+      <w:titlePg/>
+      <w:docGrid w:linePitch="360"/>
+    </w:sectPr>
+  </w:body>
+</w:document>
 </file>
 
 <file path=word/endnotes.xml><?xml version="1.0" encoding="utf-8"?>

--- a/public/forms/JOFOC_MASTER.docx
+++ b/public/forms/JOFOC_MASTER.docx
@@ -1564,10 +1564,6 @@
     </w:p>
     <w:p ns2:paraId="77173AE8" ns2:textId="6C723EFC">
       <w:pPr>
-        <w:numPr>
-          <w:ilvl w:val="0"/>
-          <w:numId w:val="22"/>
-        </w:numPr>
         <w:tabs>
           <w:tab w:val="left" w:pos="360"/>
         </w:tabs>
@@ -1581,157 +1577,9 @@
       <w:r>
         <w:rPr>
           <w:b/>
-          <w:u w:val="single"/>
-        </w:rPr>
-        <w:t>FAR 6.</w:t>
-      </w:r>
-      <w:r>
-        <w:rPr>
-          <w:b/>
-          <w:u w:val="single"/>
-        </w:rPr>
-        <w:t>1</w:t>
-      </w:r>
-      <w:r>
-        <w:rPr>
-          <w:b/>
-          <w:u w:val="single"/>
-        </w:rPr>
-        <w:t>0</w:t>
-      </w:r>
-      <w:r>
-        <w:rPr>
-          <w:b/>
-          <w:u w:val="single"/>
-        </w:rPr>
-        <w:t>4</w:t>
-      </w:r>
-      <w:r>
-        <w:rPr>
-          <w:b/>
-          <w:u w:val="single"/>
-        </w:rPr>
-        <w:t>-</w:t>
-      </w:r>
-      <w:r>
-        <w:rPr>
-          <w:b/>
-          <w:u w:val="single"/>
-        </w:rPr>
-        <w:t>1</w:t>
-      </w:r>
-      <w:r>
-        <w:rPr>
-          <w:b/>
-          <w:u w:val="single"/>
-        </w:rPr>
-        <w:t>(</w:t>
-      </w:r>
-      <w:r>
-        <w:rPr>
-          <w:b/>
-          <w:u w:val="single"/>
-        </w:rPr>
-        <w:t>a</w:t>
-      </w:r>
-      <w:r>
-        <w:rPr>
-          <w:b/>
-          <w:u w:val="single"/>
-        </w:rPr>
-        <w:t xml:space="preserve">)(8) – Description of the market </w:t>
-      </w:r>
-      <w:r>
-        <w:rPr>
-          <w:b/>
-          <w:u w:val="single"/>
-        </w:rPr>
-        <w:t>research</w:t>
-      </w:r>
-      <w:r>
-        <w:rPr>
-          <w:b/>
-          <w:u w:val="single"/>
-        </w:rPr>
-        <w:t xml:space="preserve"> </w:t>
-      </w:r>
-      <w:r>
-        <w:rPr>
-          <w:b/>
-          <w:u w:val="single"/>
-        </w:rPr>
-        <w:t xml:space="preserve">conducted, and the results, or a statement of the reasons market </w:t>
-      </w:r>
-      <w:r>
-        <w:rPr>
-          <w:b/>
-          <w:u w:val="single"/>
-        </w:rPr>
-        <w:t>research</w:t>
-      </w:r>
-      <w:r>
-        <w:rPr>
-          <w:b/>
-          <w:u w:val="single"/>
-        </w:rPr>
-        <w:t xml:space="preserve"> </w:t>
-      </w:r>
-      <w:r>
-        <w:rPr>
-          <w:b/>
-          <w:u w:val="single"/>
-        </w:rPr>
-        <w:t>was not conducted</w:t>
-      </w:r>
-      <w:r>
-        <w:rPr>
-          <w:b/>
-          <w:u w:val="single"/>
-        </w:rPr>
-        <w:t xml:space="preserve"> (e.g., urgent</w:t>
-      </w:r>
-      <w:r>
-        <w:rPr>
-          <w:b/>
-          <w:u w:val="single"/>
-        </w:rPr>
-        <w:t>,</w:t>
-      </w:r>
-      <w:r>
-        <w:rPr>
-          <w:b/>
-          <w:u w:val="single"/>
-        </w:rPr>
-        <w:t xml:space="preserve"> and compelling</w:t>
-      </w:r>
-      <w:r>
-        <w:rPr>
-          <w:b/>
-          <w:u w:val="single"/>
-        </w:rPr>
-        <w:t xml:space="preserve"> requirement</w:t>
-      </w:r>
-      <w:r>
-        <w:rPr>
-          <w:b/>
-          <w:u w:val="single"/>
-        </w:rPr>
-        <w:t>)</w:t>
-      </w:r>
-      <w:r>
-        <w:rPr>
-          <w:b/>
-          <w:color w:val="1F4E79"/>
-          <w:u w:val="single"/>
-        </w:rPr>
-        <w:t>:</w:t>
-      </w:r>
-      <w:r>
-        <w:rPr>
-          <w:b/>
-          <w:color w:val="1F4E79" w:themeColor="accent1" w:themeShade="80"/>
-        </w:rPr>
-        <w:t xml:space="preserve">  </w:t>
+          <w:bCs/>
+        </w:rPr>
+        <w:t xml:space="preserve">8.  FAR 6.104-1(a)(8) – Description of the market research conducted, and the results, or a statement of the reasons market research was not conducted (e.g., urgent, and compelling requirement):  </w:t>
       </w:r>
     </w:p>
     <w:p ns2:paraId="513BC912" ns2:textId="77777777">
@@ -1776,10 +1624,6 @@
     </w:p>
     <w:p ns2:paraId="75C137E0" ns2:textId="4563F827">
       <w:pPr>
-        <w:numPr>
-          <w:ilvl w:val="0"/>
-          <w:numId w:val="22"/>
-        </w:numPr>
         <w:tabs>
           <w:tab w:val="left" w:pos="360"/>
         </w:tabs>
@@ -1796,73 +1640,8 @@
         <w:rPr>
           <w:b/>
           <w:bCs/>
-          <w:u w:val="single"/>
-        </w:rPr>
-        <w:t>FAR 6.</w:t>
-      </w:r>
-      <w:r>
-        <w:rPr>
-          <w:b/>
-          <w:bCs/>
-          <w:u w:val="single"/>
-        </w:rPr>
-        <w:t>104</w:t>
-      </w:r>
-      <w:r>
-        <w:rPr>
-          <w:b/>
-          <w:bCs/>
-          <w:u w:val="single"/>
-        </w:rPr>
-        <w:t>-</w:t>
-      </w:r>
-      <w:r>
-        <w:rPr>
-          <w:b/>
-          <w:bCs/>
-          <w:u w:val="single"/>
-        </w:rPr>
-        <w:t>1</w:t>
-      </w:r>
-      <w:r>
-        <w:rPr>
-          <w:b/>
-          <w:bCs/>
-          <w:u w:val="single"/>
-        </w:rPr>
-        <w:t>(</w:t>
-      </w:r>
-      <w:r>
-        <w:rPr>
-          <w:b/>
-          <w:bCs/>
-          <w:u w:val="single"/>
-        </w:rPr>
-        <w:t>a</w:t>
-      </w:r>
-      <w:r>
-        <w:rPr>
-          <w:b/>
-          <w:bCs/>
-          <w:u w:val="single"/>
-        </w:rPr>
-        <w:t>)(9) – Any o</w:t>
-      </w:r>
-      <w:r>
-        <w:rPr>
-          <w:b/>
-          <w:bCs/>
-          <w:u w:val="single"/>
-        </w:rPr>
-        <w:t xml:space="preserve">ther facts supporting the </w:t>
-      </w:r>
-      <w:r>
-        <w:rPr>
-          <w:b/>
-          <w:bCs/>
-          <w:u w:val="single"/>
-        </w:rPr>
-        <w:t>use of other than full and open</w:t>
+        </w:rPr>
+        <w:t xml:space="preserve">9.  FAR 6.104-1(a)(9) – Any other facts supporting the use of other than full and open</w:t>
       </w:r>
     </w:p>
     <w:p ns2:paraId="108976A0" ns2:textId="77777777">
@@ -2105,10 +1884,6 @@
     </w:p>
     <w:p ns2:paraId="338A8CBD" ns2:textId="56A49E8E">
       <w:pPr>
-        <w:numPr>
-          <w:ilvl w:val="0"/>
-          <w:numId w:val="22"/>
-        </w:numPr>
         <w:tabs>
           <w:tab w:val="left" w:pos="360"/>
         </w:tabs>
@@ -2121,96 +1896,9 @@
       <w:r>
         <w:rPr>
           <w:b/>
-          <w:szCs w:val="32"/>
-          <w:u w:val="single"/>
-        </w:rPr>
-        <w:t>FAR 6.</w:t>
-      </w:r>
-      <w:r>
-        <w:rPr>
-          <w:b/>
-          <w:szCs w:val="32"/>
-          <w:u w:val="single"/>
-        </w:rPr>
-        <w:t>104</w:t>
-      </w:r>
-      <w:r>
-        <w:rPr>
-          <w:b/>
-          <w:szCs w:val="32"/>
-          <w:u w:val="single"/>
-        </w:rPr>
-        <w:t>-</w:t>
-      </w:r>
-      <w:r>
-        <w:rPr>
-          <w:b/>
-          <w:szCs w:val="32"/>
-          <w:u w:val="single"/>
-        </w:rPr>
-        <w:t>1</w:t>
-      </w:r>
-      <w:r>
-        <w:rPr>
-          <w:b/>
-          <w:szCs w:val="32"/>
-          <w:u w:val="single"/>
-        </w:rPr>
-        <w:t>(</w:t>
-      </w:r>
-      <w:r>
-        <w:rPr>
-          <w:b/>
-          <w:szCs w:val="32"/>
-          <w:u w:val="single"/>
-        </w:rPr>
-        <w:t>a</w:t>
-      </w:r>
-      <w:r>
-        <w:rPr>
-          <w:b/>
-          <w:szCs w:val="32"/>
-          <w:u w:val="single"/>
-        </w:rPr>
-        <w:t xml:space="preserve">)(10) </w:t>
-      </w:r>
-      <w:r>
-        <w:rPr>
-          <w:b/>
-          <w:u w:val="single"/>
-        </w:rPr>
-        <w:t xml:space="preserve">– </w:t>
-      </w:r>
-      <w:r>
-        <w:rPr>
-          <w:b/>
-          <w:szCs w:val="32"/>
-          <w:u w:val="single"/>
-        </w:rPr>
-        <w:t>A listing of the sources, if any, that expressed an interest in the acquisition</w:t>
-      </w:r>
-      <w:r>
-        <w:rPr>
-          <w:b/>
-          <w:szCs w:val="32"/>
-          <w:u w:val="single"/>
-        </w:rPr>
-        <w:t xml:space="preserve"> in writing</w:t>
-      </w:r>
-      <w:r>
-        <w:rPr>
-          <w:b/>
-          <w:szCs w:val="32"/>
-          <w:u w:val="single"/>
-        </w:rPr>
-        <w:t>:</w:t>
-      </w:r>
-      <w:r>
-        <w:rPr>
-          <w:b/>
-          <w:szCs w:val="32"/>
-        </w:rPr>
-        <w:t xml:space="preserve">  </w:t>
+          <w:bCs/>
+        </w:rPr>
+        <w:t xml:space="preserve">10.  FAR 6.104-1(a)(10) – A listing of the sources, if any, that expressed an interest in the acquisition in writing:  </w:t>
       </w:r>
     </w:p>
     <w:p ns2:paraId="65460892" ns2:textId="77777777">
@@ -2250,10 +1938,6 @@
     <w:p ns2:paraId="528D9691" ns2:textId="0B7D60EB">
       <w:pPr>
         <w:pStyle w:val="ListParagraph"/>
-        <w:numPr>
-          <w:ilvl w:val="0"/>
-          <w:numId w:val="22"/>
-        </w:numPr>
         <w:spacing w:after="0" w:line="240" w:lineRule="auto"/>
         <w:ind w:left="360" w:hanging="450"/>
         <w:rPr>
@@ -2266,83 +1950,10 @@
       </w:pPr>
       <w:r>
         <w:rPr>
-          <w:rFonts w:ascii="Times New Roman" w:hAnsi="Times New Roman"/>
-          <w:b/>
-          <w:sz w:val="24"/>
-          <w:szCs w:val="24"/>
-          <w:u w:val="single"/>
-        </w:rPr>
-        <w:t>FAR 6.</w:t>
-      </w:r>
-      <w:r>
-        <w:rPr>
-          <w:rFonts w:ascii="Times New Roman" w:hAnsi="Times New Roman"/>
-          <w:b/>
-          <w:sz w:val="24"/>
-          <w:szCs w:val="24"/>
-          <w:u w:val="single"/>
-        </w:rPr>
-        <w:t>104</w:t>
-      </w:r>
-      <w:r>
-        <w:rPr>
-          <w:rFonts w:ascii="Times New Roman" w:hAnsi="Times New Roman"/>
-          <w:b/>
-          <w:sz w:val="24"/>
-          <w:szCs w:val="24"/>
-          <w:u w:val="single"/>
-        </w:rPr>
-        <w:t>-</w:t>
-      </w:r>
-      <w:r>
-        <w:rPr>
-          <w:rFonts w:ascii="Times New Roman" w:hAnsi="Times New Roman"/>
-          <w:b/>
-          <w:sz w:val="24"/>
-          <w:szCs w:val="24"/>
-          <w:u w:val="single"/>
-        </w:rPr>
-        <w:t>1</w:t>
-      </w:r>
-      <w:r>
-        <w:rPr>
-          <w:rFonts w:ascii="Times New Roman" w:hAnsi="Times New Roman"/>
-          <w:b/>
-          <w:sz w:val="24"/>
-          <w:szCs w:val="24"/>
-          <w:u w:val="single"/>
-        </w:rPr>
-        <w:t>(</w:t>
-      </w:r>
-      <w:r>
-        <w:rPr>
-          <w:rFonts w:ascii="Times New Roman" w:hAnsi="Times New Roman"/>
-          <w:b/>
-          <w:sz w:val="24"/>
-          <w:szCs w:val="24"/>
-          <w:u w:val="single"/>
-        </w:rPr>
-        <w:t>a</w:t>
-      </w:r>
-      <w:r>
-        <w:rPr>
-          <w:rFonts w:ascii="Times New Roman" w:hAnsi="Times New Roman"/>
-          <w:b/>
-          <w:sz w:val="24"/>
-          <w:szCs w:val="24"/>
-          <w:u w:val="single"/>
-        </w:rPr>
-        <w:t xml:space="preserve">)(11) – A statement of actions, if any, the agency may take to </w:t>
-      </w:r>
-      <w:r>
-        <w:rPr>
-          <w:rFonts w:ascii="Times New Roman" w:hAnsi="Times New Roman"/>
-          <w:b/>
-          <w:sz w:val="24"/>
-          <w:szCs w:val="24"/>
-          <w:u w:val="single"/>
-        </w:rPr>
-        <w:t>remove or</w:t>
+          <w:b/>
+          <w:bCs/>
+        </w:rPr>
+        <w:t xml:space="preserve">11.  FAR 6.104-1(a)(11) – A statement of actions, if any, the agency may take to remove or</w:t>
       </w:r>
     </w:p>
     <w:p ns2:paraId="1CD6166A" ns2:textId="29656DDD">
